--- a/deliverables/submission/오이소창원_출처_AI활용_신고서_20261004.docx
+++ b/deliverables/submission/오이소창원_출처_AI활용_신고서_20261004.docx
@@ -201,7 +201,7 @@
           </w:tcPr>
           <w:p>
             <w:pPr>
-              <w:jc w:val="center"/>
+              <w:jc w:val="left"/>
             </w:pPr>
             <w:r>
               <w:rPr>
@@ -297,7 +297,7 @@
           </w:tcPr>
           <w:p>
             <w:pPr>
-              <w:jc w:val="center"/>
+              <w:jc w:val="left"/>
             </w:pPr>
             <w:r>
               <w:rPr>
@@ -393,7 +393,7 @@
           </w:tcPr>
           <w:p>
             <w:pPr>
-              <w:jc w:val="center"/>
+              <w:jc w:val="left"/>
             </w:pPr>
             <w:r>
               <w:rPr>
@@ -489,7 +489,7 @@
           </w:tcPr>
           <w:p>
             <w:pPr>
-              <w:jc w:val="center"/>
+              <w:jc w:val="left"/>
             </w:pPr>
             <w:r>
               <w:rPr>
@@ -585,7 +585,7 @@
           </w:tcPr>
           <w:p>
             <w:pPr>
-              <w:jc w:val="center"/>
+              <w:jc w:val="left"/>
             </w:pPr>
             <w:r>
               <w:rPr>
@@ -681,7 +681,7 @@
           </w:tcPr>
           <w:p>
             <w:pPr>
-              <w:jc w:val="center"/>
+              <w:jc w:val="left"/>
             </w:pPr>
             <w:r>
               <w:rPr>
@@ -777,7 +777,7 @@
           </w:tcPr>
           <w:p>
             <w:pPr>
-              <w:jc w:val="center"/>
+              <w:jc w:val="left"/>
             </w:pPr>
             <w:r>
               <w:rPr>
@@ -868,7 +868,7 @@
         </w:rPr>
         <w:t xml:space="preserve">날짜별 상세 내역: 저장소 README ‘개발 작업 과정’, GitHub 커밋 기록(</w:t>
       </w:r>
-      <w:hyperlink w:history="1" r:id="rIdh8pshw0upqhuoi5udci3t">
+      <w:hyperlink w:history="1" r:id="rIdgrre40p5pxgddlgvz_lk9">
         <w:r>
           <w:rPr>
             <w:rStyle w:val="Hyperlink"/>
@@ -919,11 +919,11 @@
         </w:tblBorders>
       </w:tblPr>
       <w:tblGrid>
-        <w:gridCol w:w="1946"/>
-        <w:gridCol w:w="1513"/>
-        <w:gridCol w:w="1887"/>
-        <w:gridCol w:w="2445"/>
-        <w:gridCol w:w="2413"/>
+        <w:gridCol w:w="1823"/>
+        <w:gridCol w:w="2060"/>
+        <w:gridCol w:w="1768"/>
+        <w:gridCol w:w="2291"/>
+        <w:gridCol w:w="2262"/>
       </w:tblGrid>
       <w:tr>
         <w:trPr>
@@ -932,7 +932,7 @@
         </w:trPr>
         <w:tc>
           <w:tcPr>
-            <w:tcW w:type="dxa" w:w="1946"/>
+            <w:tcW w:type="dxa" w:w="1823"/>
             <w:tcBorders>
               <w:top w:val="single" w:color="C9D3DF" w:sz="4"/>
               <w:left w:val="single" w:color="C9D3DF" w:sz="4"/>
@@ -966,7 +966,7 @@
         </w:tc>
         <w:tc>
           <w:tcPr>
-            <w:tcW w:type="dxa" w:w="1513"/>
+            <w:tcW w:type="dxa" w:w="2060"/>
             <w:tcBorders>
               <w:top w:val="single" w:color="C9D3DF" w:sz="4"/>
               <w:left w:val="single" w:color="C9D3DF" w:sz="4"/>
@@ -1000,7 +1000,7 @@
         </w:tc>
         <w:tc>
           <w:tcPr>
-            <w:tcW w:type="dxa" w:w="1887"/>
+            <w:tcW w:type="dxa" w:w="1768"/>
             <w:tcBorders>
               <w:top w:val="single" w:color="C9D3DF" w:sz="4"/>
               <w:left w:val="single" w:color="C9D3DF" w:sz="4"/>
@@ -1034,7 +1034,7 @@
         </w:tc>
         <w:tc>
           <w:tcPr>
-            <w:tcW w:type="dxa" w:w="2445"/>
+            <w:tcW w:type="dxa" w:w="2291"/>
             <w:tcBorders>
               <w:top w:val="single" w:color="C9D3DF" w:sz="4"/>
               <w:left w:val="single" w:color="C9D3DF" w:sz="4"/>
@@ -1068,7 +1068,7 @@
         </w:tc>
         <w:tc>
           <w:tcPr>
-            <w:tcW w:type="dxa" w:w="2413"/>
+            <w:tcW w:type="dxa" w:w="2262"/>
             <w:tcBorders>
               <w:top w:val="single" w:color="C9D3DF" w:sz="4"/>
               <w:left w:val="single" w:color="C9D3DF" w:sz="4"/>
@@ -1108,7 +1108,37 @@
         </w:trPr>
         <w:tc>
           <w:tcPr>
-            <w:tcW w:type="dxa" w:w="1946"/>
+            <w:tcW w:type="dxa" w:w="1823"/>
+            <w:tcBorders>
+              <w:top w:val="single" w:color="C9D3DF" w:sz="4"/>
+              <w:left w:val="single" w:color="C9D3DF" w:sz="4"/>
+              <w:bottom w:val="single" w:color="C9D3DF" w:sz="4"/>
+              <w:right w:val="single" w:color="C9D3DF" w:sz="4"/>
+            </w:tcBorders>
+            <w:tcMar>
+              <w:top w:type="dxa" w:w="50"/>
+              <w:left w:type="dxa" w:w="80"/>
+              <w:bottom w:type="dxa" w:w="50"/>
+              <w:right w:type="dxa" w:w="80"/>
+            </w:tcMar>
+          </w:tcPr>
+          <w:p>
+            <w:pPr>
+              <w:jc w:val="left"/>
+            </w:pPr>
+            <w:r>
+              <w:rPr>
+                <w:rFonts w:ascii="Malgun Gothic" w:cs="Malgun Gothic" w:eastAsia="Malgun Gothic" w:hAnsi="Malgun Gothic"/>
+                <w:sz w:val="17"/>
+                <w:szCs w:val="17"/>
+              </w:rPr>
+              <w:t xml:space="preserve">OpenAI GPT-4.1 mini(API)</w:t>
+            </w:r>
+          </w:p>
+        </w:tc>
+        <w:tc>
+          <w:tcPr>
+            <w:tcW w:type="dxa" w:w="2060"/>
             <w:tcBorders>
               <w:top w:val="single" w:color="C9D3DF" w:sz="4"/>
               <w:left w:val="single" w:color="C9D3DF" w:sz="4"/>
@@ -1132,43 +1162,13 @@
                 <w:sz w:val="17"/>
                 <w:szCs w:val="17"/>
               </w:rPr>
-              <w:t xml:space="preserve">OpenAI GPT-4.1 mini(API)</w:t>
-            </w:r>
-          </w:p>
-        </w:tc>
-        <w:tc>
-          <w:tcPr>
-            <w:tcW w:type="dxa" w:w="1513"/>
-            <w:tcBorders>
-              <w:top w:val="single" w:color="C9D3DF" w:sz="4"/>
-              <w:left w:val="single" w:color="C9D3DF" w:sz="4"/>
-              <w:bottom w:val="single" w:color="C9D3DF" w:sz="4"/>
-              <w:right w:val="single" w:color="C9D3DF" w:sz="4"/>
-            </w:tcBorders>
-            <w:tcMar>
-              <w:top w:type="dxa" w:w="50"/>
-              <w:left w:type="dxa" w:w="80"/>
-              <w:bottom w:type="dxa" w:w="50"/>
-              <w:right w:type="dxa" w:w="80"/>
-            </w:tcMar>
-          </w:tcPr>
-          <w:p>
-            <w:pPr>
-              <w:jc w:val="left"/>
-            </w:pPr>
-            <w:r>
-              <w:rPr>
-                <w:rFonts w:ascii="Malgun Gothic" w:cs="Malgun Gothic" w:eastAsia="Malgun Gothic" w:hAnsi="Malgun Gothic"/>
-                <w:sz w:val="17"/>
-                <w:szCs w:val="17"/>
-              </w:rPr>
               <w:t xml:space="preserve">앱 기능(사용자)</w:t>
             </w:r>
           </w:p>
         </w:tc>
         <w:tc>
           <w:tcPr>
-            <w:tcW w:type="dxa" w:w="1887"/>
+            <w:tcW w:type="dxa" w:w="1768"/>
             <w:tcBorders>
               <w:top w:val="single" w:color="C9D3DF" w:sz="4"/>
               <w:left w:val="single" w:color="C9D3DF" w:sz="4"/>
@@ -1198,7 +1198,7 @@
         </w:tc>
         <w:tc>
           <w:tcPr>
-            <w:tcW w:type="dxa" w:w="2445"/>
+            <w:tcW w:type="dxa" w:w="2291"/>
             <w:tcBorders>
               <w:top w:val="single" w:color="C9D3DF" w:sz="4"/>
               <w:left w:val="single" w:color="C9D3DF" w:sz="4"/>
@@ -1228,7 +1228,7 @@
         </w:tc>
         <w:tc>
           <w:tcPr>
-            <w:tcW w:type="dxa" w:w="2413"/>
+            <w:tcW w:type="dxa" w:w="2262"/>
             <w:tcBorders>
               <w:top w:val="single" w:color="C9D3DF" w:sz="4"/>
               <w:left w:val="single" w:color="C9D3DF" w:sz="4"/>
@@ -1264,7 +1264,37 @@
         </w:trPr>
         <w:tc>
           <w:tcPr>
-            <w:tcW w:type="dxa" w:w="1946"/>
+            <w:tcW w:type="dxa" w:w="1823"/>
+            <w:tcBorders>
+              <w:top w:val="single" w:color="C9D3DF" w:sz="4"/>
+              <w:left w:val="single" w:color="C9D3DF" w:sz="4"/>
+              <w:bottom w:val="single" w:color="C9D3DF" w:sz="4"/>
+              <w:right w:val="single" w:color="C9D3DF" w:sz="4"/>
+            </w:tcBorders>
+            <w:tcMar>
+              <w:top w:type="dxa" w:w="50"/>
+              <w:left w:type="dxa" w:w="80"/>
+              <w:bottom w:type="dxa" w:w="50"/>
+              <w:right w:type="dxa" w:w="80"/>
+            </w:tcMar>
+          </w:tcPr>
+          <w:p>
+            <w:pPr>
+              <w:jc w:val="left"/>
+            </w:pPr>
+            <w:r>
+              <w:rPr>
+                <w:rFonts w:ascii="Malgun Gothic" w:cs="Malgun Gothic" w:eastAsia="Malgun Gothic" w:hAnsi="Malgun Gothic"/>
+                <w:sz w:val="17"/>
+                <w:szCs w:val="17"/>
+              </w:rPr>
+              <w:t xml:space="preserve">Claude(Anthropic) — AI 코딩 에이전트</w:t>
+            </w:r>
+          </w:p>
+        </w:tc>
+        <w:tc>
+          <w:tcPr>
+            <w:tcW w:type="dxa" w:w="2060"/>
             <w:tcBorders>
               <w:top w:val="single" w:color="C9D3DF" w:sz="4"/>
               <w:left w:val="single" w:color="C9D3DF" w:sz="4"/>
@@ -1288,43 +1318,13 @@
                 <w:sz w:val="17"/>
                 <w:szCs w:val="17"/>
               </w:rPr>
-              <w:t xml:space="preserve">Claude(Anthropic) — AI 코딩 에이전트</w:t>
-            </w:r>
-          </w:p>
-        </w:tc>
-        <w:tc>
-          <w:tcPr>
-            <w:tcW w:type="dxa" w:w="1513"/>
-            <w:tcBorders>
-              <w:top w:val="single" w:color="C9D3DF" w:sz="4"/>
-              <w:left w:val="single" w:color="C9D3DF" w:sz="4"/>
-              <w:bottom w:val="single" w:color="C9D3DF" w:sz="4"/>
-              <w:right w:val="single" w:color="C9D3DF" w:sz="4"/>
-            </w:tcBorders>
-            <w:tcMar>
-              <w:top w:type="dxa" w:w="50"/>
-              <w:left w:type="dxa" w:w="80"/>
-              <w:bottom w:type="dxa" w:w="50"/>
-              <w:right w:type="dxa" w:w="80"/>
-            </w:tcMar>
-          </w:tcPr>
-          <w:p>
-            <w:pPr>
-              <w:jc w:val="left"/>
-            </w:pPr>
-            <w:r>
-              <w:rPr>
-                <w:rFonts w:ascii="Malgun Gothic" w:cs="Malgun Gothic" w:eastAsia="Malgun Gothic" w:hAnsi="Malgun Gothic"/>
-                <w:sz w:val="17"/>
-                <w:szCs w:val="17"/>
-              </w:rPr>
               <w:t xml:space="preserve">B 이혜경</w:t>
             </w:r>
           </w:p>
         </w:tc>
         <w:tc>
           <w:tcPr>
-            <w:tcW w:type="dxa" w:w="1887"/>
+            <w:tcW w:type="dxa" w:w="1768"/>
             <w:tcBorders>
               <w:top w:val="single" w:color="C9D3DF" w:sz="4"/>
               <w:left w:val="single" w:color="C9D3DF" w:sz="4"/>
@@ -1354,7 +1354,7 @@
         </w:tc>
         <w:tc>
           <w:tcPr>
-            <w:tcW w:type="dxa" w:w="2445"/>
+            <w:tcW w:type="dxa" w:w="2291"/>
             <w:tcBorders>
               <w:top w:val="single" w:color="C9D3DF" w:sz="4"/>
               <w:left w:val="single" w:color="C9D3DF" w:sz="4"/>
@@ -1384,7 +1384,7 @@
         </w:tc>
         <w:tc>
           <w:tcPr>
-            <w:tcW w:type="dxa" w:w="2413"/>
+            <w:tcW w:type="dxa" w:w="2262"/>
             <w:tcBorders>
               <w:top w:val="single" w:color="C9D3DF" w:sz="4"/>
               <w:left w:val="single" w:color="C9D3DF" w:sz="4"/>
@@ -1420,7 +1420,37 @@
         </w:trPr>
         <w:tc>
           <w:tcPr>
-            <w:tcW w:type="dxa" w:w="1946"/>
+            <w:tcW w:type="dxa" w:w="1823"/>
+            <w:tcBorders>
+              <w:top w:val="single" w:color="C9D3DF" w:sz="4"/>
+              <w:left w:val="single" w:color="C9D3DF" w:sz="4"/>
+              <w:bottom w:val="single" w:color="C9D3DF" w:sz="4"/>
+              <w:right w:val="single" w:color="C9D3DF" w:sz="4"/>
+            </w:tcBorders>
+            <w:tcMar>
+              <w:top w:type="dxa" w:w="50"/>
+              <w:left w:type="dxa" w:w="80"/>
+              <w:bottom w:type="dxa" w:w="50"/>
+              <w:right w:type="dxa" w:w="80"/>
+            </w:tcMar>
+          </w:tcPr>
+          <w:p>
+            <w:pPr>
+              <w:jc w:val="left"/>
+            </w:pPr>
+            <w:r>
+              <w:rPr>
+                <w:rFonts w:ascii="Malgun Gothic" w:cs="Malgun Gothic" w:eastAsia="Malgun Gothic" w:hAnsi="Malgun Gothic"/>
+                <w:sz w:val="17"/>
+                <w:szCs w:val="17"/>
+              </w:rPr>
+              <w:t xml:space="preserve">GPT(OpenAI)</w:t>
+            </w:r>
+          </w:p>
+        </w:tc>
+        <w:tc>
+          <w:tcPr>
+            <w:tcW w:type="dxa" w:w="2060"/>
             <w:tcBorders>
               <w:top w:val="single" w:color="C9D3DF" w:sz="4"/>
               <w:left w:val="single" w:color="C9D3DF" w:sz="4"/>
@@ -1444,43 +1474,13 @@
                 <w:sz w:val="17"/>
                 <w:szCs w:val="17"/>
               </w:rPr>
-              <w:t xml:space="preserve">GPT(OpenAI)</w:t>
-            </w:r>
-          </w:p>
-        </w:tc>
-        <w:tc>
-          <w:tcPr>
-            <w:tcW w:type="dxa" w:w="1513"/>
-            <w:tcBorders>
-              <w:top w:val="single" w:color="C9D3DF" w:sz="4"/>
-              <w:left w:val="single" w:color="C9D3DF" w:sz="4"/>
-              <w:bottom w:val="single" w:color="C9D3DF" w:sz="4"/>
-              <w:right w:val="single" w:color="C9D3DF" w:sz="4"/>
-            </w:tcBorders>
-            <w:tcMar>
-              <w:top w:type="dxa" w:w="50"/>
-              <w:left w:type="dxa" w:w="80"/>
-              <w:bottom w:type="dxa" w:w="50"/>
-              <w:right w:type="dxa" w:w="80"/>
-            </w:tcMar>
-          </w:tcPr>
-          <w:p>
-            <w:pPr>
-              <w:jc w:val="left"/>
-            </w:pPr>
-            <w:r>
-              <w:rPr>
-                <w:rFonts w:ascii="Malgun Gothic" w:cs="Malgun Gothic" w:eastAsia="Malgun Gothic" w:hAnsi="Malgun Gothic"/>
-                <w:sz w:val="17"/>
-                <w:szCs w:val="17"/>
-              </w:rPr>
               <w:t xml:space="preserve">A 조준수(팀장)</w:t>
             </w:r>
           </w:p>
         </w:tc>
         <w:tc>
           <w:tcPr>
-            <w:tcW w:type="dxa" w:w="1887"/>
+            <w:tcW w:type="dxa" w:w="1768"/>
             <w:tcBorders>
               <w:top w:val="single" w:color="C9D3DF" w:sz="4"/>
               <w:left w:val="single" w:color="C9D3DF" w:sz="4"/>
@@ -1510,7 +1510,7 @@
         </w:tc>
         <w:tc>
           <w:tcPr>
-            <w:tcW w:type="dxa" w:w="2445"/>
+            <w:tcW w:type="dxa" w:w="2291"/>
             <w:tcBorders>
               <w:top w:val="single" w:color="C9D3DF" w:sz="4"/>
               <w:left w:val="single" w:color="C9D3DF" w:sz="4"/>
@@ -1540,7 +1540,7 @@
         </w:tc>
         <w:tc>
           <w:tcPr>
-            <w:tcW w:type="dxa" w:w="2413"/>
+            <w:tcW w:type="dxa" w:w="2262"/>
             <w:tcBorders>
               <w:top w:val="single" w:color="C9D3DF" w:sz="4"/>
               <w:left w:val="single" w:color="C9D3DF" w:sz="4"/>
@@ -1576,7 +1576,37 @@
         </w:trPr>
         <w:tc>
           <w:tcPr>
-            <w:tcW w:type="dxa" w:w="1946"/>
+            <w:tcW w:type="dxa" w:w="1823"/>
+            <w:tcBorders>
+              <w:top w:val="single" w:color="C9D3DF" w:sz="4"/>
+              <w:left w:val="single" w:color="C9D3DF" w:sz="4"/>
+              <w:bottom w:val="single" w:color="C9D3DF" w:sz="4"/>
+              <w:right w:val="single" w:color="C9D3DF" w:sz="4"/>
+            </w:tcBorders>
+            <w:tcMar>
+              <w:top w:type="dxa" w:w="50"/>
+              <w:left w:type="dxa" w:w="80"/>
+              <w:bottom w:type="dxa" w:w="50"/>
+              <w:right w:type="dxa" w:w="80"/>
+            </w:tcMar>
+          </w:tcPr>
+          <w:p>
+            <w:pPr>
+              <w:jc w:val="left"/>
+            </w:pPr>
+            <w:r>
+              <w:rPr>
+                <w:rFonts w:ascii="Malgun Gothic" w:cs="Malgun Gothic" w:eastAsia="Malgun Gothic" w:hAnsi="Malgun Gothic"/>
+                <w:sz w:val="17"/>
+                <w:szCs w:val="17"/>
+              </w:rPr>
+              <w:t xml:space="preserve">GPT(OpenAI)</w:t>
+            </w:r>
+          </w:p>
+        </w:tc>
+        <w:tc>
+          <w:tcPr>
+            <w:tcW w:type="dxa" w:w="2060"/>
             <w:tcBorders>
               <w:top w:val="single" w:color="C9D3DF" w:sz="4"/>
               <w:left w:val="single" w:color="C9D3DF" w:sz="4"/>
@@ -1600,43 +1630,13 @@
                 <w:sz w:val="17"/>
                 <w:szCs w:val="17"/>
               </w:rPr>
-              <w:t xml:space="preserve">GPT(OpenAI)</w:t>
-            </w:r>
-          </w:p>
-        </w:tc>
-        <w:tc>
-          <w:tcPr>
-            <w:tcW w:type="dxa" w:w="1513"/>
-            <w:tcBorders>
-              <w:top w:val="single" w:color="C9D3DF" w:sz="4"/>
-              <w:left w:val="single" w:color="C9D3DF" w:sz="4"/>
-              <w:bottom w:val="single" w:color="C9D3DF" w:sz="4"/>
-              <w:right w:val="single" w:color="C9D3DF" w:sz="4"/>
-            </w:tcBorders>
-            <w:tcMar>
-              <w:top w:type="dxa" w:w="50"/>
-              <w:left w:type="dxa" w:w="80"/>
-              <w:bottom w:type="dxa" w:w="50"/>
-              <w:right w:type="dxa" w:w="80"/>
-            </w:tcMar>
-          </w:tcPr>
-          <w:p>
-            <w:pPr>
-              <w:jc w:val="left"/>
-            </w:pPr>
-            <w:r>
-              <w:rPr>
-                <w:rFonts w:ascii="Malgun Gothic" w:cs="Malgun Gothic" w:eastAsia="Malgun Gothic" w:hAnsi="Malgun Gothic"/>
-                <w:sz w:val="17"/>
-                <w:szCs w:val="17"/>
-              </w:rPr>
               <w:t xml:space="preserve">B 이혜경</w:t>
             </w:r>
           </w:p>
         </w:tc>
         <w:tc>
           <w:tcPr>
-            <w:tcW w:type="dxa" w:w="1887"/>
+            <w:tcW w:type="dxa" w:w="1768"/>
             <w:tcBorders>
               <w:top w:val="single" w:color="C9D3DF" w:sz="4"/>
               <w:left w:val="single" w:color="C9D3DF" w:sz="4"/>
@@ -1666,7 +1666,7 @@
         </w:tc>
         <w:tc>
           <w:tcPr>
-            <w:tcW w:type="dxa" w:w="2445"/>
+            <w:tcW w:type="dxa" w:w="2291"/>
             <w:tcBorders>
               <w:top w:val="single" w:color="C9D3DF" w:sz="4"/>
               <w:left w:val="single" w:color="C9D3DF" w:sz="4"/>
@@ -1696,7 +1696,7 @@
         </w:tc>
         <w:tc>
           <w:tcPr>
-            <w:tcW w:type="dxa" w:w="2413"/>
+            <w:tcW w:type="dxa" w:w="2262"/>
             <w:tcBorders>
               <w:top w:val="single" w:color="C9D3DF" w:sz="4"/>
               <w:left w:val="single" w:color="C9D3DF" w:sz="4"/>
@@ -1732,7 +1732,37 @@
         </w:trPr>
         <w:tc>
           <w:tcPr>
-            <w:tcW w:type="dxa" w:w="1946"/>
+            <w:tcW w:type="dxa" w:w="1823"/>
+            <w:tcBorders>
+              <w:top w:val="single" w:color="C9D3DF" w:sz="4"/>
+              <w:left w:val="single" w:color="C9D3DF" w:sz="4"/>
+              <w:bottom w:val="single" w:color="C9D3DF" w:sz="4"/>
+              <w:right w:val="single" w:color="C9D3DF" w:sz="4"/>
+            </w:tcBorders>
+            <w:tcMar>
+              <w:top w:type="dxa" w:w="50"/>
+              <w:left w:type="dxa" w:w="80"/>
+              <w:bottom w:type="dxa" w:w="50"/>
+              <w:right w:type="dxa" w:w="80"/>
+            </w:tcMar>
+          </w:tcPr>
+          <w:p>
+            <w:pPr>
+              <w:jc w:val="left"/>
+            </w:pPr>
+            <w:r>
+              <w:rPr>
+                <w:rFonts w:ascii="Malgun Gothic" w:cs="Malgun Gothic" w:eastAsia="Malgun Gothic" w:hAnsi="Malgun Gothic"/>
+                <w:sz w:val="17"/>
+                <w:szCs w:val="17"/>
+              </w:rPr>
+              <w:t xml:space="preserve">GPT(OpenAI)</w:t>
+            </w:r>
+          </w:p>
+        </w:tc>
+        <w:tc>
+          <w:tcPr>
+            <w:tcW w:type="dxa" w:w="2060"/>
             <w:tcBorders>
               <w:top w:val="single" w:color="C9D3DF" w:sz="4"/>
               <w:left w:val="single" w:color="C9D3DF" w:sz="4"/>
@@ -1756,43 +1786,13 @@
                 <w:sz w:val="17"/>
                 <w:szCs w:val="17"/>
               </w:rPr>
-              <w:t xml:space="preserve">GPT(OpenAI)</w:t>
-            </w:r>
-          </w:p>
-        </w:tc>
-        <w:tc>
-          <w:tcPr>
-            <w:tcW w:type="dxa" w:w="1513"/>
-            <w:tcBorders>
-              <w:top w:val="single" w:color="C9D3DF" w:sz="4"/>
-              <w:left w:val="single" w:color="C9D3DF" w:sz="4"/>
-              <w:bottom w:val="single" w:color="C9D3DF" w:sz="4"/>
-              <w:right w:val="single" w:color="C9D3DF" w:sz="4"/>
-            </w:tcBorders>
-            <w:tcMar>
-              <w:top w:type="dxa" w:w="50"/>
-              <w:left w:type="dxa" w:w="80"/>
-              <w:bottom w:type="dxa" w:w="50"/>
-              <w:right w:type="dxa" w:w="80"/>
-            </w:tcMar>
-          </w:tcPr>
-          <w:p>
-            <w:pPr>
-              <w:jc w:val="left"/>
-            </w:pPr>
-            <w:r>
-              <w:rPr>
-                <w:rFonts w:ascii="Malgun Gothic" w:cs="Malgun Gothic" w:eastAsia="Malgun Gothic" w:hAnsi="Malgun Gothic"/>
-                <w:sz w:val="17"/>
-                <w:szCs w:val="17"/>
-              </w:rPr>
               <w:t xml:space="preserve">C 이미영</w:t>
             </w:r>
           </w:p>
         </w:tc>
         <w:tc>
           <w:tcPr>
-            <w:tcW w:type="dxa" w:w="1887"/>
+            <w:tcW w:type="dxa" w:w="1768"/>
             <w:tcBorders>
               <w:top w:val="single" w:color="C9D3DF" w:sz="4"/>
               <w:left w:val="single" w:color="C9D3DF" w:sz="4"/>
@@ -1822,7 +1822,7 @@
         </w:tc>
         <w:tc>
           <w:tcPr>
-            <w:tcW w:type="dxa" w:w="2445"/>
+            <w:tcW w:type="dxa" w:w="2291"/>
             <w:tcBorders>
               <w:top w:val="single" w:color="C9D3DF" w:sz="4"/>
               <w:left w:val="single" w:color="C9D3DF" w:sz="4"/>
@@ -1852,7 +1852,7 @@
         </w:tc>
         <w:tc>
           <w:tcPr>
-            <w:tcW w:type="dxa" w:w="2413"/>
+            <w:tcW w:type="dxa" w:w="2262"/>
             <w:tcBorders>
               <w:top w:val="single" w:color="C9D3DF" w:sz="4"/>
               <w:left w:val="single" w:color="C9D3DF" w:sz="4"/>
@@ -2066,7 +2066,7 @@
           </w:tcPr>
           <w:p>
             <w:pPr>
-              <w:jc w:val="center"/>
+              <w:jc w:val="left"/>
             </w:pPr>
             <w:r>
               <w:rPr>
@@ -2162,7 +2162,7 @@
           </w:tcPr>
           <w:p>
             <w:pPr>
-              <w:jc w:val="center"/>
+              <w:jc w:val="left"/>
             </w:pPr>
             <w:r>
               <w:rPr>
@@ -2258,7 +2258,7 @@
           </w:tcPr>
           <w:p>
             <w:pPr>
-              <w:jc w:val="center"/>
+              <w:jc w:val="left"/>
             </w:pPr>
             <w:r>
               <w:rPr>
@@ -2354,7 +2354,7 @@
           </w:tcPr>
           <w:p>
             <w:pPr>
-              <w:jc w:val="center"/>
+              <w:jc w:val="left"/>
             </w:pPr>
             <w:r>
               <w:rPr>
@@ -2450,7 +2450,7 @@
           </w:tcPr>
           <w:p>
             <w:pPr>
-              <w:jc w:val="center"/>
+              <w:jc w:val="left"/>
             </w:pPr>
             <w:r>
               <w:rPr>
@@ -2546,7 +2546,7 @@
           </w:tcPr>
           <w:p>
             <w:pPr>
-              <w:jc w:val="center"/>
+              <w:jc w:val="left"/>
             </w:pPr>
             <w:r>
               <w:rPr>
@@ -2642,7 +2642,7 @@
           </w:tcPr>
           <w:p>
             <w:pPr>
-              <w:jc w:val="center"/>
+              <w:jc w:val="left"/>
             </w:pPr>
             <w:r>
               <w:rPr>
@@ -2738,7 +2738,7 @@
           </w:tcPr>
           <w:p>
             <w:pPr>
-              <w:jc w:val="center"/>
+              <w:jc w:val="left"/>
             </w:pPr>
             <w:r>
               <w:rPr>
@@ -2834,7 +2834,7 @@
           </w:tcPr>
           <w:p>
             <w:pPr>
-              <w:jc w:val="center"/>
+              <w:jc w:val="left"/>
             </w:pPr>
             <w:r>
               <w:rPr>
@@ -2930,7 +2930,7 @@
           </w:tcPr>
           <w:p>
             <w:pPr>
-              <w:jc w:val="center"/>
+              <w:jc w:val="left"/>
             </w:pPr>
             <w:r>
               <w:rPr>
@@ -3040,10 +3040,10 @@
         </w:tblBorders>
       </w:tblPr>
       <w:tblGrid>
-        <w:gridCol w:w="1745"/>
-        <w:gridCol w:w="1648"/>
-        <w:gridCol w:w="4037"/>
-        <w:gridCol w:w="2774"/>
+        <w:gridCol w:w="1860"/>
+        <w:gridCol w:w="2260"/>
+        <w:gridCol w:w="3606"/>
+        <w:gridCol w:w="2478"/>
       </w:tblGrid>
       <w:tr>
         <w:trPr>
@@ -3052,7 +3052,7 @@
         </w:trPr>
         <w:tc>
           <w:tcPr>
-            <w:tcW w:type="dxa" w:w="1745"/>
+            <w:tcW w:type="dxa" w:w="1860"/>
             <w:tcBorders>
               <w:top w:val="single" w:color="C9D3DF" w:sz="4"/>
               <w:left w:val="single" w:color="C9D3DF" w:sz="4"/>
@@ -3086,7 +3086,7 @@
         </w:tc>
         <w:tc>
           <w:tcPr>
-            <w:tcW w:type="dxa" w:w="1648"/>
+            <w:tcW w:type="dxa" w:w="2260"/>
             <w:tcBorders>
               <w:top w:val="single" w:color="C9D3DF" w:sz="4"/>
               <w:left w:val="single" w:color="C9D3DF" w:sz="4"/>
@@ -3120,7 +3120,7 @@
         </w:tc>
         <w:tc>
           <w:tcPr>
-            <w:tcW w:type="dxa" w:w="4037"/>
+            <w:tcW w:type="dxa" w:w="3606"/>
             <w:tcBorders>
               <w:top w:val="single" w:color="C9D3DF" w:sz="4"/>
               <w:left w:val="single" w:color="C9D3DF" w:sz="4"/>
@@ -3154,7 +3154,7 @@
         </w:tc>
         <w:tc>
           <w:tcPr>
-            <w:tcW w:type="dxa" w:w="2774"/>
+            <w:tcW w:type="dxa" w:w="2478"/>
             <w:tcBorders>
               <w:top w:val="single" w:color="C9D3DF" w:sz="4"/>
               <w:left w:val="single" w:color="C9D3DF" w:sz="4"/>
@@ -3194,7 +3194,7 @@
         </w:trPr>
         <w:tc>
           <w:tcPr>
-            <w:tcW w:type="dxa" w:w="1745"/>
+            <w:tcW w:type="dxa" w:w="1860"/>
             <w:tcBorders>
               <w:top w:val="single" w:color="C9D3DF" w:sz="4"/>
               <w:left w:val="single" w:color="C9D3DF" w:sz="4"/>
@@ -3224,7 +3224,7 @@
         </w:tc>
         <w:tc>
           <w:tcPr>
-            <w:tcW w:type="dxa" w:w="1648"/>
+            <w:tcW w:type="dxa" w:w="2260"/>
             <w:tcBorders>
               <w:top w:val="single" w:color="C9D3DF" w:sz="4"/>
               <w:left w:val="single" w:color="C9D3DF" w:sz="4"/>
@@ -3254,7 +3254,7 @@
         </w:tc>
         <w:tc>
           <w:tcPr>
-            <w:tcW w:type="dxa" w:w="4037"/>
+            <w:tcW w:type="dxa" w:w="3606"/>
             <w:tcBorders>
               <w:top w:val="single" w:color="C9D3DF" w:sz="4"/>
               <w:left w:val="single" w:color="C9D3DF" w:sz="4"/>
@@ -3284,7 +3284,7 @@
         </w:tc>
         <w:tc>
           <w:tcPr>
-            <w:tcW w:type="dxa" w:w="2774"/>
+            <w:tcW w:type="dxa" w:w="2478"/>
             <w:tcBorders>
               <w:top w:val="single" w:color="C9D3DF" w:sz="4"/>
               <w:left w:val="single" w:color="C9D3DF" w:sz="4"/>
@@ -3320,7 +3320,7 @@
         </w:trPr>
         <w:tc>
           <w:tcPr>
-            <w:tcW w:type="dxa" w:w="1745"/>
+            <w:tcW w:type="dxa" w:w="1860"/>
             <w:tcBorders>
               <w:top w:val="single" w:color="C9D3DF" w:sz="4"/>
               <w:left w:val="single" w:color="C9D3DF" w:sz="4"/>
@@ -3350,7 +3350,7 @@
         </w:tc>
         <w:tc>
           <w:tcPr>
-            <w:tcW w:type="dxa" w:w="1648"/>
+            <w:tcW w:type="dxa" w:w="2260"/>
             <w:tcBorders>
               <w:top w:val="single" w:color="C9D3DF" w:sz="4"/>
               <w:left w:val="single" w:color="C9D3DF" w:sz="4"/>
@@ -3380,7 +3380,7 @@
         </w:tc>
         <w:tc>
           <w:tcPr>
-            <w:tcW w:type="dxa" w:w="4037"/>
+            <w:tcW w:type="dxa" w:w="3606"/>
             <w:tcBorders>
               <w:top w:val="single" w:color="C9D3DF" w:sz="4"/>
               <w:left w:val="single" w:color="C9D3DF" w:sz="4"/>
@@ -3410,7 +3410,7 @@
         </w:tc>
         <w:tc>
           <w:tcPr>
-            <w:tcW w:type="dxa" w:w="2774"/>
+            <w:tcW w:type="dxa" w:w="2478"/>
             <w:tcBorders>
               <w:top w:val="single" w:color="C9D3DF" w:sz="4"/>
               <w:left w:val="single" w:color="C9D3DF" w:sz="4"/>
@@ -3446,7 +3446,7 @@
         </w:trPr>
         <w:tc>
           <w:tcPr>
-            <w:tcW w:type="dxa" w:w="1745"/>
+            <w:tcW w:type="dxa" w:w="1860"/>
             <w:tcBorders>
               <w:top w:val="single" w:color="C9D3DF" w:sz="4"/>
               <w:left w:val="single" w:color="C9D3DF" w:sz="4"/>
@@ -3476,7 +3476,7 @@
         </w:tc>
         <w:tc>
           <w:tcPr>
-            <w:tcW w:type="dxa" w:w="1648"/>
+            <w:tcW w:type="dxa" w:w="2260"/>
             <w:tcBorders>
               <w:top w:val="single" w:color="C9D3DF" w:sz="4"/>
               <w:left w:val="single" w:color="C9D3DF" w:sz="4"/>
@@ -3506,7 +3506,7 @@
         </w:tc>
         <w:tc>
           <w:tcPr>
-            <w:tcW w:type="dxa" w:w="4037"/>
+            <w:tcW w:type="dxa" w:w="3606"/>
             <w:tcBorders>
               <w:top w:val="single" w:color="C9D3DF" w:sz="4"/>
               <w:left w:val="single" w:color="C9D3DF" w:sz="4"/>
@@ -3536,7 +3536,7 @@
         </w:tc>
         <w:tc>
           <w:tcPr>
-            <w:tcW w:type="dxa" w:w="2774"/>
+            <w:tcW w:type="dxa" w:w="2478"/>
             <w:tcBorders>
               <w:top w:val="single" w:color="C9D3DF" w:sz="4"/>
               <w:left w:val="single" w:color="C9D3DF" w:sz="4"/>
@@ -3572,7 +3572,7 @@
         </w:trPr>
         <w:tc>
           <w:tcPr>
-            <w:tcW w:type="dxa" w:w="1745"/>
+            <w:tcW w:type="dxa" w:w="1860"/>
             <w:tcBorders>
               <w:top w:val="single" w:color="C9D3DF" w:sz="4"/>
               <w:left w:val="single" w:color="C9D3DF" w:sz="4"/>
@@ -3602,7 +3602,7 @@
         </w:tc>
         <w:tc>
           <w:tcPr>
-            <w:tcW w:type="dxa" w:w="1648"/>
+            <w:tcW w:type="dxa" w:w="2260"/>
             <w:tcBorders>
               <w:top w:val="single" w:color="C9D3DF" w:sz="4"/>
               <w:left w:val="single" w:color="C9D3DF" w:sz="4"/>
@@ -3632,7 +3632,7 @@
         </w:tc>
         <w:tc>
           <w:tcPr>
-            <w:tcW w:type="dxa" w:w="4037"/>
+            <w:tcW w:type="dxa" w:w="3606"/>
             <w:tcBorders>
               <w:top w:val="single" w:color="C9D3DF" w:sz="4"/>
               <w:left w:val="single" w:color="C9D3DF" w:sz="4"/>
@@ -3662,7 +3662,7 @@
         </w:tc>
         <w:tc>
           <w:tcPr>
-            <w:tcW w:type="dxa" w:w="2774"/>
+            <w:tcW w:type="dxa" w:w="2478"/>
             <w:tcBorders>
               <w:top w:val="single" w:color="C9D3DF" w:sz="4"/>
               <w:left w:val="single" w:color="C9D3DF" w:sz="4"/>
@@ -3698,7 +3698,7 @@
         </w:trPr>
         <w:tc>
           <w:tcPr>
-            <w:tcW w:type="dxa" w:w="1745"/>
+            <w:tcW w:type="dxa" w:w="1860"/>
             <w:tcBorders>
               <w:top w:val="single" w:color="C9D3DF" w:sz="4"/>
               <w:left w:val="single" w:color="C9D3DF" w:sz="4"/>
@@ -3728,7 +3728,7 @@
         </w:tc>
         <w:tc>
           <w:tcPr>
-            <w:tcW w:type="dxa" w:w="1648"/>
+            <w:tcW w:type="dxa" w:w="2260"/>
             <w:tcBorders>
               <w:top w:val="single" w:color="C9D3DF" w:sz="4"/>
               <w:left w:val="single" w:color="C9D3DF" w:sz="4"/>
@@ -3758,7 +3758,7 @@
         </w:tc>
         <w:tc>
           <w:tcPr>
-            <w:tcW w:type="dxa" w:w="4037"/>
+            <w:tcW w:type="dxa" w:w="3606"/>
             <w:tcBorders>
               <w:top w:val="single" w:color="C9D3DF" w:sz="4"/>
               <w:left w:val="single" w:color="C9D3DF" w:sz="4"/>
@@ -3788,7 +3788,7 @@
         </w:tc>
         <w:tc>
           <w:tcPr>
-            <w:tcW w:type="dxa" w:w="2774"/>
+            <w:tcW w:type="dxa" w:w="2478"/>
             <w:tcBorders>
               <w:top w:val="single" w:color="C9D3DF" w:sz="4"/>
               <w:left w:val="single" w:color="C9D3DF" w:sz="4"/>
@@ -3824,7 +3824,7 @@
         </w:trPr>
         <w:tc>
           <w:tcPr>
-            <w:tcW w:type="dxa" w:w="1745"/>
+            <w:tcW w:type="dxa" w:w="1860"/>
             <w:tcBorders>
               <w:top w:val="single" w:color="C9D3DF" w:sz="4"/>
               <w:left w:val="single" w:color="C9D3DF" w:sz="4"/>
@@ -3854,7 +3854,7 @@
         </w:tc>
         <w:tc>
           <w:tcPr>
-            <w:tcW w:type="dxa" w:w="1648"/>
+            <w:tcW w:type="dxa" w:w="2260"/>
             <w:tcBorders>
               <w:top w:val="single" w:color="C9D3DF" w:sz="4"/>
               <w:left w:val="single" w:color="C9D3DF" w:sz="4"/>
@@ -3884,7 +3884,7 @@
         </w:tc>
         <w:tc>
           <w:tcPr>
-            <w:tcW w:type="dxa" w:w="4037"/>
+            <w:tcW w:type="dxa" w:w="3606"/>
             <w:tcBorders>
               <w:top w:val="single" w:color="C9D3DF" w:sz="4"/>
               <w:left w:val="single" w:color="C9D3DF" w:sz="4"/>
@@ -3914,7 +3914,7 @@
         </w:tc>
         <w:tc>
           <w:tcPr>
-            <w:tcW w:type="dxa" w:w="2774"/>
+            <w:tcW w:type="dxa" w:w="2478"/>
             <w:tcBorders>
               <w:top w:val="single" w:color="C9D3DF" w:sz="4"/>
               <w:left w:val="single" w:color="C9D3DF" w:sz="4"/>
@@ -4128,7 +4128,7 @@
           </w:tcPr>
           <w:p>
             <w:pPr>
-              <w:jc w:val="center"/>
+              <w:jc w:val="left"/>
             </w:pPr>
             <w:r>
               <w:rPr>
@@ -4190,7 +4190,7 @@
             <w:pPr>
               <w:jc w:val="left"/>
             </w:pPr>
-            <w:hyperlink w:history="1" r:id="rIdjybxora6hp7y2kffy2byz">
+            <w:hyperlink w:history="1" r:id="rIdpdbkrzw04brb06ukotdsj">
               <w:r>
                 <w:rPr>
                   <w:rStyle w:val="Hyperlink"/>
@@ -4227,7 +4227,7 @@
           </w:tcPr>
           <w:p>
             <w:pPr>
-              <w:jc w:val="center"/>
+              <w:jc w:val="left"/>
             </w:pPr>
             <w:r>
               <w:rPr>
@@ -4289,7 +4289,7 @@
             <w:pPr>
               <w:jc w:val="left"/>
             </w:pPr>
-            <w:hyperlink w:history="1" r:id="rIduht-s78iq0si-wpwh9idv">
+            <w:hyperlink w:history="1" r:id="rId2gxdgnruhtce13_tqz6e4">
               <w:r>
                 <w:rPr>
                   <w:rStyle w:val="Hyperlink"/>
@@ -4326,7 +4326,7 @@
           </w:tcPr>
           <w:p>
             <w:pPr>
-              <w:jc w:val="center"/>
+              <w:jc w:val="left"/>
             </w:pPr>
             <w:r>
               <w:rPr>
@@ -4388,7 +4388,7 @@
             <w:pPr>
               <w:jc w:val="left"/>
             </w:pPr>
-            <w:hyperlink w:history="1" r:id="rIdzmpuqontc2mffgk2w2bqo">
+            <w:hyperlink w:history="1" r:id="rIdldpgd_eegu1bcuztdzsv4">
               <w:r>
                 <w:rPr>
                   <w:rStyle w:val="Hyperlink"/>
@@ -4425,7 +4425,7 @@
           </w:tcPr>
           <w:p>
             <w:pPr>
-              <w:jc w:val="center"/>
+              <w:jc w:val="left"/>
             </w:pPr>
             <w:r>
               <w:rPr>
@@ -4487,7 +4487,7 @@
             <w:pPr>
               <w:jc w:val="left"/>
             </w:pPr>
-            <w:hyperlink w:history="1" r:id="rIdaqda39pzcgts5jdkflv7l">
+            <w:hyperlink w:history="1" r:id="rId_ksbmc2chexdmdse33tqm">
               <w:r>
                 <w:rPr>
                   <w:rStyle w:val="Hyperlink"/>
@@ -4524,7 +4524,7 @@
           </w:tcPr>
           <w:p>
             <w:pPr>
-              <w:jc w:val="center"/>
+              <w:jc w:val="left"/>
             </w:pPr>
             <w:r>
               <w:rPr>
@@ -4586,7 +4586,7 @@
             <w:pPr>
               <w:jc w:val="left"/>
             </w:pPr>
-            <w:hyperlink w:history="1" r:id="rIdy-krvhkc5kweagivomnq0">
+            <w:hyperlink w:history="1" r:id="rIddkbopoxlllhm3idypooqj">
               <w:r>
                 <w:rPr>
                   <w:rStyle w:val="Hyperlink"/>
@@ -4623,7 +4623,7 @@
           </w:tcPr>
           <w:p>
             <w:pPr>
-              <w:jc w:val="center"/>
+              <w:jc w:val="left"/>
             </w:pPr>
             <w:r>
               <w:rPr>
@@ -4685,7 +4685,7 @@
             <w:pPr>
               <w:jc w:val="left"/>
             </w:pPr>
-            <w:hyperlink w:history="1" r:id="rIdgbeviszjm9d2mssqqfgyk">
+            <w:hyperlink w:history="1" r:id="rIdf5dfoksv6ihmr09-ldxb7">
               <w:r>
                 <w:rPr>
                   <w:rStyle w:val="Hyperlink"/>
@@ -4722,7 +4722,7 @@
           </w:tcPr>
           <w:p>
             <w:pPr>
-              <w:jc w:val="center"/>
+              <w:jc w:val="left"/>
             </w:pPr>
             <w:r>
               <w:rPr>
@@ -4818,7 +4818,7 @@
           </w:tcPr>
           <w:p>
             <w:pPr>
-              <w:jc w:val="center"/>
+              <w:jc w:val="left"/>
             </w:pPr>
             <w:r>
               <w:rPr>
@@ -4880,7 +4880,7 @@
             <w:pPr>
               <w:jc w:val="left"/>
             </w:pPr>
-            <w:hyperlink w:history="1" r:id="rIdgzxbngrfry5lb0msgtrn-">
+            <w:hyperlink w:history="1" r:id="rIddbhwnbp9tkhy1xccedaz1">
               <w:r>
                 <w:rPr>
                   <w:rStyle w:val="Hyperlink"/>
@@ -4917,7 +4917,7 @@
           </w:tcPr>
           <w:p>
             <w:pPr>
-              <w:jc w:val="center"/>
+              <w:jc w:val="left"/>
             </w:pPr>
             <w:r>
               <w:rPr>
@@ -4979,7 +4979,7 @@
             <w:pPr>
               <w:jc w:val="left"/>
             </w:pPr>
-            <w:hyperlink w:history="1" r:id="rIdasnjkmxx3k7xblc29gdlo">
+            <w:hyperlink w:history="1" r:id="rIdd-cshiguqa7xbp4ngpq5r">
               <w:r>
                 <w:rPr>
                   <w:rStyle w:val="Hyperlink"/>
@@ -5016,7 +5016,7 @@
           </w:tcPr>
           <w:p>
             <w:pPr>
-              <w:jc w:val="center"/>
+              <w:jc w:val="left"/>
             </w:pPr>
             <w:r>
               <w:rPr>
@@ -5078,7 +5078,7 @@
             <w:pPr>
               <w:jc w:val="left"/>
             </w:pPr>
-            <w:hyperlink w:history="1" r:id="rIdl6rppeb-ddf_n5q_e5w4u">
+            <w:hyperlink w:history="1" r:id="rId07hri1wd6mu0ngewavxqy">
               <w:r>
                 <w:rPr>
                   <w:rStyle w:val="Hyperlink"/>
@@ -5115,7 +5115,7 @@
           </w:tcPr>
           <w:p>
             <w:pPr>
-              <w:jc w:val="center"/>
+              <w:jc w:val="left"/>
             </w:pPr>
             <w:r>
               <w:rPr>
@@ -5177,7 +5177,7 @@
             <w:pPr>
               <w:jc w:val="left"/>
             </w:pPr>
-            <w:hyperlink w:history="1" r:id="rIdysasvscktzz-hfwmh49tp">
+            <w:hyperlink w:history="1" r:id="rIdmihkn8nga7pqezmcv9vmx">
               <w:r>
                 <w:rPr>
                   <w:rStyle w:val="Hyperlink"/>
@@ -5214,7 +5214,7 @@
           </w:tcPr>
           <w:p>
             <w:pPr>
-              <w:jc w:val="center"/>
+              <w:jc w:val="left"/>
             </w:pPr>
             <w:r>
               <w:rPr>
@@ -5276,7 +5276,7 @@
             <w:pPr>
               <w:jc w:val="left"/>
             </w:pPr>
-            <w:hyperlink w:history="1" r:id="rIda5fk2utcwqs-qnntv5jd6">
+            <w:hyperlink w:history="1" r:id="rIdgiamtdzf1ct2tlktlp558">
               <w:r>
                 <w:rPr>
                   <w:rStyle w:val="Hyperlink"/>
@@ -5313,7 +5313,7 @@
           </w:tcPr>
           <w:p>
             <w:pPr>
-              <w:jc w:val="center"/>
+              <w:jc w:val="left"/>
             </w:pPr>
             <w:r>
               <w:rPr>
@@ -5375,7 +5375,7 @@
             <w:pPr>
               <w:jc w:val="left"/>
             </w:pPr>
-            <w:hyperlink w:history="1" r:id="rIdma-blkacbmom_llopptrl">
+            <w:hyperlink w:history="1" r:id="rIdb95wfkqmpqnqerd_lxiox">
               <w:r>
                 <w:rPr>
                   <w:rStyle w:val="Hyperlink"/>
@@ -5412,7 +5412,7 @@
           </w:tcPr>
           <w:p>
             <w:pPr>
-              <w:jc w:val="center"/>
+              <w:jc w:val="left"/>
             </w:pPr>
             <w:r>
               <w:rPr>
@@ -5474,7 +5474,7 @@
             <w:pPr>
               <w:jc w:val="left"/>
             </w:pPr>
-            <w:hyperlink w:history="1" r:id="rIdbrsuqtd6jywnjim5ugs4q">
+            <w:hyperlink w:history="1" r:id="rIdwhmdorh9vtzmjhbxthqaw">
               <w:r>
                 <w:rPr>
                   <w:rStyle w:val="Hyperlink"/>
@@ -5511,7 +5511,7 @@
           </w:tcPr>
           <w:p>
             <w:pPr>
-              <w:jc w:val="center"/>
+              <w:jc w:val="left"/>
             </w:pPr>
             <w:r>
               <w:rPr>
@@ -5573,7 +5573,7 @@
             <w:pPr>
               <w:jc w:val="left"/>
             </w:pPr>
-            <w:hyperlink w:history="1" r:id="rIdzjdora4xrceurmfvkq-ck">
+            <w:hyperlink w:history="1" r:id="rIdn4x2rj_vktea7fikgiyq2">
               <w:r>
                 <w:rPr>
                   <w:rStyle w:val="Hyperlink"/>
@@ -5610,7 +5610,7 @@
           </w:tcPr>
           <w:p>
             <w:pPr>
-              <w:jc w:val="center"/>
+              <w:jc w:val="left"/>
             </w:pPr>
             <w:r>
               <w:rPr>
@@ -5706,7 +5706,7 @@
           </w:tcPr>
           <w:p>
             <w:pPr>
-              <w:jc w:val="center"/>
+              <w:jc w:val="left"/>
             </w:pPr>
             <w:r>
               <w:rPr>
@@ -5802,7 +5802,7 @@
           </w:tcPr>
           <w:p>
             <w:pPr>
-              <w:jc w:val="center"/>
+              <w:jc w:val="left"/>
             </w:pPr>
             <w:r>
               <w:rPr>
@@ -5898,7 +5898,7 @@
           </w:tcPr>
           <w:p>
             <w:pPr>
-              <w:jc w:val="center"/>
+              <w:jc w:val="left"/>
             </w:pPr>
             <w:r>
               <w:rPr>
@@ -5960,7 +5960,7 @@
             <w:pPr>
               <w:jc w:val="left"/>
             </w:pPr>
-            <w:hyperlink w:history="1" r:id="rIdnu8_l-mtvrt5at3jfjklc">
+            <w:hyperlink w:history="1" r:id="rIdkdoledvxdmqk7psg3u9wn">
               <w:r>
                 <w:rPr>
                   <w:rStyle w:val="Hyperlink"/>
@@ -5997,7 +5997,7 @@
           </w:tcPr>
           <w:p>
             <w:pPr>
-              <w:jc w:val="center"/>
+              <w:jc w:val="left"/>
             </w:pPr>
             <w:r>
               <w:rPr>
@@ -6093,7 +6093,7 @@
           </w:tcPr>
           <w:p>
             <w:pPr>
-              <w:jc w:val="center"/>
+              <w:jc w:val="left"/>
             </w:pPr>
             <w:r>
               <w:rPr>
@@ -6189,7 +6189,7 @@
           </w:tcPr>
           <w:p>
             <w:pPr>
-              <w:jc w:val="center"/>
+              <w:jc w:val="left"/>
             </w:pPr>
             <w:r>
               <w:rPr>
@@ -6399,7 +6399,7 @@
           </w:tcPr>
           <w:p>
             <w:pPr>
-              <w:jc w:val="center"/>
+              <w:jc w:val="left"/>
             </w:pPr>
             <w:r>
               <w:rPr>
@@ -6465,7 +6465,7 @@
           </w:tcPr>
           <w:p>
             <w:pPr>
-              <w:jc w:val="center"/>
+              <w:jc w:val="left"/>
             </w:pPr>
             <w:r>
               <w:rPr>
@@ -6531,7 +6531,7 @@
           </w:tcPr>
           <w:p>
             <w:pPr>
-              <w:jc w:val="center"/>
+              <w:jc w:val="left"/>
             </w:pPr>
             <w:r>
               <w:rPr>
@@ -6597,7 +6597,7 @@
           </w:tcPr>
           <w:p>
             <w:pPr>
-              <w:jc w:val="center"/>
+              <w:jc w:val="left"/>
             </w:pPr>
             <w:r>
               <w:rPr>
@@ -6663,7 +6663,7 @@
           </w:tcPr>
           <w:p>
             <w:pPr>
-              <w:jc w:val="center"/>
+              <w:jc w:val="left"/>
             </w:pPr>
             <w:r>
               <w:rPr>
@@ -6743,8 +6743,8 @@
         </w:tblBorders>
       </w:tblPr>
       <w:tblGrid>
-        <w:gridCol w:w="3391"/>
-        <w:gridCol w:w="6813"/>
+        <w:gridCol w:w="1060"/>
+        <w:gridCol w:w="9144"/>
       </w:tblGrid>
       <w:tr>
         <w:trPr>
@@ -6753,7 +6753,7 @@
         </w:trPr>
         <w:tc>
           <w:tcPr>
-            <w:tcW w:type="dxa" w:w="3391"/>
+            <w:tcW w:type="dxa" w:w="1060"/>
             <w:tcBorders>
               <w:top w:val="single" w:color="C9D3DF" w:sz="4"/>
               <w:left w:val="single" w:color="C9D3DF" w:sz="4"/>
@@ -6787,7 +6787,7 @@
         </w:tc>
         <w:tc>
           <w:tcPr>
-            <w:tcW w:type="dxa" w:w="6813"/>
+            <w:tcW w:type="dxa" w:w="9144"/>
             <w:tcBorders>
               <w:top w:val="single" w:color="C9D3DF" w:sz="4"/>
               <w:left w:val="single" w:color="C9D3DF" w:sz="4"/>
@@ -6827,7 +6827,7 @@
         </w:trPr>
         <w:tc>
           <w:tcPr>
-            <w:tcW w:type="dxa" w:w="3391"/>
+            <w:tcW w:type="dxa" w:w="1060"/>
             <w:tcBorders>
               <w:top w:val="single" w:color="C9D3DF" w:sz="4"/>
               <w:left w:val="single" w:color="C9D3DF" w:sz="4"/>
@@ -6857,7 +6857,7 @@
         </w:tc>
         <w:tc>
           <w:tcPr>
-            <w:tcW w:type="dxa" w:w="6813"/>
+            <w:tcW w:type="dxa" w:w="9144"/>
             <w:tcBorders>
               <w:top w:val="single" w:color="C9D3DF" w:sz="4"/>
               <w:left w:val="single" w:color="C9D3DF" w:sz="4"/>
@@ -6893,7 +6893,7 @@
         </w:trPr>
         <w:tc>
           <w:tcPr>
-            <w:tcW w:type="dxa" w:w="3391"/>
+            <w:tcW w:type="dxa" w:w="1060"/>
             <w:tcBorders>
               <w:top w:val="single" w:color="C9D3DF" w:sz="4"/>
               <w:left w:val="single" w:color="C9D3DF" w:sz="4"/>
@@ -6923,7 +6923,7 @@
         </w:tc>
         <w:tc>
           <w:tcPr>
-            <w:tcW w:type="dxa" w:w="6813"/>
+            <w:tcW w:type="dxa" w:w="9144"/>
             <w:tcBorders>
               <w:top w:val="single" w:color="C9D3DF" w:sz="4"/>
               <w:left w:val="single" w:color="C9D3DF" w:sz="4"/>
@@ -7023,7 +7023,7 @@
         <w:sz w:val="16"/>
         <w:szCs w:val="16"/>
       </w:rPr>
-      <w:t xml:space="preserve">오이소창원 출처·AI 활용 신고서</w:t>
+      <w:t xml:space="preserve">오이소창원 출처·AI 활용 신고서 · </w:t>
     </w:r>
     <w:r>
       <w:rPr>
@@ -7033,6 +7033,11 @@
       </w:rPr>
       <w:fldChar w:fldCharType="begin"/>
       <w:instrText xml:space="preserve">PAGE</w:instrText>
+      <w:fldChar w:fldCharType="separate"/>
+      <w:fldChar w:fldCharType="end"/>
+      <w:t xml:space="preserve"> / </w:t>
+      <w:fldChar w:fldCharType="begin"/>
+      <w:instrText xml:space="preserve">NUMPAGES</w:instrText>
       <w:fldChar w:fldCharType="separate"/>
       <w:fldChar w:fldCharType="end"/>
     </w:r>

--- a/deliverables/submission/오이소창원_출처_AI활용_신고서_20261004.docx
+++ b/deliverables/submission/오이소창원_출처_AI활용_신고서_20261004.docx
@@ -66,9 +66,9 @@
         </w:tblBorders>
       </w:tblPr>
       <w:tblGrid>
-        <w:gridCol w:w="2637"/>
-        <w:gridCol w:w="5040"/>
-        <w:gridCol w:w="2527"/>
+        <w:gridCol w:w="2669"/>
+        <w:gridCol w:w="5018"/>
+        <w:gridCol w:w="2517"/>
       </w:tblGrid>
       <w:tr>
         <w:trPr>
@@ -77,7 +77,7 @@
         </w:trPr>
         <w:tc>
           <w:tcPr>
-            <w:tcW w:type="dxa" w:w="2637"/>
+            <w:tcW w:type="dxa" w:w="2669"/>
             <w:tcBorders>
               <w:top w:val="single" w:color="C9D3DF" w:sz="4"/>
               <w:left w:val="single" w:color="C9D3DF" w:sz="4"/>
@@ -111,7 +111,7 @@
         </w:tc>
         <w:tc>
           <w:tcPr>
-            <w:tcW w:type="dxa" w:w="5040"/>
+            <w:tcW w:type="dxa" w:w="5018"/>
             <w:tcBorders>
               <w:top w:val="single" w:color="C9D3DF" w:sz="4"/>
               <w:left w:val="single" w:color="C9D3DF" w:sz="4"/>
@@ -145,7 +145,7 @@
         </w:tc>
         <w:tc>
           <w:tcPr>
-            <w:tcW w:type="dxa" w:w="2527"/>
+            <w:tcW w:type="dxa" w:w="2517"/>
             <w:tcBorders>
               <w:top w:val="single" w:color="C9D3DF" w:sz="4"/>
               <w:left w:val="single" w:color="C9D3DF" w:sz="4"/>
@@ -185,7 +185,7 @@
         </w:trPr>
         <w:tc>
           <w:tcPr>
-            <w:tcW w:type="dxa" w:w="2637"/>
+            <w:tcW w:type="dxa" w:w="2669"/>
             <w:tcBorders>
               <w:top w:val="single" w:color="C9D3DF" w:sz="4"/>
               <w:left w:val="single" w:color="C9D3DF" w:sz="4"/>
@@ -215,7 +215,7 @@
         </w:tc>
         <w:tc>
           <w:tcPr>
-            <w:tcW w:type="dxa" w:w="5040"/>
+            <w:tcW w:type="dxa" w:w="5018"/>
             <w:tcBorders>
               <w:top w:val="single" w:color="C9D3DF" w:sz="4"/>
               <w:left w:val="single" w:color="C9D3DF" w:sz="4"/>
@@ -245,7 +245,7 @@
         </w:tc>
         <w:tc>
           <w:tcPr>
-            <w:tcW w:type="dxa" w:w="2527"/>
+            <w:tcW w:type="dxa" w:w="2517"/>
             <w:tcBorders>
               <w:top w:val="single" w:color="C9D3DF" w:sz="4"/>
               <w:left w:val="single" w:color="C9D3DF" w:sz="4"/>
@@ -281,7 +281,7 @@
         </w:trPr>
         <w:tc>
           <w:tcPr>
-            <w:tcW w:type="dxa" w:w="2637"/>
+            <w:tcW w:type="dxa" w:w="2669"/>
             <w:tcBorders>
               <w:top w:val="single" w:color="C9D3DF" w:sz="4"/>
               <w:left w:val="single" w:color="C9D3DF" w:sz="4"/>
@@ -311,7 +311,7 @@
         </w:tc>
         <w:tc>
           <w:tcPr>
-            <w:tcW w:type="dxa" w:w="5040"/>
+            <w:tcW w:type="dxa" w:w="5018"/>
             <w:tcBorders>
               <w:top w:val="single" w:color="C9D3DF" w:sz="4"/>
               <w:left w:val="single" w:color="C9D3DF" w:sz="4"/>
@@ -341,7 +341,7 @@
         </w:tc>
         <w:tc>
           <w:tcPr>
-            <w:tcW w:type="dxa" w:w="2527"/>
+            <w:tcW w:type="dxa" w:w="2517"/>
             <w:tcBorders>
               <w:top w:val="single" w:color="C9D3DF" w:sz="4"/>
               <w:left w:val="single" w:color="C9D3DF" w:sz="4"/>
@@ -377,7 +377,7 @@
         </w:trPr>
         <w:tc>
           <w:tcPr>
-            <w:tcW w:type="dxa" w:w="2637"/>
+            <w:tcW w:type="dxa" w:w="2669"/>
             <w:tcBorders>
               <w:top w:val="single" w:color="C9D3DF" w:sz="4"/>
               <w:left w:val="single" w:color="C9D3DF" w:sz="4"/>
@@ -407,7 +407,7 @@
         </w:tc>
         <w:tc>
           <w:tcPr>
-            <w:tcW w:type="dxa" w:w="5040"/>
+            <w:tcW w:type="dxa" w:w="5018"/>
             <w:tcBorders>
               <w:top w:val="single" w:color="C9D3DF" w:sz="4"/>
               <w:left w:val="single" w:color="C9D3DF" w:sz="4"/>
@@ -437,7 +437,7 @@
         </w:tc>
         <w:tc>
           <w:tcPr>
-            <w:tcW w:type="dxa" w:w="2527"/>
+            <w:tcW w:type="dxa" w:w="2517"/>
             <w:tcBorders>
               <w:top w:val="single" w:color="C9D3DF" w:sz="4"/>
               <w:left w:val="single" w:color="C9D3DF" w:sz="4"/>
@@ -473,7 +473,7 @@
         </w:trPr>
         <w:tc>
           <w:tcPr>
-            <w:tcW w:type="dxa" w:w="2637"/>
+            <w:tcW w:type="dxa" w:w="2669"/>
             <w:tcBorders>
               <w:top w:val="single" w:color="C9D3DF" w:sz="4"/>
               <w:left w:val="single" w:color="C9D3DF" w:sz="4"/>
@@ -503,7 +503,7 @@
         </w:tc>
         <w:tc>
           <w:tcPr>
-            <w:tcW w:type="dxa" w:w="5040"/>
+            <w:tcW w:type="dxa" w:w="5018"/>
             <w:tcBorders>
               <w:top w:val="single" w:color="C9D3DF" w:sz="4"/>
               <w:left w:val="single" w:color="C9D3DF" w:sz="4"/>
@@ -533,7 +533,7 @@
         </w:tc>
         <w:tc>
           <w:tcPr>
-            <w:tcW w:type="dxa" w:w="2527"/>
+            <w:tcW w:type="dxa" w:w="2517"/>
             <w:tcBorders>
               <w:top w:val="single" w:color="C9D3DF" w:sz="4"/>
               <w:left w:val="single" w:color="C9D3DF" w:sz="4"/>
@@ -569,7 +569,7 @@
         </w:trPr>
         <w:tc>
           <w:tcPr>
-            <w:tcW w:type="dxa" w:w="2637"/>
+            <w:tcW w:type="dxa" w:w="2669"/>
             <w:tcBorders>
               <w:top w:val="single" w:color="C9D3DF" w:sz="4"/>
               <w:left w:val="single" w:color="C9D3DF" w:sz="4"/>
@@ -599,7 +599,7 @@
         </w:tc>
         <w:tc>
           <w:tcPr>
-            <w:tcW w:type="dxa" w:w="5040"/>
+            <w:tcW w:type="dxa" w:w="5018"/>
             <w:tcBorders>
               <w:top w:val="single" w:color="C9D3DF" w:sz="4"/>
               <w:left w:val="single" w:color="C9D3DF" w:sz="4"/>
@@ -629,7 +629,7 @@
         </w:tc>
         <w:tc>
           <w:tcPr>
-            <w:tcW w:type="dxa" w:w="2527"/>
+            <w:tcW w:type="dxa" w:w="2517"/>
             <w:tcBorders>
               <w:top w:val="single" w:color="C9D3DF" w:sz="4"/>
               <w:left w:val="single" w:color="C9D3DF" w:sz="4"/>
@@ -665,7 +665,7 @@
         </w:trPr>
         <w:tc>
           <w:tcPr>
-            <w:tcW w:type="dxa" w:w="2637"/>
+            <w:tcW w:type="dxa" w:w="2669"/>
             <w:tcBorders>
               <w:top w:val="single" w:color="C9D3DF" w:sz="4"/>
               <w:left w:val="single" w:color="C9D3DF" w:sz="4"/>
@@ -695,7 +695,7 @@
         </w:tc>
         <w:tc>
           <w:tcPr>
-            <w:tcW w:type="dxa" w:w="5040"/>
+            <w:tcW w:type="dxa" w:w="5018"/>
             <w:tcBorders>
               <w:top w:val="single" w:color="C9D3DF" w:sz="4"/>
               <w:left w:val="single" w:color="C9D3DF" w:sz="4"/>
@@ -725,7 +725,7 @@
         </w:tc>
         <w:tc>
           <w:tcPr>
-            <w:tcW w:type="dxa" w:w="2527"/>
+            <w:tcW w:type="dxa" w:w="2517"/>
             <w:tcBorders>
               <w:top w:val="single" w:color="C9D3DF" w:sz="4"/>
               <w:left w:val="single" w:color="C9D3DF" w:sz="4"/>
@@ -761,67 +761,67 @@
         </w:trPr>
         <w:tc>
           <w:tcPr>
-            <w:tcW w:type="dxa" w:w="2637"/>
-            <w:tcBorders>
-              <w:top w:val="single" w:color="C9D3DF" w:sz="4"/>
-              <w:left w:val="single" w:color="C9D3DF" w:sz="4"/>
-              <w:bottom w:val="single" w:color="C9D3DF" w:sz="4"/>
-              <w:right w:val="single" w:color="C9D3DF" w:sz="4"/>
-            </w:tcBorders>
-            <w:tcMar>
-              <w:top w:type="dxa" w:w="50"/>
-              <w:left w:type="dxa" w:w="80"/>
-              <w:bottom w:type="dxa" w:w="50"/>
-              <w:right w:type="dxa" w:w="80"/>
-            </w:tcMar>
-          </w:tcPr>
-          <w:p>
-            <w:pPr>
-              <w:jc w:val="left"/>
-            </w:pPr>
-            <w:r>
-              <w:rPr>
-                <w:rFonts w:ascii="Malgun Gothic" w:cs="Malgun Gothic" w:eastAsia="Malgun Gothic" w:hAnsi="Malgun Gothic"/>
-                <w:sz w:val="17"/>
-                <w:szCs w:val="17"/>
-              </w:rPr>
-              <w:t xml:space="preserve">신규개발(10/3)</w:t>
-            </w:r>
-          </w:p>
-        </w:tc>
-        <w:tc>
-          <w:tcPr>
-            <w:tcW w:type="dxa" w:w="5040"/>
-            <w:tcBorders>
-              <w:top w:val="single" w:color="C9D3DF" w:sz="4"/>
-              <w:left w:val="single" w:color="C9D3DF" w:sz="4"/>
-              <w:bottom w:val="single" w:color="C9D3DF" w:sz="4"/>
-              <w:right w:val="single" w:color="C9D3DF" w:sz="4"/>
-            </w:tcBorders>
-            <w:tcMar>
-              <w:top w:type="dxa" w:w="50"/>
-              <w:left w:type="dxa" w:w="80"/>
-              <w:bottom w:type="dxa" w:w="50"/>
-              <w:right w:type="dxa" w:w="80"/>
-            </w:tcMar>
-          </w:tcPr>
-          <w:p>
-            <w:pPr>
-              <w:jc w:val="left"/>
-            </w:pPr>
-            <w:r>
-              <w:rPr>
-                <w:rFonts w:ascii="Malgun Gothic" w:cs="Malgun Gothic" w:eastAsia="Malgun Gothic" w:hAnsi="Malgun Gothic"/>
-                <w:sz w:val="17"/>
-                <w:szCs w:val="17"/>
-              </w:rPr>
-              <w:t xml:space="preserve">팀 자체 테스트 1차(이혜경, 웹·모바일)·2차(이미영, PC·휴대폰) 보고서와 결과 반영표, 실사용자 3명 온라인 설문(Google Forms·Apps Script)·결과 리포트</w:t>
-            </w:r>
-          </w:p>
-        </w:tc>
-        <w:tc>
-          <w:tcPr>
-            <w:tcW w:type="dxa" w:w="2527"/>
+            <w:tcW w:type="dxa" w:w="2669"/>
+            <w:tcBorders>
+              <w:top w:val="single" w:color="C9D3DF" w:sz="4"/>
+              <w:left w:val="single" w:color="C9D3DF" w:sz="4"/>
+              <w:bottom w:val="single" w:color="C9D3DF" w:sz="4"/>
+              <w:right w:val="single" w:color="C9D3DF" w:sz="4"/>
+            </w:tcBorders>
+            <w:tcMar>
+              <w:top w:type="dxa" w:w="50"/>
+              <w:left w:type="dxa" w:w="80"/>
+              <w:bottom w:type="dxa" w:w="50"/>
+              <w:right w:type="dxa" w:w="80"/>
+            </w:tcMar>
+          </w:tcPr>
+          <w:p>
+            <w:pPr>
+              <w:jc w:val="left"/>
+            </w:pPr>
+            <w:r>
+              <w:rPr>
+                <w:rFonts w:ascii="Malgun Gothic" w:cs="Malgun Gothic" w:eastAsia="Malgun Gothic" w:hAnsi="Malgun Gothic"/>
+                <w:sz w:val="17"/>
+                <w:szCs w:val="17"/>
+              </w:rPr>
+              <w:t xml:space="preserve">신규개발(10/3~10/4)</w:t>
+            </w:r>
+          </w:p>
+        </w:tc>
+        <w:tc>
+          <w:tcPr>
+            <w:tcW w:type="dxa" w:w="5018"/>
+            <w:tcBorders>
+              <w:top w:val="single" w:color="C9D3DF" w:sz="4"/>
+              <w:left w:val="single" w:color="C9D3DF" w:sz="4"/>
+              <w:bottom w:val="single" w:color="C9D3DF" w:sz="4"/>
+              <w:right w:val="single" w:color="C9D3DF" w:sz="4"/>
+            </w:tcBorders>
+            <w:tcMar>
+              <w:top w:type="dxa" w:w="50"/>
+              <w:left w:type="dxa" w:w="80"/>
+              <w:bottom w:type="dxa" w:w="50"/>
+              <w:right w:type="dxa" w:w="80"/>
+            </w:tcMar>
+          </w:tcPr>
+          <w:p>
+            <w:pPr>
+              <w:jc w:val="left"/>
+            </w:pPr>
+            <w:r>
+              <w:rPr>
+                <w:rFonts w:ascii="Malgun Gothic" w:cs="Malgun Gothic" w:eastAsia="Malgun Gothic" w:hAnsi="Malgun Gothic"/>
+                <w:sz w:val="17"/>
+                <w:szCs w:val="17"/>
+              </w:rPr>
+              <w:t xml:space="preserve">팀 자체 테스트 1차(이혜경, 웹·모바일)·2차(이미영, PC·휴대폰) 보고서와 결과 반영표, 실사용자 4명 온라인 설문(Google Forms·Apps Script)·결과 리포트</w:t>
+            </w:r>
+          </w:p>
+        </w:tc>
+        <w:tc>
+          <w:tcPr>
+            <w:tcW w:type="dxa" w:w="2517"/>
             <w:tcBorders>
               <w:top w:val="single" w:color="C9D3DF" w:sz="4"/>
               <w:left w:val="single" w:color="C9D3DF" w:sz="4"/>
@@ -868,7 +868,7 @@
         </w:rPr>
         <w:t xml:space="preserve">날짜별 상세 내역: 저장소 README ‘개발 작업 과정’, GitHub 커밋 기록(</w:t>
       </w:r>
-      <w:hyperlink w:history="1" r:id="rIdgrre40p5pxgddlgvz_lk9">
+      <w:hyperlink w:history="1" r:id="rIdygjhxrny7smhtbqbthfvh">
         <w:r>
           <w:rPr>
             <w:rStyle w:val="Hyperlink"/>
@@ -4190,7 +4190,7 @@
             <w:pPr>
               <w:jc w:val="left"/>
             </w:pPr>
-            <w:hyperlink w:history="1" r:id="rIdpdbkrzw04brb06ukotdsj">
+            <w:hyperlink w:history="1" r:id="rIduqgjuxxvndtqlyx3xsrpj">
               <w:r>
                 <w:rPr>
                   <w:rStyle w:val="Hyperlink"/>
@@ -4289,7 +4289,7 @@
             <w:pPr>
               <w:jc w:val="left"/>
             </w:pPr>
-            <w:hyperlink w:history="1" r:id="rId2gxdgnruhtce13_tqz6e4">
+            <w:hyperlink w:history="1" r:id="rIdvcgpud77b0u-v9ekakvxp">
               <w:r>
                 <w:rPr>
                   <w:rStyle w:val="Hyperlink"/>
@@ -4388,7 +4388,7 @@
             <w:pPr>
               <w:jc w:val="left"/>
             </w:pPr>
-            <w:hyperlink w:history="1" r:id="rIdldpgd_eegu1bcuztdzsv4">
+            <w:hyperlink w:history="1" r:id="rId4b802fyke_-advheeg6vh">
               <w:r>
                 <w:rPr>
                   <w:rStyle w:val="Hyperlink"/>
@@ -4487,7 +4487,7 @@
             <w:pPr>
               <w:jc w:val="left"/>
             </w:pPr>
-            <w:hyperlink w:history="1" r:id="rId_ksbmc2chexdmdse33tqm">
+            <w:hyperlink w:history="1" r:id="rIdcudarvk7yelewormpvcc5">
               <w:r>
                 <w:rPr>
                   <w:rStyle w:val="Hyperlink"/>
@@ -4586,7 +4586,7 @@
             <w:pPr>
               <w:jc w:val="left"/>
             </w:pPr>
-            <w:hyperlink w:history="1" r:id="rIddkbopoxlllhm3idypooqj">
+            <w:hyperlink w:history="1" r:id="rIdqguyolzqxlkjze_-j6mmz">
               <w:r>
                 <w:rPr>
                   <w:rStyle w:val="Hyperlink"/>
@@ -4685,7 +4685,7 @@
             <w:pPr>
               <w:jc w:val="left"/>
             </w:pPr>
-            <w:hyperlink w:history="1" r:id="rIdf5dfoksv6ihmr09-ldxb7">
+            <w:hyperlink w:history="1" r:id="rIdkf7zibtimr8tegxqrs2dj">
               <w:r>
                 <w:rPr>
                   <w:rStyle w:val="Hyperlink"/>
@@ -4880,7 +4880,7 @@
             <w:pPr>
               <w:jc w:val="left"/>
             </w:pPr>
-            <w:hyperlink w:history="1" r:id="rIddbhwnbp9tkhy1xccedaz1">
+            <w:hyperlink w:history="1" r:id="rIdpoan5hemsgjraro7wfwfd">
               <w:r>
                 <w:rPr>
                   <w:rStyle w:val="Hyperlink"/>
@@ -4979,7 +4979,7 @@
             <w:pPr>
               <w:jc w:val="left"/>
             </w:pPr>
-            <w:hyperlink w:history="1" r:id="rIdd-cshiguqa7xbp4ngpq5r">
+            <w:hyperlink w:history="1" r:id="rIdu5llrlkitna9l8s3az5qa">
               <w:r>
                 <w:rPr>
                   <w:rStyle w:val="Hyperlink"/>
@@ -5078,7 +5078,7 @@
             <w:pPr>
               <w:jc w:val="left"/>
             </w:pPr>
-            <w:hyperlink w:history="1" r:id="rId07hri1wd6mu0ngewavxqy">
+            <w:hyperlink w:history="1" r:id="rIddx0jx4nj-zqiasidv-u2-">
               <w:r>
                 <w:rPr>
                   <w:rStyle w:val="Hyperlink"/>
@@ -5177,7 +5177,7 @@
             <w:pPr>
               <w:jc w:val="left"/>
             </w:pPr>
-            <w:hyperlink w:history="1" r:id="rIdmihkn8nga7pqezmcv9vmx">
+            <w:hyperlink w:history="1" r:id="rIdwhjjpvdlb2nuue694bvo6">
               <w:r>
                 <w:rPr>
                   <w:rStyle w:val="Hyperlink"/>
@@ -5276,7 +5276,7 @@
             <w:pPr>
               <w:jc w:val="left"/>
             </w:pPr>
-            <w:hyperlink w:history="1" r:id="rIdgiamtdzf1ct2tlktlp558">
+            <w:hyperlink w:history="1" r:id="rIdkarn5r8fnhvkixz4l1r56">
               <w:r>
                 <w:rPr>
                   <w:rStyle w:val="Hyperlink"/>
@@ -5375,7 +5375,7 @@
             <w:pPr>
               <w:jc w:val="left"/>
             </w:pPr>
-            <w:hyperlink w:history="1" r:id="rIdb95wfkqmpqnqerd_lxiox">
+            <w:hyperlink w:history="1" r:id="rIdtpty0ht1djkcadrozdcs2">
               <w:r>
                 <w:rPr>
                   <w:rStyle w:val="Hyperlink"/>
@@ -5474,7 +5474,7 @@
             <w:pPr>
               <w:jc w:val="left"/>
             </w:pPr>
-            <w:hyperlink w:history="1" r:id="rIdwhmdorh9vtzmjhbxthqaw">
+            <w:hyperlink w:history="1" r:id="rIdkpmy265rwxjtgqqwzunvk">
               <w:r>
                 <w:rPr>
                   <w:rStyle w:val="Hyperlink"/>
@@ -5573,7 +5573,7 @@
             <w:pPr>
               <w:jc w:val="left"/>
             </w:pPr>
-            <w:hyperlink w:history="1" r:id="rIdn4x2rj_vktea7fikgiyq2">
+            <w:hyperlink w:history="1" r:id="rIdpayniqzd7dsmq0cy9w8cl">
               <w:r>
                 <w:rPr>
                   <w:rStyle w:val="Hyperlink"/>
@@ -5960,7 +5960,7 @@
             <w:pPr>
               <w:jc w:val="left"/>
             </w:pPr>
-            <w:hyperlink w:history="1" r:id="rIdkdoledvxdmqk7psg3u9wn">
+            <w:hyperlink w:history="1" r:id="rIdp9gvykwczaxxntx9vjwih">
               <w:r>
                 <w:rPr>
                   <w:rStyle w:val="Hyperlink"/>
@@ -6299,8 +6299,8 @@
         </w:tblBorders>
       </w:tblPr>
       <w:tblGrid>
-        <w:gridCol w:w="3484"/>
-        <w:gridCol w:w="6720"/>
+        <w:gridCol w:w="3396"/>
+        <w:gridCol w:w="6808"/>
       </w:tblGrid>
       <w:tr>
         <w:trPr>
@@ -6309,7 +6309,7 @@
         </w:trPr>
         <w:tc>
           <w:tcPr>
-            <w:tcW w:type="dxa" w:w="3484"/>
+            <w:tcW w:type="dxa" w:w="3396"/>
             <w:tcBorders>
               <w:top w:val="single" w:color="C9D3DF" w:sz="4"/>
               <w:left w:val="single" w:color="C9D3DF" w:sz="4"/>
@@ -6343,7 +6343,7 @@
         </w:tc>
         <w:tc>
           <w:tcPr>
-            <w:tcW w:type="dxa" w:w="6720"/>
+            <w:tcW w:type="dxa" w:w="6808"/>
             <w:tcBorders>
               <w:top w:val="single" w:color="C9D3DF" w:sz="4"/>
               <w:left w:val="single" w:color="C9D3DF" w:sz="4"/>
@@ -6383,7 +6383,7 @@
         </w:trPr>
         <w:tc>
           <w:tcPr>
-            <w:tcW w:type="dxa" w:w="3484"/>
+            <w:tcW w:type="dxa" w:w="3396"/>
             <w:tcBorders>
               <w:top w:val="single" w:color="C9D3DF" w:sz="4"/>
               <w:left w:val="single" w:color="C9D3DF" w:sz="4"/>
@@ -6413,7 +6413,7 @@
         </w:tc>
         <w:tc>
           <w:tcPr>
-            <w:tcW w:type="dxa" w:w="6720"/>
+            <w:tcW w:type="dxa" w:w="6808"/>
             <w:tcBorders>
               <w:top w:val="single" w:color="C9D3DF" w:sz="4"/>
               <w:left w:val="single" w:color="C9D3DF" w:sz="4"/>
@@ -6449,7 +6449,7 @@
         </w:trPr>
         <w:tc>
           <w:tcPr>
-            <w:tcW w:type="dxa" w:w="3484"/>
+            <w:tcW w:type="dxa" w:w="3396"/>
             <w:tcBorders>
               <w:top w:val="single" w:color="C9D3DF" w:sz="4"/>
               <w:left w:val="single" w:color="C9D3DF" w:sz="4"/>
@@ -6479,7 +6479,7 @@
         </w:tc>
         <w:tc>
           <w:tcPr>
-            <w:tcW w:type="dxa" w:w="6720"/>
+            <w:tcW w:type="dxa" w:w="6808"/>
             <w:tcBorders>
               <w:top w:val="single" w:color="C9D3DF" w:sz="4"/>
               <w:left w:val="single" w:color="C9D3DF" w:sz="4"/>
@@ -6515,7 +6515,7 @@
         </w:trPr>
         <w:tc>
           <w:tcPr>
-            <w:tcW w:type="dxa" w:w="3484"/>
+            <w:tcW w:type="dxa" w:w="3396"/>
             <w:tcBorders>
               <w:top w:val="single" w:color="C9D3DF" w:sz="4"/>
               <w:left w:val="single" w:color="C9D3DF" w:sz="4"/>
@@ -6545,31 +6545,31 @@
         </w:tc>
         <w:tc>
           <w:tcPr>
-            <w:tcW w:type="dxa" w:w="6720"/>
-            <w:tcBorders>
-              <w:top w:val="single" w:color="C9D3DF" w:sz="4"/>
-              <w:left w:val="single" w:color="C9D3DF" w:sz="4"/>
-              <w:bottom w:val="single" w:color="C9D3DF" w:sz="4"/>
-              <w:right w:val="single" w:color="C9D3DF" w:sz="4"/>
-            </w:tcBorders>
-            <w:tcMar>
-              <w:top w:type="dxa" w:w="50"/>
-              <w:left w:type="dxa" w:w="80"/>
-              <w:bottom w:type="dxa" w:w="50"/>
-              <w:right w:type="dxa" w:w="80"/>
-            </w:tcMar>
-          </w:tcPr>
-          <w:p>
-            <w:pPr>
-              <w:jc w:val="left"/>
-            </w:pPr>
-            <w:r>
-              <w:rPr>
-                <w:rFonts w:ascii="Malgun Gothic" w:cs="Malgun Gothic" w:eastAsia="Malgun Gothic" w:hAnsi="Malgun Gothic"/>
-                <w:sz w:val="17"/>
-                <w:szCs w:val="17"/>
-              </w:rPr>
-              <w:t xml:space="preserve">가상 페르소나 ‘코디2026’ 사용, 실사용자는 U01~U03 번호로만 기록</w:t>
+            <w:tcW w:type="dxa" w:w="6808"/>
+            <w:tcBorders>
+              <w:top w:val="single" w:color="C9D3DF" w:sz="4"/>
+              <w:left w:val="single" w:color="C9D3DF" w:sz="4"/>
+              <w:bottom w:val="single" w:color="C9D3DF" w:sz="4"/>
+              <w:right w:val="single" w:color="C9D3DF" w:sz="4"/>
+            </w:tcBorders>
+            <w:tcMar>
+              <w:top w:type="dxa" w:w="50"/>
+              <w:left w:type="dxa" w:w="80"/>
+              <w:bottom w:type="dxa" w:w="50"/>
+              <w:right w:type="dxa" w:w="80"/>
+            </w:tcMar>
+          </w:tcPr>
+          <w:p>
+            <w:pPr>
+              <w:jc w:val="left"/>
+            </w:pPr>
+            <w:r>
+              <w:rPr>
+                <w:rFonts w:ascii="Malgun Gothic" w:cs="Malgun Gothic" w:eastAsia="Malgun Gothic" w:hAnsi="Malgun Gothic"/>
+                <w:sz w:val="17"/>
+                <w:szCs w:val="17"/>
+              </w:rPr>
+              <w:t xml:space="preserve">가상 페르소나 ‘코디2026’ 사용, 실사용자는 U01~U04 번호로만 기록</w:t>
             </w:r>
           </w:p>
         </w:tc>
@@ -6581,7 +6581,7 @@
         </w:trPr>
         <w:tc>
           <w:tcPr>
-            <w:tcW w:type="dxa" w:w="3484"/>
+            <w:tcW w:type="dxa" w:w="3396"/>
             <w:tcBorders>
               <w:top w:val="single" w:color="C9D3DF" w:sz="4"/>
               <w:left w:val="single" w:color="C9D3DF" w:sz="4"/>
@@ -6611,7 +6611,7 @@
         </w:tc>
         <w:tc>
           <w:tcPr>
-            <w:tcW w:type="dxa" w:w="6720"/>
+            <w:tcW w:type="dxa" w:w="6808"/>
             <w:tcBorders>
               <w:top w:val="single" w:color="C9D3DF" w:sz="4"/>
               <w:left w:val="single" w:color="C9D3DF" w:sz="4"/>
@@ -6647,7 +6647,7 @@
         </w:trPr>
         <w:tc>
           <w:tcPr>
-            <w:tcW w:type="dxa" w:w="3484"/>
+            <w:tcW w:type="dxa" w:w="3396"/>
             <w:tcBorders>
               <w:top w:val="single" w:color="C9D3DF" w:sz="4"/>
               <w:left w:val="single" w:color="C9D3DF" w:sz="4"/>
@@ -6677,31 +6677,31 @@
         </w:tc>
         <w:tc>
           <w:tcPr>
-            <w:tcW w:type="dxa" w:w="6720"/>
-            <w:tcBorders>
-              <w:top w:val="single" w:color="C9D3DF" w:sz="4"/>
-              <w:left w:val="single" w:color="C9D3DF" w:sz="4"/>
-              <w:bottom w:val="single" w:color="C9D3DF" w:sz="4"/>
-              <w:right w:val="single" w:color="C9D3DF" w:sz="4"/>
-            </w:tcBorders>
-            <w:tcMar>
-              <w:top w:type="dxa" w:w="50"/>
-              <w:left w:type="dxa" w:w="80"/>
-              <w:bottom w:type="dxa" w:w="50"/>
-              <w:right w:type="dxa" w:w="80"/>
-            </w:tcMar>
-          </w:tcPr>
-          <w:p>
-            <w:pPr>
-              <w:jc w:val="left"/>
-            </w:pPr>
-            <w:r>
-              <w:rPr>
-                <w:rFonts w:ascii="Malgun Gothic" w:cs="Malgun Gothic" w:eastAsia="Malgun Gothic" w:hAnsi="Malgun Gothic"/>
-                <w:sz w:val="17"/>
-                <w:szCs w:val="17"/>
-              </w:rPr>
-              <w:t xml:space="preserve">10/3, 3명 온라인 설문(Google Forms·Apps Script): 문항 평균 4.84/5, 전체 만족도 4.67/5, 다시 사용·추천 3명 모두 예</w:t>
+            <w:tcW w:type="dxa" w:w="6808"/>
+            <w:tcBorders>
+              <w:top w:val="single" w:color="C9D3DF" w:sz="4"/>
+              <w:left w:val="single" w:color="C9D3DF" w:sz="4"/>
+              <w:bottom w:val="single" w:color="C9D3DF" w:sz="4"/>
+              <w:right w:val="single" w:color="C9D3DF" w:sz="4"/>
+            </w:tcBorders>
+            <w:tcMar>
+              <w:top w:type="dxa" w:w="50"/>
+              <w:left w:type="dxa" w:w="80"/>
+              <w:bottom w:type="dxa" w:w="50"/>
+              <w:right w:type="dxa" w:w="80"/>
+            </w:tcMar>
+          </w:tcPr>
+          <w:p>
+            <w:pPr>
+              <w:jc w:val="left"/>
+            </w:pPr>
+            <w:r>
+              <w:rPr>
+                <w:rFonts w:ascii="Malgun Gothic" w:cs="Malgun Gothic" w:eastAsia="Malgun Gothic" w:hAnsi="Malgun Gothic"/>
+                <w:sz w:val="17"/>
+                <w:szCs w:val="17"/>
+              </w:rPr>
+              <w:t xml:space="preserve">10/3~10/4, 4명 온라인 설문(Google Forms·Apps Script): 문항 평균 4.56/5, 전체 만족도 4.75/5, 다시 사용·추천 4명 모두 예. 결과 그래프는 matplotlib로 직접 작성</w:t>
             </w:r>
           </w:p>
         </w:tc>

--- a/deliverables/submission/오이소창원_출처_AI활용_신고서_20261004.docx
+++ b/deliverables/submission/오이소창원_출처_AI활용_신고서_20261004.docx
@@ -66,9 +66,9 @@
         </w:tblBorders>
       </w:tblPr>
       <w:tblGrid>
-        <w:gridCol w:w="2669"/>
-        <w:gridCol w:w="5018"/>
-        <w:gridCol w:w="2517"/>
+        <w:gridCol w:w="2667"/>
+        <w:gridCol w:w="5022"/>
+        <w:gridCol w:w="2515"/>
       </w:tblGrid>
       <w:tr>
         <w:trPr>
@@ -77,7 +77,7 @@
         </w:trPr>
         <w:tc>
           <w:tcPr>
-            <w:tcW w:type="dxa" w:w="2669"/>
+            <w:tcW w:type="dxa" w:w="2667"/>
             <w:tcBorders>
               <w:top w:val="single" w:color="C9D3DF" w:sz="4"/>
               <w:left w:val="single" w:color="C9D3DF" w:sz="4"/>
@@ -111,7 +111,7 @@
         </w:tc>
         <w:tc>
           <w:tcPr>
-            <w:tcW w:type="dxa" w:w="5018"/>
+            <w:tcW w:type="dxa" w:w="5022"/>
             <w:tcBorders>
               <w:top w:val="single" w:color="C9D3DF" w:sz="4"/>
               <w:left w:val="single" w:color="C9D3DF" w:sz="4"/>
@@ -145,7 +145,7 @@
         </w:tc>
         <w:tc>
           <w:tcPr>
-            <w:tcW w:type="dxa" w:w="2517"/>
+            <w:tcW w:type="dxa" w:w="2515"/>
             <w:tcBorders>
               <w:top w:val="single" w:color="C9D3DF" w:sz="4"/>
               <w:left w:val="single" w:color="C9D3DF" w:sz="4"/>
@@ -185,7 +185,7 @@
         </w:trPr>
         <w:tc>
           <w:tcPr>
-            <w:tcW w:type="dxa" w:w="2669"/>
+            <w:tcW w:type="dxa" w:w="2667"/>
             <w:tcBorders>
               <w:top w:val="single" w:color="C9D3DF" w:sz="4"/>
               <w:left w:val="single" w:color="C9D3DF" w:sz="4"/>
@@ -215,7 +215,7 @@
         </w:tc>
         <w:tc>
           <w:tcPr>
-            <w:tcW w:type="dxa" w:w="5018"/>
+            <w:tcW w:type="dxa" w:w="5022"/>
             <w:tcBorders>
               <w:top w:val="single" w:color="C9D3DF" w:sz="4"/>
               <w:left w:val="single" w:color="C9D3DF" w:sz="4"/>
@@ -245,7 +245,7 @@
         </w:tc>
         <w:tc>
           <w:tcPr>
-            <w:tcW w:type="dxa" w:w="2517"/>
+            <w:tcW w:type="dxa" w:w="2515"/>
             <w:tcBorders>
               <w:top w:val="single" w:color="C9D3DF" w:sz="4"/>
               <w:left w:val="single" w:color="C9D3DF" w:sz="4"/>
@@ -281,7 +281,7 @@
         </w:trPr>
         <w:tc>
           <w:tcPr>
-            <w:tcW w:type="dxa" w:w="2669"/>
+            <w:tcW w:type="dxa" w:w="2667"/>
             <w:tcBorders>
               <w:top w:val="single" w:color="C9D3DF" w:sz="4"/>
               <w:left w:val="single" w:color="C9D3DF" w:sz="4"/>
@@ -311,7 +311,7 @@
         </w:tc>
         <w:tc>
           <w:tcPr>
-            <w:tcW w:type="dxa" w:w="5018"/>
+            <w:tcW w:type="dxa" w:w="5022"/>
             <w:tcBorders>
               <w:top w:val="single" w:color="C9D3DF" w:sz="4"/>
               <w:left w:val="single" w:color="C9D3DF" w:sz="4"/>
@@ -341,7 +341,7 @@
         </w:tc>
         <w:tc>
           <w:tcPr>
-            <w:tcW w:type="dxa" w:w="2517"/>
+            <w:tcW w:type="dxa" w:w="2515"/>
             <w:tcBorders>
               <w:top w:val="single" w:color="C9D3DF" w:sz="4"/>
               <w:left w:val="single" w:color="C9D3DF" w:sz="4"/>
@@ -377,7 +377,7 @@
         </w:trPr>
         <w:tc>
           <w:tcPr>
-            <w:tcW w:type="dxa" w:w="2669"/>
+            <w:tcW w:type="dxa" w:w="2667"/>
             <w:tcBorders>
               <w:top w:val="single" w:color="C9D3DF" w:sz="4"/>
               <w:left w:val="single" w:color="C9D3DF" w:sz="4"/>
@@ -407,7 +407,7 @@
         </w:tc>
         <w:tc>
           <w:tcPr>
-            <w:tcW w:type="dxa" w:w="5018"/>
+            <w:tcW w:type="dxa" w:w="5022"/>
             <w:tcBorders>
               <w:top w:val="single" w:color="C9D3DF" w:sz="4"/>
               <w:left w:val="single" w:color="C9D3DF" w:sz="4"/>
@@ -437,7 +437,7 @@
         </w:tc>
         <w:tc>
           <w:tcPr>
-            <w:tcW w:type="dxa" w:w="2517"/>
+            <w:tcW w:type="dxa" w:w="2515"/>
             <w:tcBorders>
               <w:top w:val="single" w:color="C9D3DF" w:sz="4"/>
               <w:left w:val="single" w:color="C9D3DF" w:sz="4"/>
@@ -473,7 +473,7 @@
         </w:trPr>
         <w:tc>
           <w:tcPr>
-            <w:tcW w:type="dxa" w:w="2669"/>
+            <w:tcW w:type="dxa" w:w="2667"/>
             <w:tcBorders>
               <w:top w:val="single" w:color="C9D3DF" w:sz="4"/>
               <w:left w:val="single" w:color="C9D3DF" w:sz="4"/>
@@ -503,7 +503,7 @@
         </w:tc>
         <w:tc>
           <w:tcPr>
-            <w:tcW w:type="dxa" w:w="5018"/>
+            <w:tcW w:type="dxa" w:w="5022"/>
             <w:tcBorders>
               <w:top w:val="single" w:color="C9D3DF" w:sz="4"/>
               <w:left w:val="single" w:color="C9D3DF" w:sz="4"/>
@@ -533,7 +533,7 @@
         </w:tc>
         <w:tc>
           <w:tcPr>
-            <w:tcW w:type="dxa" w:w="2517"/>
+            <w:tcW w:type="dxa" w:w="2515"/>
             <w:tcBorders>
               <w:top w:val="single" w:color="C9D3DF" w:sz="4"/>
               <w:left w:val="single" w:color="C9D3DF" w:sz="4"/>
@@ -569,7 +569,7 @@
         </w:trPr>
         <w:tc>
           <w:tcPr>
-            <w:tcW w:type="dxa" w:w="2669"/>
+            <w:tcW w:type="dxa" w:w="2667"/>
             <w:tcBorders>
               <w:top w:val="single" w:color="C9D3DF" w:sz="4"/>
               <w:left w:val="single" w:color="C9D3DF" w:sz="4"/>
@@ -599,7 +599,7 @@
         </w:tc>
         <w:tc>
           <w:tcPr>
-            <w:tcW w:type="dxa" w:w="5018"/>
+            <w:tcW w:type="dxa" w:w="5022"/>
             <w:tcBorders>
               <w:top w:val="single" w:color="C9D3DF" w:sz="4"/>
               <w:left w:val="single" w:color="C9D3DF" w:sz="4"/>
@@ -629,7 +629,7 @@
         </w:tc>
         <w:tc>
           <w:tcPr>
-            <w:tcW w:type="dxa" w:w="2517"/>
+            <w:tcW w:type="dxa" w:w="2515"/>
             <w:tcBorders>
               <w:top w:val="single" w:color="C9D3DF" w:sz="4"/>
               <w:left w:val="single" w:color="C9D3DF" w:sz="4"/>
@@ -665,7 +665,7 @@
         </w:trPr>
         <w:tc>
           <w:tcPr>
-            <w:tcW w:type="dxa" w:w="2669"/>
+            <w:tcW w:type="dxa" w:w="2667"/>
             <w:tcBorders>
               <w:top w:val="single" w:color="C9D3DF" w:sz="4"/>
               <w:left w:val="single" w:color="C9D3DF" w:sz="4"/>
@@ -695,37 +695,37 @@
         </w:tc>
         <w:tc>
           <w:tcPr>
-            <w:tcW w:type="dxa" w:w="5018"/>
-            <w:tcBorders>
-              <w:top w:val="single" w:color="C9D3DF" w:sz="4"/>
-              <w:left w:val="single" w:color="C9D3DF" w:sz="4"/>
-              <w:bottom w:val="single" w:color="C9D3DF" w:sz="4"/>
-              <w:right w:val="single" w:color="C9D3DF" w:sz="4"/>
-            </w:tcBorders>
-            <w:tcMar>
-              <w:top w:type="dxa" w:w="50"/>
-              <w:left w:type="dxa" w:w="80"/>
-              <w:bottom w:type="dxa" w:w="50"/>
-              <w:right w:type="dxa" w:w="80"/>
-            </w:tcMar>
-          </w:tcPr>
-          <w:p>
-            <w:pPr>
-              <w:jc w:val="left"/>
-            </w:pPr>
-            <w:r>
-              <w:rPr>
-                <w:rFonts w:ascii="Malgun Gothic" w:cs="Malgun Gothic" w:eastAsia="Malgun Gothic" w:hAnsi="Malgun Gothic"/>
-                <w:sz w:val="17"/>
-                <w:szCs w:val="17"/>
-              </w:rPr>
-              <w:t xml:space="preserve">자동 테스트 126개(unittest), 대표 Test Case 6건(PC·모바일 자동 실행 12회), 최종 자체 테스트 체크리스트</w:t>
-            </w:r>
-          </w:p>
-        </w:tc>
-        <w:tc>
-          <w:tcPr>
-            <w:tcW w:type="dxa" w:w="2517"/>
+            <w:tcW w:type="dxa" w:w="5022"/>
+            <w:tcBorders>
+              <w:top w:val="single" w:color="C9D3DF" w:sz="4"/>
+              <w:left w:val="single" w:color="C9D3DF" w:sz="4"/>
+              <w:bottom w:val="single" w:color="C9D3DF" w:sz="4"/>
+              <w:right w:val="single" w:color="C9D3DF" w:sz="4"/>
+            </w:tcBorders>
+            <w:tcMar>
+              <w:top w:type="dxa" w:w="50"/>
+              <w:left w:type="dxa" w:w="80"/>
+              <w:bottom w:type="dxa" w:w="50"/>
+              <w:right w:type="dxa" w:w="80"/>
+            </w:tcMar>
+          </w:tcPr>
+          <w:p>
+            <w:pPr>
+              <w:jc w:val="left"/>
+            </w:pPr>
+            <w:r>
+              <w:rPr>
+                <w:rFonts w:ascii="Malgun Gothic" w:cs="Malgun Gothic" w:eastAsia="Malgun Gothic" w:hAnsi="Malgun Gothic"/>
+                <w:sz w:val="17"/>
+                <w:szCs w:val="17"/>
+              </w:rPr>
+              <w:t xml:space="preserve">자동 테스트 126개(unittest), 대표 Test Case 6건(PC·모바일 자동 실행 12회), 오이소창원 체크리스트 서류 양식</w:t>
+            </w:r>
+          </w:p>
+        </w:tc>
+        <w:tc>
+          <w:tcPr>
+            <w:tcW w:type="dxa" w:w="2515"/>
             <w:tcBorders>
               <w:top w:val="single" w:color="C9D3DF" w:sz="4"/>
               <w:left w:val="single" w:color="C9D3DF" w:sz="4"/>
@@ -761,7 +761,7 @@
         </w:trPr>
         <w:tc>
           <w:tcPr>
-            <w:tcW w:type="dxa" w:w="2669"/>
+            <w:tcW w:type="dxa" w:w="2667"/>
             <w:tcBorders>
               <w:top w:val="single" w:color="C9D3DF" w:sz="4"/>
               <w:left w:val="single" w:color="C9D3DF" w:sz="4"/>
@@ -791,7 +791,7 @@
         </w:tc>
         <w:tc>
           <w:tcPr>
-            <w:tcW w:type="dxa" w:w="5018"/>
+            <w:tcW w:type="dxa" w:w="5022"/>
             <w:tcBorders>
               <w:top w:val="single" w:color="C9D3DF" w:sz="4"/>
               <w:left w:val="single" w:color="C9D3DF" w:sz="4"/>
@@ -821,7 +821,7 @@
         </w:tc>
         <w:tc>
           <w:tcPr>
-            <w:tcW w:type="dxa" w:w="2517"/>
+            <w:tcW w:type="dxa" w:w="2515"/>
             <w:tcBorders>
               <w:top w:val="single" w:color="C9D3DF" w:sz="4"/>
               <w:left w:val="single" w:color="C9D3DF" w:sz="4"/>
@@ -868,7 +868,7 @@
         </w:rPr>
         <w:t xml:space="preserve">날짜별 상세 내역: 저장소 README ‘개발 작업 과정’, GitHub 커밋 기록(</w:t>
       </w:r>
-      <w:hyperlink w:history="1" r:id="rIdygjhxrny7smhtbqbthfvh">
+      <w:hyperlink w:history="1" r:id="rIdez2urq9fhg5l4vqs1_ou1">
         <w:r>
           <w:rPr>
             <w:rStyle w:val="Hyperlink"/>
@@ -4190,7 +4190,7 @@
             <w:pPr>
               <w:jc w:val="left"/>
             </w:pPr>
-            <w:hyperlink w:history="1" r:id="rIduqgjuxxvndtqlyx3xsrpj">
+            <w:hyperlink w:history="1" r:id="rIdrczrizy2oyd7a1ozgldgi">
               <w:r>
                 <w:rPr>
                   <w:rStyle w:val="Hyperlink"/>
@@ -4289,7 +4289,7 @@
             <w:pPr>
               <w:jc w:val="left"/>
             </w:pPr>
-            <w:hyperlink w:history="1" r:id="rIdvcgpud77b0u-v9ekakvxp">
+            <w:hyperlink w:history="1" r:id="rIdpwxoqizzh0a1onqzt5e9l">
               <w:r>
                 <w:rPr>
                   <w:rStyle w:val="Hyperlink"/>
@@ -4388,7 +4388,7 @@
             <w:pPr>
               <w:jc w:val="left"/>
             </w:pPr>
-            <w:hyperlink w:history="1" r:id="rId4b802fyke_-advheeg6vh">
+            <w:hyperlink w:history="1" r:id="rIdel-5xqhnq7mud_3x4s119">
               <w:r>
                 <w:rPr>
                   <w:rStyle w:val="Hyperlink"/>
@@ -4487,7 +4487,7 @@
             <w:pPr>
               <w:jc w:val="left"/>
             </w:pPr>
-            <w:hyperlink w:history="1" r:id="rIdcudarvk7yelewormpvcc5">
+            <w:hyperlink w:history="1" r:id="rIdnyfsy2xgucr-d5ub7lpxc">
               <w:r>
                 <w:rPr>
                   <w:rStyle w:val="Hyperlink"/>
@@ -4586,7 +4586,7 @@
             <w:pPr>
               <w:jc w:val="left"/>
             </w:pPr>
-            <w:hyperlink w:history="1" r:id="rIdqguyolzqxlkjze_-j6mmz">
+            <w:hyperlink w:history="1" r:id="rIdublxaxi5_3yare2rcud0w">
               <w:r>
                 <w:rPr>
                   <w:rStyle w:val="Hyperlink"/>
@@ -4685,7 +4685,7 @@
             <w:pPr>
               <w:jc w:val="left"/>
             </w:pPr>
-            <w:hyperlink w:history="1" r:id="rIdkf7zibtimr8tegxqrs2dj">
+            <w:hyperlink w:history="1" r:id="rIdja5gqsnymddelc4s3di7s">
               <w:r>
                 <w:rPr>
                   <w:rStyle w:val="Hyperlink"/>
@@ -4880,7 +4880,7 @@
             <w:pPr>
               <w:jc w:val="left"/>
             </w:pPr>
-            <w:hyperlink w:history="1" r:id="rIdpoan5hemsgjraro7wfwfd">
+            <w:hyperlink w:history="1" r:id="rIdinlhyewi4jjjefnnwsjyt">
               <w:r>
                 <w:rPr>
                   <w:rStyle w:val="Hyperlink"/>
@@ -4979,7 +4979,7 @@
             <w:pPr>
               <w:jc w:val="left"/>
             </w:pPr>
-            <w:hyperlink w:history="1" r:id="rIdu5llrlkitna9l8s3az5qa">
+            <w:hyperlink w:history="1" r:id="rIddp5txxmz3ymux8mvzqe4o">
               <w:r>
                 <w:rPr>
                   <w:rStyle w:val="Hyperlink"/>
@@ -5078,7 +5078,7 @@
             <w:pPr>
               <w:jc w:val="left"/>
             </w:pPr>
-            <w:hyperlink w:history="1" r:id="rIddx0jx4nj-zqiasidv-u2-">
+            <w:hyperlink w:history="1" r:id="rIdbvdaiumwtryi-kniecbwb">
               <w:r>
                 <w:rPr>
                   <w:rStyle w:val="Hyperlink"/>
@@ -5177,7 +5177,7 @@
             <w:pPr>
               <w:jc w:val="left"/>
             </w:pPr>
-            <w:hyperlink w:history="1" r:id="rIdwhjjpvdlb2nuue694bvo6">
+            <w:hyperlink w:history="1" r:id="rIdvhs14h5r9fg2x2ek9oisp">
               <w:r>
                 <w:rPr>
                   <w:rStyle w:val="Hyperlink"/>
@@ -5276,7 +5276,7 @@
             <w:pPr>
               <w:jc w:val="left"/>
             </w:pPr>
-            <w:hyperlink w:history="1" r:id="rIdkarn5r8fnhvkixz4l1r56">
+            <w:hyperlink w:history="1" r:id="rIddvsl5xyhcuj0m2bg_fvig">
               <w:r>
                 <w:rPr>
                   <w:rStyle w:val="Hyperlink"/>
@@ -5375,7 +5375,7 @@
             <w:pPr>
               <w:jc w:val="left"/>
             </w:pPr>
-            <w:hyperlink w:history="1" r:id="rIdtpty0ht1djkcadrozdcs2">
+            <w:hyperlink w:history="1" r:id="rIdqf7yeanftvhyrwqdp4sc7">
               <w:r>
                 <w:rPr>
                   <w:rStyle w:val="Hyperlink"/>
@@ -5474,7 +5474,7 @@
             <w:pPr>
               <w:jc w:val="left"/>
             </w:pPr>
-            <w:hyperlink w:history="1" r:id="rIdkpmy265rwxjtgqqwzunvk">
+            <w:hyperlink w:history="1" r:id="rIdwejuknipotsf0eeewbnc6">
               <w:r>
                 <w:rPr>
                   <w:rStyle w:val="Hyperlink"/>
@@ -5573,7 +5573,7 @@
             <w:pPr>
               <w:jc w:val="left"/>
             </w:pPr>
-            <w:hyperlink w:history="1" r:id="rIdpayniqzd7dsmq0cy9w8cl">
+            <w:hyperlink w:history="1" r:id="rIdn7fl3npbec7zwzj6ohzk7">
               <w:r>
                 <w:rPr>
                   <w:rStyle w:val="Hyperlink"/>
@@ -5960,7 +5960,7 @@
             <w:pPr>
               <w:jc w:val="left"/>
             </w:pPr>
-            <w:hyperlink w:history="1" r:id="rIdp9gvykwczaxxntx9vjwih">
+            <w:hyperlink w:history="1" r:id="rIdeh9tn2qzltolqd1uwbqnj">
               <w:r>
                 <w:rPr>
                   <w:rStyle w:val="Hyperlink"/>

--- a/deliverables/submission/오이소창원_출처_AI활용_신고서_20261004.docx
+++ b/deliverables/submission/오이소창원_출처_AI활용_신고서_20261004.docx
@@ -868,7 +868,7 @@
         </w:rPr>
         <w:t xml:space="preserve">날짜별 상세 내역: 저장소 README ‘개발 작업 과정’, GitHub 커밋 기록(</w:t>
       </w:r>
-      <w:hyperlink w:history="1" r:id="rIdez2urq9fhg5l4vqs1_ou1">
+      <w:hyperlink w:history="1" r:id="rIdhi9izged14paw_-_jmofh">
         <w:r>
           <w:rPr>
             <w:rStyle w:val="Hyperlink"/>
@@ -4190,7 +4190,7 @@
             <w:pPr>
               <w:jc w:val="left"/>
             </w:pPr>
-            <w:hyperlink w:history="1" r:id="rIdrczrizy2oyd7a1ozgldgi">
+            <w:hyperlink w:history="1" r:id="rIdlxszr7y9si0u40efirj-e">
               <w:r>
                 <w:rPr>
                   <w:rStyle w:val="Hyperlink"/>
@@ -4289,7 +4289,7 @@
             <w:pPr>
               <w:jc w:val="left"/>
             </w:pPr>
-            <w:hyperlink w:history="1" r:id="rIdpwxoqizzh0a1onqzt5e9l">
+            <w:hyperlink w:history="1" r:id="rIddgkh1llaamem3hum4rdrj">
               <w:r>
                 <w:rPr>
                   <w:rStyle w:val="Hyperlink"/>
@@ -4388,7 +4388,7 @@
             <w:pPr>
               <w:jc w:val="left"/>
             </w:pPr>
-            <w:hyperlink w:history="1" r:id="rIdel-5xqhnq7mud_3x4s119">
+            <w:hyperlink w:history="1" r:id="rIdlwygktrq2gc8pz_2qujbq">
               <w:r>
                 <w:rPr>
                   <w:rStyle w:val="Hyperlink"/>
@@ -4487,7 +4487,7 @@
             <w:pPr>
               <w:jc w:val="left"/>
             </w:pPr>
-            <w:hyperlink w:history="1" r:id="rIdnyfsy2xgucr-d5ub7lpxc">
+            <w:hyperlink w:history="1" r:id="rIdfywvskwkumth4ofqgdcoh">
               <w:r>
                 <w:rPr>
                   <w:rStyle w:val="Hyperlink"/>
@@ -4586,7 +4586,7 @@
             <w:pPr>
               <w:jc w:val="left"/>
             </w:pPr>
-            <w:hyperlink w:history="1" r:id="rIdublxaxi5_3yare2rcud0w">
+            <w:hyperlink w:history="1" r:id="rIdrqprqkflhzxd9lrs7gzd8">
               <w:r>
                 <w:rPr>
                   <w:rStyle w:val="Hyperlink"/>
@@ -4685,7 +4685,7 @@
             <w:pPr>
               <w:jc w:val="left"/>
             </w:pPr>
-            <w:hyperlink w:history="1" r:id="rIdja5gqsnymddelc4s3di7s">
+            <w:hyperlink w:history="1" r:id="rIdhpvba31f0qb2g9wbo7mw9">
               <w:r>
                 <w:rPr>
                   <w:rStyle w:val="Hyperlink"/>
@@ -4880,7 +4880,7 @@
             <w:pPr>
               <w:jc w:val="left"/>
             </w:pPr>
-            <w:hyperlink w:history="1" r:id="rIdinlhyewi4jjjefnnwsjyt">
+            <w:hyperlink w:history="1" r:id="rId0pf2ybfnnqn3ig-oejiyk">
               <w:r>
                 <w:rPr>
                   <w:rStyle w:val="Hyperlink"/>
@@ -4979,7 +4979,7 @@
             <w:pPr>
               <w:jc w:val="left"/>
             </w:pPr>
-            <w:hyperlink w:history="1" r:id="rIddp5txxmz3ymux8mvzqe4o">
+            <w:hyperlink w:history="1" r:id="rIdyfmqx-syvfyhv3sppgmff">
               <w:r>
                 <w:rPr>
                   <w:rStyle w:val="Hyperlink"/>
@@ -5078,7 +5078,7 @@
             <w:pPr>
               <w:jc w:val="left"/>
             </w:pPr>
-            <w:hyperlink w:history="1" r:id="rIdbvdaiumwtryi-kniecbwb">
+            <w:hyperlink w:history="1" r:id="rIdpumn3nibgmnp75mobh8ox">
               <w:r>
                 <w:rPr>
                   <w:rStyle w:val="Hyperlink"/>
@@ -5177,7 +5177,7 @@
             <w:pPr>
               <w:jc w:val="left"/>
             </w:pPr>
-            <w:hyperlink w:history="1" r:id="rIdvhs14h5r9fg2x2ek9oisp">
+            <w:hyperlink w:history="1" r:id="rId49ozpoht-3yaugeexi7rw">
               <w:r>
                 <w:rPr>
                   <w:rStyle w:val="Hyperlink"/>
@@ -5276,7 +5276,7 @@
             <w:pPr>
               <w:jc w:val="left"/>
             </w:pPr>
-            <w:hyperlink w:history="1" r:id="rIddvsl5xyhcuj0m2bg_fvig">
+            <w:hyperlink w:history="1" r:id="rId4w_44ttxgxegh8gvw08wu">
               <w:r>
                 <w:rPr>
                   <w:rStyle w:val="Hyperlink"/>
@@ -5375,7 +5375,7 @@
             <w:pPr>
               <w:jc w:val="left"/>
             </w:pPr>
-            <w:hyperlink w:history="1" r:id="rIdqf7yeanftvhyrwqdp4sc7">
+            <w:hyperlink w:history="1" r:id="rIdhn7stmxfzdr9vualdxssu">
               <w:r>
                 <w:rPr>
                   <w:rStyle w:val="Hyperlink"/>
@@ -5474,7 +5474,7 @@
             <w:pPr>
               <w:jc w:val="left"/>
             </w:pPr>
-            <w:hyperlink w:history="1" r:id="rIdwejuknipotsf0eeewbnc6">
+            <w:hyperlink w:history="1" r:id="rIdbgjvz4ab5vfyhwthdplwu">
               <w:r>
                 <w:rPr>
                   <w:rStyle w:val="Hyperlink"/>
@@ -5573,7 +5573,7 @@
             <w:pPr>
               <w:jc w:val="left"/>
             </w:pPr>
-            <w:hyperlink w:history="1" r:id="rIdn7fl3npbec7zwzj6ohzk7">
+            <w:hyperlink w:history="1" r:id="rIdyga7bwauw6lv2nnemywr3">
               <w:r>
                 <w:rPr>
                   <w:rStyle w:val="Hyperlink"/>
@@ -5960,7 +5960,7 @@
             <w:pPr>
               <w:jc w:val="left"/>
             </w:pPr>
-            <w:hyperlink w:history="1" r:id="rIdeh9tn2qzltolqd1uwbqnj">
+            <w:hyperlink w:history="1" r:id="rIdjybzmsejs9zwxfnvd8j9l">
               <w:r>
                 <w:rPr>
                   <w:rStyle w:val="Hyperlink"/>

--- a/deliverables/submission/오이소창원_출처_AI활용_신고서_20261004.docx
+++ b/deliverables/submission/오이소창원_출처_AI활용_신고서_20261004.docx
@@ -20,6 +20,54 @@
           <w:szCs w:val="34"/>
         </w:rPr>
         <w:t xml:space="preserve">출처·AI 활용 신고서 — 오이소창원</w:t>
+      </w:r>
+      <w:r>
+        <w:drawing>
+          <wp:anchor distT="0" distB="0" distL="114300" distR="0" simplePos="0" allowOverlap="1" behindDoc="0" locked="0" layoutInCell="1" relativeHeight="1114425">
+            <wp:simplePos x="0" y="0"/>
+            <wp:positionH relativeFrom="margin">
+              <wp:align>right</wp:align>
+            </wp:positionH>
+            <wp:positionV relativeFrom="margin">
+              <wp:align>top</wp:align>
+            </wp:positionV>
+            <wp:extent cx="914400" cy="1114425"/>
+            <wp:effectExtent t="0" r="0" b="0" l="0"/>
+            <wp:wrapSquare wrapText="left" distL="114300"/>
+            <wp:docPr id="1" name="" descr="" title=""/>
+            <wp:cNvGraphicFramePr>
+              <a:graphicFrameLocks xmlns:a="http://schemas.openxmlformats.org/drawingml/2006/main" noChangeAspect="1"/>
+            </wp:cNvGraphicFramePr>
+            <a:graphic xmlns:a="http://schemas.openxmlformats.org/drawingml/2006/main">
+              <a:graphicData uri="http://schemas.openxmlformats.org/drawingml/2006/picture">
+                <pic:pic xmlns:pic="http://schemas.openxmlformats.org/drawingml/2006/picture">
+                  <pic:nvPicPr>
+                    <pic:cNvPr id="0" name="" descr=""/>
+                    <pic:cNvPicPr>
+                      <a:picLocks noChangeAspect="1" noChangeArrowheads="1"/>
+                    </pic:cNvPicPr>
+                  </pic:nvPicPr>
+                  <pic:blipFill>
+                    <a:blip r:embed="rId8" cstate="none"/>
+                    <a:srcRect/>
+                    <a:stretch>
+                      <a:fillRect/>
+                    </a:stretch>
+                  </pic:blipFill>
+                  <pic:spPr bwMode="auto">
+                    <a:xfrm>
+                      <a:off x="0" y="0"/>
+                      <a:ext cx="914400" cy="1114425"/>
+                    </a:xfrm>
+                    <a:prstGeom prst="rect">
+                      <a:avLst/>
+                    </a:prstGeom>
+                  </pic:spPr>
+                </pic:pic>
+              </a:graphicData>
+            </a:graphic>
+          </wp:anchor>
+        </w:drawing>
       </w:r>
     </w:p>
     <w:p>
@@ -719,7 +767,7 @@
                 <w:sz w:val="17"/>
                 <w:szCs w:val="17"/>
               </w:rPr>
-              <w:t xml:space="preserve">자동 테스트 126개(unittest), 대표 Test Case 6건(PC·모바일 자동 실행 12회), 오이소창원 체크리스트 서류 양식</w:t>
+              <w:t xml:space="preserve">자동 테스트 127개(unittest), 대표 Test Case 6건(PC·모바일 자동 실행 12회), 오이소창원 체크리스트 서류 양식</w:t>
             </w:r>
           </w:p>
         </w:tc>
@@ -868,7 +916,7 @@
         </w:rPr>
         <w:t xml:space="preserve">날짜별 상세 내역: 저장소 README ‘개발 작업 과정’, GitHub 커밋 기록(</w:t>
       </w:r>
-      <w:hyperlink w:history="1" r:id="rIdhi9izged14paw_-_jmofh">
+      <w:hyperlink w:history="1" r:id="rIdtmo6wbzbhak10wg1hz_wu">
         <w:r>
           <w:rPr>
             <w:rStyle w:val="Hyperlink"/>
@@ -4190,7 +4238,7 @@
             <w:pPr>
               <w:jc w:val="left"/>
             </w:pPr>
-            <w:hyperlink w:history="1" r:id="rIdlxszr7y9si0u40efirj-e">
+            <w:hyperlink w:history="1" r:id="rIduidwf-kxtzndnujwtfgri">
               <w:r>
                 <w:rPr>
                   <w:rStyle w:val="Hyperlink"/>
@@ -4289,7 +4337,7 @@
             <w:pPr>
               <w:jc w:val="left"/>
             </w:pPr>
-            <w:hyperlink w:history="1" r:id="rIddgkh1llaamem3hum4rdrj">
+            <w:hyperlink w:history="1" r:id="rIdpfhad2-7ksy6h02xi5jq3">
               <w:r>
                 <w:rPr>
                   <w:rStyle w:val="Hyperlink"/>
@@ -4388,7 +4436,7 @@
             <w:pPr>
               <w:jc w:val="left"/>
             </w:pPr>
-            <w:hyperlink w:history="1" r:id="rIdlwygktrq2gc8pz_2qujbq">
+            <w:hyperlink w:history="1" r:id="rId01q2ifegjy7zhgaa2io5s">
               <w:r>
                 <w:rPr>
                   <w:rStyle w:val="Hyperlink"/>
@@ -4487,7 +4535,7 @@
             <w:pPr>
               <w:jc w:val="left"/>
             </w:pPr>
-            <w:hyperlink w:history="1" r:id="rIdfywvskwkumth4ofqgdcoh">
+            <w:hyperlink w:history="1" r:id="rIdtmhlxnrcaqxv9gt07ss3y">
               <w:r>
                 <w:rPr>
                   <w:rStyle w:val="Hyperlink"/>
@@ -4586,7 +4634,7 @@
             <w:pPr>
               <w:jc w:val="left"/>
             </w:pPr>
-            <w:hyperlink w:history="1" r:id="rIdrqprqkflhzxd9lrs7gzd8">
+            <w:hyperlink w:history="1" r:id="rIdmd8jnijnyznl4mm4__ynh">
               <w:r>
                 <w:rPr>
                   <w:rStyle w:val="Hyperlink"/>
@@ -4685,7 +4733,7 @@
             <w:pPr>
               <w:jc w:val="left"/>
             </w:pPr>
-            <w:hyperlink w:history="1" r:id="rIdhpvba31f0qb2g9wbo7mw9">
+            <w:hyperlink w:history="1" r:id="rIdi0g_jfu0pm0x1toqdxd6z">
               <w:r>
                 <w:rPr>
                   <w:rStyle w:val="Hyperlink"/>
@@ -4880,7 +4928,7 @@
             <w:pPr>
               <w:jc w:val="left"/>
             </w:pPr>
-            <w:hyperlink w:history="1" r:id="rId0pf2ybfnnqn3ig-oejiyk">
+            <w:hyperlink w:history="1" r:id="rIdaqej3jnoby93f-vfzirxs">
               <w:r>
                 <w:rPr>
                   <w:rStyle w:val="Hyperlink"/>
@@ -4979,7 +5027,7 @@
             <w:pPr>
               <w:jc w:val="left"/>
             </w:pPr>
-            <w:hyperlink w:history="1" r:id="rIdyfmqx-syvfyhv3sppgmff">
+            <w:hyperlink w:history="1" r:id="rIdzjns-yhc5eyqm6bieyocg">
               <w:r>
                 <w:rPr>
                   <w:rStyle w:val="Hyperlink"/>
@@ -5078,7 +5126,7 @@
             <w:pPr>
               <w:jc w:val="left"/>
             </w:pPr>
-            <w:hyperlink w:history="1" r:id="rIdpumn3nibgmnp75mobh8ox">
+            <w:hyperlink w:history="1" r:id="rId3t69zsnkxeseemp5isd3h">
               <w:r>
                 <w:rPr>
                   <w:rStyle w:val="Hyperlink"/>
@@ -5177,7 +5225,7 @@
             <w:pPr>
               <w:jc w:val="left"/>
             </w:pPr>
-            <w:hyperlink w:history="1" r:id="rId49ozpoht-3yaugeexi7rw">
+            <w:hyperlink w:history="1" r:id="rIdsyppv4tcqw_se5gqmoe-v">
               <w:r>
                 <w:rPr>
                   <w:rStyle w:val="Hyperlink"/>
@@ -5276,7 +5324,7 @@
             <w:pPr>
               <w:jc w:val="left"/>
             </w:pPr>
-            <w:hyperlink w:history="1" r:id="rId4w_44ttxgxegh8gvw08wu">
+            <w:hyperlink w:history="1" r:id="rIdc-fvbm6bd4hrvi7i8d3yq">
               <w:r>
                 <w:rPr>
                   <w:rStyle w:val="Hyperlink"/>
@@ -5375,7 +5423,7 @@
             <w:pPr>
               <w:jc w:val="left"/>
             </w:pPr>
-            <w:hyperlink w:history="1" r:id="rIdhn7stmxfzdr9vualdxssu">
+            <w:hyperlink w:history="1" r:id="rIdhaho70m4eadkbrp7s3aw6">
               <w:r>
                 <w:rPr>
                   <w:rStyle w:val="Hyperlink"/>
@@ -5474,7 +5522,7 @@
             <w:pPr>
               <w:jc w:val="left"/>
             </w:pPr>
-            <w:hyperlink w:history="1" r:id="rIdbgjvz4ab5vfyhwthdplwu">
+            <w:hyperlink w:history="1" r:id="rIdpv23ltczxjrualfddxnms">
               <w:r>
                 <w:rPr>
                   <w:rStyle w:val="Hyperlink"/>
@@ -5573,7 +5621,7 @@
             <w:pPr>
               <w:jc w:val="left"/>
             </w:pPr>
-            <w:hyperlink w:history="1" r:id="rIdyga7bwauw6lv2nnemywr3">
+            <w:hyperlink w:history="1" r:id="rIdtzceioxkctxfa1ph_l7qa">
               <w:r>
                 <w:rPr>
                   <w:rStyle w:val="Hyperlink"/>
@@ -5960,7 +6008,7 @@
             <w:pPr>
               <w:jc w:val="left"/>
             </w:pPr>
-            <w:hyperlink w:history="1" r:id="rIdjybzmsejs9zwxfnvd8j9l">
+            <w:hyperlink w:history="1" r:id="rIdo91lc0nlav5w8kv8yeher">
               <w:r>
                 <w:rPr>
                   <w:rStyle w:val="Hyperlink"/>

--- a/deliverables/submission/오이소창원_출처_AI활용_신고서_20261004.docx
+++ b/deliverables/submission/오이소창원_출처_AI활용_신고서_20261004.docx
@@ -23,7 +23,7 @@
       </w:r>
       <w:r>
         <w:drawing>
-          <wp:anchor distT="0" distB="0" distL="114300" distR="0" simplePos="0" allowOverlap="1" behindDoc="0" locked="0" layoutInCell="1" relativeHeight="1114425">
+          <wp:anchor distT="0" distB="0" distL="114300" distR="0" simplePos="0" allowOverlap="1" behindDoc="0" locked="0" layoutInCell="1" relativeHeight="1019175">
             <wp:simplePos x="0" y="0"/>
             <wp:positionH relativeFrom="margin">
               <wp:align>right</wp:align>
@@ -31,7 +31,7 @@
             <wp:positionV relativeFrom="margin">
               <wp:align>top</wp:align>
             </wp:positionV>
-            <wp:extent cx="914400" cy="1114425"/>
+            <wp:extent cx="914400" cy="1019175"/>
             <wp:effectExtent t="0" r="0" b="0" l="0"/>
             <wp:wrapSquare wrapText="left" distL="114300"/>
             <wp:docPr id="1" name="" descr="" title=""/>
@@ -57,7 +57,7 @@
                   <pic:spPr bwMode="auto">
                     <a:xfrm>
                       <a:off x="0" y="0"/>
-                      <a:ext cx="914400" cy="1114425"/>
+                      <a:ext cx="914400" cy="1019175"/>
                     </a:xfrm>
                     <a:prstGeom prst="rect">
                       <a:avLst/>
@@ -916,7 +916,7 @@
         </w:rPr>
         <w:t xml:space="preserve">날짜별 상세 내역: 저장소 README ‘개발 작업 과정’, GitHub 커밋 기록(</w:t>
       </w:r>
-      <w:hyperlink w:history="1" r:id="rIdtmo6wbzbhak10wg1hz_wu">
+      <w:hyperlink w:history="1" r:id="rIdkrcu8rppmdqr5hggbdqwk">
         <w:r>
           <w:rPr>
             <w:rStyle w:val="Hyperlink"/>
@@ -4238,7 +4238,7 @@
             <w:pPr>
               <w:jc w:val="left"/>
             </w:pPr>
-            <w:hyperlink w:history="1" r:id="rIduidwf-kxtzndnujwtfgri">
+            <w:hyperlink w:history="1" r:id="rIdgih8ov1o4e_bvhc5jtnfq">
               <w:r>
                 <w:rPr>
                   <w:rStyle w:val="Hyperlink"/>
@@ -4337,7 +4337,7 @@
             <w:pPr>
               <w:jc w:val="left"/>
             </w:pPr>
-            <w:hyperlink w:history="1" r:id="rIdpfhad2-7ksy6h02xi5jq3">
+            <w:hyperlink w:history="1" r:id="rIdan3yth0_gj9ver4gkra5p">
               <w:r>
                 <w:rPr>
                   <w:rStyle w:val="Hyperlink"/>
@@ -4436,7 +4436,7 @@
             <w:pPr>
               <w:jc w:val="left"/>
             </w:pPr>
-            <w:hyperlink w:history="1" r:id="rId01q2ifegjy7zhgaa2io5s">
+            <w:hyperlink w:history="1" r:id="rIdjfqvyg7y8jvaji8j8c3z-">
               <w:r>
                 <w:rPr>
                   <w:rStyle w:val="Hyperlink"/>
@@ -4535,7 +4535,7 @@
             <w:pPr>
               <w:jc w:val="left"/>
             </w:pPr>
-            <w:hyperlink w:history="1" r:id="rIdtmhlxnrcaqxv9gt07ss3y">
+            <w:hyperlink w:history="1" r:id="rIduvx0b38fmkxvpgzihfbr8">
               <w:r>
                 <w:rPr>
                   <w:rStyle w:val="Hyperlink"/>
@@ -4634,7 +4634,7 @@
             <w:pPr>
               <w:jc w:val="left"/>
             </w:pPr>
-            <w:hyperlink w:history="1" r:id="rIdmd8jnijnyznl4mm4__ynh">
+            <w:hyperlink w:history="1" r:id="rIdct5vaiause5a2exokgxtz">
               <w:r>
                 <w:rPr>
                   <w:rStyle w:val="Hyperlink"/>
@@ -4733,7 +4733,7 @@
             <w:pPr>
               <w:jc w:val="left"/>
             </w:pPr>
-            <w:hyperlink w:history="1" r:id="rIdi0g_jfu0pm0x1toqdxd6z">
+            <w:hyperlink w:history="1" r:id="rIdx-opzfnrqfgdgn05729cb">
               <w:r>
                 <w:rPr>
                   <w:rStyle w:val="Hyperlink"/>
@@ -4928,7 +4928,7 @@
             <w:pPr>
               <w:jc w:val="left"/>
             </w:pPr>
-            <w:hyperlink w:history="1" r:id="rIdaqej3jnoby93f-vfzirxs">
+            <w:hyperlink w:history="1" r:id="rIdxxc683exxkhkld3lkby1s">
               <w:r>
                 <w:rPr>
                   <w:rStyle w:val="Hyperlink"/>
@@ -5027,7 +5027,7 @@
             <w:pPr>
               <w:jc w:val="left"/>
             </w:pPr>
-            <w:hyperlink w:history="1" r:id="rIdzjns-yhc5eyqm6bieyocg">
+            <w:hyperlink w:history="1" r:id="rIdpp8bmevglsl9ig6lxv8k8">
               <w:r>
                 <w:rPr>
                   <w:rStyle w:val="Hyperlink"/>
@@ -5126,7 +5126,7 @@
             <w:pPr>
               <w:jc w:val="left"/>
             </w:pPr>
-            <w:hyperlink w:history="1" r:id="rId3t69zsnkxeseemp5isd3h">
+            <w:hyperlink w:history="1" r:id="rId7h_slynay0ujgq3rpduhj">
               <w:r>
                 <w:rPr>
                   <w:rStyle w:val="Hyperlink"/>
@@ -5225,7 +5225,7 @@
             <w:pPr>
               <w:jc w:val="left"/>
             </w:pPr>
-            <w:hyperlink w:history="1" r:id="rIdsyppv4tcqw_se5gqmoe-v">
+            <w:hyperlink w:history="1" r:id="rId8q1jpcjo7f9g8yn06vrz7">
               <w:r>
                 <w:rPr>
                   <w:rStyle w:val="Hyperlink"/>
@@ -5324,7 +5324,7 @@
             <w:pPr>
               <w:jc w:val="left"/>
             </w:pPr>
-            <w:hyperlink w:history="1" r:id="rIdc-fvbm6bd4hrvi7i8d3yq">
+            <w:hyperlink w:history="1" r:id="rId8ii_nmpyenl6lvsv3x3pb">
               <w:r>
                 <w:rPr>
                   <w:rStyle w:val="Hyperlink"/>
@@ -5423,7 +5423,7 @@
             <w:pPr>
               <w:jc w:val="left"/>
             </w:pPr>
-            <w:hyperlink w:history="1" r:id="rIdhaho70m4eadkbrp7s3aw6">
+            <w:hyperlink w:history="1" r:id="rIdel32jx27omxvkiyvj2v14">
               <w:r>
                 <w:rPr>
                   <w:rStyle w:val="Hyperlink"/>
@@ -5522,7 +5522,7 @@
             <w:pPr>
               <w:jc w:val="left"/>
             </w:pPr>
-            <w:hyperlink w:history="1" r:id="rIdpv23ltczxjrualfddxnms">
+            <w:hyperlink w:history="1" r:id="rIdkmr2qlbgpwxyfbdvcfgd9">
               <w:r>
                 <w:rPr>
                   <w:rStyle w:val="Hyperlink"/>
@@ -5621,7 +5621,7 @@
             <w:pPr>
               <w:jc w:val="left"/>
             </w:pPr>
-            <w:hyperlink w:history="1" r:id="rIdtzceioxkctxfa1ph_l7qa">
+            <w:hyperlink w:history="1" r:id="rIdnglhv8qnrk8f8xqzh1oqy">
               <w:r>
                 <w:rPr>
                   <w:rStyle w:val="Hyperlink"/>
@@ -6008,7 +6008,7 @@
             <w:pPr>
               <w:jc w:val="left"/>
             </w:pPr>
-            <w:hyperlink w:history="1" r:id="rIdo91lc0nlav5w8kv8yeher">
+            <w:hyperlink w:history="1" r:id="rId1ppntw-1j5ejt-prn_dzf">
               <w:r>
                 <w:rPr>
                   <w:rStyle w:val="Hyperlink"/>
@@ -6347,8 +6347,8 @@
         </w:tblBorders>
       </w:tblPr>
       <w:tblGrid>
-        <w:gridCol w:w="3396"/>
-        <w:gridCol w:w="6808"/>
+        <w:gridCol w:w="3353"/>
+        <w:gridCol w:w="6851"/>
       </w:tblGrid>
       <w:tr>
         <w:trPr>
@@ -6357,7 +6357,7 @@
         </w:trPr>
         <w:tc>
           <w:tcPr>
-            <w:tcW w:type="dxa" w:w="3396"/>
+            <w:tcW w:type="dxa" w:w="3353"/>
             <w:tcBorders>
               <w:top w:val="single" w:color="C9D3DF" w:sz="4"/>
               <w:left w:val="single" w:color="C9D3DF" w:sz="4"/>
@@ -6391,7 +6391,7 @@
         </w:tc>
         <w:tc>
           <w:tcPr>
-            <w:tcW w:type="dxa" w:w="6808"/>
+            <w:tcW w:type="dxa" w:w="6851"/>
             <w:tcBorders>
               <w:top w:val="single" w:color="C9D3DF" w:sz="4"/>
               <w:left w:val="single" w:color="C9D3DF" w:sz="4"/>
@@ -6431,7 +6431,7 @@
         </w:trPr>
         <w:tc>
           <w:tcPr>
-            <w:tcW w:type="dxa" w:w="3396"/>
+            <w:tcW w:type="dxa" w:w="3353"/>
             <w:tcBorders>
               <w:top w:val="single" w:color="C9D3DF" w:sz="4"/>
               <w:left w:val="single" w:color="C9D3DF" w:sz="4"/>
@@ -6461,7 +6461,7 @@
         </w:tc>
         <w:tc>
           <w:tcPr>
-            <w:tcW w:type="dxa" w:w="6808"/>
+            <w:tcW w:type="dxa" w:w="6851"/>
             <w:tcBorders>
               <w:top w:val="single" w:color="C9D3DF" w:sz="4"/>
               <w:left w:val="single" w:color="C9D3DF" w:sz="4"/>
@@ -6497,7 +6497,7 @@
         </w:trPr>
         <w:tc>
           <w:tcPr>
-            <w:tcW w:type="dxa" w:w="3396"/>
+            <w:tcW w:type="dxa" w:w="3353"/>
             <w:tcBorders>
               <w:top w:val="single" w:color="C9D3DF" w:sz="4"/>
               <w:left w:val="single" w:color="C9D3DF" w:sz="4"/>
@@ -6527,7 +6527,7 @@
         </w:tc>
         <w:tc>
           <w:tcPr>
-            <w:tcW w:type="dxa" w:w="6808"/>
+            <w:tcW w:type="dxa" w:w="6851"/>
             <w:tcBorders>
               <w:top w:val="single" w:color="C9D3DF" w:sz="4"/>
               <w:left w:val="single" w:color="C9D3DF" w:sz="4"/>
@@ -6563,7 +6563,7 @@
         </w:trPr>
         <w:tc>
           <w:tcPr>
-            <w:tcW w:type="dxa" w:w="3396"/>
+            <w:tcW w:type="dxa" w:w="3353"/>
             <w:tcBorders>
               <w:top w:val="single" w:color="C9D3DF" w:sz="4"/>
               <w:left w:val="single" w:color="C9D3DF" w:sz="4"/>
@@ -6593,7 +6593,7 @@
         </w:tc>
         <w:tc>
           <w:tcPr>
-            <w:tcW w:type="dxa" w:w="6808"/>
+            <w:tcW w:type="dxa" w:w="6851"/>
             <w:tcBorders>
               <w:top w:val="single" w:color="C9D3DF" w:sz="4"/>
               <w:left w:val="single" w:color="C9D3DF" w:sz="4"/>
@@ -6629,7 +6629,7 @@
         </w:trPr>
         <w:tc>
           <w:tcPr>
-            <w:tcW w:type="dxa" w:w="3396"/>
+            <w:tcW w:type="dxa" w:w="3353"/>
             <w:tcBorders>
               <w:top w:val="single" w:color="C9D3DF" w:sz="4"/>
               <w:left w:val="single" w:color="C9D3DF" w:sz="4"/>
@@ -6659,31 +6659,31 @@
         </w:tc>
         <w:tc>
           <w:tcPr>
-            <w:tcW w:type="dxa" w:w="6808"/>
-            <w:tcBorders>
-              <w:top w:val="single" w:color="C9D3DF" w:sz="4"/>
-              <w:left w:val="single" w:color="C9D3DF" w:sz="4"/>
-              <w:bottom w:val="single" w:color="C9D3DF" w:sz="4"/>
-              <w:right w:val="single" w:color="C9D3DF" w:sz="4"/>
-            </w:tcBorders>
-            <w:tcMar>
-              <w:top w:type="dxa" w:w="50"/>
-              <w:left w:type="dxa" w:w="80"/>
-              <w:bottom w:type="dxa" w:w="50"/>
-              <w:right w:type="dxa" w:w="80"/>
-            </w:tcMar>
-          </w:tcPr>
-          <w:p>
-            <w:pPr>
-              <w:jc w:val="left"/>
-            </w:pPr>
-            <w:r>
-              <w:rPr>
-                <w:rFonts w:ascii="Malgun Gothic" w:cs="Malgun Gothic" w:eastAsia="Malgun Gothic" w:hAnsi="Malgun Gothic"/>
-                <w:sz w:val="17"/>
-                <w:szCs w:val="17"/>
-              </w:rPr>
-              <w:t xml:space="preserve">1차(이혜경) 지적·요청 32건 모두 반영, 2차(이미영) PC 5건·휴대폰 4건 모두 반영</w:t>
+            <w:tcW w:type="dxa" w:w="6851"/>
+            <w:tcBorders>
+              <w:top w:val="single" w:color="C9D3DF" w:sz="4"/>
+              <w:left w:val="single" w:color="C9D3DF" w:sz="4"/>
+              <w:bottom w:val="single" w:color="C9D3DF" w:sz="4"/>
+              <w:right w:val="single" w:color="C9D3DF" w:sz="4"/>
+            </w:tcBorders>
+            <w:tcMar>
+              <w:top w:type="dxa" w:w="50"/>
+              <w:left w:type="dxa" w:w="80"/>
+              <w:bottom w:type="dxa" w:w="50"/>
+              <w:right w:type="dxa" w:w="80"/>
+            </w:tcMar>
+          </w:tcPr>
+          <w:p>
+            <w:pPr>
+              <w:jc w:val="left"/>
+            </w:pPr>
+            <w:r>
+              <w:rPr>
+                <w:rFonts w:ascii="Malgun Gothic" w:cs="Malgun Gothic" w:eastAsia="Malgun Gothic" w:hAnsi="Malgun Gothic"/>
+                <w:sz w:val="17"/>
+                <w:szCs w:val="17"/>
+              </w:rPr>
+              <w:t xml:space="preserve">이혜경 23번 — 지적 65건 중 63건 반영(이메일 2건 계정 대기), 이미영 2번 — PC 5건·휴대폰 4건 모두 반영</w:t>
             </w:r>
           </w:p>
         </w:tc>
@@ -6695,7 +6695,7 @@
         </w:trPr>
         <w:tc>
           <w:tcPr>
-            <w:tcW w:type="dxa" w:w="3396"/>
+            <w:tcW w:type="dxa" w:w="3353"/>
             <w:tcBorders>
               <w:top w:val="single" w:color="C9D3DF" w:sz="4"/>
               <w:left w:val="single" w:color="C9D3DF" w:sz="4"/>
@@ -6725,7 +6725,7 @@
         </w:tc>
         <w:tc>
           <w:tcPr>
-            <w:tcW w:type="dxa" w:w="6808"/>
+            <w:tcW w:type="dxa" w:w="6851"/>
             <w:tcBorders>
               <w:top w:val="single" w:color="C9D3DF" w:sz="4"/>
               <w:left w:val="single" w:color="C9D3DF" w:sz="4"/>
@@ -7247,7 +7247,11 @@
         <w:szCs w:val="19"/>
       </w:rPr>
     </w:rPrDefault>
-    <w:pPrDefault/>
+    <w:pPrDefault>
+      <w:pPr>
+        <w:wordWrap w:val="0"/>
+      </w:pPr>
+    </w:pPrDefault>
   </w:docDefaults>
   <w:style w:type="paragraph" w:styleId="Title">
     <w:name w:val="Title"/>

--- a/deliverables/submission/오이소창원_출처_AI활용_신고서_20261004.docx
+++ b/deliverables/submission/오이소창원_출처_AI활용_신고서_20261004.docx
@@ -916,7 +916,7 @@
         </w:rPr>
         <w:t xml:space="preserve">날짜별 상세 내역: 저장소 README ‘개발 작업 과정’, GitHub 커밋 기록(</w:t>
       </w:r>
-      <w:hyperlink w:history="1" r:id="rIdkrcu8rppmdqr5hggbdqwk">
+      <w:hyperlink w:history="1" r:id="rId7aabyaqnwog_98xm4rso_">
         <w:r>
           <w:rPr>
             <w:rStyle w:val="Hyperlink"/>
@@ -4238,7 +4238,7 @@
             <w:pPr>
               <w:jc w:val="left"/>
             </w:pPr>
-            <w:hyperlink w:history="1" r:id="rIdgih8ov1o4e_bvhc5jtnfq">
+            <w:hyperlink w:history="1" r:id="rIdbfaj1veocqhdgma8swzbm">
               <w:r>
                 <w:rPr>
                   <w:rStyle w:val="Hyperlink"/>
@@ -4337,7 +4337,7 @@
             <w:pPr>
               <w:jc w:val="left"/>
             </w:pPr>
-            <w:hyperlink w:history="1" r:id="rIdan3yth0_gj9ver4gkra5p">
+            <w:hyperlink w:history="1" r:id="rIdmajwqwp02xqnj1i1bpvqp">
               <w:r>
                 <w:rPr>
                   <w:rStyle w:val="Hyperlink"/>
@@ -4436,7 +4436,7 @@
             <w:pPr>
               <w:jc w:val="left"/>
             </w:pPr>
-            <w:hyperlink w:history="1" r:id="rIdjfqvyg7y8jvaji8j8c3z-">
+            <w:hyperlink w:history="1" r:id="rId_uv6bnkvutrzqnyo7a6s5">
               <w:r>
                 <w:rPr>
                   <w:rStyle w:val="Hyperlink"/>
@@ -4535,7 +4535,7 @@
             <w:pPr>
               <w:jc w:val="left"/>
             </w:pPr>
-            <w:hyperlink w:history="1" r:id="rIduvx0b38fmkxvpgzihfbr8">
+            <w:hyperlink w:history="1" r:id="rIdlocmbsur7s_a5hoe1rop3">
               <w:r>
                 <w:rPr>
                   <w:rStyle w:val="Hyperlink"/>
@@ -4634,7 +4634,7 @@
             <w:pPr>
               <w:jc w:val="left"/>
             </w:pPr>
-            <w:hyperlink w:history="1" r:id="rIdct5vaiause5a2exokgxtz">
+            <w:hyperlink w:history="1" r:id="rIdcqrxwelxhdk_hkz1urg7q">
               <w:r>
                 <w:rPr>
                   <w:rStyle w:val="Hyperlink"/>
@@ -4733,7 +4733,7 @@
             <w:pPr>
               <w:jc w:val="left"/>
             </w:pPr>
-            <w:hyperlink w:history="1" r:id="rIdx-opzfnrqfgdgn05729cb">
+            <w:hyperlink w:history="1" r:id="rIdomflnjugneefaojtxeqyv">
               <w:r>
                 <w:rPr>
                   <w:rStyle w:val="Hyperlink"/>
@@ -4928,7 +4928,7 @@
             <w:pPr>
               <w:jc w:val="left"/>
             </w:pPr>
-            <w:hyperlink w:history="1" r:id="rIdxxc683exxkhkld3lkby1s">
+            <w:hyperlink w:history="1" r:id="rIdgmsx5mhuqfajqwozxbvyg">
               <w:r>
                 <w:rPr>
                   <w:rStyle w:val="Hyperlink"/>
@@ -5027,7 +5027,7 @@
             <w:pPr>
               <w:jc w:val="left"/>
             </w:pPr>
-            <w:hyperlink w:history="1" r:id="rIdpp8bmevglsl9ig6lxv8k8">
+            <w:hyperlink w:history="1" r:id="rIdlioiwzx-ecovhzte416li">
               <w:r>
                 <w:rPr>
                   <w:rStyle w:val="Hyperlink"/>
@@ -5126,7 +5126,7 @@
             <w:pPr>
               <w:jc w:val="left"/>
             </w:pPr>
-            <w:hyperlink w:history="1" r:id="rId7h_slynay0ujgq3rpduhj">
+            <w:hyperlink w:history="1" r:id="rIdgbkroaybvzrqm6apdjr1c">
               <w:r>
                 <w:rPr>
                   <w:rStyle w:val="Hyperlink"/>
@@ -5225,7 +5225,7 @@
             <w:pPr>
               <w:jc w:val="left"/>
             </w:pPr>
-            <w:hyperlink w:history="1" r:id="rId8q1jpcjo7f9g8yn06vrz7">
+            <w:hyperlink w:history="1" r:id="rIdl57fsanlgv634ibmsao1q">
               <w:r>
                 <w:rPr>
                   <w:rStyle w:val="Hyperlink"/>
@@ -5324,7 +5324,7 @@
             <w:pPr>
               <w:jc w:val="left"/>
             </w:pPr>
-            <w:hyperlink w:history="1" r:id="rId8ii_nmpyenl6lvsv3x3pb">
+            <w:hyperlink w:history="1" r:id="rIdodd2wlcfctneyep4n36q3">
               <w:r>
                 <w:rPr>
                   <w:rStyle w:val="Hyperlink"/>
@@ -5423,7 +5423,7 @@
             <w:pPr>
               <w:jc w:val="left"/>
             </w:pPr>
-            <w:hyperlink w:history="1" r:id="rIdel32jx27omxvkiyvj2v14">
+            <w:hyperlink w:history="1" r:id="rId0addx_qglytbiqutj7b-5">
               <w:r>
                 <w:rPr>
                   <w:rStyle w:val="Hyperlink"/>
@@ -5522,7 +5522,7 @@
             <w:pPr>
               <w:jc w:val="left"/>
             </w:pPr>
-            <w:hyperlink w:history="1" r:id="rIdkmr2qlbgpwxyfbdvcfgd9">
+            <w:hyperlink w:history="1" r:id="rId04fw52xsey4qgwb4vs2wl">
               <w:r>
                 <w:rPr>
                   <w:rStyle w:val="Hyperlink"/>
@@ -5621,7 +5621,7 @@
             <w:pPr>
               <w:jc w:val="left"/>
             </w:pPr>
-            <w:hyperlink w:history="1" r:id="rIdnglhv8qnrk8f8xqzh1oqy">
+            <w:hyperlink w:history="1" r:id="rIdxvutnaoaggbkuuyl_wnry">
               <w:r>
                 <w:rPr>
                   <w:rStyle w:val="Hyperlink"/>
@@ -6008,7 +6008,7 @@
             <w:pPr>
               <w:jc w:val="left"/>
             </w:pPr>
-            <w:hyperlink w:history="1" r:id="rId1ppntw-1j5ejt-prn_dzf">
+            <w:hyperlink w:history="1" r:id="rIdeelgu5f75hwhixu6tvgph">
               <w:r>
                 <w:rPr>
                   <w:rStyle w:val="Hyperlink"/>
@@ -6683,7 +6683,7 @@
                 <w:sz w:val="17"/>
                 <w:szCs w:val="17"/>
               </w:rPr>
-              <w:t xml:space="preserve">이혜경 23번 — 지적 65건 중 63건 반영(이메일 2건 계정 대기), 이미영 2번 — PC 5건·휴대폰 4건 모두 반영</w:t>
+              <w:t xml:space="preserve">이혜경 25번 — 지적 68건 중 66건 반영(이메일 2건 계정 대기), 이미영 2번 — PC 5건·휴대폰 4건 모두 반영</w:t>
             </w:r>
           </w:p>
         </w:tc>

--- a/deliverables/submission/오이소창원_출처_AI활용_신고서_20261004.docx
+++ b/deliverables/submission/오이소창원_출처_AI활용_신고서_20261004.docx
@@ -916,7 +916,7 @@
         </w:rPr>
         <w:t xml:space="preserve">날짜별 상세 내역: 저장소 README ‘개발 작업 과정’, GitHub 커밋 기록(</w:t>
       </w:r>
-      <w:hyperlink w:history="1" r:id="rId7aabyaqnwog_98xm4rso_">
+      <w:hyperlink w:history="1" r:id="rIdw8mufj_xdyeajzlvgtvo0">
         <w:r>
           <w:rPr>
             <w:rStyle w:val="Hyperlink"/>
@@ -4238,7 +4238,7 @@
             <w:pPr>
               <w:jc w:val="left"/>
             </w:pPr>
-            <w:hyperlink w:history="1" r:id="rIdbfaj1veocqhdgma8swzbm">
+            <w:hyperlink w:history="1" r:id="rIdnfm8sws7h_c3v5janp-li">
               <w:r>
                 <w:rPr>
                   <w:rStyle w:val="Hyperlink"/>
@@ -4337,7 +4337,7 @@
             <w:pPr>
               <w:jc w:val="left"/>
             </w:pPr>
-            <w:hyperlink w:history="1" r:id="rIdmajwqwp02xqnj1i1bpvqp">
+            <w:hyperlink w:history="1" r:id="rId5gz2c7id-inm-egcnoppk">
               <w:r>
                 <w:rPr>
                   <w:rStyle w:val="Hyperlink"/>
@@ -4436,7 +4436,7 @@
             <w:pPr>
               <w:jc w:val="left"/>
             </w:pPr>
-            <w:hyperlink w:history="1" r:id="rId_uv6bnkvutrzqnyo7a6s5">
+            <w:hyperlink w:history="1" r:id="rIdmootee5gh0bkd7hyb6nl8">
               <w:r>
                 <w:rPr>
                   <w:rStyle w:val="Hyperlink"/>
@@ -4535,7 +4535,7 @@
             <w:pPr>
               <w:jc w:val="left"/>
             </w:pPr>
-            <w:hyperlink w:history="1" r:id="rIdlocmbsur7s_a5hoe1rop3">
+            <w:hyperlink w:history="1" r:id="rIdbejlapth-ga2ih-dyhh6j">
               <w:r>
                 <w:rPr>
                   <w:rStyle w:val="Hyperlink"/>
@@ -4634,7 +4634,7 @@
             <w:pPr>
               <w:jc w:val="left"/>
             </w:pPr>
-            <w:hyperlink w:history="1" r:id="rIdcqrxwelxhdk_hkz1urg7q">
+            <w:hyperlink w:history="1" r:id="rIdllopz6j4nv-myx9nqe7z5">
               <w:r>
                 <w:rPr>
                   <w:rStyle w:val="Hyperlink"/>
@@ -4733,7 +4733,7 @@
             <w:pPr>
               <w:jc w:val="left"/>
             </w:pPr>
-            <w:hyperlink w:history="1" r:id="rIdomflnjugneefaojtxeqyv">
+            <w:hyperlink w:history="1" r:id="rIdpxtr_0zinusyxafl_weuw">
               <w:r>
                 <w:rPr>
                   <w:rStyle w:val="Hyperlink"/>
@@ -4928,7 +4928,7 @@
             <w:pPr>
               <w:jc w:val="left"/>
             </w:pPr>
-            <w:hyperlink w:history="1" r:id="rIdgmsx5mhuqfajqwozxbvyg">
+            <w:hyperlink w:history="1" r:id="rIdr08qmi5enczlvlc0x9k94">
               <w:r>
                 <w:rPr>
                   <w:rStyle w:val="Hyperlink"/>
@@ -5027,7 +5027,7 @@
             <w:pPr>
               <w:jc w:val="left"/>
             </w:pPr>
-            <w:hyperlink w:history="1" r:id="rIdlioiwzx-ecovhzte416li">
+            <w:hyperlink w:history="1" r:id="rIdnvf6z4mdszrfio5-gz_te">
               <w:r>
                 <w:rPr>
                   <w:rStyle w:val="Hyperlink"/>
@@ -5126,7 +5126,7 @@
             <w:pPr>
               <w:jc w:val="left"/>
             </w:pPr>
-            <w:hyperlink w:history="1" r:id="rIdgbkroaybvzrqm6apdjr1c">
+            <w:hyperlink w:history="1" r:id="rIdxhgmx9xhhl5n8hfdmvvyf">
               <w:r>
                 <w:rPr>
                   <w:rStyle w:val="Hyperlink"/>
@@ -5225,7 +5225,7 @@
             <w:pPr>
               <w:jc w:val="left"/>
             </w:pPr>
-            <w:hyperlink w:history="1" r:id="rIdl57fsanlgv634ibmsao1q">
+            <w:hyperlink w:history="1" r:id="rIdlurh7oqvscgrahrfls4bf">
               <w:r>
                 <w:rPr>
                   <w:rStyle w:val="Hyperlink"/>
@@ -5324,7 +5324,7 @@
             <w:pPr>
               <w:jc w:val="left"/>
             </w:pPr>
-            <w:hyperlink w:history="1" r:id="rIdodd2wlcfctneyep4n36q3">
+            <w:hyperlink w:history="1" r:id="rIdswcw3znhit1ik7y0i8fmr">
               <w:r>
                 <w:rPr>
                   <w:rStyle w:val="Hyperlink"/>
@@ -5423,7 +5423,7 @@
             <w:pPr>
               <w:jc w:val="left"/>
             </w:pPr>
-            <w:hyperlink w:history="1" r:id="rId0addx_qglytbiqutj7b-5">
+            <w:hyperlink w:history="1" r:id="rIdb1scqnweuvfshhcblzfsp">
               <w:r>
                 <w:rPr>
                   <w:rStyle w:val="Hyperlink"/>
@@ -5522,7 +5522,7 @@
             <w:pPr>
               <w:jc w:val="left"/>
             </w:pPr>
-            <w:hyperlink w:history="1" r:id="rId04fw52xsey4qgwb4vs2wl">
+            <w:hyperlink w:history="1" r:id="rIdaxwjz-ifyrh25iyk6kem0">
               <w:r>
                 <w:rPr>
                   <w:rStyle w:val="Hyperlink"/>
@@ -5621,7 +5621,7 @@
             <w:pPr>
               <w:jc w:val="left"/>
             </w:pPr>
-            <w:hyperlink w:history="1" r:id="rIdxvutnaoaggbkuuyl_wnry">
+            <w:hyperlink w:history="1" r:id="rIdloz0vibvzc8b4g90h7jxx">
               <w:r>
                 <w:rPr>
                   <w:rStyle w:val="Hyperlink"/>
@@ -6008,7 +6008,7 @@
             <w:pPr>
               <w:jc w:val="left"/>
             </w:pPr>
-            <w:hyperlink w:history="1" r:id="rIdeelgu5f75hwhixu6tvgph">
+            <w:hyperlink w:history="1" r:id="rIdadnj7ohfau4bxbvt2ppaa">
               <w:r>
                 <w:rPr>
                   <w:rStyle w:val="Hyperlink"/>
@@ -6347,8 +6347,8 @@
         </w:tblBorders>
       </w:tblPr>
       <w:tblGrid>
-        <w:gridCol w:w="3353"/>
-        <w:gridCol w:w="6851"/>
+        <w:gridCol w:w="3307"/>
+        <w:gridCol w:w="6897"/>
       </w:tblGrid>
       <w:tr>
         <w:trPr>
@@ -6357,7 +6357,7 @@
         </w:trPr>
         <w:tc>
           <w:tcPr>
-            <w:tcW w:type="dxa" w:w="3353"/>
+            <w:tcW w:type="dxa" w:w="3307"/>
             <w:tcBorders>
               <w:top w:val="single" w:color="C9D3DF" w:sz="4"/>
               <w:left w:val="single" w:color="C9D3DF" w:sz="4"/>
@@ -6391,7 +6391,7 @@
         </w:tc>
         <w:tc>
           <w:tcPr>
-            <w:tcW w:type="dxa" w:w="6851"/>
+            <w:tcW w:type="dxa" w:w="6897"/>
             <w:tcBorders>
               <w:top w:val="single" w:color="C9D3DF" w:sz="4"/>
               <w:left w:val="single" w:color="C9D3DF" w:sz="4"/>
@@ -6431,7 +6431,7 @@
         </w:trPr>
         <w:tc>
           <w:tcPr>
-            <w:tcW w:type="dxa" w:w="3353"/>
+            <w:tcW w:type="dxa" w:w="3307"/>
             <w:tcBorders>
               <w:top w:val="single" w:color="C9D3DF" w:sz="4"/>
               <w:left w:val="single" w:color="C9D3DF" w:sz="4"/>
@@ -6461,7 +6461,7 @@
         </w:tc>
         <w:tc>
           <w:tcPr>
-            <w:tcW w:type="dxa" w:w="6851"/>
+            <w:tcW w:type="dxa" w:w="6897"/>
             <w:tcBorders>
               <w:top w:val="single" w:color="C9D3DF" w:sz="4"/>
               <w:left w:val="single" w:color="C9D3DF" w:sz="4"/>
@@ -6497,7 +6497,7 @@
         </w:trPr>
         <w:tc>
           <w:tcPr>
-            <w:tcW w:type="dxa" w:w="3353"/>
+            <w:tcW w:type="dxa" w:w="3307"/>
             <w:tcBorders>
               <w:top w:val="single" w:color="C9D3DF" w:sz="4"/>
               <w:left w:val="single" w:color="C9D3DF" w:sz="4"/>
@@ -6527,7 +6527,7 @@
         </w:tc>
         <w:tc>
           <w:tcPr>
-            <w:tcW w:type="dxa" w:w="6851"/>
+            <w:tcW w:type="dxa" w:w="6897"/>
             <w:tcBorders>
               <w:top w:val="single" w:color="C9D3DF" w:sz="4"/>
               <w:left w:val="single" w:color="C9D3DF" w:sz="4"/>
@@ -6563,7 +6563,7 @@
         </w:trPr>
         <w:tc>
           <w:tcPr>
-            <w:tcW w:type="dxa" w:w="3353"/>
+            <w:tcW w:type="dxa" w:w="3307"/>
             <w:tcBorders>
               <w:top w:val="single" w:color="C9D3DF" w:sz="4"/>
               <w:left w:val="single" w:color="C9D3DF" w:sz="4"/>
@@ -6593,7 +6593,7 @@
         </w:tc>
         <w:tc>
           <w:tcPr>
-            <w:tcW w:type="dxa" w:w="6851"/>
+            <w:tcW w:type="dxa" w:w="6897"/>
             <w:tcBorders>
               <w:top w:val="single" w:color="C9D3DF" w:sz="4"/>
               <w:left w:val="single" w:color="C9D3DF" w:sz="4"/>
@@ -6629,7 +6629,7 @@
         </w:trPr>
         <w:tc>
           <w:tcPr>
-            <w:tcW w:type="dxa" w:w="3353"/>
+            <w:tcW w:type="dxa" w:w="3307"/>
             <w:tcBorders>
               <w:top w:val="single" w:color="C9D3DF" w:sz="4"/>
               <w:left w:val="single" w:color="C9D3DF" w:sz="4"/>
@@ -6659,31 +6659,31 @@
         </w:tc>
         <w:tc>
           <w:tcPr>
-            <w:tcW w:type="dxa" w:w="6851"/>
-            <w:tcBorders>
-              <w:top w:val="single" w:color="C9D3DF" w:sz="4"/>
-              <w:left w:val="single" w:color="C9D3DF" w:sz="4"/>
-              <w:bottom w:val="single" w:color="C9D3DF" w:sz="4"/>
-              <w:right w:val="single" w:color="C9D3DF" w:sz="4"/>
-            </w:tcBorders>
-            <w:tcMar>
-              <w:top w:type="dxa" w:w="50"/>
-              <w:left w:type="dxa" w:w="80"/>
-              <w:bottom w:type="dxa" w:w="50"/>
-              <w:right w:type="dxa" w:w="80"/>
-            </w:tcMar>
-          </w:tcPr>
-          <w:p>
-            <w:pPr>
-              <w:jc w:val="left"/>
-            </w:pPr>
-            <w:r>
-              <w:rPr>
-                <w:rFonts w:ascii="Malgun Gothic" w:cs="Malgun Gothic" w:eastAsia="Malgun Gothic" w:hAnsi="Malgun Gothic"/>
-                <w:sz w:val="17"/>
-                <w:szCs w:val="17"/>
-              </w:rPr>
-              <w:t xml:space="preserve">이혜경 25번 — 지적 68건 중 66건 반영(이메일 2건 계정 대기), 이미영 2번 — PC 5건·휴대폰 4건 모두 반영</w:t>
+            <w:tcW w:type="dxa" w:w="6897"/>
+            <w:tcBorders>
+              <w:top w:val="single" w:color="C9D3DF" w:sz="4"/>
+              <w:left w:val="single" w:color="C9D3DF" w:sz="4"/>
+              <w:bottom w:val="single" w:color="C9D3DF" w:sz="4"/>
+              <w:right w:val="single" w:color="C9D3DF" w:sz="4"/>
+            </w:tcBorders>
+            <w:tcMar>
+              <w:top w:type="dxa" w:w="50"/>
+              <w:left w:type="dxa" w:w="80"/>
+              <w:bottom w:type="dxa" w:w="50"/>
+              <w:right w:type="dxa" w:w="80"/>
+            </w:tcMar>
+          </w:tcPr>
+          <w:p>
+            <w:pPr>
+              <w:jc w:val="left"/>
+            </w:pPr>
+            <w:r>
+              <w:rPr>
+                <w:rFonts w:ascii="Malgun Gothic" w:cs="Malgun Gothic" w:eastAsia="Malgun Gothic" w:hAnsi="Malgun Gothic"/>
+                <w:sz w:val="17"/>
+                <w:szCs w:val="17"/>
+              </w:rPr>
+              <w:t xml:space="preserve">이혜경 25번 — 지적 68건 중 66건 반영(이메일 2건 계정 대기), 이미영 2번 — PC 5건·휴대폰 4건 모두 반영, 조준수 4번 — 3건 모두 반영</w:t>
             </w:r>
           </w:p>
         </w:tc>
@@ -6695,7 +6695,7 @@
         </w:trPr>
         <w:tc>
           <w:tcPr>
-            <w:tcW w:type="dxa" w:w="3353"/>
+            <w:tcW w:type="dxa" w:w="3307"/>
             <w:tcBorders>
               <w:top w:val="single" w:color="C9D3DF" w:sz="4"/>
               <w:left w:val="single" w:color="C9D3DF" w:sz="4"/>
@@ -6725,7 +6725,7 @@
         </w:tc>
         <w:tc>
           <w:tcPr>
-            <w:tcW w:type="dxa" w:w="6851"/>
+            <w:tcW w:type="dxa" w:w="6897"/>
             <w:tcBorders>
               <w:top w:val="single" w:color="C9D3DF" w:sz="4"/>
               <w:left w:val="single" w:color="C9D3DF" w:sz="4"/>

--- a/deliverables/submission/오이소창원_출처_AI활용_신고서_20261004.docx
+++ b/deliverables/submission/오이소창원_출처_AI활용_신고서_20261004.docx
@@ -916,7 +916,7 @@
         </w:rPr>
         <w:t xml:space="preserve">날짜별 상세 내역: 저장소 README ‘개발 작업 과정’, GitHub 커밋 기록(</w:t>
       </w:r>
-      <w:hyperlink w:history="1" r:id="rIdw8mufj_xdyeajzlvgtvo0">
+      <w:hyperlink w:history="1" r:id="rIdbi2ufvjlfn9pzwqwb2xmn">
         <w:r>
           <w:rPr>
             <w:rStyle w:val="Hyperlink"/>
@@ -4238,7 +4238,7 @@
             <w:pPr>
               <w:jc w:val="left"/>
             </w:pPr>
-            <w:hyperlink w:history="1" r:id="rIdnfm8sws7h_c3v5janp-li">
+            <w:hyperlink w:history="1" r:id="rIdv16bclxoqrcv_gih1hyl2">
               <w:r>
                 <w:rPr>
                   <w:rStyle w:val="Hyperlink"/>
@@ -4337,7 +4337,7 @@
             <w:pPr>
               <w:jc w:val="left"/>
             </w:pPr>
-            <w:hyperlink w:history="1" r:id="rId5gz2c7id-inm-egcnoppk">
+            <w:hyperlink w:history="1" r:id="rIdk5ggysbmwdawuw8zzrv84">
               <w:r>
                 <w:rPr>
                   <w:rStyle w:val="Hyperlink"/>
@@ -4436,7 +4436,7 @@
             <w:pPr>
               <w:jc w:val="left"/>
             </w:pPr>
-            <w:hyperlink w:history="1" r:id="rIdmootee5gh0bkd7hyb6nl8">
+            <w:hyperlink w:history="1" r:id="rId0xlqxpvnzxmirsv3dmtcy">
               <w:r>
                 <w:rPr>
                   <w:rStyle w:val="Hyperlink"/>
@@ -4535,7 +4535,7 @@
             <w:pPr>
               <w:jc w:val="left"/>
             </w:pPr>
-            <w:hyperlink w:history="1" r:id="rIdbejlapth-ga2ih-dyhh6j">
+            <w:hyperlink w:history="1" r:id="rIdcttc9ng9nsxszflbdxknq">
               <w:r>
                 <w:rPr>
                   <w:rStyle w:val="Hyperlink"/>
@@ -4634,7 +4634,7 @@
             <w:pPr>
               <w:jc w:val="left"/>
             </w:pPr>
-            <w:hyperlink w:history="1" r:id="rIdllopz6j4nv-myx9nqe7z5">
+            <w:hyperlink w:history="1" r:id="rIdatrdque8xyd1kiz8gljhg">
               <w:r>
                 <w:rPr>
                   <w:rStyle w:val="Hyperlink"/>
@@ -4733,7 +4733,7 @@
             <w:pPr>
               <w:jc w:val="left"/>
             </w:pPr>
-            <w:hyperlink w:history="1" r:id="rIdpxtr_0zinusyxafl_weuw">
+            <w:hyperlink w:history="1" r:id="rIdpskxe4na_wor_jm_cemhk">
               <w:r>
                 <w:rPr>
                   <w:rStyle w:val="Hyperlink"/>
@@ -4928,7 +4928,7 @@
             <w:pPr>
               <w:jc w:val="left"/>
             </w:pPr>
-            <w:hyperlink w:history="1" r:id="rIdr08qmi5enczlvlc0x9k94">
+            <w:hyperlink w:history="1" r:id="rIdbzqelfj__51f1qkzff2yi">
               <w:r>
                 <w:rPr>
                   <w:rStyle w:val="Hyperlink"/>
@@ -5027,7 +5027,7 @@
             <w:pPr>
               <w:jc w:val="left"/>
             </w:pPr>
-            <w:hyperlink w:history="1" r:id="rIdnvf6z4mdszrfio5-gz_te">
+            <w:hyperlink w:history="1" r:id="rIdiznx_xa2nfr_hf_xg-nni">
               <w:r>
                 <w:rPr>
                   <w:rStyle w:val="Hyperlink"/>
@@ -5126,7 +5126,7 @@
             <w:pPr>
               <w:jc w:val="left"/>
             </w:pPr>
-            <w:hyperlink w:history="1" r:id="rIdxhgmx9xhhl5n8hfdmvvyf">
+            <w:hyperlink w:history="1" r:id="rIdw4pkbzl6arkgsugco-9f3">
               <w:r>
                 <w:rPr>
                   <w:rStyle w:val="Hyperlink"/>
@@ -5225,7 +5225,7 @@
             <w:pPr>
               <w:jc w:val="left"/>
             </w:pPr>
-            <w:hyperlink w:history="1" r:id="rIdlurh7oqvscgrahrfls4bf">
+            <w:hyperlink w:history="1" r:id="rIdudhtgoo_8mk64o78_14-k">
               <w:r>
                 <w:rPr>
                   <w:rStyle w:val="Hyperlink"/>
@@ -5324,7 +5324,7 @@
             <w:pPr>
               <w:jc w:val="left"/>
             </w:pPr>
-            <w:hyperlink w:history="1" r:id="rIdswcw3znhit1ik7y0i8fmr">
+            <w:hyperlink w:history="1" r:id="rIdberzsl3tat0uidvpqat49">
               <w:r>
                 <w:rPr>
                   <w:rStyle w:val="Hyperlink"/>
@@ -5423,7 +5423,7 @@
             <w:pPr>
               <w:jc w:val="left"/>
             </w:pPr>
-            <w:hyperlink w:history="1" r:id="rIdb1scqnweuvfshhcblzfsp">
+            <w:hyperlink w:history="1" r:id="rIdydaoamrvagvi10tehe4xs">
               <w:r>
                 <w:rPr>
                   <w:rStyle w:val="Hyperlink"/>
@@ -5522,7 +5522,7 @@
             <w:pPr>
               <w:jc w:val="left"/>
             </w:pPr>
-            <w:hyperlink w:history="1" r:id="rIdaxwjz-ifyrh25iyk6kem0">
+            <w:hyperlink w:history="1" r:id="rIdzmucpfx6j1daxx3aqw6n0">
               <w:r>
                 <w:rPr>
                   <w:rStyle w:val="Hyperlink"/>
@@ -5621,7 +5621,7 @@
             <w:pPr>
               <w:jc w:val="left"/>
             </w:pPr>
-            <w:hyperlink w:history="1" r:id="rIdloz0vibvzc8b4g90h7jxx">
+            <w:hyperlink w:history="1" r:id="rId-mvpdfo_bojw7lecrukzk">
               <w:r>
                 <w:rPr>
                   <w:rStyle w:val="Hyperlink"/>
@@ -6008,7 +6008,7 @@
             <w:pPr>
               <w:jc w:val="left"/>
             </w:pPr>
-            <w:hyperlink w:history="1" r:id="rIdadnj7ohfau4bxbvt2ppaa">
+            <w:hyperlink w:history="1" r:id="rIdcynl57kcra15x3eglbkgy">
               <w:r>
                 <w:rPr>
                   <w:rStyle w:val="Hyperlink"/>
@@ -6683,7 +6683,7 @@
                 <w:sz w:val="17"/>
                 <w:szCs w:val="17"/>
               </w:rPr>
-              <w:t xml:space="preserve">이혜경 25번 — 지적 68건 중 66건 반영(이메일 2건 계정 대기), 이미영 2번 — PC 5건·휴대폰 4건 모두 반영, 조준수 4번 — 3건 모두 반영</w:t>
+              <w:t xml:space="preserve">이혜경 25번 — 지적 68건 중 66건 반영(이메일 2건 계정 대기), 이미영 2번 — PC 5건·휴대폰 4건 모두 반영, 조준수 4번 — 4건 모두 반영</w:t>
             </w:r>
           </w:p>
         </w:tc>

--- a/deliverables/submission/오이소창원_출처_AI활용_신고서_20261004.docx
+++ b/deliverables/submission/오이소창원_출처_AI활용_신고서_20261004.docx
@@ -916,7 +916,7 @@
         </w:rPr>
         <w:t xml:space="preserve">날짜별 상세 내역: 저장소 README ‘개발 작업 과정’, GitHub 커밋 기록(</w:t>
       </w:r>
-      <w:hyperlink w:history="1" r:id="rIdbi2ufvjlfn9pzwqwb2xmn">
+      <w:hyperlink w:history="1" r:id="rIdsca_rcbto9hs-5znqwxkk">
         <w:r>
           <w:rPr>
             <w:rStyle w:val="Hyperlink"/>
@@ -4238,7 +4238,7 @@
             <w:pPr>
               <w:jc w:val="left"/>
             </w:pPr>
-            <w:hyperlink w:history="1" r:id="rIdv16bclxoqrcv_gih1hyl2">
+            <w:hyperlink w:history="1" r:id="rIdqcjjupr6dlqabyqg1mlpy">
               <w:r>
                 <w:rPr>
                   <w:rStyle w:val="Hyperlink"/>
@@ -4337,7 +4337,7 @@
             <w:pPr>
               <w:jc w:val="left"/>
             </w:pPr>
-            <w:hyperlink w:history="1" r:id="rIdk5ggysbmwdawuw8zzrv84">
+            <w:hyperlink w:history="1" r:id="rId1p6okqhh5pj_pkm85qx-z">
               <w:r>
                 <w:rPr>
                   <w:rStyle w:val="Hyperlink"/>
@@ -4436,7 +4436,7 @@
             <w:pPr>
               <w:jc w:val="left"/>
             </w:pPr>
-            <w:hyperlink w:history="1" r:id="rId0xlqxpvnzxmirsv3dmtcy">
+            <w:hyperlink w:history="1" r:id="rIdusfkyqzwiqythhfk3fdb8">
               <w:r>
                 <w:rPr>
                   <w:rStyle w:val="Hyperlink"/>
@@ -4535,7 +4535,7 @@
             <w:pPr>
               <w:jc w:val="left"/>
             </w:pPr>
-            <w:hyperlink w:history="1" r:id="rIdcttc9ng9nsxszflbdxknq">
+            <w:hyperlink w:history="1" r:id="rIdgi8rgf72ustvnvre16yyj">
               <w:r>
                 <w:rPr>
                   <w:rStyle w:val="Hyperlink"/>
@@ -4634,7 +4634,7 @@
             <w:pPr>
               <w:jc w:val="left"/>
             </w:pPr>
-            <w:hyperlink w:history="1" r:id="rIdatrdque8xyd1kiz8gljhg">
+            <w:hyperlink w:history="1" r:id="rIdiqbt3o5ttadifgr4cd5fi">
               <w:r>
                 <w:rPr>
                   <w:rStyle w:val="Hyperlink"/>
@@ -4733,7 +4733,7 @@
             <w:pPr>
               <w:jc w:val="left"/>
             </w:pPr>
-            <w:hyperlink w:history="1" r:id="rIdpskxe4na_wor_jm_cemhk">
+            <w:hyperlink w:history="1" r:id="rIdhwrjmw_q2hgpvmtlxgw7p">
               <w:r>
                 <w:rPr>
                   <w:rStyle w:val="Hyperlink"/>
@@ -4928,7 +4928,7 @@
             <w:pPr>
               <w:jc w:val="left"/>
             </w:pPr>
-            <w:hyperlink w:history="1" r:id="rIdbzqelfj__51f1qkzff2yi">
+            <w:hyperlink w:history="1" r:id="rIdywvpjf1ezinxvc16krnod">
               <w:r>
                 <w:rPr>
                   <w:rStyle w:val="Hyperlink"/>
@@ -5027,7 +5027,7 @@
             <w:pPr>
               <w:jc w:val="left"/>
             </w:pPr>
-            <w:hyperlink w:history="1" r:id="rIdiznx_xa2nfr_hf_xg-nni">
+            <w:hyperlink w:history="1" r:id="rIdmkaq6ii4nxgc-snncx4dt">
               <w:r>
                 <w:rPr>
                   <w:rStyle w:val="Hyperlink"/>
@@ -5126,7 +5126,7 @@
             <w:pPr>
               <w:jc w:val="left"/>
             </w:pPr>
-            <w:hyperlink w:history="1" r:id="rIdw4pkbzl6arkgsugco-9f3">
+            <w:hyperlink w:history="1" r:id="rIdnyrkvkz0dyyeeuqjef_9d">
               <w:r>
                 <w:rPr>
                   <w:rStyle w:val="Hyperlink"/>
@@ -5225,7 +5225,7 @@
             <w:pPr>
               <w:jc w:val="left"/>
             </w:pPr>
-            <w:hyperlink w:history="1" r:id="rIdudhtgoo_8mk64o78_14-k">
+            <w:hyperlink w:history="1" r:id="rIdafu_5mhomkowej2gudl_3">
               <w:r>
                 <w:rPr>
                   <w:rStyle w:val="Hyperlink"/>
@@ -5324,7 +5324,7 @@
             <w:pPr>
               <w:jc w:val="left"/>
             </w:pPr>
-            <w:hyperlink w:history="1" r:id="rIdberzsl3tat0uidvpqat49">
+            <w:hyperlink w:history="1" r:id="rId74k7s45hm-bpwxn67trhp">
               <w:r>
                 <w:rPr>
                   <w:rStyle w:val="Hyperlink"/>
@@ -5423,7 +5423,7 @@
             <w:pPr>
               <w:jc w:val="left"/>
             </w:pPr>
-            <w:hyperlink w:history="1" r:id="rIdydaoamrvagvi10tehe4xs">
+            <w:hyperlink w:history="1" r:id="rIdl12ypheol2xvhxt-lmpyn">
               <w:r>
                 <w:rPr>
                   <w:rStyle w:val="Hyperlink"/>
@@ -5522,7 +5522,7 @@
             <w:pPr>
               <w:jc w:val="left"/>
             </w:pPr>
-            <w:hyperlink w:history="1" r:id="rIdzmucpfx6j1daxx3aqw6n0">
+            <w:hyperlink w:history="1" r:id="rIdphuqjvmmoyisd8axbangv">
               <w:r>
                 <w:rPr>
                   <w:rStyle w:val="Hyperlink"/>
@@ -5621,7 +5621,7 @@
             <w:pPr>
               <w:jc w:val="left"/>
             </w:pPr>
-            <w:hyperlink w:history="1" r:id="rId-mvpdfo_bojw7lecrukzk">
+            <w:hyperlink w:history="1" r:id="rIdw02lyoqywfqntsog-q0uw">
               <w:r>
                 <w:rPr>
                   <w:rStyle w:val="Hyperlink"/>
@@ -6008,7 +6008,7 @@
             <w:pPr>
               <w:jc w:val="left"/>
             </w:pPr>
-            <w:hyperlink w:history="1" r:id="rIdcynl57kcra15x3eglbkgy">
+            <w:hyperlink w:history="1" r:id="rIdsnwkp22zzhzmn00ww782f">
               <w:r>
                 <w:rPr>
                   <w:rStyle w:val="Hyperlink"/>

--- a/deliverables/submission/오이소창원_출처_AI활용_신고서_20261004.docx
+++ b/deliverables/submission/오이소창원_출처_AI활용_신고서_20261004.docx
@@ -916,7 +916,7 @@
         </w:rPr>
         <w:t xml:space="preserve">날짜별 상세 내역: 저장소 README ‘개발 작업 과정’, GitHub 커밋 기록(</w:t>
       </w:r>
-      <w:hyperlink w:history="1" r:id="rIdsca_rcbto9hs-5znqwxkk">
+      <w:hyperlink w:history="1" r:id="rIdbshtv8fy8ixr4akjh_jvf">
         <w:r>
           <w:rPr>
             <w:rStyle w:val="Hyperlink"/>
@@ -4238,7 +4238,7 @@
             <w:pPr>
               <w:jc w:val="left"/>
             </w:pPr>
-            <w:hyperlink w:history="1" r:id="rIdqcjjupr6dlqabyqg1mlpy">
+            <w:hyperlink w:history="1" r:id="rId9hhj5vbjfkawryodcfplk">
               <w:r>
                 <w:rPr>
                   <w:rStyle w:val="Hyperlink"/>
@@ -4337,7 +4337,7 @@
             <w:pPr>
               <w:jc w:val="left"/>
             </w:pPr>
-            <w:hyperlink w:history="1" r:id="rId1p6okqhh5pj_pkm85qx-z">
+            <w:hyperlink w:history="1" r:id="rIdhji70lwcmhu-wa9cu-yrw">
               <w:r>
                 <w:rPr>
                   <w:rStyle w:val="Hyperlink"/>
@@ -4436,7 +4436,7 @@
             <w:pPr>
               <w:jc w:val="left"/>
             </w:pPr>
-            <w:hyperlink w:history="1" r:id="rIdusfkyqzwiqythhfk3fdb8">
+            <w:hyperlink w:history="1" r:id="rIddr6syw6zawby4lvlixczk">
               <w:r>
                 <w:rPr>
                   <w:rStyle w:val="Hyperlink"/>
@@ -4535,7 +4535,7 @@
             <w:pPr>
               <w:jc w:val="left"/>
             </w:pPr>
-            <w:hyperlink w:history="1" r:id="rIdgi8rgf72ustvnvre16yyj">
+            <w:hyperlink w:history="1" r:id="rIdsxztj3v6uivxktmy0fx7y">
               <w:r>
                 <w:rPr>
                   <w:rStyle w:val="Hyperlink"/>
@@ -4634,7 +4634,7 @@
             <w:pPr>
               <w:jc w:val="left"/>
             </w:pPr>
-            <w:hyperlink w:history="1" r:id="rIdiqbt3o5ttadifgr4cd5fi">
+            <w:hyperlink w:history="1" r:id="rIdbignuolkdnkap5idj0avj">
               <w:r>
                 <w:rPr>
                   <w:rStyle w:val="Hyperlink"/>
@@ -4733,7 +4733,7 @@
             <w:pPr>
               <w:jc w:val="left"/>
             </w:pPr>
-            <w:hyperlink w:history="1" r:id="rIdhwrjmw_q2hgpvmtlxgw7p">
+            <w:hyperlink w:history="1" r:id="rIdituenyat9xpvdk8s6mztx">
               <w:r>
                 <w:rPr>
                   <w:rStyle w:val="Hyperlink"/>
@@ -4928,7 +4928,7 @@
             <w:pPr>
               <w:jc w:val="left"/>
             </w:pPr>
-            <w:hyperlink w:history="1" r:id="rIdywvpjf1ezinxvc16krnod">
+            <w:hyperlink w:history="1" r:id="rIdgic0gqigbth86yaev6lo4">
               <w:r>
                 <w:rPr>
                   <w:rStyle w:val="Hyperlink"/>
@@ -5027,7 +5027,7 @@
             <w:pPr>
               <w:jc w:val="left"/>
             </w:pPr>
-            <w:hyperlink w:history="1" r:id="rIdmkaq6ii4nxgc-snncx4dt">
+            <w:hyperlink w:history="1" r:id="rId9ufnmaxm274ckzh4xzb8q">
               <w:r>
                 <w:rPr>
                   <w:rStyle w:val="Hyperlink"/>
@@ -5126,7 +5126,7 @@
             <w:pPr>
               <w:jc w:val="left"/>
             </w:pPr>
-            <w:hyperlink w:history="1" r:id="rIdnyrkvkz0dyyeeuqjef_9d">
+            <w:hyperlink w:history="1" r:id="rIdtzbxoe0fretgaolwbicjk">
               <w:r>
                 <w:rPr>
                   <w:rStyle w:val="Hyperlink"/>
@@ -5225,7 +5225,7 @@
             <w:pPr>
               <w:jc w:val="left"/>
             </w:pPr>
-            <w:hyperlink w:history="1" r:id="rIdafu_5mhomkowej2gudl_3">
+            <w:hyperlink w:history="1" r:id="rIdvgertni87heqemgbhicpw">
               <w:r>
                 <w:rPr>
                   <w:rStyle w:val="Hyperlink"/>
@@ -5324,7 +5324,7 @@
             <w:pPr>
               <w:jc w:val="left"/>
             </w:pPr>
-            <w:hyperlink w:history="1" r:id="rId74k7s45hm-bpwxn67trhp">
+            <w:hyperlink w:history="1" r:id="rIdau_to2zpqu0yppn-5ndwy">
               <w:r>
                 <w:rPr>
                   <w:rStyle w:val="Hyperlink"/>
@@ -5423,7 +5423,7 @@
             <w:pPr>
               <w:jc w:val="left"/>
             </w:pPr>
-            <w:hyperlink w:history="1" r:id="rIdl12ypheol2xvhxt-lmpyn">
+            <w:hyperlink w:history="1" r:id="rIdep8hz3l3oqljzp2sy-nyo">
               <w:r>
                 <w:rPr>
                   <w:rStyle w:val="Hyperlink"/>
@@ -5522,7 +5522,7 @@
             <w:pPr>
               <w:jc w:val="left"/>
             </w:pPr>
-            <w:hyperlink w:history="1" r:id="rIdphuqjvmmoyisd8axbangv">
+            <w:hyperlink w:history="1" r:id="rIdjlwg7sebr72wnm9zsyccg">
               <w:r>
                 <w:rPr>
                   <w:rStyle w:val="Hyperlink"/>
@@ -5621,7 +5621,7 @@
             <w:pPr>
               <w:jc w:val="left"/>
             </w:pPr>
-            <w:hyperlink w:history="1" r:id="rIdw02lyoqywfqntsog-q0uw">
+            <w:hyperlink w:history="1" r:id="rIdrwdig0w-xkee2_uyg_rmh">
               <w:r>
                 <w:rPr>
                   <w:rStyle w:val="Hyperlink"/>
@@ -6008,7 +6008,7 @@
             <w:pPr>
               <w:jc w:val="left"/>
             </w:pPr>
-            <w:hyperlink w:history="1" r:id="rIdsnwkp22zzhzmn00ww782f">
+            <w:hyperlink w:history="1" r:id="rIdg3jrgn7q4fqtfniaeev1s">
               <w:r>
                 <w:rPr>
                   <w:rStyle w:val="Hyperlink"/>
@@ -6683,7 +6683,7 @@
                 <w:sz w:val="17"/>
                 <w:szCs w:val="17"/>
               </w:rPr>
-              <w:t xml:space="preserve">이혜경 25번 — 지적 68건 중 66건 반영(이메일 2건 계정 대기), 이미영 2번 — PC 5건·휴대폰 4건 모두 반영, 조준수 4번 — 4건 모두 반영</w:t>
+              <w:t xml:space="preserve">이혜경 25번 — 지적 68건 중 66건 반영(이메일 2건 계정 대기), 이미영 2번 — PC 5건·휴대폰 4건 모두 반영, 조준수 5번 — 5건 모두 반영</w:t>
             </w:r>
           </w:p>
         </w:tc>

--- a/deliverables/submission/오이소창원_출처_AI활용_신고서_20261004.docx
+++ b/deliverables/submission/오이소창원_출처_AI활용_신고서_20261004.docx
@@ -916,7 +916,7 @@
         </w:rPr>
         <w:t xml:space="preserve">날짜별 상세 내역: 저장소 README ‘개발 작업 과정’, GitHub 커밋 기록(</w:t>
       </w:r>
-      <w:hyperlink w:history="1" r:id="rIdbshtv8fy8ixr4akjh_jvf">
+      <w:hyperlink w:history="1" r:id="rIdowvewhnqo6mzzzfbeetbx">
         <w:r>
           <w:rPr>
             <w:rStyle w:val="Hyperlink"/>
@@ -4238,7 +4238,7 @@
             <w:pPr>
               <w:jc w:val="left"/>
             </w:pPr>
-            <w:hyperlink w:history="1" r:id="rId9hhj5vbjfkawryodcfplk">
+            <w:hyperlink w:history="1" r:id="rIdgjnomsujlnjkedy2vzo3i">
               <w:r>
                 <w:rPr>
                   <w:rStyle w:val="Hyperlink"/>
@@ -4337,7 +4337,7 @@
             <w:pPr>
               <w:jc w:val="left"/>
             </w:pPr>
-            <w:hyperlink w:history="1" r:id="rIdhji70lwcmhu-wa9cu-yrw">
+            <w:hyperlink w:history="1" r:id="rIdfsees8d0dmtagcprupazv">
               <w:r>
                 <w:rPr>
                   <w:rStyle w:val="Hyperlink"/>
@@ -4436,7 +4436,7 @@
             <w:pPr>
               <w:jc w:val="left"/>
             </w:pPr>
-            <w:hyperlink w:history="1" r:id="rIddr6syw6zawby4lvlixczk">
+            <w:hyperlink w:history="1" r:id="rIdk9fhwa14k4utzmfnupion">
               <w:r>
                 <w:rPr>
                   <w:rStyle w:val="Hyperlink"/>
@@ -4535,7 +4535,7 @@
             <w:pPr>
               <w:jc w:val="left"/>
             </w:pPr>
-            <w:hyperlink w:history="1" r:id="rIdsxztj3v6uivxktmy0fx7y">
+            <w:hyperlink w:history="1" r:id="rIdrp9rzrhsv_rmstvpgzxuo">
               <w:r>
                 <w:rPr>
                   <w:rStyle w:val="Hyperlink"/>
@@ -4634,7 +4634,7 @@
             <w:pPr>
               <w:jc w:val="left"/>
             </w:pPr>
-            <w:hyperlink w:history="1" r:id="rIdbignuolkdnkap5idj0avj">
+            <w:hyperlink w:history="1" r:id="rIdzxez2djikd6ymjqk8wmbl">
               <w:r>
                 <w:rPr>
                   <w:rStyle w:val="Hyperlink"/>
@@ -4733,7 +4733,7 @@
             <w:pPr>
               <w:jc w:val="left"/>
             </w:pPr>
-            <w:hyperlink w:history="1" r:id="rIdituenyat9xpvdk8s6mztx">
+            <w:hyperlink w:history="1" r:id="rIdflg6cmh9tg5e4rusz6sfb">
               <w:r>
                 <w:rPr>
                   <w:rStyle w:val="Hyperlink"/>
@@ -4928,7 +4928,7 @@
             <w:pPr>
               <w:jc w:val="left"/>
             </w:pPr>
-            <w:hyperlink w:history="1" r:id="rIdgic0gqigbth86yaev6lo4">
+            <w:hyperlink w:history="1" r:id="rId9e2ddbvfxktm4guw6ooqq">
               <w:r>
                 <w:rPr>
                   <w:rStyle w:val="Hyperlink"/>
@@ -5027,7 +5027,7 @@
             <w:pPr>
               <w:jc w:val="left"/>
             </w:pPr>
-            <w:hyperlink w:history="1" r:id="rId9ufnmaxm274ckzh4xzb8q">
+            <w:hyperlink w:history="1" r:id="rId1mumqgxoknzurexkyfr2m">
               <w:r>
                 <w:rPr>
                   <w:rStyle w:val="Hyperlink"/>
@@ -5126,7 +5126,7 @@
             <w:pPr>
               <w:jc w:val="left"/>
             </w:pPr>
-            <w:hyperlink w:history="1" r:id="rIdtzbxoe0fretgaolwbicjk">
+            <w:hyperlink w:history="1" r:id="rIdh7e95kttmlhl52cvvk63i">
               <w:r>
                 <w:rPr>
                   <w:rStyle w:val="Hyperlink"/>
@@ -5225,7 +5225,7 @@
             <w:pPr>
               <w:jc w:val="left"/>
             </w:pPr>
-            <w:hyperlink w:history="1" r:id="rIdvgertni87heqemgbhicpw">
+            <w:hyperlink w:history="1" r:id="rIdhcesesp9nohxpvjbklxoz">
               <w:r>
                 <w:rPr>
                   <w:rStyle w:val="Hyperlink"/>
@@ -5324,7 +5324,7 @@
             <w:pPr>
               <w:jc w:val="left"/>
             </w:pPr>
-            <w:hyperlink w:history="1" r:id="rIdau_to2zpqu0yppn-5ndwy">
+            <w:hyperlink w:history="1" r:id="rIdx-ijcsbdthojouwzgcvdv">
               <w:r>
                 <w:rPr>
                   <w:rStyle w:val="Hyperlink"/>
@@ -5423,7 +5423,7 @@
             <w:pPr>
               <w:jc w:val="left"/>
             </w:pPr>
-            <w:hyperlink w:history="1" r:id="rIdep8hz3l3oqljzp2sy-nyo">
+            <w:hyperlink w:history="1" r:id="rIdhr4kymrabxd7ls3ewo5aj">
               <w:r>
                 <w:rPr>
                   <w:rStyle w:val="Hyperlink"/>
@@ -5522,7 +5522,7 @@
             <w:pPr>
               <w:jc w:val="left"/>
             </w:pPr>
-            <w:hyperlink w:history="1" r:id="rIdjlwg7sebr72wnm9zsyccg">
+            <w:hyperlink w:history="1" r:id="rIdj78yshco_v3apy8ovaq6k">
               <w:r>
                 <w:rPr>
                   <w:rStyle w:val="Hyperlink"/>
@@ -5621,7 +5621,7 @@
             <w:pPr>
               <w:jc w:val="left"/>
             </w:pPr>
-            <w:hyperlink w:history="1" r:id="rIdrwdig0w-xkee2_uyg_rmh">
+            <w:hyperlink w:history="1" r:id="rId6qn3axqpgie8vzonibvzi">
               <w:r>
                 <w:rPr>
                   <w:rStyle w:val="Hyperlink"/>
@@ -6008,7 +6008,7 @@
             <w:pPr>
               <w:jc w:val="left"/>
             </w:pPr>
-            <w:hyperlink w:history="1" r:id="rIdg3jrgn7q4fqtfniaeev1s">
+            <w:hyperlink w:history="1" r:id="rIdsymfsk7jxm3-9b-ol2bn_">
               <w:r>
                 <w:rPr>
                   <w:rStyle w:val="Hyperlink"/>

--- a/deliverables/submission/오이소창원_출처_AI활용_신고서_20261004.docx
+++ b/deliverables/submission/오이소창원_출처_AI활용_신고서_20261004.docx
@@ -916,7 +916,7 @@
         </w:rPr>
         <w:t xml:space="preserve">날짜별 상세 내역: 저장소 README ‘개발 작업 과정’, GitHub 커밋 기록(</w:t>
       </w:r>
-      <w:hyperlink w:history="1" r:id="rIdowvewhnqo6mzzzfbeetbx">
+      <w:hyperlink w:history="1" r:id="rIdkrb0t9u8vddxoalubdb_n">
         <w:r>
           <w:rPr>
             <w:rStyle w:val="Hyperlink"/>
@@ -4238,7 +4238,7 @@
             <w:pPr>
               <w:jc w:val="left"/>
             </w:pPr>
-            <w:hyperlink w:history="1" r:id="rIdgjnomsujlnjkedy2vzo3i">
+            <w:hyperlink w:history="1" r:id="rId9zaceu_h62gqqqipc7z1m">
               <w:r>
                 <w:rPr>
                   <w:rStyle w:val="Hyperlink"/>
@@ -4337,7 +4337,7 @@
             <w:pPr>
               <w:jc w:val="left"/>
             </w:pPr>
-            <w:hyperlink w:history="1" r:id="rIdfsees8d0dmtagcprupazv">
+            <w:hyperlink w:history="1" r:id="rId2jga2mg6dcurhxlfqhpfe">
               <w:r>
                 <w:rPr>
                   <w:rStyle w:val="Hyperlink"/>
@@ -4436,7 +4436,7 @@
             <w:pPr>
               <w:jc w:val="left"/>
             </w:pPr>
-            <w:hyperlink w:history="1" r:id="rIdk9fhwa14k4utzmfnupion">
+            <w:hyperlink w:history="1" r:id="rIdzcdflsqliqpj91tv6z771">
               <w:r>
                 <w:rPr>
                   <w:rStyle w:val="Hyperlink"/>
@@ -4535,7 +4535,7 @@
             <w:pPr>
               <w:jc w:val="left"/>
             </w:pPr>
-            <w:hyperlink w:history="1" r:id="rIdrp9rzrhsv_rmstvpgzxuo">
+            <w:hyperlink w:history="1" r:id="rIdch9imyfulif4exfx93nui">
               <w:r>
                 <w:rPr>
                   <w:rStyle w:val="Hyperlink"/>
@@ -4634,7 +4634,7 @@
             <w:pPr>
               <w:jc w:val="left"/>
             </w:pPr>
-            <w:hyperlink w:history="1" r:id="rIdzxez2djikd6ymjqk8wmbl">
+            <w:hyperlink w:history="1" r:id="rId3youdkqpcpgi4zcmulfpi">
               <w:r>
                 <w:rPr>
                   <w:rStyle w:val="Hyperlink"/>
@@ -4733,7 +4733,7 @@
             <w:pPr>
               <w:jc w:val="left"/>
             </w:pPr>
-            <w:hyperlink w:history="1" r:id="rIdflg6cmh9tg5e4rusz6sfb">
+            <w:hyperlink w:history="1" r:id="rId2exjeoitpitceow12-myo">
               <w:r>
                 <w:rPr>
                   <w:rStyle w:val="Hyperlink"/>
@@ -4928,7 +4928,7 @@
             <w:pPr>
               <w:jc w:val="left"/>
             </w:pPr>
-            <w:hyperlink w:history="1" r:id="rId9e2ddbvfxktm4guw6ooqq">
+            <w:hyperlink w:history="1" r:id="rIdcujzkytpdhvxki1k7ectw">
               <w:r>
                 <w:rPr>
                   <w:rStyle w:val="Hyperlink"/>
@@ -5027,7 +5027,7 @@
             <w:pPr>
               <w:jc w:val="left"/>
             </w:pPr>
-            <w:hyperlink w:history="1" r:id="rId1mumqgxoknzurexkyfr2m">
+            <w:hyperlink w:history="1" r:id="rIddfluybrsy2lb-jcwcrgef">
               <w:r>
                 <w:rPr>
                   <w:rStyle w:val="Hyperlink"/>
@@ -5126,7 +5126,7 @@
             <w:pPr>
               <w:jc w:val="left"/>
             </w:pPr>
-            <w:hyperlink w:history="1" r:id="rIdh7e95kttmlhl52cvvk63i">
+            <w:hyperlink w:history="1" r:id="rIdirjutnwypddxpa1oboizf">
               <w:r>
                 <w:rPr>
                   <w:rStyle w:val="Hyperlink"/>
@@ -5225,7 +5225,7 @@
             <w:pPr>
               <w:jc w:val="left"/>
             </w:pPr>
-            <w:hyperlink w:history="1" r:id="rIdhcesesp9nohxpvjbklxoz">
+            <w:hyperlink w:history="1" r:id="rId9iwchoczsiw8r74j9xaw-">
               <w:r>
                 <w:rPr>
                   <w:rStyle w:val="Hyperlink"/>
@@ -5324,7 +5324,7 @@
             <w:pPr>
               <w:jc w:val="left"/>
             </w:pPr>
-            <w:hyperlink w:history="1" r:id="rIdx-ijcsbdthojouwzgcvdv">
+            <w:hyperlink w:history="1" r:id="rId7qsfqmtfusaozdqpfndxs">
               <w:r>
                 <w:rPr>
                   <w:rStyle w:val="Hyperlink"/>
@@ -5423,7 +5423,7 @@
             <w:pPr>
               <w:jc w:val="left"/>
             </w:pPr>
-            <w:hyperlink w:history="1" r:id="rIdhr4kymrabxd7ls3ewo5aj">
+            <w:hyperlink w:history="1" r:id="rIdmamux9sdly8drbbkejwuq">
               <w:r>
                 <w:rPr>
                   <w:rStyle w:val="Hyperlink"/>
@@ -5522,7 +5522,7 @@
             <w:pPr>
               <w:jc w:val="left"/>
             </w:pPr>
-            <w:hyperlink w:history="1" r:id="rIdj78yshco_v3apy8ovaq6k">
+            <w:hyperlink w:history="1" r:id="rIdo-wcx_xjskpi8dccquidk">
               <w:r>
                 <w:rPr>
                   <w:rStyle w:val="Hyperlink"/>
@@ -5621,7 +5621,7 @@
             <w:pPr>
               <w:jc w:val="left"/>
             </w:pPr>
-            <w:hyperlink w:history="1" r:id="rId6qn3axqpgie8vzonibvzi">
+            <w:hyperlink w:history="1" r:id="rId5clf3eeoduedapsl57kf4">
               <w:r>
                 <w:rPr>
                   <w:rStyle w:val="Hyperlink"/>
@@ -6008,7 +6008,7 @@
             <w:pPr>
               <w:jc w:val="left"/>
             </w:pPr>
-            <w:hyperlink w:history="1" r:id="rIdsymfsk7jxm3-9b-ol2bn_">
+            <w:hyperlink w:history="1" r:id="rIdum2ra8ig5fnx2isez6g1a">
               <w:r>
                 <w:rPr>
                   <w:rStyle w:val="Hyperlink"/>

--- a/deliverables/submission/오이소창원_출처_AI활용_신고서_20261004.docx
+++ b/deliverables/submission/오이소창원_출처_AI활용_신고서_20261004.docx
@@ -916,7 +916,7 @@
         </w:rPr>
         <w:t xml:space="preserve">날짜별 상세 내역: 저장소 README ‘개발 작업 과정’, GitHub 커밋 기록(</w:t>
       </w:r>
-      <w:hyperlink w:history="1" r:id="rIdkrb0t9u8vddxoalubdb_n">
+      <w:hyperlink w:history="1" r:id="rId_0w3oh8k_massvv7dafn7">
         <w:r>
           <w:rPr>
             <w:rStyle w:val="Hyperlink"/>
@@ -4238,7 +4238,7 @@
             <w:pPr>
               <w:jc w:val="left"/>
             </w:pPr>
-            <w:hyperlink w:history="1" r:id="rId9zaceu_h62gqqqipc7z1m">
+            <w:hyperlink w:history="1" r:id="rIdtxqvjcyzldojcagrdjetr">
               <w:r>
                 <w:rPr>
                   <w:rStyle w:val="Hyperlink"/>
@@ -4337,7 +4337,7 @@
             <w:pPr>
               <w:jc w:val="left"/>
             </w:pPr>
-            <w:hyperlink w:history="1" r:id="rId2jga2mg6dcurhxlfqhpfe">
+            <w:hyperlink w:history="1" r:id="rIdlwafzp8qnfk4y6g7d7nu4">
               <w:r>
                 <w:rPr>
                   <w:rStyle w:val="Hyperlink"/>
@@ -4436,7 +4436,7 @@
             <w:pPr>
               <w:jc w:val="left"/>
             </w:pPr>
-            <w:hyperlink w:history="1" r:id="rIdzcdflsqliqpj91tv6z771">
+            <w:hyperlink w:history="1" r:id="rIdqqiqesudyivf0bdo8i-w-">
               <w:r>
                 <w:rPr>
                   <w:rStyle w:val="Hyperlink"/>
@@ -4535,7 +4535,7 @@
             <w:pPr>
               <w:jc w:val="left"/>
             </w:pPr>
-            <w:hyperlink w:history="1" r:id="rIdch9imyfulif4exfx93nui">
+            <w:hyperlink w:history="1" r:id="rIdu_ndmvzwfaqneulbojt02">
               <w:r>
                 <w:rPr>
                   <w:rStyle w:val="Hyperlink"/>
@@ -4634,7 +4634,7 @@
             <w:pPr>
               <w:jc w:val="left"/>
             </w:pPr>
-            <w:hyperlink w:history="1" r:id="rId3youdkqpcpgi4zcmulfpi">
+            <w:hyperlink w:history="1" r:id="rIdwt5oalolqxz_7qxcchsbn">
               <w:r>
                 <w:rPr>
                   <w:rStyle w:val="Hyperlink"/>
@@ -4733,7 +4733,7 @@
             <w:pPr>
               <w:jc w:val="left"/>
             </w:pPr>
-            <w:hyperlink w:history="1" r:id="rId2exjeoitpitceow12-myo">
+            <w:hyperlink w:history="1" r:id="rIdznslxqfigmxquy96bghaw">
               <w:r>
                 <w:rPr>
                   <w:rStyle w:val="Hyperlink"/>
@@ -4928,7 +4928,7 @@
             <w:pPr>
               <w:jc w:val="left"/>
             </w:pPr>
-            <w:hyperlink w:history="1" r:id="rIdcujzkytpdhvxki1k7ectw">
+            <w:hyperlink w:history="1" r:id="rIdvio8wej5uaorurzdofokv">
               <w:r>
                 <w:rPr>
                   <w:rStyle w:val="Hyperlink"/>
@@ -5027,7 +5027,7 @@
             <w:pPr>
               <w:jc w:val="left"/>
             </w:pPr>
-            <w:hyperlink w:history="1" r:id="rIddfluybrsy2lb-jcwcrgef">
+            <w:hyperlink w:history="1" r:id="rIdrpvcmmazljnvk5r-pumsh">
               <w:r>
                 <w:rPr>
                   <w:rStyle w:val="Hyperlink"/>
@@ -5126,7 +5126,7 @@
             <w:pPr>
               <w:jc w:val="left"/>
             </w:pPr>
-            <w:hyperlink w:history="1" r:id="rIdirjutnwypddxpa1oboizf">
+            <w:hyperlink w:history="1" r:id="rIdzcdxfc9wkmfrznnmwkhsy">
               <w:r>
                 <w:rPr>
                   <w:rStyle w:val="Hyperlink"/>
@@ -5225,7 +5225,7 @@
             <w:pPr>
               <w:jc w:val="left"/>
             </w:pPr>
-            <w:hyperlink w:history="1" r:id="rId9iwchoczsiw8r74j9xaw-">
+            <w:hyperlink w:history="1" r:id="rIdgf-7sjxhmqekik9mdxw78">
               <w:r>
                 <w:rPr>
                   <w:rStyle w:val="Hyperlink"/>
@@ -5324,7 +5324,7 @@
             <w:pPr>
               <w:jc w:val="left"/>
             </w:pPr>
-            <w:hyperlink w:history="1" r:id="rId7qsfqmtfusaozdqpfndxs">
+            <w:hyperlink w:history="1" r:id="rIdolcij5rssbhahwsrbbmb6">
               <w:r>
                 <w:rPr>
                   <w:rStyle w:val="Hyperlink"/>
@@ -5423,7 +5423,7 @@
             <w:pPr>
               <w:jc w:val="left"/>
             </w:pPr>
-            <w:hyperlink w:history="1" r:id="rIdmamux9sdly8drbbkejwuq">
+            <w:hyperlink w:history="1" r:id="rIdjtor0n_2yssjg71wcatob">
               <w:r>
                 <w:rPr>
                   <w:rStyle w:val="Hyperlink"/>
@@ -5522,7 +5522,7 @@
             <w:pPr>
               <w:jc w:val="left"/>
             </w:pPr>
-            <w:hyperlink w:history="1" r:id="rIdo-wcx_xjskpi8dccquidk">
+            <w:hyperlink w:history="1" r:id="rIdapa5cfwwpl-k3v5gvp9uu">
               <w:r>
                 <w:rPr>
                   <w:rStyle w:val="Hyperlink"/>
@@ -5621,7 +5621,7 @@
             <w:pPr>
               <w:jc w:val="left"/>
             </w:pPr>
-            <w:hyperlink w:history="1" r:id="rId5clf3eeoduedapsl57kf4">
+            <w:hyperlink w:history="1" r:id="rIdhefvziahhhencctl4jdqg">
               <w:r>
                 <w:rPr>
                   <w:rStyle w:val="Hyperlink"/>
@@ -6008,7 +6008,7 @@
             <w:pPr>
               <w:jc w:val="left"/>
             </w:pPr>
-            <w:hyperlink w:history="1" r:id="rIdum2ra8ig5fnx2isez6g1a">
+            <w:hyperlink w:history="1" r:id="rId0bjlyjnxmq5mbgqn5yqbu">
               <w:r>
                 <w:rPr>
                   <w:rStyle w:val="Hyperlink"/>

--- a/deliverables/submission/오이소창원_출처_AI활용_신고서_20261004.docx
+++ b/deliverables/submission/오이소창원_출처_AI활용_신고서_20261004.docx
@@ -2,6 +2,51 @@
 <file path=word/document.xml><?xml version="1.0" encoding="utf-8"?>
 <w:document xmlns:wpc="http://schemas.microsoft.com/office/word/2010/wordprocessingCanvas" xmlns:mc="http://schemas.openxmlformats.org/markup-compatibility/2006" xmlns:o="urn:schemas-microsoft-com:office:office" xmlns:r="http://schemas.openxmlformats.org/officeDocument/2006/relationships" xmlns:m="http://schemas.openxmlformats.org/officeDocument/2006/math" xmlns:v="urn:schemas-microsoft-com:vml" xmlns:wp14="http://schemas.microsoft.com/office/word/2010/wordprocessingDrawing" xmlns:wp="http://schemas.openxmlformats.org/drawingml/2006/wordprocessingDrawing" xmlns:w10="urn:schemas-microsoft-com:office:word" xmlns:w="http://schemas.openxmlformats.org/wordprocessingml/2006/main" xmlns:w14="http://schemas.microsoft.com/office/word/2010/wordml" xmlns:w15="http://schemas.microsoft.com/office/word/2012/wordml" xmlns:wpg="http://schemas.microsoft.com/office/word/2010/wordprocessingGroup" xmlns:wpi="http://schemas.microsoft.com/office/word/2010/wordprocessingInk" xmlns:wne="http://schemas.microsoft.com/office/word/2006/wordml" xmlns:wps="http://schemas.microsoft.com/office/word/2010/wordprocessingShape" xmlns:cx="http://schemas.microsoft.com/office/drawing/2014/chartex" xmlns:cx1="http://schemas.microsoft.com/office/drawing/2015/9/8/chartex" xmlns:cx2="http://schemas.microsoft.com/office/drawing/2015/10/21/chartex" xmlns:cx3="http://schemas.microsoft.com/office/drawing/2016/5/9/chartex" xmlns:cx4="http://schemas.microsoft.com/office/drawing/2016/5/10/chartex" xmlns:cx5="http://schemas.microsoft.com/office/drawing/2016/5/11/chartex" xmlns:cx6="http://schemas.microsoft.com/office/drawing/2016/5/12/chartex" xmlns:cx7="http://schemas.microsoft.com/office/drawing/2016/5/13/chartex" xmlns:cx8="http://schemas.microsoft.com/office/drawing/2016/5/14/chartex" xmlns:aink="http://schemas.microsoft.com/office/drawing/2016/ink" xmlns:am3d="http://schemas.microsoft.com/office/drawing/2017/model3d" xmlns:w16cex="http://schemas.microsoft.com/office/word/2018/wordml/cex" xmlns:w16cid="http://schemas.microsoft.com/office/word/2016/wordml/cid" xmlns:w16="http://schemas.microsoft.com/office/word/2018/wordml" xmlns:w16sdtdh="http://schemas.microsoft.com/office/word/2020/wordml/sdtdatahash" xmlns:w16se="http://schemas.microsoft.com/office/word/2015/wordml/symex" mc:Ignorable="w14 w15 wp14">
   <w:body>
+    <w:p>
+      <w:pPr>
+        <w:spacing w:after="80"/>
+      </w:pPr>
+      <w:r>
+        <w:drawing>
+          <wp:inline distT="0" distB="0" distL="0" distR="0">
+            <wp:extent cx="1428750" cy="361950"/>
+            <wp:effectExtent t="0" r="0" b="0" l="0"/>
+            <wp:docPr id="1" name="" descr="" title=""/>
+            <wp:cNvGraphicFramePr>
+              <a:graphicFrameLocks xmlns:a="http://schemas.openxmlformats.org/drawingml/2006/main" noChangeAspect="1"/>
+            </wp:cNvGraphicFramePr>
+            <a:graphic xmlns:a="http://schemas.openxmlformats.org/drawingml/2006/main">
+              <a:graphicData uri="http://schemas.openxmlformats.org/drawingml/2006/picture">
+                <pic:pic xmlns:pic="http://schemas.openxmlformats.org/drawingml/2006/picture">
+                  <pic:nvPicPr>
+                    <pic:cNvPr id="0" name="" descr=""/>
+                    <pic:cNvPicPr>
+                      <a:picLocks noChangeAspect="1" noChangeArrowheads="1"/>
+                    </pic:cNvPicPr>
+                  </pic:nvPicPr>
+                  <pic:blipFill>
+                    <a:blip r:embed="rId8" cstate="none"/>
+                    <a:srcRect/>
+                    <a:stretch>
+                      <a:fillRect/>
+                    </a:stretch>
+                  </pic:blipFill>
+                  <pic:spPr bwMode="auto">
+                    <a:xfrm>
+                      <a:off x="0" y="0"/>
+                      <a:ext cx="1428750" cy="361950"/>
+                    </a:xfrm>
+                    <a:prstGeom prst="rect">
+                      <a:avLst/>
+                    </a:prstGeom>
+                  </pic:spPr>
+                </pic:pic>
+              </a:graphicData>
+            </a:graphic>
+          </wp:inline>
+        </w:drawing>
+      </w:r>
+    </w:p>
     <w:p>
       <w:pPr>
         <w:pStyle w:val="Title"/>
@@ -48,7 +93,7 @@
                     </pic:cNvPicPr>
                   </pic:nvPicPr>
                   <pic:blipFill>
-                    <a:blip r:embed="rId8" cstate="none"/>
+                    <a:blip r:embed="rId9" cstate="none"/>
                     <a:srcRect/>
                     <a:stretch>
                       <a:fillRect/>
@@ -916,7 +961,7 @@
         </w:rPr>
         <w:t xml:space="preserve">날짜별 상세 내역: 저장소 README ‘개발 작업 과정’, GitHub 커밋 기록(</w:t>
       </w:r>
-      <w:hyperlink w:history="1" r:id="rId_0w3oh8k_massvv7dafn7">
+      <w:hyperlink w:history="1" r:id="rIdnmdczmh_nibqijhriskvq">
         <w:r>
           <w:rPr>
             <w:rStyle w:val="Hyperlink"/>
@@ -1979,9 +2024,9 @@
         </w:tblBorders>
       </w:tblPr>
       <w:tblGrid>
-        <w:gridCol w:w="3289"/>
-        <w:gridCol w:w="3673"/>
-        <w:gridCol w:w="3242"/>
+        <w:gridCol w:w="3299"/>
+        <w:gridCol w:w="3653"/>
+        <w:gridCol w:w="3252"/>
       </w:tblGrid>
       <w:tr>
         <w:trPr>
@@ -1990,7 +2035,7 @@
         </w:trPr>
         <w:tc>
           <w:tcPr>
-            <w:tcW w:type="dxa" w:w="3289"/>
+            <w:tcW w:type="dxa" w:w="3299"/>
             <w:tcBorders>
               <w:top w:val="single" w:color="C9D3DF" w:sz="4"/>
               <w:left w:val="single" w:color="C9D3DF" w:sz="4"/>
@@ -2024,7 +2069,7 @@
         </w:tc>
         <w:tc>
           <w:tcPr>
-            <w:tcW w:type="dxa" w:w="3673"/>
+            <w:tcW w:type="dxa" w:w="3653"/>
             <w:tcBorders>
               <w:top w:val="single" w:color="C9D3DF" w:sz="4"/>
               <w:left w:val="single" w:color="C9D3DF" w:sz="4"/>
@@ -2058,7 +2103,7 @@
         </w:tc>
         <w:tc>
           <w:tcPr>
-            <w:tcW w:type="dxa" w:w="3242"/>
+            <w:tcW w:type="dxa" w:w="3252"/>
             <w:tcBorders>
               <w:top w:val="single" w:color="C9D3DF" w:sz="4"/>
               <w:left w:val="single" w:color="C9D3DF" w:sz="4"/>
@@ -2098,7 +2143,7 @@
         </w:trPr>
         <w:tc>
           <w:tcPr>
-            <w:tcW w:type="dxa" w:w="3289"/>
+            <w:tcW w:type="dxa" w:w="3299"/>
             <w:tcBorders>
               <w:top w:val="single" w:color="C9D3DF" w:sz="4"/>
               <w:left w:val="single" w:color="C9D3DF" w:sz="4"/>
@@ -2128,7 +2173,7 @@
         </w:tc>
         <w:tc>
           <w:tcPr>
-            <w:tcW w:type="dxa" w:w="3673"/>
+            <w:tcW w:type="dxa" w:w="3653"/>
             <w:tcBorders>
               <w:top w:val="single" w:color="C9D3DF" w:sz="4"/>
               <w:left w:val="single" w:color="C9D3DF" w:sz="4"/>
@@ -2158,7 +2203,7 @@
         </w:tc>
         <w:tc>
           <w:tcPr>
-            <w:tcW w:type="dxa" w:w="3242"/>
+            <w:tcW w:type="dxa" w:w="3252"/>
             <w:tcBorders>
               <w:top w:val="single" w:color="C9D3DF" w:sz="4"/>
               <w:left w:val="single" w:color="C9D3DF" w:sz="4"/>
@@ -2194,7 +2239,7 @@
         </w:trPr>
         <w:tc>
           <w:tcPr>
-            <w:tcW w:type="dxa" w:w="3289"/>
+            <w:tcW w:type="dxa" w:w="3299"/>
             <w:tcBorders>
               <w:top w:val="single" w:color="C9D3DF" w:sz="4"/>
               <w:left w:val="single" w:color="C9D3DF" w:sz="4"/>
@@ -2224,7 +2269,7 @@
         </w:tc>
         <w:tc>
           <w:tcPr>
-            <w:tcW w:type="dxa" w:w="3673"/>
+            <w:tcW w:type="dxa" w:w="3653"/>
             <w:tcBorders>
               <w:top w:val="single" w:color="C9D3DF" w:sz="4"/>
               <w:left w:val="single" w:color="C9D3DF" w:sz="4"/>
@@ -2254,7 +2299,7 @@
         </w:tc>
         <w:tc>
           <w:tcPr>
-            <w:tcW w:type="dxa" w:w="3242"/>
+            <w:tcW w:type="dxa" w:w="3252"/>
             <w:tcBorders>
               <w:top w:val="single" w:color="C9D3DF" w:sz="4"/>
               <w:left w:val="single" w:color="C9D3DF" w:sz="4"/>
@@ -2290,7 +2335,7 @@
         </w:trPr>
         <w:tc>
           <w:tcPr>
-            <w:tcW w:type="dxa" w:w="3289"/>
+            <w:tcW w:type="dxa" w:w="3299"/>
             <w:tcBorders>
               <w:top w:val="single" w:color="C9D3DF" w:sz="4"/>
               <w:left w:val="single" w:color="C9D3DF" w:sz="4"/>
@@ -2320,7 +2365,7 @@
         </w:tc>
         <w:tc>
           <w:tcPr>
-            <w:tcW w:type="dxa" w:w="3673"/>
+            <w:tcW w:type="dxa" w:w="3653"/>
             <w:tcBorders>
               <w:top w:val="single" w:color="C9D3DF" w:sz="4"/>
               <w:left w:val="single" w:color="C9D3DF" w:sz="4"/>
@@ -2350,7 +2395,7 @@
         </w:tc>
         <w:tc>
           <w:tcPr>
-            <w:tcW w:type="dxa" w:w="3242"/>
+            <w:tcW w:type="dxa" w:w="3252"/>
             <w:tcBorders>
               <w:top w:val="single" w:color="C9D3DF" w:sz="4"/>
               <w:left w:val="single" w:color="C9D3DF" w:sz="4"/>
@@ -2386,7 +2431,7 @@
         </w:trPr>
         <w:tc>
           <w:tcPr>
-            <w:tcW w:type="dxa" w:w="3289"/>
+            <w:tcW w:type="dxa" w:w="3299"/>
             <w:tcBorders>
               <w:top w:val="single" w:color="C9D3DF" w:sz="4"/>
               <w:left w:val="single" w:color="C9D3DF" w:sz="4"/>
@@ -2416,7 +2461,7 @@
         </w:tc>
         <w:tc>
           <w:tcPr>
-            <w:tcW w:type="dxa" w:w="3673"/>
+            <w:tcW w:type="dxa" w:w="3653"/>
             <w:tcBorders>
               <w:top w:val="single" w:color="C9D3DF" w:sz="4"/>
               <w:left w:val="single" w:color="C9D3DF" w:sz="4"/>
@@ -2446,7 +2491,7 @@
         </w:tc>
         <w:tc>
           <w:tcPr>
-            <w:tcW w:type="dxa" w:w="3242"/>
+            <w:tcW w:type="dxa" w:w="3252"/>
             <w:tcBorders>
               <w:top w:val="single" w:color="C9D3DF" w:sz="4"/>
               <w:left w:val="single" w:color="C9D3DF" w:sz="4"/>
@@ -2482,7 +2527,7 @@
         </w:trPr>
         <w:tc>
           <w:tcPr>
-            <w:tcW w:type="dxa" w:w="3289"/>
+            <w:tcW w:type="dxa" w:w="3299"/>
             <w:tcBorders>
               <w:top w:val="single" w:color="C9D3DF" w:sz="4"/>
               <w:left w:val="single" w:color="C9D3DF" w:sz="4"/>
@@ -2512,7 +2557,7 @@
         </w:tc>
         <w:tc>
           <w:tcPr>
-            <w:tcW w:type="dxa" w:w="3673"/>
+            <w:tcW w:type="dxa" w:w="3653"/>
             <w:tcBorders>
               <w:top w:val="single" w:color="C9D3DF" w:sz="4"/>
               <w:left w:val="single" w:color="C9D3DF" w:sz="4"/>
@@ -2542,7 +2587,7 @@
         </w:tc>
         <w:tc>
           <w:tcPr>
-            <w:tcW w:type="dxa" w:w="3242"/>
+            <w:tcW w:type="dxa" w:w="3252"/>
             <w:tcBorders>
               <w:top w:val="single" w:color="C9D3DF" w:sz="4"/>
               <w:left w:val="single" w:color="C9D3DF" w:sz="4"/>
@@ -2578,7 +2623,7 @@
         </w:trPr>
         <w:tc>
           <w:tcPr>
-            <w:tcW w:type="dxa" w:w="3289"/>
+            <w:tcW w:type="dxa" w:w="3299"/>
             <w:tcBorders>
               <w:top w:val="single" w:color="C9D3DF" w:sz="4"/>
               <w:left w:val="single" w:color="C9D3DF" w:sz="4"/>
@@ -2608,7 +2653,7 @@
         </w:tc>
         <w:tc>
           <w:tcPr>
-            <w:tcW w:type="dxa" w:w="3673"/>
+            <w:tcW w:type="dxa" w:w="3653"/>
             <w:tcBorders>
               <w:top w:val="single" w:color="C9D3DF" w:sz="4"/>
               <w:left w:val="single" w:color="C9D3DF" w:sz="4"/>
@@ -2638,7 +2683,7 @@
         </w:tc>
         <w:tc>
           <w:tcPr>
-            <w:tcW w:type="dxa" w:w="3242"/>
+            <w:tcW w:type="dxa" w:w="3252"/>
             <w:tcBorders>
               <w:top w:val="single" w:color="C9D3DF" w:sz="4"/>
               <w:left w:val="single" w:color="C9D3DF" w:sz="4"/>
@@ -2674,7 +2719,7 @@
         </w:trPr>
         <w:tc>
           <w:tcPr>
-            <w:tcW w:type="dxa" w:w="3289"/>
+            <w:tcW w:type="dxa" w:w="3299"/>
             <w:tcBorders>
               <w:top w:val="single" w:color="C9D3DF" w:sz="4"/>
               <w:left w:val="single" w:color="C9D3DF" w:sz="4"/>
@@ -2704,37 +2749,37 @@
         </w:tc>
         <w:tc>
           <w:tcPr>
-            <w:tcW w:type="dxa" w:w="3673"/>
-            <w:tcBorders>
-              <w:top w:val="single" w:color="C9D3DF" w:sz="4"/>
-              <w:left w:val="single" w:color="C9D3DF" w:sz="4"/>
-              <w:bottom w:val="single" w:color="C9D3DF" w:sz="4"/>
-              <w:right w:val="single" w:color="C9D3DF" w:sz="4"/>
-            </w:tcBorders>
-            <w:tcMar>
-              <w:top w:type="dxa" w:w="50"/>
-              <w:left w:type="dxa" w:w="80"/>
-              <w:bottom w:type="dxa" w:w="50"/>
-              <w:right w:type="dxa" w:w="80"/>
-            </w:tcMar>
-          </w:tcPr>
-          <w:p>
-            <w:pPr>
-              <w:jc w:val="left"/>
-            </w:pPr>
-            <w:r>
-              <w:rPr>
-                <w:rFonts w:ascii="Malgun Gothic" w:cs="Malgun Gothic" w:eastAsia="Malgun Gothic" w:hAnsi="Malgun Gothic"/>
-                <w:sz w:val="17"/>
-                <w:szCs w:val="17"/>
-              </w:rPr>
-              <w:t xml:space="preserve">이메일 알림 발송(사용자 동의 시). 코드·동의 절차는 완성, 배포 서버의 발송 계정 확인 중(실패 시 이메일을 저장하지 않고 캘린더 알림 안내)</w:t>
-            </w:r>
-          </w:p>
-        </w:tc>
-        <w:tc>
-          <w:tcPr>
-            <w:tcW w:type="dxa" w:w="3242"/>
+            <w:tcW w:type="dxa" w:w="3653"/>
+            <w:tcBorders>
+              <w:top w:val="single" w:color="C9D3DF" w:sz="4"/>
+              <w:left w:val="single" w:color="C9D3DF" w:sz="4"/>
+              <w:bottom w:val="single" w:color="C9D3DF" w:sz="4"/>
+              <w:right w:val="single" w:color="C9D3DF" w:sz="4"/>
+            </w:tcBorders>
+            <w:tcMar>
+              <w:top w:type="dxa" w:w="50"/>
+              <w:left w:type="dxa" w:w="80"/>
+              <w:bottom w:type="dxa" w:w="50"/>
+              <w:right w:type="dxa" w:w="80"/>
+            </w:tcMar>
+          </w:tcPr>
+          <w:p>
+            <w:pPr>
+              <w:jc w:val="left"/>
+            </w:pPr>
+            <w:r>
+              <w:rPr>
+                <w:rFonts w:ascii="Malgun Gothic" w:cs="Malgun Gothic" w:eastAsia="Malgun Gothic" w:hAnsi="Malgun Gothic"/>
+                <w:sz w:val="17"/>
+                <w:szCs w:val="17"/>
+              </w:rPr>
+              <w:t xml:space="preserve">이메일 알림 발송(사용자 동의 시). 신청 즉시 일정 메일(캘린더 파일 첨부)·하루 전 알림 메일, 10/4 22:10 발송·수신 확인</w:t>
+            </w:r>
+          </w:p>
+        </w:tc>
+        <w:tc>
+          <w:tcPr>
+            <w:tcW w:type="dxa" w:w="3252"/>
             <w:tcBorders>
               <w:top w:val="single" w:color="C9D3DF" w:sz="4"/>
               <w:left w:val="single" w:color="C9D3DF" w:sz="4"/>
@@ -2770,7 +2815,7 @@
         </w:trPr>
         <w:tc>
           <w:tcPr>
-            <w:tcW w:type="dxa" w:w="3289"/>
+            <w:tcW w:type="dxa" w:w="3299"/>
             <w:tcBorders>
               <w:top w:val="single" w:color="C9D3DF" w:sz="4"/>
               <w:left w:val="single" w:color="C9D3DF" w:sz="4"/>
@@ -2800,7 +2845,7 @@
         </w:tc>
         <w:tc>
           <w:tcPr>
-            <w:tcW w:type="dxa" w:w="3673"/>
+            <w:tcW w:type="dxa" w:w="3653"/>
             <w:tcBorders>
               <w:top w:val="single" w:color="C9D3DF" w:sz="4"/>
               <w:left w:val="single" w:color="C9D3DF" w:sz="4"/>
@@ -2830,7 +2875,7 @@
         </w:tc>
         <w:tc>
           <w:tcPr>
-            <w:tcW w:type="dxa" w:w="3242"/>
+            <w:tcW w:type="dxa" w:w="3252"/>
             <w:tcBorders>
               <w:top w:val="single" w:color="C9D3DF" w:sz="4"/>
               <w:left w:val="single" w:color="C9D3DF" w:sz="4"/>
@@ -2866,7 +2911,7 @@
         </w:trPr>
         <w:tc>
           <w:tcPr>
-            <w:tcW w:type="dxa" w:w="3289"/>
+            <w:tcW w:type="dxa" w:w="3299"/>
             <w:tcBorders>
               <w:top w:val="single" w:color="C9D3DF" w:sz="4"/>
               <w:left w:val="single" w:color="C9D3DF" w:sz="4"/>
@@ -2896,7 +2941,7 @@
         </w:tc>
         <w:tc>
           <w:tcPr>
-            <w:tcW w:type="dxa" w:w="3673"/>
+            <w:tcW w:type="dxa" w:w="3653"/>
             <w:tcBorders>
               <w:top w:val="single" w:color="C9D3DF" w:sz="4"/>
               <w:left w:val="single" w:color="C9D3DF" w:sz="4"/>
@@ -2926,7 +2971,7 @@
         </w:tc>
         <w:tc>
           <w:tcPr>
-            <w:tcW w:type="dxa" w:w="3242"/>
+            <w:tcW w:type="dxa" w:w="3252"/>
             <w:tcBorders>
               <w:top w:val="single" w:color="C9D3DF" w:sz="4"/>
               <w:left w:val="single" w:color="C9D3DF" w:sz="4"/>
@@ -2962,7 +3007,7 @@
         </w:trPr>
         <w:tc>
           <w:tcPr>
-            <w:tcW w:type="dxa" w:w="3289"/>
+            <w:tcW w:type="dxa" w:w="3299"/>
             <w:tcBorders>
               <w:top w:val="single" w:color="C9D3DF" w:sz="4"/>
               <w:left w:val="single" w:color="C9D3DF" w:sz="4"/>
@@ -2992,7 +3037,7 @@
         </w:tc>
         <w:tc>
           <w:tcPr>
-            <w:tcW w:type="dxa" w:w="3673"/>
+            <w:tcW w:type="dxa" w:w="3653"/>
             <w:tcBorders>
               <w:top w:val="single" w:color="C9D3DF" w:sz="4"/>
               <w:left w:val="single" w:color="C9D3DF" w:sz="4"/>
@@ -3022,7 +3067,7 @@
         </w:tc>
         <w:tc>
           <w:tcPr>
-            <w:tcW w:type="dxa" w:w="3242"/>
+            <w:tcW w:type="dxa" w:w="3252"/>
             <w:tcBorders>
               <w:top w:val="single" w:color="C9D3DF" w:sz="4"/>
               <w:left w:val="single" w:color="C9D3DF" w:sz="4"/>
@@ -4238,7 +4283,7 @@
             <w:pPr>
               <w:jc w:val="left"/>
             </w:pPr>
-            <w:hyperlink w:history="1" r:id="rIdtxqvjcyzldojcagrdjetr">
+            <w:hyperlink w:history="1" r:id="rIdtdqnwy3m2z5o-bekzwohn">
               <w:r>
                 <w:rPr>
                   <w:rStyle w:val="Hyperlink"/>
@@ -4337,7 +4382,7 @@
             <w:pPr>
               <w:jc w:val="left"/>
             </w:pPr>
-            <w:hyperlink w:history="1" r:id="rIdlwafzp8qnfk4y6g7d7nu4">
+            <w:hyperlink w:history="1" r:id="rIdcfyely1lxu-bdeuxhsbhc">
               <w:r>
                 <w:rPr>
                   <w:rStyle w:val="Hyperlink"/>
@@ -4436,7 +4481,7 @@
             <w:pPr>
               <w:jc w:val="left"/>
             </w:pPr>
-            <w:hyperlink w:history="1" r:id="rIdqqiqesudyivf0bdo8i-w-">
+            <w:hyperlink w:history="1" r:id="rId4oygqiaq6qamsv38rj1xe">
               <w:r>
                 <w:rPr>
                   <w:rStyle w:val="Hyperlink"/>
@@ -4535,7 +4580,7 @@
             <w:pPr>
               <w:jc w:val="left"/>
             </w:pPr>
-            <w:hyperlink w:history="1" r:id="rIdu_ndmvzwfaqneulbojt02">
+            <w:hyperlink w:history="1" r:id="rId31tpscgaukztjpezl8hkk">
               <w:r>
                 <w:rPr>
                   <w:rStyle w:val="Hyperlink"/>
@@ -4634,7 +4679,7 @@
             <w:pPr>
               <w:jc w:val="left"/>
             </w:pPr>
-            <w:hyperlink w:history="1" r:id="rIdwt5oalolqxz_7qxcchsbn">
+            <w:hyperlink w:history="1" r:id="rIdudws7ticaotmrpoi7sgii">
               <w:r>
                 <w:rPr>
                   <w:rStyle w:val="Hyperlink"/>
@@ -4733,7 +4778,7 @@
             <w:pPr>
               <w:jc w:val="left"/>
             </w:pPr>
-            <w:hyperlink w:history="1" r:id="rIdznslxqfigmxquy96bghaw">
+            <w:hyperlink w:history="1" r:id="rIdfayikivxhxf8o1z6mlp9y">
               <w:r>
                 <w:rPr>
                   <w:rStyle w:val="Hyperlink"/>
@@ -4928,7 +4973,7 @@
             <w:pPr>
               <w:jc w:val="left"/>
             </w:pPr>
-            <w:hyperlink w:history="1" r:id="rIdvio8wej5uaorurzdofokv">
+            <w:hyperlink w:history="1" r:id="rId30jf0db8i7yayjbfr6xec">
               <w:r>
                 <w:rPr>
                   <w:rStyle w:val="Hyperlink"/>
@@ -5027,7 +5072,7 @@
             <w:pPr>
               <w:jc w:val="left"/>
             </w:pPr>
-            <w:hyperlink w:history="1" r:id="rIdrpvcmmazljnvk5r-pumsh">
+            <w:hyperlink w:history="1" r:id="rIdexwxohyy2jy4phlnezemv">
               <w:r>
                 <w:rPr>
                   <w:rStyle w:val="Hyperlink"/>
@@ -5126,7 +5171,7 @@
             <w:pPr>
               <w:jc w:val="left"/>
             </w:pPr>
-            <w:hyperlink w:history="1" r:id="rIdzcdxfc9wkmfrznnmwkhsy">
+            <w:hyperlink w:history="1" r:id="rIdjvzcvxcawevuql6dil6om">
               <w:r>
                 <w:rPr>
                   <w:rStyle w:val="Hyperlink"/>
@@ -5225,7 +5270,7 @@
             <w:pPr>
               <w:jc w:val="left"/>
             </w:pPr>
-            <w:hyperlink w:history="1" r:id="rIdgf-7sjxhmqekik9mdxw78">
+            <w:hyperlink w:history="1" r:id="rIdfnvdqzxlkzwhi3muwjpcm">
               <w:r>
                 <w:rPr>
                   <w:rStyle w:val="Hyperlink"/>
@@ -5324,7 +5369,7 @@
             <w:pPr>
               <w:jc w:val="left"/>
             </w:pPr>
-            <w:hyperlink w:history="1" r:id="rIdolcij5rssbhahwsrbbmb6">
+            <w:hyperlink w:history="1" r:id="rIdrdzk2hrpab3fk-faeavyh">
               <w:r>
                 <w:rPr>
                   <w:rStyle w:val="Hyperlink"/>
@@ -5423,7 +5468,7 @@
             <w:pPr>
               <w:jc w:val="left"/>
             </w:pPr>
-            <w:hyperlink w:history="1" r:id="rIdjtor0n_2yssjg71wcatob">
+            <w:hyperlink w:history="1" r:id="rIdx4jsec2fbcgo0saml_ivu">
               <w:r>
                 <w:rPr>
                   <w:rStyle w:val="Hyperlink"/>
@@ -5522,7 +5567,7 @@
             <w:pPr>
               <w:jc w:val="left"/>
             </w:pPr>
-            <w:hyperlink w:history="1" r:id="rIdapa5cfwwpl-k3v5gvp9uu">
+            <w:hyperlink w:history="1" r:id="rId-lsagsnblvbo_polju-fi">
               <w:r>
                 <w:rPr>
                   <w:rStyle w:val="Hyperlink"/>
@@ -5621,7 +5666,7 @@
             <w:pPr>
               <w:jc w:val="left"/>
             </w:pPr>
-            <w:hyperlink w:history="1" r:id="rIdhefvziahhhencctl4jdqg">
+            <w:hyperlink w:history="1" r:id="rIdyguuy1gjgilgjq9ojtbgw">
               <w:r>
                 <w:rPr>
                   <w:rStyle w:val="Hyperlink"/>
@@ -6008,7 +6053,7 @@
             <w:pPr>
               <w:jc w:val="left"/>
             </w:pPr>
-            <w:hyperlink w:history="1" r:id="rId0bjlyjnxmq5mbgqn5yqbu">
+            <w:hyperlink w:history="1" r:id="rId3tqwh87jw8odxcim0nmn2">
               <w:r>
                 <w:rPr>
                   <w:rStyle w:val="Hyperlink"/>
@@ -6347,8 +6392,8 @@
         </w:tblBorders>
       </w:tblPr>
       <w:tblGrid>
-        <w:gridCol w:w="3307"/>
-        <w:gridCol w:w="6897"/>
+        <w:gridCol w:w="3340"/>
+        <w:gridCol w:w="6864"/>
       </w:tblGrid>
       <w:tr>
         <w:trPr>
@@ -6357,7 +6402,7 @@
         </w:trPr>
         <w:tc>
           <w:tcPr>
-            <w:tcW w:type="dxa" w:w="3307"/>
+            <w:tcW w:type="dxa" w:w="3340"/>
             <w:tcBorders>
               <w:top w:val="single" w:color="C9D3DF" w:sz="4"/>
               <w:left w:val="single" w:color="C9D3DF" w:sz="4"/>
@@ -6391,7 +6436,7 @@
         </w:tc>
         <w:tc>
           <w:tcPr>
-            <w:tcW w:type="dxa" w:w="6897"/>
+            <w:tcW w:type="dxa" w:w="6864"/>
             <w:tcBorders>
               <w:top w:val="single" w:color="C9D3DF" w:sz="4"/>
               <w:left w:val="single" w:color="C9D3DF" w:sz="4"/>
@@ -6431,7 +6476,7 @@
         </w:trPr>
         <w:tc>
           <w:tcPr>
-            <w:tcW w:type="dxa" w:w="3307"/>
+            <w:tcW w:type="dxa" w:w="3340"/>
             <w:tcBorders>
               <w:top w:val="single" w:color="C9D3DF" w:sz="4"/>
               <w:left w:val="single" w:color="C9D3DF" w:sz="4"/>
@@ -6461,7 +6506,7 @@
         </w:tc>
         <w:tc>
           <w:tcPr>
-            <w:tcW w:type="dxa" w:w="6897"/>
+            <w:tcW w:type="dxa" w:w="6864"/>
             <w:tcBorders>
               <w:top w:val="single" w:color="C9D3DF" w:sz="4"/>
               <w:left w:val="single" w:color="C9D3DF" w:sz="4"/>
@@ -6497,7 +6542,7 @@
         </w:trPr>
         <w:tc>
           <w:tcPr>
-            <w:tcW w:type="dxa" w:w="3307"/>
+            <w:tcW w:type="dxa" w:w="3340"/>
             <w:tcBorders>
               <w:top w:val="single" w:color="C9D3DF" w:sz="4"/>
               <w:left w:val="single" w:color="C9D3DF" w:sz="4"/>
@@ -6527,7 +6572,7 @@
         </w:tc>
         <w:tc>
           <w:tcPr>
-            <w:tcW w:type="dxa" w:w="6897"/>
+            <w:tcW w:type="dxa" w:w="6864"/>
             <w:tcBorders>
               <w:top w:val="single" w:color="C9D3DF" w:sz="4"/>
               <w:left w:val="single" w:color="C9D3DF" w:sz="4"/>
@@ -6563,7 +6608,7 @@
         </w:trPr>
         <w:tc>
           <w:tcPr>
-            <w:tcW w:type="dxa" w:w="3307"/>
+            <w:tcW w:type="dxa" w:w="3340"/>
             <w:tcBorders>
               <w:top w:val="single" w:color="C9D3DF" w:sz="4"/>
               <w:left w:val="single" w:color="C9D3DF" w:sz="4"/>
@@ -6593,7 +6638,7 @@
         </w:tc>
         <w:tc>
           <w:tcPr>
-            <w:tcW w:type="dxa" w:w="6897"/>
+            <w:tcW w:type="dxa" w:w="6864"/>
             <w:tcBorders>
               <w:top w:val="single" w:color="C9D3DF" w:sz="4"/>
               <w:left w:val="single" w:color="C9D3DF" w:sz="4"/>
@@ -6629,7 +6674,7 @@
         </w:trPr>
         <w:tc>
           <w:tcPr>
-            <w:tcW w:type="dxa" w:w="3307"/>
+            <w:tcW w:type="dxa" w:w="3340"/>
             <w:tcBorders>
               <w:top w:val="single" w:color="C9D3DF" w:sz="4"/>
               <w:left w:val="single" w:color="C9D3DF" w:sz="4"/>
@@ -6659,31 +6704,31 @@
         </w:tc>
         <w:tc>
           <w:tcPr>
-            <w:tcW w:type="dxa" w:w="6897"/>
-            <w:tcBorders>
-              <w:top w:val="single" w:color="C9D3DF" w:sz="4"/>
-              <w:left w:val="single" w:color="C9D3DF" w:sz="4"/>
-              <w:bottom w:val="single" w:color="C9D3DF" w:sz="4"/>
-              <w:right w:val="single" w:color="C9D3DF" w:sz="4"/>
-            </w:tcBorders>
-            <w:tcMar>
-              <w:top w:type="dxa" w:w="50"/>
-              <w:left w:type="dxa" w:w="80"/>
-              <w:bottom w:type="dxa" w:w="50"/>
-              <w:right w:type="dxa" w:w="80"/>
-            </w:tcMar>
-          </w:tcPr>
-          <w:p>
-            <w:pPr>
-              <w:jc w:val="left"/>
-            </w:pPr>
-            <w:r>
-              <w:rPr>
-                <w:rFonts w:ascii="Malgun Gothic" w:cs="Malgun Gothic" w:eastAsia="Malgun Gothic" w:hAnsi="Malgun Gothic"/>
-                <w:sz w:val="17"/>
-                <w:szCs w:val="17"/>
-              </w:rPr>
-              <w:t xml:space="preserve">이혜경 25번 — 지적 68건 중 66건 반영(이메일 2건 계정 대기), 이미영 2번 — PC 5건·휴대폰 4건 모두 반영, 조준수 5번 — 5건 모두 반영</w:t>
+            <w:tcW w:type="dxa" w:w="6864"/>
+            <w:tcBorders>
+              <w:top w:val="single" w:color="C9D3DF" w:sz="4"/>
+              <w:left w:val="single" w:color="C9D3DF" w:sz="4"/>
+              <w:bottom w:val="single" w:color="C9D3DF" w:sz="4"/>
+              <w:right w:val="single" w:color="C9D3DF" w:sz="4"/>
+            </w:tcBorders>
+            <w:tcMar>
+              <w:top w:type="dxa" w:w="50"/>
+              <w:left w:type="dxa" w:w="80"/>
+              <w:bottom w:type="dxa" w:w="50"/>
+              <w:right w:type="dxa" w:w="80"/>
+            </w:tcMar>
+          </w:tcPr>
+          <w:p>
+            <w:pPr>
+              <w:jc w:val="left"/>
+            </w:pPr>
+            <w:r>
+              <w:rPr>
+                <w:rFonts w:ascii="Malgun Gothic" w:cs="Malgun Gothic" w:eastAsia="Malgun Gothic" w:hAnsi="Malgun Gothic"/>
+                <w:sz w:val="17"/>
+                <w:szCs w:val="17"/>
+              </w:rPr>
+              <w:t xml:space="preserve">이혜경 25번 — 지적 68건 중 68건 반영, 이미영 2번 — PC 5건·휴대폰 4건 모두 반영, 조준수 6번 — 6건 모두 반영</w:t>
             </w:r>
           </w:p>
         </w:tc>
@@ -6695,7 +6740,7 @@
         </w:trPr>
         <w:tc>
           <w:tcPr>
-            <w:tcW w:type="dxa" w:w="3307"/>
+            <w:tcW w:type="dxa" w:w="3340"/>
             <w:tcBorders>
               <w:top w:val="single" w:color="C9D3DF" w:sz="4"/>
               <w:left w:val="single" w:color="C9D3DF" w:sz="4"/>
@@ -6725,7 +6770,7 @@
         </w:tc>
         <w:tc>
           <w:tcPr>
-            <w:tcW w:type="dxa" w:w="6897"/>
+            <w:tcW w:type="dxa" w:w="6864"/>
             <w:tcBorders>
               <w:top w:val="single" w:color="C9D3DF" w:sz="4"/>
               <w:left w:val="single" w:color="C9D3DF" w:sz="4"/>

--- a/deliverables/submission/오이소창원_출처_AI활용_신고서_20261004.docx
+++ b/deliverables/submission/오이소창원_출처_AI활용_신고서_20261004.docx
@@ -961,7 +961,7 @@
         </w:rPr>
         <w:t xml:space="preserve">날짜별 상세 내역: 저장소 README ‘개발 작업 과정’, GitHub 커밋 기록(</w:t>
       </w:r>
-      <w:hyperlink w:history="1" r:id="rIdnmdczmh_nibqijhriskvq">
+      <w:hyperlink w:history="1" r:id="rId2nw5e12ykx8ffppvskey4">
         <w:r>
           <w:rPr>
             <w:rStyle w:val="Hyperlink"/>
@@ -4283,7 +4283,7 @@
             <w:pPr>
               <w:jc w:val="left"/>
             </w:pPr>
-            <w:hyperlink w:history="1" r:id="rIdtdqnwy3m2z5o-bekzwohn">
+            <w:hyperlink w:history="1" r:id="rIdeaupkxexw-ufuvuexiqn-">
               <w:r>
                 <w:rPr>
                   <w:rStyle w:val="Hyperlink"/>
@@ -4382,7 +4382,7 @@
             <w:pPr>
               <w:jc w:val="left"/>
             </w:pPr>
-            <w:hyperlink w:history="1" r:id="rIdcfyely1lxu-bdeuxhsbhc">
+            <w:hyperlink w:history="1" r:id="rIdjfc9eawmj988duugmagur">
               <w:r>
                 <w:rPr>
                   <w:rStyle w:val="Hyperlink"/>
@@ -4481,7 +4481,7 @@
             <w:pPr>
               <w:jc w:val="left"/>
             </w:pPr>
-            <w:hyperlink w:history="1" r:id="rId4oygqiaq6qamsv38rj1xe">
+            <w:hyperlink w:history="1" r:id="rIdf1oruphgy0by0pedm9c_z">
               <w:r>
                 <w:rPr>
                   <w:rStyle w:val="Hyperlink"/>
@@ -4580,7 +4580,7 @@
             <w:pPr>
               <w:jc w:val="left"/>
             </w:pPr>
-            <w:hyperlink w:history="1" r:id="rId31tpscgaukztjpezl8hkk">
+            <w:hyperlink w:history="1" r:id="rIdqg7t2lt3mz3mzb3nkfzzj">
               <w:r>
                 <w:rPr>
                   <w:rStyle w:val="Hyperlink"/>
@@ -4679,7 +4679,7 @@
             <w:pPr>
               <w:jc w:val="left"/>
             </w:pPr>
-            <w:hyperlink w:history="1" r:id="rIdudws7ticaotmrpoi7sgii">
+            <w:hyperlink w:history="1" r:id="rIdmvte96bqdzsnqnlwz9grn">
               <w:r>
                 <w:rPr>
                   <w:rStyle w:val="Hyperlink"/>
@@ -4778,7 +4778,7 @@
             <w:pPr>
               <w:jc w:val="left"/>
             </w:pPr>
-            <w:hyperlink w:history="1" r:id="rIdfayikivxhxf8o1z6mlp9y">
+            <w:hyperlink w:history="1" r:id="rId3_1zzrzh15nvu-9thr3cp">
               <w:r>
                 <w:rPr>
                   <w:rStyle w:val="Hyperlink"/>
@@ -4973,7 +4973,7 @@
             <w:pPr>
               <w:jc w:val="left"/>
             </w:pPr>
-            <w:hyperlink w:history="1" r:id="rId30jf0db8i7yayjbfr6xec">
+            <w:hyperlink w:history="1" r:id="rIdw52gokumzwv6sylpeaaiw">
               <w:r>
                 <w:rPr>
                   <w:rStyle w:val="Hyperlink"/>
@@ -5072,7 +5072,7 @@
             <w:pPr>
               <w:jc w:val="left"/>
             </w:pPr>
-            <w:hyperlink w:history="1" r:id="rIdexwxohyy2jy4phlnezemv">
+            <w:hyperlink w:history="1" r:id="rIdjmvpz_wxee-gmvmvgmsz8">
               <w:r>
                 <w:rPr>
                   <w:rStyle w:val="Hyperlink"/>
@@ -5171,7 +5171,7 @@
             <w:pPr>
               <w:jc w:val="left"/>
             </w:pPr>
-            <w:hyperlink w:history="1" r:id="rIdjvzcvxcawevuql6dil6om">
+            <w:hyperlink w:history="1" r:id="rIdwi8et3grsn6ish9amqwgi">
               <w:r>
                 <w:rPr>
                   <w:rStyle w:val="Hyperlink"/>
@@ -5270,7 +5270,7 @@
             <w:pPr>
               <w:jc w:val="left"/>
             </w:pPr>
-            <w:hyperlink w:history="1" r:id="rIdfnvdqzxlkzwhi3muwjpcm">
+            <w:hyperlink w:history="1" r:id="rIdc2wue6tf49skijcptfsab">
               <w:r>
                 <w:rPr>
                   <w:rStyle w:val="Hyperlink"/>
@@ -5369,7 +5369,7 @@
             <w:pPr>
               <w:jc w:val="left"/>
             </w:pPr>
-            <w:hyperlink w:history="1" r:id="rIdrdzk2hrpab3fk-faeavyh">
+            <w:hyperlink w:history="1" r:id="rIdnvwdidplktce2blpm_i6u">
               <w:r>
                 <w:rPr>
                   <w:rStyle w:val="Hyperlink"/>
@@ -5468,7 +5468,7 @@
             <w:pPr>
               <w:jc w:val="left"/>
             </w:pPr>
-            <w:hyperlink w:history="1" r:id="rIdx4jsec2fbcgo0saml_ivu">
+            <w:hyperlink w:history="1" r:id="rIdoykbsand34cz5oevpkdwf">
               <w:r>
                 <w:rPr>
                   <w:rStyle w:val="Hyperlink"/>
@@ -5567,7 +5567,7 @@
             <w:pPr>
               <w:jc w:val="left"/>
             </w:pPr>
-            <w:hyperlink w:history="1" r:id="rId-lsagsnblvbo_polju-fi">
+            <w:hyperlink w:history="1" r:id="rIdk-byjnopqntm-3-isicks">
               <w:r>
                 <w:rPr>
                   <w:rStyle w:val="Hyperlink"/>
@@ -5666,7 +5666,7 @@
             <w:pPr>
               <w:jc w:val="left"/>
             </w:pPr>
-            <w:hyperlink w:history="1" r:id="rIdyguuy1gjgilgjq9ojtbgw">
+            <w:hyperlink w:history="1" r:id="rIdjayhhh48k24bquegqarpn">
               <w:r>
                 <w:rPr>
                   <w:rStyle w:val="Hyperlink"/>
@@ -6053,7 +6053,7 @@
             <w:pPr>
               <w:jc w:val="left"/>
             </w:pPr>
-            <w:hyperlink w:history="1" r:id="rId3tqwh87jw8odxcim0nmn2">
+            <w:hyperlink w:history="1" r:id="rIdb7pjfydzk8qwdcwcpwlq3">
               <w:r>
                 <w:rPr>
                   <w:rStyle w:val="Hyperlink"/>

--- a/deliverables/submission/오이소창원_출처_AI활용_신고서_20261004.docx
+++ b/deliverables/submission/오이소창원_출처_AI활용_신고서_20261004.docx
@@ -961,7 +961,7 @@
         </w:rPr>
         <w:t xml:space="preserve">날짜별 상세 내역: 저장소 README ‘개발 작업 과정’, GitHub 커밋 기록(</w:t>
       </w:r>
-      <w:hyperlink w:history="1" r:id="rId2nw5e12ykx8ffppvskey4">
+      <w:hyperlink w:history="1" r:id="rIdlw1eq_pw5fdgrcdk2dkdv">
         <w:r>
           <w:rPr>
             <w:rStyle w:val="Hyperlink"/>
@@ -4283,7 +4283,7 @@
             <w:pPr>
               <w:jc w:val="left"/>
             </w:pPr>
-            <w:hyperlink w:history="1" r:id="rIdeaupkxexw-ufuvuexiqn-">
+            <w:hyperlink w:history="1" r:id="rIdixyr9bmib_udwcrm8orcj">
               <w:r>
                 <w:rPr>
                   <w:rStyle w:val="Hyperlink"/>
@@ -4382,7 +4382,7 @@
             <w:pPr>
               <w:jc w:val="left"/>
             </w:pPr>
-            <w:hyperlink w:history="1" r:id="rIdjfc9eawmj988duugmagur">
+            <w:hyperlink w:history="1" r:id="rIdkge2ztd_ob1ihfoaubjwt">
               <w:r>
                 <w:rPr>
                   <w:rStyle w:val="Hyperlink"/>
@@ -4481,7 +4481,7 @@
             <w:pPr>
               <w:jc w:val="left"/>
             </w:pPr>
-            <w:hyperlink w:history="1" r:id="rIdf1oruphgy0by0pedm9c_z">
+            <w:hyperlink w:history="1" r:id="rIdwwelgmhb8ugegzhlh8mbc">
               <w:r>
                 <w:rPr>
                   <w:rStyle w:val="Hyperlink"/>
@@ -4580,7 +4580,7 @@
             <w:pPr>
               <w:jc w:val="left"/>
             </w:pPr>
-            <w:hyperlink w:history="1" r:id="rIdqg7t2lt3mz3mzb3nkfzzj">
+            <w:hyperlink w:history="1" r:id="rIdqnecogmrpjpshvdzpso9t">
               <w:r>
                 <w:rPr>
                   <w:rStyle w:val="Hyperlink"/>
@@ -4679,7 +4679,7 @@
             <w:pPr>
               <w:jc w:val="left"/>
             </w:pPr>
-            <w:hyperlink w:history="1" r:id="rIdmvte96bqdzsnqnlwz9grn">
+            <w:hyperlink w:history="1" r:id="rIdg6nm0ckyjo1txkq73rb9x">
               <w:r>
                 <w:rPr>
                   <w:rStyle w:val="Hyperlink"/>
@@ -4778,7 +4778,7 @@
             <w:pPr>
               <w:jc w:val="left"/>
             </w:pPr>
-            <w:hyperlink w:history="1" r:id="rId3_1zzrzh15nvu-9thr3cp">
+            <w:hyperlink w:history="1" r:id="rIdcv6iwp3niswyi1vz3zfz4">
               <w:r>
                 <w:rPr>
                   <w:rStyle w:val="Hyperlink"/>
@@ -4973,7 +4973,7 @@
             <w:pPr>
               <w:jc w:val="left"/>
             </w:pPr>
-            <w:hyperlink w:history="1" r:id="rIdw52gokumzwv6sylpeaaiw">
+            <w:hyperlink w:history="1" r:id="rIdhyjfzyyi2h7batdev6w_3">
               <w:r>
                 <w:rPr>
                   <w:rStyle w:val="Hyperlink"/>
@@ -5072,7 +5072,7 @@
             <w:pPr>
               <w:jc w:val="left"/>
             </w:pPr>
-            <w:hyperlink w:history="1" r:id="rIdjmvpz_wxee-gmvmvgmsz8">
+            <w:hyperlink w:history="1" r:id="rId_wzjos1yy1fcxtr6uzjkb">
               <w:r>
                 <w:rPr>
                   <w:rStyle w:val="Hyperlink"/>
@@ -5171,7 +5171,7 @@
             <w:pPr>
               <w:jc w:val="left"/>
             </w:pPr>
-            <w:hyperlink w:history="1" r:id="rIdwi8et3grsn6ish9amqwgi">
+            <w:hyperlink w:history="1" r:id="rIdnubro2fyvpzmgllqucfuo">
               <w:r>
                 <w:rPr>
                   <w:rStyle w:val="Hyperlink"/>
@@ -5270,7 +5270,7 @@
             <w:pPr>
               <w:jc w:val="left"/>
             </w:pPr>
-            <w:hyperlink w:history="1" r:id="rIdc2wue6tf49skijcptfsab">
+            <w:hyperlink w:history="1" r:id="rId92pskzfqlxchkxhld3erv">
               <w:r>
                 <w:rPr>
                   <w:rStyle w:val="Hyperlink"/>
@@ -5369,7 +5369,7 @@
             <w:pPr>
               <w:jc w:val="left"/>
             </w:pPr>
-            <w:hyperlink w:history="1" r:id="rIdnvwdidplktce2blpm_i6u">
+            <w:hyperlink w:history="1" r:id="rIdawzimgy-dhqdnpczluqzj">
               <w:r>
                 <w:rPr>
                   <w:rStyle w:val="Hyperlink"/>
@@ -5468,7 +5468,7 @@
             <w:pPr>
               <w:jc w:val="left"/>
             </w:pPr>
-            <w:hyperlink w:history="1" r:id="rIdoykbsand34cz5oevpkdwf">
+            <w:hyperlink w:history="1" r:id="rIdhje3t0cxvwllqdchjfaxr">
               <w:r>
                 <w:rPr>
                   <w:rStyle w:val="Hyperlink"/>
@@ -5567,7 +5567,7 @@
             <w:pPr>
               <w:jc w:val="left"/>
             </w:pPr>
-            <w:hyperlink w:history="1" r:id="rIdk-byjnopqntm-3-isicks">
+            <w:hyperlink w:history="1" r:id="rIdxqjm9scprzfedbgzhxvwr">
               <w:r>
                 <w:rPr>
                   <w:rStyle w:val="Hyperlink"/>
@@ -5666,7 +5666,7 @@
             <w:pPr>
               <w:jc w:val="left"/>
             </w:pPr>
-            <w:hyperlink w:history="1" r:id="rIdjayhhh48k24bquegqarpn">
+            <w:hyperlink w:history="1" r:id="rIdbod-xqxaycn_jkui4x2dw">
               <w:r>
                 <w:rPr>
                   <w:rStyle w:val="Hyperlink"/>
@@ -6053,7 +6053,7 @@
             <w:pPr>
               <w:jc w:val="left"/>
             </w:pPr>
-            <w:hyperlink w:history="1" r:id="rIdb7pjfydzk8qwdcwcpwlq3">
+            <w:hyperlink w:history="1" r:id="rIdarpgboaxvgw9zt3eecys1">
               <w:r>
                 <w:rPr>
                   <w:rStyle w:val="Hyperlink"/>

--- a/deliverables/submission/오이소창원_출처_AI활용_신고서_20261004.docx
+++ b/deliverables/submission/오이소창원_출처_AI활용_신고서_20261004.docx
@@ -961,7 +961,7 @@
         </w:rPr>
         <w:t xml:space="preserve">날짜별 상세 내역: 저장소 README ‘개발 작업 과정’, GitHub 커밋 기록(</w:t>
       </w:r>
-      <w:hyperlink w:history="1" r:id="rIdlw1eq_pw5fdgrcdk2dkdv">
+      <w:hyperlink w:history="1" r:id="rId5-yk7-ixy3xutx1bofsdc">
         <w:r>
           <w:rPr>
             <w:rStyle w:val="Hyperlink"/>
@@ -4283,7 +4283,7 @@
             <w:pPr>
               <w:jc w:val="left"/>
             </w:pPr>
-            <w:hyperlink w:history="1" r:id="rIdixyr9bmib_udwcrm8orcj">
+            <w:hyperlink w:history="1" r:id="rIdqdg87erma_zqqim8cmk9k">
               <w:r>
                 <w:rPr>
                   <w:rStyle w:val="Hyperlink"/>
@@ -4382,7 +4382,7 @@
             <w:pPr>
               <w:jc w:val="left"/>
             </w:pPr>
-            <w:hyperlink w:history="1" r:id="rIdkge2ztd_ob1ihfoaubjwt">
+            <w:hyperlink w:history="1" r:id="rIdxdrqmejoedebckcibc-kc">
               <w:r>
                 <w:rPr>
                   <w:rStyle w:val="Hyperlink"/>
@@ -4481,7 +4481,7 @@
             <w:pPr>
               <w:jc w:val="left"/>
             </w:pPr>
-            <w:hyperlink w:history="1" r:id="rIdwwelgmhb8ugegzhlh8mbc">
+            <w:hyperlink w:history="1" r:id="rIdxaoodrpbsqmpcfhkt069k">
               <w:r>
                 <w:rPr>
                   <w:rStyle w:val="Hyperlink"/>
@@ -4580,7 +4580,7 @@
             <w:pPr>
               <w:jc w:val="left"/>
             </w:pPr>
-            <w:hyperlink w:history="1" r:id="rIdqnecogmrpjpshvdzpso9t">
+            <w:hyperlink w:history="1" r:id="rIdsnxpqumcyofe3lmigstpg">
               <w:r>
                 <w:rPr>
                   <w:rStyle w:val="Hyperlink"/>
@@ -4679,7 +4679,7 @@
             <w:pPr>
               <w:jc w:val="left"/>
             </w:pPr>
-            <w:hyperlink w:history="1" r:id="rIdg6nm0ckyjo1txkq73rb9x">
+            <w:hyperlink w:history="1" r:id="rId-adwbp2gkjt2rmsur2wki">
               <w:r>
                 <w:rPr>
                   <w:rStyle w:val="Hyperlink"/>
@@ -4778,7 +4778,7 @@
             <w:pPr>
               <w:jc w:val="left"/>
             </w:pPr>
-            <w:hyperlink w:history="1" r:id="rIdcv6iwp3niswyi1vz3zfz4">
+            <w:hyperlink w:history="1" r:id="rIddoqbaf2cihvucwiiqemyl">
               <w:r>
                 <w:rPr>
                   <w:rStyle w:val="Hyperlink"/>
@@ -4973,7 +4973,7 @@
             <w:pPr>
               <w:jc w:val="left"/>
             </w:pPr>
-            <w:hyperlink w:history="1" r:id="rIdhyjfzyyi2h7batdev6w_3">
+            <w:hyperlink w:history="1" r:id="rIdtuctli79wcbezyqcv3dix">
               <w:r>
                 <w:rPr>
                   <w:rStyle w:val="Hyperlink"/>
@@ -5072,7 +5072,7 @@
             <w:pPr>
               <w:jc w:val="left"/>
             </w:pPr>
-            <w:hyperlink w:history="1" r:id="rId_wzjos1yy1fcxtr6uzjkb">
+            <w:hyperlink w:history="1" r:id="rIdmplnjswdim0wixxspsjhn">
               <w:r>
                 <w:rPr>
                   <w:rStyle w:val="Hyperlink"/>
@@ -5171,7 +5171,7 @@
             <w:pPr>
               <w:jc w:val="left"/>
             </w:pPr>
-            <w:hyperlink w:history="1" r:id="rIdnubro2fyvpzmgllqucfuo">
+            <w:hyperlink w:history="1" r:id="rIdwmgecc-jlj13yfpe99ziu">
               <w:r>
                 <w:rPr>
                   <w:rStyle w:val="Hyperlink"/>
@@ -5270,7 +5270,7 @@
             <w:pPr>
               <w:jc w:val="left"/>
             </w:pPr>
-            <w:hyperlink w:history="1" r:id="rId92pskzfqlxchkxhld3erv">
+            <w:hyperlink w:history="1" r:id="rIdtrr_nkglm_hwjmvkuo_-o">
               <w:r>
                 <w:rPr>
                   <w:rStyle w:val="Hyperlink"/>
@@ -5369,7 +5369,7 @@
             <w:pPr>
               <w:jc w:val="left"/>
             </w:pPr>
-            <w:hyperlink w:history="1" r:id="rIdawzimgy-dhqdnpczluqzj">
+            <w:hyperlink w:history="1" r:id="rIdptpltmgtozdqvcqtq1tu8">
               <w:r>
                 <w:rPr>
                   <w:rStyle w:val="Hyperlink"/>
@@ -5468,7 +5468,7 @@
             <w:pPr>
               <w:jc w:val="left"/>
             </w:pPr>
-            <w:hyperlink w:history="1" r:id="rIdhje3t0cxvwllqdchjfaxr">
+            <w:hyperlink w:history="1" r:id="rIdcht1tjh_9v05nycxmrkt_">
               <w:r>
                 <w:rPr>
                   <w:rStyle w:val="Hyperlink"/>
@@ -5567,7 +5567,7 @@
             <w:pPr>
               <w:jc w:val="left"/>
             </w:pPr>
-            <w:hyperlink w:history="1" r:id="rIdxqjm9scprzfedbgzhxvwr">
+            <w:hyperlink w:history="1" r:id="rIdj_8u8coxsvfzll_eertps">
               <w:r>
                 <w:rPr>
                   <w:rStyle w:val="Hyperlink"/>
@@ -5666,7 +5666,7 @@
             <w:pPr>
               <w:jc w:val="left"/>
             </w:pPr>
-            <w:hyperlink w:history="1" r:id="rIdbod-xqxaycn_jkui4x2dw">
+            <w:hyperlink w:history="1" r:id="rIdwkkg0zeqto7fr8sgj5xxq">
               <w:r>
                 <w:rPr>
                   <w:rStyle w:val="Hyperlink"/>
@@ -6053,7 +6053,7 @@
             <w:pPr>
               <w:jc w:val="left"/>
             </w:pPr>
-            <w:hyperlink w:history="1" r:id="rIdarpgboaxvgw9zt3eecys1">
+            <w:hyperlink w:history="1" r:id="rIdwliiz4ze7wg-tpywbmq1j">
               <w:r>
                 <w:rPr>
                   <w:rStyle w:val="Hyperlink"/>

--- a/deliverables/submission/오이소창원_출처_AI활용_신고서_20261004.docx
+++ b/deliverables/submission/오이소창원_출처_AI활용_신고서_20261004.docx
@@ -961,7 +961,7 @@
         </w:rPr>
         <w:t xml:space="preserve">날짜별 상세 내역: 저장소 README ‘개발 작업 과정’, GitHub 커밋 기록(</w:t>
       </w:r>
-      <w:hyperlink w:history="1" r:id="rId5-yk7-ixy3xutx1bofsdc">
+      <w:hyperlink w:history="1" r:id="rIdwzj2qyf9b1z7swdahdcnd">
         <w:r>
           <w:rPr>
             <w:rStyle w:val="Hyperlink"/>
@@ -1012,11 +1012,11 @@
         </w:tblBorders>
       </w:tblPr>
       <w:tblGrid>
-        <w:gridCol w:w="1823"/>
+        <w:gridCol w:w="1916"/>
         <w:gridCol w:w="2060"/>
-        <w:gridCol w:w="1768"/>
-        <w:gridCol w:w="2291"/>
-        <w:gridCol w:w="2262"/>
+        <w:gridCol w:w="1742"/>
+        <w:gridCol w:w="2257"/>
+        <w:gridCol w:w="2229"/>
       </w:tblGrid>
       <w:tr>
         <w:trPr>
@@ -1025,7 +1025,7 @@
         </w:trPr>
         <w:tc>
           <w:tcPr>
-            <w:tcW w:type="dxa" w:w="1823"/>
+            <w:tcW w:type="dxa" w:w="1916"/>
             <w:tcBorders>
               <w:top w:val="single" w:color="C9D3DF" w:sz="4"/>
               <w:left w:val="single" w:color="C9D3DF" w:sz="4"/>
@@ -1093,7 +1093,7 @@
         </w:tc>
         <w:tc>
           <w:tcPr>
-            <w:tcW w:type="dxa" w:w="1768"/>
+            <w:tcW w:type="dxa" w:w="1742"/>
             <w:tcBorders>
               <w:top w:val="single" w:color="C9D3DF" w:sz="4"/>
               <w:left w:val="single" w:color="C9D3DF" w:sz="4"/>
@@ -1127,7 +1127,7 @@
         </w:tc>
         <w:tc>
           <w:tcPr>
-            <w:tcW w:type="dxa" w:w="2291"/>
+            <w:tcW w:type="dxa" w:w="2257"/>
             <w:tcBorders>
               <w:top w:val="single" w:color="C9D3DF" w:sz="4"/>
               <w:left w:val="single" w:color="C9D3DF" w:sz="4"/>
@@ -1161,7 +1161,7 @@
         </w:tc>
         <w:tc>
           <w:tcPr>
-            <w:tcW w:type="dxa" w:w="2262"/>
+            <w:tcW w:type="dxa" w:w="2229"/>
             <w:tcBorders>
               <w:top w:val="single" w:color="C9D3DF" w:sz="4"/>
               <w:left w:val="single" w:color="C9D3DF" w:sz="4"/>
@@ -1201,7 +1201,7 @@
         </w:trPr>
         <w:tc>
           <w:tcPr>
-            <w:tcW w:type="dxa" w:w="1823"/>
+            <w:tcW w:type="dxa" w:w="1916"/>
             <w:tcBorders>
               <w:top w:val="single" w:color="C9D3DF" w:sz="4"/>
               <w:left w:val="single" w:color="C9D3DF" w:sz="4"/>
@@ -1261,7 +1261,7 @@
         </w:tc>
         <w:tc>
           <w:tcPr>
-            <w:tcW w:type="dxa" w:w="1768"/>
+            <w:tcW w:type="dxa" w:w="1742"/>
             <w:tcBorders>
               <w:top w:val="single" w:color="C9D3DF" w:sz="4"/>
               <w:left w:val="single" w:color="C9D3DF" w:sz="4"/>
@@ -1291,7 +1291,7 @@
         </w:tc>
         <w:tc>
           <w:tcPr>
-            <w:tcW w:type="dxa" w:w="2291"/>
+            <w:tcW w:type="dxa" w:w="2257"/>
             <w:tcBorders>
               <w:top w:val="single" w:color="C9D3DF" w:sz="4"/>
               <w:left w:val="single" w:color="C9D3DF" w:sz="4"/>
@@ -1321,7 +1321,7 @@
         </w:tc>
         <w:tc>
           <w:tcPr>
-            <w:tcW w:type="dxa" w:w="2262"/>
+            <w:tcW w:type="dxa" w:w="2229"/>
             <w:tcBorders>
               <w:top w:val="single" w:color="C9D3DF" w:sz="4"/>
               <w:left w:val="single" w:color="C9D3DF" w:sz="4"/>
@@ -1357,31 +1357,31 @@
         </w:trPr>
         <w:tc>
           <w:tcPr>
-            <w:tcW w:type="dxa" w:w="1823"/>
-            <w:tcBorders>
-              <w:top w:val="single" w:color="C9D3DF" w:sz="4"/>
-              <w:left w:val="single" w:color="C9D3DF" w:sz="4"/>
-              <w:bottom w:val="single" w:color="C9D3DF" w:sz="4"/>
-              <w:right w:val="single" w:color="C9D3DF" w:sz="4"/>
-            </w:tcBorders>
-            <w:tcMar>
-              <w:top w:type="dxa" w:w="50"/>
-              <w:left w:type="dxa" w:w="80"/>
-              <w:bottom w:type="dxa" w:w="50"/>
-              <w:right w:type="dxa" w:w="80"/>
-            </w:tcMar>
-          </w:tcPr>
-          <w:p>
-            <w:pPr>
-              <w:jc w:val="left"/>
-            </w:pPr>
-            <w:r>
-              <w:rPr>
-                <w:rFonts w:ascii="Malgun Gothic" w:cs="Malgun Gothic" w:eastAsia="Malgun Gothic" w:hAnsi="Malgun Gothic"/>
-                <w:sz w:val="17"/>
-                <w:szCs w:val="17"/>
-              </w:rPr>
-              <w:t xml:space="preserve">Claude(Anthropic) — AI 코딩 에이전트</w:t>
+            <w:tcW w:type="dxa" w:w="1916"/>
+            <w:tcBorders>
+              <w:top w:val="single" w:color="C9D3DF" w:sz="4"/>
+              <w:left w:val="single" w:color="C9D3DF" w:sz="4"/>
+              <w:bottom w:val="single" w:color="C9D3DF" w:sz="4"/>
+              <w:right w:val="single" w:color="C9D3DF" w:sz="4"/>
+            </w:tcBorders>
+            <w:tcMar>
+              <w:top w:type="dxa" w:w="50"/>
+              <w:left w:type="dxa" w:w="80"/>
+              <w:bottom w:type="dxa" w:w="50"/>
+              <w:right w:type="dxa" w:w="80"/>
+            </w:tcMar>
+          </w:tcPr>
+          <w:p>
+            <w:pPr>
+              <w:jc w:val="left"/>
+            </w:pPr>
+            <w:r>
+              <w:rPr>
+                <w:rFonts w:ascii="Malgun Gothic" w:cs="Malgun Gothic" w:eastAsia="Malgun Gothic" w:hAnsi="Malgun Gothic"/>
+                <w:sz w:val="17"/>
+                <w:szCs w:val="17"/>
+              </w:rPr>
+              <w:t xml:space="preserve">Claude Opus 5.5(추론 수준 중간)(Anthropic) — AI 코딩 에이전트</w:t>
             </w:r>
           </w:p>
         </w:tc>
@@ -1417,7 +1417,7 @@
         </w:tc>
         <w:tc>
           <w:tcPr>
-            <w:tcW w:type="dxa" w:w="1768"/>
+            <w:tcW w:type="dxa" w:w="1742"/>
             <w:tcBorders>
               <w:top w:val="single" w:color="C9D3DF" w:sz="4"/>
               <w:left w:val="single" w:color="C9D3DF" w:sz="4"/>
@@ -1447,7 +1447,7 @@
         </w:tc>
         <w:tc>
           <w:tcPr>
-            <w:tcW w:type="dxa" w:w="2291"/>
+            <w:tcW w:type="dxa" w:w="2257"/>
             <w:tcBorders>
               <w:top w:val="single" w:color="C9D3DF" w:sz="4"/>
               <w:left w:val="single" w:color="C9D3DF" w:sz="4"/>
@@ -1477,7 +1477,7 @@
         </w:tc>
         <w:tc>
           <w:tcPr>
-            <w:tcW w:type="dxa" w:w="2262"/>
+            <w:tcW w:type="dxa" w:w="2229"/>
             <w:tcBorders>
               <w:top w:val="single" w:color="C9D3DF" w:sz="4"/>
               <w:left w:val="single" w:color="C9D3DF" w:sz="4"/>
@@ -1513,7 +1513,7 @@
         </w:trPr>
         <w:tc>
           <w:tcPr>
-            <w:tcW w:type="dxa" w:w="1823"/>
+            <w:tcW w:type="dxa" w:w="1916"/>
             <w:tcBorders>
               <w:top w:val="single" w:color="C9D3DF" w:sz="4"/>
               <w:left w:val="single" w:color="C9D3DF" w:sz="4"/>
@@ -1573,7 +1573,7 @@
         </w:tc>
         <w:tc>
           <w:tcPr>
-            <w:tcW w:type="dxa" w:w="1768"/>
+            <w:tcW w:type="dxa" w:w="1742"/>
             <w:tcBorders>
               <w:top w:val="single" w:color="C9D3DF" w:sz="4"/>
               <w:left w:val="single" w:color="C9D3DF" w:sz="4"/>
@@ -1603,7 +1603,7 @@
         </w:tc>
         <w:tc>
           <w:tcPr>
-            <w:tcW w:type="dxa" w:w="2291"/>
+            <w:tcW w:type="dxa" w:w="2257"/>
             <w:tcBorders>
               <w:top w:val="single" w:color="C9D3DF" w:sz="4"/>
               <w:left w:val="single" w:color="C9D3DF" w:sz="4"/>
@@ -1633,7 +1633,7 @@
         </w:tc>
         <w:tc>
           <w:tcPr>
-            <w:tcW w:type="dxa" w:w="2262"/>
+            <w:tcW w:type="dxa" w:w="2229"/>
             <w:tcBorders>
               <w:top w:val="single" w:color="C9D3DF" w:sz="4"/>
               <w:left w:val="single" w:color="C9D3DF" w:sz="4"/>
@@ -1669,7 +1669,7 @@
         </w:trPr>
         <w:tc>
           <w:tcPr>
-            <w:tcW w:type="dxa" w:w="1823"/>
+            <w:tcW w:type="dxa" w:w="1916"/>
             <w:tcBorders>
               <w:top w:val="single" w:color="C9D3DF" w:sz="4"/>
               <w:left w:val="single" w:color="C9D3DF" w:sz="4"/>
@@ -1729,7 +1729,7 @@
         </w:tc>
         <w:tc>
           <w:tcPr>
-            <w:tcW w:type="dxa" w:w="1768"/>
+            <w:tcW w:type="dxa" w:w="1742"/>
             <w:tcBorders>
               <w:top w:val="single" w:color="C9D3DF" w:sz="4"/>
               <w:left w:val="single" w:color="C9D3DF" w:sz="4"/>
@@ -1759,7 +1759,7 @@
         </w:tc>
         <w:tc>
           <w:tcPr>
-            <w:tcW w:type="dxa" w:w="2291"/>
+            <w:tcW w:type="dxa" w:w="2257"/>
             <w:tcBorders>
               <w:top w:val="single" w:color="C9D3DF" w:sz="4"/>
               <w:left w:val="single" w:color="C9D3DF" w:sz="4"/>
@@ -1789,7 +1789,7 @@
         </w:tc>
         <w:tc>
           <w:tcPr>
-            <w:tcW w:type="dxa" w:w="2262"/>
+            <w:tcW w:type="dxa" w:w="2229"/>
             <w:tcBorders>
               <w:top w:val="single" w:color="C9D3DF" w:sz="4"/>
               <w:left w:val="single" w:color="C9D3DF" w:sz="4"/>
@@ -1825,7 +1825,7 @@
         </w:trPr>
         <w:tc>
           <w:tcPr>
-            <w:tcW w:type="dxa" w:w="1823"/>
+            <w:tcW w:type="dxa" w:w="1916"/>
             <w:tcBorders>
               <w:top w:val="single" w:color="C9D3DF" w:sz="4"/>
               <w:left w:val="single" w:color="C9D3DF" w:sz="4"/>
@@ -1885,7 +1885,7 @@
         </w:tc>
         <w:tc>
           <w:tcPr>
-            <w:tcW w:type="dxa" w:w="1768"/>
+            <w:tcW w:type="dxa" w:w="1742"/>
             <w:tcBorders>
               <w:top w:val="single" w:color="C9D3DF" w:sz="4"/>
               <w:left w:val="single" w:color="C9D3DF" w:sz="4"/>
@@ -1915,7 +1915,7 @@
         </w:tc>
         <w:tc>
           <w:tcPr>
-            <w:tcW w:type="dxa" w:w="2291"/>
+            <w:tcW w:type="dxa" w:w="2257"/>
             <w:tcBorders>
               <w:top w:val="single" w:color="C9D3DF" w:sz="4"/>
               <w:left w:val="single" w:color="C9D3DF" w:sz="4"/>
@@ -1945,7 +1945,7 @@
         </w:tc>
         <w:tc>
           <w:tcPr>
-            <w:tcW w:type="dxa" w:w="2262"/>
+            <w:tcW w:type="dxa" w:w="2229"/>
             <w:tcBorders>
               <w:top w:val="single" w:color="C9D3DF" w:sz="4"/>
               <w:left w:val="single" w:color="C9D3DF" w:sz="4"/>
@@ -4283,7 +4283,7 @@
             <w:pPr>
               <w:jc w:val="left"/>
             </w:pPr>
-            <w:hyperlink w:history="1" r:id="rIdqdg87erma_zqqim8cmk9k">
+            <w:hyperlink w:history="1" r:id="rIdhj3yoxqhr-rr1fryqle6r">
               <w:r>
                 <w:rPr>
                   <w:rStyle w:val="Hyperlink"/>
@@ -4382,7 +4382,7 @@
             <w:pPr>
               <w:jc w:val="left"/>
             </w:pPr>
-            <w:hyperlink w:history="1" r:id="rIdxdrqmejoedebckcibc-kc">
+            <w:hyperlink w:history="1" r:id="rIdl_z7suo6dxcjhzzxsea13">
               <w:r>
                 <w:rPr>
                   <w:rStyle w:val="Hyperlink"/>
@@ -4481,7 +4481,7 @@
             <w:pPr>
               <w:jc w:val="left"/>
             </w:pPr>
-            <w:hyperlink w:history="1" r:id="rIdxaoodrpbsqmpcfhkt069k">
+            <w:hyperlink w:history="1" r:id="rIdyagoefliojd0akwg8nop7">
               <w:r>
                 <w:rPr>
                   <w:rStyle w:val="Hyperlink"/>
@@ -4580,7 +4580,7 @@
             <w:pPr>
               <w:jc w:val="left"/>
             </w:pPr>
-            <w:hyperlink w:history="1" r:id="rIdsnxpqumcyofe3lmigstpg">
+            <w:hyperlink w:history="1" r:id="rIdqtxpqhywqdaeapwi5m3bf">
               <w:r>
                 <w:rPr>
                   <w:rStyle w:val="Hyperlink"/>
@@ -4679,7 +4679,7 @@
             <w:pPr>
               <w:jc w:val="left"/>
             </w:pPr>
-            <w:hyperlink w:history="1" r:id="rId-adwbp2gkjt2rmsur2wki">
+            <w:hyperlink w:history="1" r:id="rIdfomifwzdsdl46hzym9mie">
               <w:r>
                 <w:rPr>
                   <w:rStyle w:val="Hyperlink"/>
@@ -4778,7 +4778,7 @@
             <w:pPr>
               <w:jc w:val="left"/>
             </w:pPr>
-            <w:hyperlink w:history="1" r:id="rIddoqbaf2cihvucwiiqemyl">
+            <w:hyperlink w:history="1" r:id="rIdcj535p47h_dpc977qjnkv">
               <w:r>
                 <w:rPr>
                   <w:rStyle w:val="Hyperlink"/>
@@ -4973,7 +4973,7 @@
             <w:pPr>
               <w:jc w:val="left"/>
             </w:pPr>
-            <w:hyperlink w:history="1" r:id="rIdtuctli79wcbezyqcv3dix">
+            <w:hyperlink w:history="1" r:id="rIddzqfvug76hiaboycalcze">
               <w:r>
                 <w:rPr>
                   <w:rStyle w:val="Hyperlink"/>
@@ -5072,7 +5072,7 @@
             <w:pPr>
               <w:jc w:val="left"/>
             </w:pPr>
-            <w:hyperlink w:history="1" r:id="rIdmplnjswdim0wixxspsjhn">
+            <w:hyperlink w:history="1" r:id="rIdr9jt0iliba8fw3f_kytkh">
               <w:r>
                 <w:rPr>
                   <w:rStyle w:val="Hyperlink"/>
@@ -5171,7 +5171,7 @@
             <w:pPr>
               <w:jc w:val="left"/>
             </w:pPr>
-            <w:hyperlink w:history="1" r:id="rIdwmgecc-jlj13yfpe99ziu">
+            <w:hyperlink w:history="1" r:id="rIdk19elnj8efydvjejuxvpk">
               <w:r>
                 <w:rPr>
                   <w:rStyle w:val="Hyperlink"/>
@@ -5270,7 +5270,7 @@
             <w:pPr>
               <w:jc w:val="left"/>
             </w:pPr>
-            <w:hyperlink w:history="1" r:id="rIdtrr_nkglm_hwjmvkuo_-o">
+            <w:hyperlink w:history="1" r:id="rIdzqsoudnjoy5p3wg7u1jnf">
               <w:r>
                 <w:rPr>
                   <w:rStyle w:val="Hyperlink"/>
@@ -5369,7 +5369,7 @@
             <w:pPr>
               <w:jc w:val="left"/>
             </w:pPr>
-            <w:hyperlink w:history="1" r:id="rIdptpltmgtozdqvcqtq1tu8">
+            <w:hyperlink w:history="1" r:id="rId4un8x05-uvyaggxvmdqsu">
               <w:r>
                 <w:rPr>
                   <w:rStyle w:val="Hyperlink"/>
@@ -5468,7 +5468,7 @@
             <w:pPr>
               <w:jc w:val="left"/>
             </w:pPr>
-            <w:hyperlink w:history="1" r:id="rIdcht1tjh_9v05nycxmrkt_">
+            <w:hyperlink w:history="1" r:id="rIduhisbb2_e7uj7ektpztoy">
               <w:r>
                 <w:rPr>
                   <w:rStyle w:val="Hyperlink"/>
@@ -5567,7 +5567,7 @@
             <w:pPr>
               <w:jc w:val="left"/>
             </w:pPr>
-            <w:hyperlink w:history="1" r:id="rIdj_8u8coxsvfzll_eertps">
+            <w:hyperlink w:history="1" r:id="rIdn9po_em8oalkgerzdsdnt">
               <w:r>
                 <w:rPr>
                   <w:rStyle w:val="Hyperlink"/>
@@ -5666,7 +5666,7 @@
             <w:pPr>
               <w:jc w:val="left"/>
             </w:pPr>
-            <w:hyperlink w:history="1" r:id="rIdwkkg0zeqto7fr8sgj5xxq">
+            <w:hyperlink w:history="1" r:id="rIdgstyd_fbhmxuhmvbh9y8g">
               <w:r>
                 <w:rPr>
                   <w:rStyle w:val="Hyperlink"/>
@@ -6053,7 +6053,7 @@
             <w:pPr>
               <w:jc w:val="left"/>
             </w:pPr>
-            <w:hyperlink w:history="1" r:id="rIdwliiz4ze7wg-tpywbmq1j">
+            <w:hyperlink w:history="1" r:id="rIdctzkzuh68mb8nwffxybrg">
               <w:r>
                 <w:rPr>
                   <w:rStyle w:val="Hyperlink"/>
@@ -6820,7 +6820,7 @@
           <w:sz w:val="24"/>
           <w:szCs w:val="24"/>
         </w:rPr>
-        <w:t xml:space="preserve">6. 10/5(월) 추가 예정</w:t>
+        <w:t xml:space="preserve">6. 시연영상·발표자료(10/5 제작)</w:t>
       </w:r>
     </w:p>
     <w:tbl>
@@ -6908,7 +6908,7 @@
                 <w:sz w:val="17"/>
                 <w:szCs w:val="17"/>
               </w:rPr>
-              <w:t xml:space="preserve">적을 내용</w:t>
+              <w:t xml:space="preserve">내용</w:t>
             </w:r>
           </w:p>
         </w:tc>
@@ -6974,7 +6974,7 @@
                 <w:sz w:val="17"/>
                 <w:szCs w:val="17"/>
               </w:rPr>
-              <w:t xml:space="preserve">내레이션 AI 음성 합성 도구(도구 이름), 배경음 AI 음악 생성 도구(도구 이름)와 이용 조건, 편집 도구</w:t>
+              <w:t xml:space="preserve">10/5 배포 앱을 PC 웹·휴대폰에서 실제 조작해 녹화·편집(2분 59초 이내). 내레이션·배경음·편집에 쓴 AI 도구: [10/5 기재 — 미정]</w:t>
             </w:r>
           </w:p>
         </w:tc>
@@ -7040,7 +7040,7 @@
                 <w:sz w:val="17"/>
                 <w:szCs w:val="17"/>
               </w:rPr>
-              <w:t xml:space="preserve">제작 도구, 사용한 이미지·아이콘 출처, AI 사용 여부</w:t>
+              <w:t xml:space="preserve">10/5 이미영 작성 — GPT(OpenAI)로 발표 스크립트를 바탕으로 슬라이드 초안 생성, 그림은 팀 캡처·Workflow 그림 사용, 팀 검수</w:t>
             </w:r>
           </w:p>
         </w:tc>

--- a/deliverables/submission/오이소창원_출처_AI활용_신고서_20261004.docx
+++ b/deliverables/submission/오이소창원_출처_AI활용_신고서_20261004.docx
@@ -961,7 +961,7 @@
         </w:rPr>
         <w:t xml:space="preserve">날짜별 상세 내역: 저장소 README ‘개발 작업 과정’, GitHub 커밋 기록(</w:t>
       </w:r>
-      <w:hyperlink w:history="1" r:id="rIdwzj2qyf9b1z7swdahdcnd">
+      <w:hyperlink w:history="1" r:id="rIdjm-w1tvgqtgf4a9lmvsl9">
         <w:r>
           <w:rPr>
             <w:rStyle w:val="Hyperlink"/>
@@ -4283,7 +4283,7 @@
             <w:pPr>
               <w:jc w:val="left"/>
             </w:pPr>
-            <w:hyperlink w:history="1" r:id="rIdhj3yoxqhr-rr1fryqle6r">
+            <w:hyperlink w:history="1" r:id="rIddi_p-lpn3z5ovfwligjzf">
               <w:r>
                 <w:rPr>
                   <w:rStyle w:val="Hyperlink"/>
@@ -4382,7 +4382,7 @@
             <w:pPr>
               <w:jc w:val="left"/>
             </w:pPr>
-            <w:hyperlink w:history="1" r:id="rIdl_z7suo6dxcjhzzxsea13">
+            <w:hyperlink w:history="1" r:id="rIdydusglx-w97gctoekdz6-">
               <w:r>
                 <w:rPr>
                   <w:rStyle w:val="Hyperlink"/>
@@ -4481,7 +4481,7 @@
             <w:pPr>
               <w:jc w:val="left"/>
             </w:pPr>
-            <w:hyperlink w:history="1" r:id="rIdyagoefliojd0akwg8nop7">
+            <w:hyperlink w:history="1" r:id="rIdtju2rm0lnytywsbxbgreu">
               <w:r>
                 <w:rPr>
                   <w:rStyle w:val="Hyperlink"/>
@@ -4580,7 +4580,7 @@
             <w:pPr>
               <w:jc w:val="left"/>
             </w:pPr>
-            <w:hyperlink w:history="1" r:id="rIdqtxpqhywqdaeapwi5m3bf">
+            <w:hyperlink w:history="1" r:id="rIdsgkmkcmlweyrbhqnunzdv">
               <w:r>
                 <w:rPr>
                   <w:rStyle w:val="Hyperlink"/>
@@ -4679,7 +4679,7 @@
             <w:pPr>
               <w:jc w:val="left"/>
             </w:pPr>
-            <w:hyperlink w:history="1" r:id="rIdfomifwzdsdl46hzym9mie">
+            <w:hyperlink w:history="1" r:id="rIdhx1phz-cdmmcp03up45gv">
               <w:r>
                 <w:rPr>
                   <w:rStyle w:val="Hyperlink"/>
@@ -4778,7 +4778,7 @@
             <w:pPr>
               <w:jc w:val="left"/>
             </w:pPr>
-            <w:hyperlink w:history="1" r:id="rIdcj535p47h_dpc977qjnkv">
+            <w:hyperlink w:history="1" r:id="rIdmcasrpyqpknnwfrvjqgtp">
               <w:r>
                 <w:rPr>
                   <w:rStyle w:val="Hyperlink"/>
@@ -4973,7 +4973,7 @@
             <w:pPr>
               <w:jc w:val="left"/>
             </w:pPr>
-            <w:hyperlink w:history="1" r:id="rIddzqfvug76hiaboycalcze">
+            <w:hyperlink w:history="1" r:id="rIdc8f8rqomuwejkpnrzlf2j">
               <w:r>
                 <w:rPr>
                   <w:rStyle w:val="Hyperlink"/>
@@ -5072,7 +5072,7 @@
             <w:pPr>
               <w:jc w:val="left"/>
             </w:pPr>
-            <w:hyperlink w:history="1" r:id="rIdr9jt0iliba8fw3f_kytkh">
+            <w:hyperlink w:history="1" r:id="rId-m-zcq9jw1nhc7zd74gbx">
               <w:r>
                 <w:rPr>
                   <w:rStyle w:val="Hyperlink"/>
@@ -5171,7 +5171,7 @@
             <w:pPr>
               <w:jc w:val="left"/>
             </w:pPr>
-            <w:hyperlink w:history="1" r:id="rIdk19elnj8efydvjejuxvpk">
+            <w:hyperlink w:history="1" r:id="rIdrpblkgezfkpi6qvdvllon">
               <w:r>
                 <w:rPr>
                   <w:rStyle w:val="Hyperlink"/>
@@ -5270,7 +5270,7 @@
             <w:pPr>
               <w:jc w:val="left"/>
             </w:pPr>
-            <w:hyperlink w:history="1" r:id="rIdzqsoudnjoy5p3wg7u1jnf">
+            <w:hyperlink w:history="1" r:id="rIdh-z2_k-ajmyy86gq_qrea">
               <w:r>
                 <w:rPr>
                   <w:rStyle w:val="Hyperlink"/>
@@ -5369,7 +5369,7 @@
             <w:pPr>
               <w:jc w:val="left"/>
             </w:pPr>
-            <w:hyperlink w:history="1" r:id="rId4un8x05-uvyaggxvmdqsu">
+            <w:hyperlink w:history="1" r:id="rIdc6_xmg0gf5gvewhng3l7x">
               <w:r>
                 <w:rPr>
                   <w:rStyle w:val="Hyperlink"/>
@@ -5468,7 +5468,7 @@
             <w:pPr>
               <w:jc w:val="left"/>
             </w:pPr>
-            <w:hyperlink w:history="1" r:id="rIduhisbb2_e7uj7ektpztoy">
+            <w:hyperlink w:history="1" r:id="rIdymnjrrz1usthjc5-ilhdp">
               <w:r>
                 <w:rPr>
                   <w:rStyle w:val="Hyperlink"/>
@@ -5567,7 +5567,7 @@
             <w:pPr>
               <w:jc w:val="left"/>
             </w:pPr>
-            <w:hyperlink w:history="1" r:id="rIdn9po_em8oalkgerzdsdnt">
+            <w:hyperlink w:history="1" r:id="rIdujsvw6lro27t2wi-ya0jy">
               <w:r>
                 <w:rPr>
                   <w:rStyle w:val="Hyperlink"/>
@@ -5666,7 +5666,7 @@
             <w:pPr>
               <w:jc w:val="left"/>
             </w:pPr>
-            <w:hyperlink w:history="1" r:id="rIdgstyd_fbhmxuhmvbh9y8g">
+            <w:hyperlink w:history="1" r:id="rIdgzshunv4r1oj8jukx8web">
               <w:r>
                 <w:rPr>
                   <w:rStyle w:val="Hyperlink"/>
@@ -6053,7 +6053,7 @@
             <w:pPr>
               <w:jc w:val="left"/>
             </w:pPr>
-            <w:hyperlink w:history="1" r:id="rIdctzkzuh68mb8nwffxybrg">
+            <w:hyperlink w:history="1" r:id="rIdy6r2zu9vbzq8u7bxzwtgf">
               <w:r>
                 <w:rPr>
                   <w:rStyle w:val="Hyperlink"/>

--- a/deliverables/submission/오이소창원_출처_AI활용_신고서_20261004.docx
+++ b/deliverables/submission/오이소창원_출처_AI활용_신고서_20261004.docx
@@ -961,7 +961,7 @@
         </w:rPr>
         <w:t xml:space="preserve">날짜별 상세 내역: 저장소 README ‘개발 작업 과정’, GitHub 커밋 기록(</w:t>
       </w:r>
-      <w:hyperlink w:history="1" r:id="rIdjm-w1tvgqtgf4a9lmvsl9">
+      <w:hyperlink w:history="1" r:id="rIdroso4f6plh2jzhvbc0ihn">
         <w:r>
           <w:rPr>
             <w:rStyle w:val="Hyperlink"/>
@@ -4283,7 +4283,7 @@
             <w:pPr>
               <w:jc w:val="left"/>
             </w:pPr>
-            <w:hyperlink w:history="1" r:id="rIddi_p-lpn3z5ovfwligjzf">
+            <w:hyperlink w:history="1" r:id="rIdvhpaljzzysajbhthqfcnj">
               <w:r>
                 <w:rPr>
                   <w:rStyle w:val="Hyperlink"/>
@@ -4382,7 +4382,7 @@
             <w:pPr>
               <w:jc w:val="left"/>
             </w:pPr>
-            <w:hyperlink w:history="1" r:id="rIdydusglx-w97gctoekdz6-">
+            <w:hyperlink w:history="1" r:id="rIdi_bvsjwngjnq_ploqjtny">
               <w:r>
                 <w:rPr>
                   <w:rStyle w:val="Hyperlink"/>
@@ -4481,7 +4481,7 @@
             <w:pPr>
               <w:jc w:val="left"/>
             </w:pPr>
-            <w:hyperlink w:history="1" r:id="rIdtju2rm0lnytywsbxbgreu">
+            <w:hyperlink w:history="1" r:id="rIdgisaro5spoj8o1vylso6f">
               <w:r>
                 <w:rPr>
                   <w:rStyle w:val="Hyperlink"/>
@@ -4580,7 +4580,7 @@
             <w:pPr>
               <w:jc w:val="left"/>
             </w:pPr>
-            <w:hyperlink w:history="1" r:id="rIdsgkmkcmlweyrbhqnunzdv">
+            <w:hyperlink w:history="1" r:id="rIdqmorfh_wnzaqh48zfif8s">
               <w:r>
                 <w:rPr>
                   <w:rStyle w:val="Hyperlink"/>
@@ -4679,7 +4679,7 @@
             <w:pPr>
               <w:jc w:val="left"/>
             </w:pPr>
-            <w:hyperlink w:history="1" r:id="rIdhx1phz-cdmmcp03up45gv">
+            <w:hyperlink w:history="1" r:id="rIdovcp4ikyxlpdsplznlbte">
               <w:r>
                 <w:rPr>
                   <w:rStyle w:val="Hyperlink"/>
@@ -4778,7 +4778,7 @@
             <w:pPr>
               <w:jc w:val="left"/>
             </w:pPr>
-            <w:hyperlink w:history="1" r:id="rIdmcasrpyqpknnwfrvjqgtp">
+            <w:hyperlink w:history="1" r:id="rIdzyjv-wcxua5ylk096ieee">
               <w:r>
                 <w:rPr>
                   <w:rStyle w:val="Hyperlink"/>
@@ -4973,7 +4973,7 @@
             <w:pPr>
               <w:jc w:val="left"/>
             </w:pPr>
-            <w:hyperlink w:history="1" r:id="rIdc8f8rqomuwejkpnrzlf2j">
+            <w:hyperlink w:history="1" r:id="rIdfg6cjc7jql360btsmkd_v">
               <w:r>
                 <w:rPr>
                   <w:rStyle w:val="Hyperlink"/>
@@ -5072,7 +5072,7 @@
             <w:pPr>
               <w:jc w:val="left"/>
             </w:pPr>
-            <w:hyperlink w:history="1" r:id="rId-m-zcq9jw1nhc7zd74gbx">
+            <w:hyperlink w:history="1" r:id="rIdvkubvq5el5achfojom8lr">
               <w:r>
                 <w:rPr>
                   <w:rStyle w:val="Hyperlink"/>
@@ -5171,7 +5171,7 @@
             <w:pPr>
               <w:jc w:val="left"/>
             </w:pPr>
-            <w:hyperlink w:history="1" r:id="rIdrpblkgezfkpi6qvdvllon">
+            <w:hyperlink w:history="1" r:id="rIdr_tcaniu7kvjr32vbsf9g">
               <w:r>
                 <w:rPr>
                   <w:rStyle w:val="Hyperlink"/>
@@ -5270,7 +5270,7 @@
             <w:pPr>
               <w:jc w:val="left"/>
             </w:pPr>
-            <w:hyperlink w:history="1" r:id="rIdh-z2_k-ajmyy86gq_qrea">
+            <w:hyperlink w:history="1" r:id="rIda1vlajkbwjvawmlnavvvw">
               <w:r>
                 <w:rPr>
                   <w:rStyle w:val="Hyperlink"/>
@@ -5369,7 +5369,7 @@
             <w:pPr>
               <w:jc w:val="left"/>
             </w:pPr>
-            <w:hyperlink w:history="1" r:id="rIdc6_xmg0gf5gvewhng3l7x">
+            <w:hyperlink w:history="1" r:id="rIdg3ujhurge-skcupkqxiln">
               <w:r>
                 <w:rPr>
                   <w:rStyle w:val="Hyperlink"/>
@@ -5468,7 +5468,7 @@
             <w:pPr>
               <w:jc w:val="left"/>
             </w:pPr>
-            <w:hyperlink w:history="1" r:id="rIdymnjrrz1usthjc5-ilhdp">
+            <w:hyperlink w:history="1" r:id="rId9zrdmdmlqxy3rqur25vwl">
               <w:r>
                 <w:rPr>
                   <w:rStyle w:val="Hyperlink"/>
@@ -5567,7 +5567,7 @@
             <w:pPr>
               <w:jc w:val="left"/>
             </w:pPr>
-            <w:hyperlink w:history="1" r:id="rIdujsvw6lro27t2wi-ya0jy">
+            <w:hyperlink w:history="1" r:id="rIdkl4sk1duhqihfleqk7pgn">
               <w:r>
                 <w:rPr>
                   <w:rStyle w:val="Hyperlink"/>
@@ -5666,7 +5666,7 @@
             <w:pPr>
               <w:jc w:val="left"/>
             </w:pPr>
-            <w:hyperlink w:history="1" r:id="rIdgzshunv4r1oj8jukx8web">
+            <w:hyperlink w:history="1" r:id="rIdyiwunhaqlxci6a86nqfgz">
               <w:r>
                 <w:rPr>
                   <w:rStyle w:val="Hyperlink"/>
@@ -6053,7 +6053,7 @@
             <w:pPr>
               <w:jc w:val="left"/>
             </w:pPr>
-            <w:hyperlink w:history="1" r:id="rIdy6r2zu9vbzq8u7bxzwtgf">
+            <w:hyperlink w:history="1" r:id="rIdlttmyh5hl6jc9wid7ttsb">
               <w:r>
                 <w:rPr>
                   <w:rStyle w:val="Hyperlink"/>

--- a/deliverables/submission/오이소창원_출처_AI활용_신고서_20261004.docx
+++ b/deliverables/submission/오이소창원_출처_AI활용_신고서_20261004.docx
@@ -125,7 +125,7 @@
           <w:sz w:val="19"/>
           <w:szCs w:val="19"/>
         </w:rPr>
-        <w:t xml:space="preserve">제4회 경남 AI·SW 경진대회 일반부 · 지정주제 01 · 팀 오이소창원(조준수·이혜경·이미영) · 2026-10-04 작성 · 운영규정 제13·20조 기준 · 시연영상·발표자료 제작 관련 항목은 10/5(월) 추가</w:t>
+        <w:t xml:space="preserve">제4회 경남 AI·SW 경진대회 일반부 · 지정주제 01 · 팀 오이소창원(조준수·이혜경·이미영) · 2026-10-05 갱신 · 운영규정 제13·20조 기준 · 10/5 UX/UI 개선·시연동영상·발표자료 반영</w:t>
       </w:r>
     </w:p>
     <w:p>
@@ -159,9 +159,9 @@
         </w:tblBorders>
       </w:tblPr>
       <w:tblGrid>
-        <w:gridCol w:w="2667"/>
-        <w:gridCol w:w="5022"/>
-        <w:gridCol w:w="2515"/>
+        <w:gridCol w:w="2598"/>
+        <w:gridCol w:w="5078"/>
+        <w:gridCol w:w="2528"/>
       </w:tblGrid>
       <w:tr>
         <w:trPr>
@@ -170,7 +170,7 @@
         </w:trPr>
         <w:tc>
           <w:tcPr>
-            <w:tcW w:type="dxa" w:w="2667"/>
+            <w:tcW w:type="dxa" w:w="2598"/>
             <w:tcBorders>
               <w:top w:val="single" w:color="C9D3DF" w:sz="4"/>
               <w:left w:val="single" w:color="C9D3DF" w:sz="4"/>
@@ -204,7 +204,7 @@
         </w:tc>
         <w:tc>
           <w:tcPr>
-            <w:tcW w:type="dxa" w:w="5022"/>
+            <w:tcW w:type="dxa" w:w="5078"/>
             <w:tcBorders>
               <w:top w:val="single" w:color="C9D3DF" w:sz="4"/>
               <w:left w:val="single" w:color="C9D3DF" w:sz="4"/>
@@ -238,7 +238,7 @@
         </w:tc>
         <w:tc>
           <w:tcPr>
-            <w:tcW w:type="dxa" w:w="2515"/>
+            <w:tcW w:type="dxa" w:w="2528"/>
             <w:tcBorders>
               <w:top w:val="single" w:color="C9D3DF" w:sz="4"/>
               <w:left w:val="single" w:color="C9D3DF" w:sz="4"/>
@@ -278,7 +278,7 @@
         </w:trPr>
         <w:tc>
           <w:tcPr>
-            <w:tcW w:type="dxa" w:w="2667"/>
+            <w:tcW w:type="dxa" w:w="2598"/>
             <w:tcBorders>
               <w:top w:val="single" w:color="C9D3DF" w:sz="4"/>
               <w:left w:val="single" w:color="C9D3DF" w:sz="4"/>
@@ -308,7 +308,7 @@
         </w:tc>
         <w:tc>
           <w:tcPr>
-            <w:tcW w:type="dxa" w:w="5022"/>
+            <w:tcW w:type="dxa" w:w="5078"/>
             <w:tcBorders>
               <w:top w:val="single" w:color="C9D3DF" w:sz="4"/>
               <w:left w:val="single" w:color="C9D3DF" w:sz="4"/>
@@ -338,7 +338,7 @@
         </w:tc>
         <w:tc>
           <w:tcPr>
-            <w:tcW w:type="dxa" w:w="2515"/>
+            <w:tcW w:type="dxa" w:w="2528"/>
             <w:tcBorders>
               <w:top w:val="single" w:color="C9D3DF" w:sz="4"/>
               <w:left w:val="single" w:color="C9D3DF" w:sz="4"/>
@@ -374,7 +374,7 @@
         </w:trPr>
         <w:tc>
           <w:tcPr>
-            <w:tcW w:type="dxa" w:w="2667"/>
+            <w:tcW w:type="dxa" w:w="2598"/>
             <w:tcBorders>
               <w:top w:val="single" w:color="C9D3DF" w:sz="4"/>
               <w:left w:val="single" w:color="C9D3DF" w:sz="4"/>
@@ -404,7 +404,7 @@
         </w:tc>
         <w:tc>
           <w:tcPr>
-            <w:tcW w:type="dxa" w:w="5022"/>
+            <w:tcW w:type="dxa" w:w="5078"/>
             <w:tcBorders>
               <w:top w:val="single" w:color="C9D3DF" w:sz="4"/>
               <w:left w:val="single" w:color="C9D3DF" w:sz="4"/>
@@ -434,7 +434,7 @@
         </w:tc>
         <w:tc>
           <w:tcPr>
-            <w:tcW w:type="dxa" w:w="2515"/>
+            <w:tcW w:type="dxa" w:w="2528"/>
             <w:tcBorders>
               <w:top w:val="single" w:color="C9D3DF" w:sz="4"/>
               <w:left w:val="single" w:color="C9D3DF" w:sz="4"/>
@@ -470,7 +470,7 @@
         </w:trPr>
         <w:tc>
           <w:tcPr>
-            <w:tcW w:type="dxa" w:w="2667"/>
+            <w:tcW w:type="dxa" w:w="2598"/>
             <w:tcBorders>
               <w:top w:val="single" w:color="C9D3DF" w:sz="4"/>
               <w:left w:val="single" w:color="C9D3DF" w:sz="4"/>
@@ -500,7 +500,7 @@
         </w:tc>
         <w:tc>
           <w:tcPr>
-            <w:tcW w:type="dxa" w:w="5022"/>
+            <w:tcW w:type="dxa" w:w="5078"/>
             <w:tcBorders>
               <w:top w:val="single" w:color="C9D3DF" w:sz="4"/>
               <w:left w:val="single" w:color="C9D3DF" w:sz="4"/>
@@ -530,7 +530,7 @@
         </w:tc>
         <w:tc>
           <w:tcPr>
-            <w:tcW w:type="dxa" w:w="2515"/>
+            <w:tcW w:type="dxa" w:w="2528"/>
             <w:tcBorders>
               <w:top w:val="single" w:color="C9D3DF" w:sz="4"/>
               <w:left w:val="single" w:color="C9D3DF" w:sz="4"/>
@@ -566,7 +566,7 @@
         </w:trPr>
         <w:tc>
           <w:tcPr>
-            <w:tcW w:type="dxa" w:w="2667"/>
+            <w:tcW w:type="dxa" w:w="2598"/>
             <w:tcBorders>
               <w:top w:val="single" w:color="C9D3DF" w:sz="4"/>
               <w:left w:val="single" w:color="C9D3DF" w:sz="4"/>
@@ -596,7 +596,7 @@
         </w:tc>
         <w:tc>
           <w:tcPr>
-            <w:tcW w:type="dxa" w:w="5022"/>
+            <w:tcW w:type="dxa" w:w="5078"/>
             <w:tcBorders>
               <w:top w:val="single" w:color="C9D3DF" w:sz="4"/>
               <w:left w:val="single" w:color="C9D3DF" w:sz="4"/>
@@ -626,7 +626,7 @@
         </w:tc>
         <w:tc>
           <w:tcPr>
-            <w:tcW w:type="dxa" w:w="2515"/>
+            <w:tcW w:type="dxa" w:w="2528"/>
             <w:tcBorders>
               <w:top w:val="single" w:color="C9D3DF" w:sz="4"/>
               <w:left w:val="single" w:color="C9D3DF" w:sz="4"/>
@@ -662,7 +662,7 @@
         </w:trPr>
         <w:tc>
           <w:tcPr>
-            <w:tcW w:type="dxa" w:w="2667"/>
+            <w:tcW w:type="dxa" w:w="2598"/>
             <w:tcBorders>
               <w:top w:val="single" w:color="C9D3DF" w:sz="4"/>
               <w:left w:val="single" w:color="C9D3DF" w:sz="4"/>
@@ -692,7 +692,7 @@
         </w:tc>
         <w:tc>
           <w:tcPr>
-            <w:tcW w:type="dxa" w:w="5022"/>
+            <w:tcW w:type="dxa" w:w="5078"/>
             <w:tcBorders>
               <w:top w:val="single" w:color="C9D3DF" w:sz="4"/>
               <w:left w:val="single" w:color="C9D3DF" w:sz="4"/>
@@ -722,7 +722,7 @@
         </w:tc>
         <w:tc>
           <w:tcPr>
-            <w:tcW w:type="dxa" w:w="2515"/>
+            <w:tcW w:type="dxa" w:w="2528"/>
             <w:tcBorders>
               <w:top w:val="single" w:color="C9D3DF" w:sz="4"/>
               <w:left w:val="single" w:color="C9D3DF" w:sz="4"/>
@@ -758,7 +758,7 @@
         </w:trPr>
         <w:tc>
           <w:tcPr>
-            <w:tcW w:type="dxa" w:w="2667"/>
+            <w:tcW w:type="dxa" w:w="2598"/>
             <w:tcBorders>
               <w:top w:val="single" w:color="C9D3DF" w:sz="4"/>
               <w:left w:val="single" w:color="C9D3DF" w:sz="4"/>
@@ -788,7 +788,7 @@
         </w:tc>
         <w:tc>
           <w:tcPr>
-            <w:tcW w:type="dxa" w:w="5022"/>
+            <w:tcW w:type="dxa" w:w="5078"/>
             <w:tcBorders>
               <w:top w:val="single" w:color="C9D3DF" w:sz="4"/>
               <w:left w:val="single" w:color="C9D3DF" w:sz="4"/>
@@ -818,7 +818,7 @@
         </w:tc>
         <w:tc>
           <w:tcPr>
-            <w:tcW w:type="dxa" w:w="2515"/>
+            <w:tcW w:type="dxa" w:w="2528"/>
             <w:tcBorders>
               <w:top w:val="single" w:color="C9D3DF" w:sz="4"/>
               <w:left w:val="single" w:color="C9D3DF" w:sz="4"/>
@@ -854,7 +854,103 @@
         </w:trPr>
         <w:tc>
           <w:tcPr>
-            <w:tcW w:type="dxa" w:w="2667"/>
+            <w:tcW w:type="dxa" w:w="2598"/>
+            <w:tcBorders>
+              <w:top w:val="single" w:color="C9D3DF" w:sz="4"/>
+              <w:left w:val="single" w:color="C9D3DF" w:sz="4"/>
+              <w:bottom w:val="single" w:color="C9D3DF" w:sz="4"/>
+              <w:right w:val="single" w:color="C9D3DF" w:sz="4"/>
+            </w:tcBorders>
+            <w:tcMar>
+              <w:top w:type="dxa" w:w="50"/>
+              <w:left w:type="dxa" w:w="80"/>
+              <w:bottom w:type="dxa" w:w="50"/>
+              <w:right w:type="dxa" w:w="80"/>
+            </w:tcMar>
+          </w:tcPr>
+          <w:p>
+            <w:pPr>
+              <w:jc w:val="left"/>
+            </w:pPr>
+            <w:r>
+              <w:rPr>
+                <w:rFonts w:ascii="Malgun Gothic" w:cs="Malgun Gothic" w:eastAsia="Malgun Gothic" w:hAnsi="Malgun Gothic"/>
+                <w:sz w:val="17"/>
+                <w:szCs w:val="17"/>
+              </w:rPr>
+              <w:t xml:space="preserve">신규개발(10/5)</w:t>
+            </w:r>
+          </w:p>
+        </w:tc>
+        <w:tc>
+          <w:tcPr>
+            <w:tcW w:type="dxa" w:w="5078"/>
+            <w:tcBorders>
+              <w:top w:val="single" w:color="C9D3DF" w:sz="4"/>
+              <w:left w:val="single" w:color="C9D3DF" w:sz="4"/>
+              <w:bottom w:val="single" w:color="C9D3DF" w:sz="4"/>
+              <w:right w:val="single" w:color="C9D3DF" w:sz="4"/>
+            </w:tcBorders>
+            <w:tcMar>
+              <w:top w:type="dxa" w:w="50"/>
+              <w:left w:type="dxa" w:w="80"/>
+              <w:bottom w:type="dxa" w:w="50"/>
+              <w:right w:type="dxa" w:w="80"/>
+            </w:tcMar>
+          </w:tcPr>
+          <w:p>
+            <w:pPr>
+              <w:jc w:val="left"/>
+            </w:pPr>
+            <w:r>
+              <w:rPr>
+                <w:rFonts w:ascii="Malgun Gothic" w:cs="Malgun Gothic" w:eastAsia="Malgun Gothic" w:hAnsi="Malgun Gothic"/>
+                <w:sz w:val="17"/>
+                <w:szCs w:val="17"/>
+              </w:rPr>
+              <w:t xml:space="preserve">UX/UI 개선 4번(조준수, 노트북·휴대폰 검수 후 여백·정렬·카드 높이·입력 폼·질문/답변 배치 정리, 1~6개월 정착 일정 단계 기본 접힘 — 기능 변경 없음, 자동 테스트 127개 통과), 시연동영상(제출4)·발표자료(제출5)</w:t>
+            </w:r>
+          </w:p>
+        </w:tc>
+        <w:tc>
+          <w:tcPr>
+            <w:tcW w:type="dxa" w:w="2528"/>
+            <w:tcBorders>
+              <w:top w:val="single" w:color="C9D3DF" w:sz="4"/>
+              <w:left w:val="single" w:color="C9D3DF" w:sz="4"/>
+              <w:bottom w:val="single" w:color="C9D3DF" w:sz="4"/>
+              <w:right w:val="single" w:color="C9D3DF" w:sz="4"/>
+            </w:tcBorders>
+            <w:tcMar>
+              <w:top w:type="dxa" w:w="50"/>
+              <w:left w:type="dxa" w:w="80"/>
+              <w:bottom w:type="dxa" w:w="50"/>
+              <w:right w:type="dxa" w:w="80"/>
+            </w:tcMar>
+          </w:tcPr>
+          <w:p>
+            <w:pPr>
+              <w:jc w:val="left"/>
+            </w:pPr>
+            <w:r>
+              <w:rPr>
+                <w:rFonts w:ascii="Malgun Gothic" w:cs="Malgun Gothic" w:eastAsia="Malgun Gothic" w:hAnsi="Malgun Gothic"/>
+                <w:sz w:val="17"/>
+                <w:szCs w:val="17"/>
+              </w:rPr>
+              <w:t xml:space="preserve">팀 + AI 코딩 도구(아래 2)</w:t>
+            </w:r>
+          </w:p>
+        </w:tc>
+      </w:tr>
+      <w:tr>
+        <w:trPr>
+          <w:cantSplit/>
+          <w:tblHeader w:val="false"/>
+        </w:trPr>
+        <w:tc>
+          <w:tcPr>
+            <w:tcW w:type="dxa" w:w="2598"/>
             <w:tcBorders>
               <w:top w:val="single" w:color="C9D3DF" w:sz="4"/>
               <w:left w:val="single" w:color="C9D3DF" w:sz="4"/>
@@ -884,7 +980,7 @@
         </w:tc>
         <w:tc>
           <w:tcPr>
-            <w:tcW w:type="dxa" w:w="5022"/>
+            <w:tcW w:type="dxa" w:w="5078"/>
             <w:tcBorders>
               <w:top w:val="single" w:color="C9D3DF" w:sz="4"/>
               <w:left w:val="single" w:color="C9D3DF" w:sz="4"/>
@@ -914,7 +1010,7 @@
         </w:tc>
         <w:tc>
           <w:tcPr>
-            <w:tcW w:type="dxa" w:w="2515"/>
+            <w:tcW w:type="dxa" w:w="2528"/>
             <w:tcBorders>
               <w:top w:val="single" w:color="C9D3DF" w:sz="4"/>
               <w:left w:val="single" w:color="C9D3DF" w:sz="4"/>
@@ -961,7 +1057,7 @@
         </w:rPr>
         <w:t xml:space="preserve">날짜별 상세 내역: 저장소 README ‘개발 작업 과정’, GitHub 커밋 기록(</w:t>
       </w:r>
-      <w:hyperlink w:history="1" r:id="rIdroso4f6plh2jzhvbc0ihn">
+      <w:hyperlink w:history="1" r:id="rIdi4g7wwtyw724wtp6iaigd">
         <w:r>
           <w:rPr>
             <w:rStyle w:val="Hyperlink"/>
@@ -1012,11 +1108,11 @@
         </w:tblBorders>
       </w:tblPr>
       <w:tblGrid>
-        <w:gridCol w:w="1916"/>
+        <w:gridCol w:w="1975"/>
         <w:gridCol w:w="2060"/>
-        <w:gridCol w:w="1742"/>
-        <w:gridCol w:w="2257"/>
-        <w:gridCol w:w="2229"/>
+        <w:gridCol w:w="1559"/>
+        <w:gridCol w:w="2513"/>
+        <w:gridCol w:w="2097"/>
       </w:tblGrid>
       <w:tr>
         <w:trPr>
@@ -1025,7 +1121,7 @@
         </w:trPr>
         <w:tc>
           <w:tcPr>
-            <w:tcW w:type="dxa" w:w="1916"/>
+            <w:tcW w:type="dxa" w:w="1975"/>
             <w:tcBorders>
               <w:top w:val="single" w:color="C9D3DF" w:sz="4"/>
               <w:left w:val="single" w:color="C9D3DF" w:sz="4"/>
@@ -1093,7 +1189,7 @@
         </w:tc>
         <w:tc>
           <w:tcPr>
-            <w:tcW w:type="dxa" w:w="1742"/>
+            <w:tcW w:type="dxa" w:w="1559"/>
             <w:tcBorders>
               <w:top w:val="single" w:color="C9D3DF" w:sz="4"/>
               <w:left w:val="single" w:color="C9D3DF" w:sz="4"/>
@@ -1127,7 +1223,7 @@
         </w:tc>
         <w:tc>
           <w:tcPr>
-            <w:tcW w:type="dxa" w:w="2257"/>
+            <w:tcW w:type="dxa" w:w="2513"/>
             <w:tcBorders>
               <w:top w:val="single" w:color="C9D3DF" w:sz="4"/>
               <w:left w:val="single" w:color="C9D3DF" w:sz="4"/>
@@ -1161,7 +1257,7 @@
         </w:tc>
         <w:tc>
           <w:tcPr>
-            <w:tcW w:type="dxa" w:w="2229"/>
+            <w:tcW w:type="dxa" w:w="2097"/>
             <w:tcBorders>
               <w:top w:val="single" w:color="C9D3DF" w:sz="4"/>
               <w:left w:val="single" w:color="C9D3DF" w:sz="4"/>
@@ -1201,31 +1297,31 @@
         </w:trPr>
         <w:tc>
           <w:tcPr>
-            <w:tcW w:type="dxa" w:w="1916"/>
-            <w:tcBorders>
-              <w:top w:val="single" w:color="C9D3DF" w:sz="4"/>
-              <w:left w:val="single" w:color="C9D3DF" w:sz="4"/>
-              <w:bottom w:val="single" w:color="C9D3DF" w:sz="4"/>
-              <w:right w:val="single" w:color="C9D3DF" w:sz="4"/>
-            </w:tcBorders>
-            <w:tcMar>
-              <w:top w:type="dxa" w:w="50"/>
-              <w:left w:type="dxa" w:w="80"/>
-              <w:bottom w:type="dxa" w:w="50"/>
-              <w:right w:type="dxa" w:w="80"/>
-            </w:tcMar>
-          </w:tcPr>
-          <w:p>
-            <w:pPr>
-              <w:jc w:val="left"/>
-            </w:pPr>
-            <w:r>
-              <w:rPr>
-                <w:rFonts w:ascii="Malgun Gothic" w:cs="Malgun Gothic" w:eastAsia="Malgun Gothic" w:hAnsi="Malgun Gothic"/>
-                <w:sz w:val="17"/>
-                <w:szCs w:val="17"/>
-              </w:rPr>
-              <w:t xml:space="preserve">OpenAI GPT-4.1 mini(API)</w:t>
+            <w:tcW w:type="dxa" w:w="1975"/>
+            <w:tcBorders>
+              <w:top w:val="single" w:color="C9D3DF" w:sz="4"/>
+              <w:left w:val="single" w:color="C9D3DF" w:sz="4"/>
+              <w:bottom w:val="single" w:color="C9D3DF" w:sz="4"/>
+              <w:right w:val="single" w:color="C9D3DF" w:sz="4"/>
+            </w:tcBorders>
+            <w:tcMar>
+              <w:top w:type="dxa" w:w="50"/>
+              <w:left w:type="dxa" w:w="80"/>
+              <w:bottom w:type="dxa" w:w="50"/>
+              <w:right w:type="dxa" w:w="80"/>
+            </w:tcMar>
+          </w:tcPr>
+          <w:p>
+            <w:pPr>
+              <w:jc w:val="left"/>
+            </w:pPr>
+            <w:r>
+              <w:rPr>
+                <w:rFonts w:ascii="Malgun Gothic" w:cs="Malgun Gothic" w:eastAsia="Malgun Gothic" w:hAnsi="Malgun Gothic"/>
+                <w:sz w:val="17"/>
+                <w:szCs w:val="17"/>
+              </w:rPr>
+              <w:t xml:space="preserve">OpenAI GPT-4.1 mini(API) — 모델 ID gpt-4.1-mini</w:t>
             </w:r>
           </w:p>
         </w:tc>
@@ -1261,7 +1357,7 @@
         </w:tc>
         <w:tc>
           <w:tcPr>
-            <w:tcW w:type="dxa" w:w="1742"/>
+            <w:tcW w:type="dxa" w:w="1559"/>
             <w:tcBorders>
               <w:top w:val="single" w:color="C9D3DF" w:sz="4"/>
               <w:left w:val="single" w:color="C9D3DF" w:sz="4"/>
@@ -1291,37 +1387,37 @@
         </w:tc>
         <w:tc>
           <w:tcPr>
-            <w:tcW w:type="dxa" w:w="2257"/>
-            <w:tcBorders>
-              <w:top w:val="single" w:color="C9D3DF" w:sz="4"/>
-              <w:left w:val="single" w:color="C9D3DF" w:sz="4"/>
-              <w:bottom w:val="single" w:color="C9D3DF" w:sz="4"/>
-              <w:right w:val="single" w:color="C9D3DF" w:sz="4"/>
-            </w:tcBorders>
-            <w:tcMar>
-              <w:top w:type="dxa" w:w="50"/>
-              <w:left w:type="dxa" w:w="80"/>
-              <w:bottom w:type="dxa" w:w="50"/>
-              <w:right w:type="dxa" w:w="80"/>
-            </w:tcMar>
-          </w:tcPr>
-          <w:p>
-            <w:pPr>
-              <w:jc w:val="left"/>
-            </w:pPr>
-            <w:r>
-              <w:rPr>
-                <w:rFonts w:ascii="Malgun Gothic" w:cs="Malgun Gothic" w:eastAsia="Malgun Gothic" w:hAnsi="Malgun Gothic"/>
-                <w:sz w:val="17"/>
-                <w:szCs w:val="17"/>
-              </w:rPr>
-              <w:t xml:space="preserve">질문 이해, 도구 선택·호출, 답 문장 작성</w:t>
-            </w:r>
-          </w:p>
-        </w:tc>
-        <w:tc>
-          <w:tcPr>
-            <w:tcW w:type="dxa" w:w="2229"/>
+            <w:tcW w:type="dxa" w:w="2513"/>
+            <w:tcBorders>
+              <w:top w:val="single" w:color="C9D3DF" w:sz="4"/>
+              <w:left w:val="single" w:color="C9D3DF" w:sz="4"/>
+              <w:bottom w:val="single" w:color="C9D3DF" w:sz="4"/>
+              <w:right w:val="single" w:color="C9D3DF" w:sz="4"/>
+            </w:tcBorders>
+            <w:tcMar>
+              <w:top w:type="dxa" w:w="50"/>
+              <w:left w:type="dxa" w:w="80"/>
+              <w:bottom w:type="dxa" w:w="50"/>
+              <w:right w:type="dxa" w:w="80"/>
+            </w:tcMar>
+          </w:tcPr>
+          <w:p>
+            <w:pPr>
+              <w:jc w:val="left"/>
+            </w:pPr>
+            <w:r>
+              <w:rPr>
+                <w:rFonts w:ascii="Malgun Gothic" w:cs="Malgun Gothic" w:eastAsia="Malgun Gothic" w:hAnsi="Malgun Gothic"/>
+                <w:sz w:val="17"/>
+                <w:szCs w:val="17"/>
+              </w:rPr>
+              <w:t xml:space="preserve">질문 이해, 도구 선택·호출, 답 문장 작성(정책 자격 판정은 Python 규칙 엔진)</w:t>
+            </w:r>
+          </w:p>
+        </w:tc>
+        <w:tc>
+          <w:tcPr>
+            <w:tcW w:type="dxa" w:w="2097"/>
             <w:tcBorders>
               <w:top w:val="single" w:color="C9D3DF" w:sz="4"/>
               <w:left w:val="single" w:color="C9D3DF" w:sz="4"/>
@@ -1357,7 +1453,7 @@
         </w:trPr>
         <w:tc>
           <w:tcPr>
-            <w:tcW w:type="dxa" w:w="1916"/>
+            <w:tcW w:type="dxa" w:w="1975"/>
             <w:tcBorders>
               <w:top w:val="single" w:color="C9D3DF" w:sz="4"/>
               <w:left w:val="single" w:color="C9D3DF" w:sz="4"/>
@@ -1417,7 +1513,7 @@
         </w:tc>
         <w:tc>
           <w:tcPr>
-            <w:tcW w:type="dxa" w:w="1742"/>
+            <w:tcW w:type="dxa" w:w="1559"/>
             <w:tcBorders>
               <w:top w:val="single" w:color="C9D3DF" w:sz="4"/>
               <w:left w:val="single" w:color="C9D3DF" w:sz="4"/>
@@ -1447,7 +1543,7 @@
         </w:tc>
         <w:tc>
           <w:tcPr>
-            <w:tcW w:type="dxa" w:w="2257"/>
+            <w:tcW w:type="dxa" w:w="2513"/>
             <w:tcBorders>
               <w:top w:val="single" w:color="C9D3DF" w:sz="4"/>
               <w:left w:val="single" w:color="C9D3DF" w:sz="4"/>
@@ -1477,7 +1573,7 @@
         </w:tc>
         <w:tc>
           <w:tcPr>
-            <w:tcW w:type="dxa" w:w="2229"/>
+            <w:tcW w:type="dxa" w:w="2097"/>
             <w:tcBorders>
               <w:top w:val="single" w:color="C9D3DF" w:sz="4"/>
               <w:left w:val="single" w:color="C9D3DF" w:sz="4"/>
@@ -1513,31 +1609,31 @@
         </w:trPr>
         <w:tc>
           <w:tcPr>
-            <w:tcW w:type="dxa" w:w="1916"/>
-            <w:tcBorders>
-              <w:top w:val="single" w:color="C9D3DF" w:sz="4"/>
-              <w:left w:val="single" w:color="C9D3DF" w:sz="4"/>
-              <w:bottom w:val="single" w:color="C9D3DF" w:sz="4"/>
-              <w:right w:val="single" w:color="C9D3DF" w:sz="4"/>
-            </w:tcBorders>
-            <w:tcMar>
-              <w:top w:type="dxa" w:w="50"/>
-              <w:left w:type="dxa" w:w="80"/>
-              <w:bottom w:type="dxa" w:w="50"/>
-              <w:right w:type="dxa" w:w="80"/>
-            </w:tcMar>
-          </w:tcPr>
-          <w:p>
-            <w:pPr>
-              <w:jc w:val="left"/>
-            </w:pPr>
-            <w:r>
-              <w:rPr>
-                <w:rFonts w:ascii="Malgun Gothic" w:cs="Malgun Gothic" w:eastAsia="Malgun Gothic" w:hAnsi="Malgun Gothic"/>
-                <w:sz w:val="17"/>
-                <w:szCs w:val="17"/>
-              </w:rPr>
-              <w:t xml:space="preserve">GPT(OpenAI)</w:t>
+            <w:tcW w:type="dxa" w:w="1975"/>
+            <w:tcBorders>
+              <w:top w:val="single" w:color="C9D3DF" w:sz="4"/>
+              <w:left w:val="single" w:color="C9D3DF" w:sz="4"/>
+              <w:bottom w:val="single" w:color="C9D3DF" w:sz="4"/>
+              <w:right w:val="single" w:color="C9D3DF" w:sz="4"/>
+            </w:tcBorders>
+            <w:tcMar>
+              <w:top w:type="dxa" w:w="50"/>
+              <w:left w:type="dxa" w:w="80"/>
+              <w:bottom w:type="dxa" w:w="50"/>
+              <w:right w:type="dxa" w:w="80"/>
+            </w:tcMar>
+          </w:tcPr>
+          <w:p>
+            <w:pPr>
+              <w:jc w:val="left"/>
+            </w:pPr>
+            <w:r>
+              <w:rPr>
+                <w:rFonts w:ascii="Malgun Gothic" w:cs="Malgun Gothic" w:eastAsia="Malgun Gothic" w:hAnsi="Malgun Gothic"/>
+                <w:sz w:val="17"/>
+                <w:szCs w:val="17"/>
+              </w:rPr>
+              <w:t xml:space="preserve">ChatGPT — GPT-5.6 Sol(OpenAI)</w:t>
             </w:r>
           </w:p>
         </w:tc>
@@ -1573,91 +1669,91 @@
         </w:tc>
         <w:tc>
           <w:tcPr>
-            <w:tcW w:type="dxa" w:w="1742"/>
-            <w:tcBorders>
-              <w:top w:val="single" w:color="C9D3DF" w:sz="4"/>
-              <w:left w:val="single" w:color="C9D3DF" w:sz="4"/>
-              <w:bottom w:val="single" w:color="C9D3DF" w:sz="4"/>
-              <w:right w:val="single" w:color="C9D3DF" w:sz="4"/>
-            </w:tcBorders>
-            <w:tcMar>
-              <w:top w:type="dxa" w:w="50"/>
-              <w:left w:type="dxa" w:w="80"/>
-              <w:bottom w:type="dxa" w:w="50"/>
-              <w:right w:type="dxa" w:w="80"/>
-            </w:tcMar>
-          </w:tcPr>
-          <w:p>
-            <w:pPr>
-              <w:jc w:val="left"/>
-            </w:pPr>
-            <w:r>
-              <w:rPr>
-                <w:rFonts w:ascii="Malgun Gothic" w:cs="Malgun Gothic" w:eastAsia="Malgun Gothic" w:hAnsi="Malgun Gothic"/>
-                <w:sz w:val="17"/>
-                <w:szCs w:val="17"/>
-              </w:rPr>
-              <w:t xml:space="preserve">전체 자료 최종 점검·수정</w:t>
-            </w:r>
-          </w:p>
-        </w:tc>
-        <w:tc>
-          <w:tcPr>
-            <w:tcW w:type="dxa" w:w="2257"/>
-            <w:tcBorders>
-              <w:top w:val="single" w:color="C9D3DF" w:sz="4"/>
-              <w:left w:val="single" w:color="C9D3DF" w:sz="4"/>
-              <w:bottom w:val="single" w:color="C9D3DF" w:sz="4"/>
-              <w:right w:val="single" w:color="C9D3DF" w:sz="4"/>
-            </w:tcBorders>
-            <w:tcMar>
-              <w:top w:type="dxa" w:w="50"/>
-              <w:left w:type="dxa" w:w="80"/>
-              <w:bottom w:type="dxa" w:w="50"/>
-              <w:right w:type="dxa" w:w="80"/>
-            </w:tcMar>
-          </w:tcPr>
-          <w:p>
-            <w:pPr>
-              <w:jc w:val="left"/>
-            </w:pPr>
-            <w:r>
-              <w:rPr>
-                <w:rFonts w:ascii="Malgun Gothic" w:cs="Malgun Gothic" w:eastAsia="Malgun Gothic" w:hAnsi="Malgun Gothic"/>
-                <w:sz w:val="17"/>
-                <w:szCs w:val="17"/>
-              </w:rPr>
-              <w:t xml:space="preserve">[팀 확인: 구체 용도]</w:t>
-            </w:r>
-          </w:p>
-        </w:tc>
-        <w:tc>
-          <w:tcPr>
-            <w:tcW w:type="dxa" w:w="2229"/>
-            <w:tcBorders>
-              <w:top w:val="single" w:color="C9D3DF" w:sz="4"/>
-              <w:left w:val="single" w:color="C9D3DF" w:sz="4"/>
-              <w:bottom w:val="single" w:color="C9D3DF" w:sz="4"/>
-              <w:right w:val="single" w:color="C9D3DF" w:sz="4"/>
-            </w:tcBorders>
-            <w:tcMar>
-              <w:top w:type="dxa" w:w="50"/>
-              <w:left w:type="dxa" w:w="80"/>
-              <w:bottom w:type="dxa" w:w="50"/>
-              <w:right w:type="dxa" w:w="80"/>
-            </w:tcMar>
-          </w:tcPr>
-          <w:p>
-            <w:pPr>
-              <w:jc w:val="left"/>
-            </w:pPr>
-            <w:r>
-              <w:rPr>
-                <w:rFonts w:ascii="Malgun Gothic" w:cs="Malgun Gothic" w:eastAsia="Malgun Gothic" w:hAnsi="Malgun Gothic"/>
-                <w:sz w:val="17"/>
-                <w:szCs w:val="17"/>
-              </w:rPr>
-              <w:t xml:space="preserve">최종 판단·수정은 팀장이 직접</w:t>
+            <w:tcW w:type="dxa" w:w="1559"/>
+            <w:tcBorders>
+              <w:top w:val="single" w:color="C9D3DF" w:sz="4"/>
+              <w:left w:val="single" w:color="C9D3DF" w:sz="4"/>
+              <w:bottom w:val="single" w:color="C9D3DF" w:sz="4"/>
+              <w:right w:val="single" w:color="C9D3DF" w:sz="4"/>
+            </w:tcBorders>
+            <w:tcMar>
+              <w:top w:type="dxa" w:w="50"/>
+              <w:left w:type="dxa" w:w="80"/>
+              <w:bottom w:type="dxa" w:w="50"/>
+              <w:right w:type="dxa" w:w="80"/>
+            </w:tcMar>
+          </w:tcPr>
+          <w:p>
+            <w:pPr>
+              <w:jc w:val="left"/>
+            </w:pPr>
+            <w:r>
+              <w:rPr>
+                <w:rFonts w:ascii="Malgun Gothic" w:cs="Malgun Gothic" w:eastAsia="Malgun Gothic" w:hAnsi="Malgun Gothic"/>
+                <w:sz w:val="17"/>
+                <w:szCs w:val="17"/>
+              </w:rPr>
+              <w:t xml:space="preserve">10/5 UX/UI 개선</w:t>
+            </w:r>
+          </w:p>
+        </w:tc>
+        <w:tc>
+          <w:tcPr>
+            <w:tcW w:type="dxa" w:w="2513"/>
+            <w:tcBorders>
+              <w:top w:val="single" w:color="C9D3DF" w:sz="4"/>
+              <w:left w:val="single" w:color="C9D3DF" w:sz="4"/>
+              <w:bottom w:val="single" w:color="C9D3DF" w:sz="4"/>
+              <w:right w:val="single" w:color="C9D3DF" w:sz="4"/>
+            </w:tcBorders>
+            <w:tcMar>
+              <w:top w:type="dxa" w:w="50"/>
+              <w:left w:type="dxa" w:w="80"/>
+              <w:bottom w:type="dxa" w:w="50"/>
+              <w:right w:type="dxa" w:w="80"/>
+            </w:tcMar>
+          </w:tcPr>
+          <w:p>
+            <w:pPr>
+              <w:jc w:val="left"/>
+            </w:pPr>
+            <w:r>
+              <w:rPr>
+                <w:rFonts w:ascii="Malgun Gothic" w:cs="Malgun Gothic" w:eastAsia="Malgun Gothic" w:hAnsi="Malgun Gothic"/>
+                <w:sz w:val="17"/>
+                <w:szCs w:val="17"/>
+              </w:rPr>
+              <w:t xml:space="preserve">실제 화면 캡처 기반 UX/UI 분석, Codex 작업 지시문 작성, 테스트 결과 해석, Git·인계 문서 정리</w:t>
+            </w:r>
+          </w:p>
+        </w:tc>
+        <w:tc>
+          <w:tcPr>
+            <w:tcW w:type="dxa" w:w="2097"/>
+            <w:tcBorders>
+              <w:top w:val="single" w:color="C9D3DF" w:sz="4"/>
+              <w:left w:val="single" w:color="C9D3DF" w:sz="4"/>
+              <w:bottom w:val="single" w:color="C9D3DF" w:sz="4"/>
+              <w:right w:val="single" w:color="C9D3DF" w:sz="4"/>
+            </w:tcBorders>
+            <w:tcMar>
+              <w:top w:type="dxa" w:w="50"/>
+              <w:left w:type="dxa" w:w="80"/>
+              <w:bottom w:type="dxa" w:w="50"/>
+              <w:right w:type="dxa" w:w="80"/>
+            </w:tcMar>
+          </w:tcPr>
+          <w:p>
+            <w:pPr>
+              <w:jc w:val="left"/>
+            </w:pPr>
+            <w:r>
+              <w:rPr>
+                <w:rFonts w:ascii="Malgun Gothic" w:cs="Malgun Gothic" w:eastAsia="Malgun Gothic" w:hAnsi="Malgun Gothic"/>
+                <w:sz w:val="17"/>
+                <w:szCs w:val="17"/>
+              </w:rPr>
+              <w:t xml:space="preserve">노트북·휴대폰으로 실제 화면을 보고 채택 여부와 수정 범위를 결정</w:t>
             </w:r>
           </w:p>
         </w:tc>
@@ -1669,31 +1765,31 @@
         </w:trPr>
         <w:tc>
           <w:tcPr>
-            <w:tcW w:type="dxa" w:w="1916"/>
-            <w:tcBorders>
-              <w:top w:val="single" w:color="C9D3DF" w:sz="4"/>
-              <w:left w:val="single" w:color="C9D3DF" w:sz="4"/>
-              <w:bottom w:val="single" w:color="C9D3DF" w:sz="4"/>
-              <w:right w:val="single" w:color="C9D3DF" w:sz="4"/>
-            </w:tcBorders>
-            <w:tcMar>
-              <w:top w:type="dxa" w:w="50"/>
-              <w:left w:type="dxa" w:w="80"/>
-              <w:bottom w:type="dxa" w:w="50"/>
-              <w:right w:type="dxa" w:w="80"/>
-            </w:tcMar>
-          </w:tcPr>
-          <w:p>
-            <w:pPr>
-              <w:jc w:val="left"/>
-            </w:pPr>
-            <w:r>
-              <w:rPr>
-                <w:rFonts w:ascii="Malgun Gothic" w:cs="Malgun Gothic" w:eastAsia="Malgun Gothic" w:hAnsi="Malgun Gothic"/>
-                <w:sz w:val="17"/>
-                <w:szCs w:val="17"/>
-              </w:rPr>
-              <w:t xml:space="preserve">GPT(OpenAI)</w:t>
+            <w:tcW w:type="dxa" w:w="1975"/>
+            <w:tcBorders>
+              <w:top w:val="single" w:color="C9D3DF" w:sz="4"/>
+              <w:left w:val="single" w:color="C9D3DF" w:sz="4"/>
+              <w:bottom w:val="single" w:color="C9D3DF" w:sz="4"/>
+              <w:right w:val="single" w:color="C9D3DF" w:sz="4"/>
+            </w:tcBorders>
+            <w:tcMar>
+              <w:top w:type="dxa" w:w="50"/>
+              <w:left w:type="dxa" w:w="80"/>
+              <w:bottom w:type="dxa" w:w="50"/>
+              <w:right w:type="dxa" w:w="80"/>
+            </w:tcMar>
+          </w:tcPr>
+          <w:p>
+            <w:pPr>
+              <w:jc w:val="left"/>
+            </w:pPr>
+            <w:r>
+              <w:rPr>
+                <w:rFonts w:ascii="Malgun Gothic" w:cs="Malgun Gothic" w:eastAsia="Malgun Gothic" w:hAnsi="Malgun Gothic"/>
+                <w:sz w:val="17"/>
+                <w:szCs w:val="17"/>
+              </w:rPr>
+              <w:t xml:space="preserve">OpenAI Codex — AI 코딩 도구</w:t>
             </w:r>
           </w:p>
         </w:tc>
@@ -1723,97 +1819,97 @@
                 <w:sz w:val="17"/>
                 <w:szCs w:val="17"/>
               </w:rPr>
-              <w:t xml:space="preserve">B 이혜경</w:t>
-            </w:r>
-          </w:p>
-        </w:tc>
-        <w:tc>
-          <w:tcPr>
-            <w:tcW w:type="dxa" w:w="1742"/>
-            <w:tcBorders>
-              <w:top w:val="single" w:color="C9D3DF" w:sz="4"/>
-              <w:left w:val="single" w:color="C9D3DF" w:sz="4"/>
-              <w:bottom w:val="single" w:color="C9D3DF" w:sz="4"/>
-              <w:right w:val="single" w:color="C9D3DF" w:sz="4"/>
-            </w:tcBorders>
-            <w:tcMar>
-              <w:top w:type="dxa" w:w="50"/>
-              <w:left w:type="dxa" w:w="80"/>
-              <w:bottom w:type="dxa" w:w="50"/>
-              <w:right w:type="dxa" w:w="80"/>
-            </w:tcMar>
-          </w:tcPr>
-          <w:p>
-            <w:pPr>
-              <w:jc w:val="left"/>
-            </w:pPr>
-            <w:r>
-              <w:rPr>
-                <w:rFonts w:ascii="Malgun Gothic" w:cs="Malgun Gothic" w:eastAsia="Malgun Gothic" w:hAnsi="Malgun Gothic"/>
-                <w:sz w:val="17"/>
-                <w:szCs w:val="17"/>
-              </w:rPr>
-              <w:t xml:space="preserve">기획·데이터·문서, UX/UI 개선</w:t>
-            </w:r>
-          </w:p>
-        </w:tc>
-        <w:tc>
-          <w:tcPr>
-            <w:tcW w:type="dxa" w:w="2257"/>
-            <w:tcBorders>
-              <w:top w:val="single" w:color="C9D3DF" w:sz="4"/>
-              <w:left w:val="single" w:color="C9D3DF" w:sz="4"/>
-              <w:bottom w:val="single" w:color="C9D3DF" w:sz="4"/>
-              <w:right w:val="single" w:color="C9D3DF" w:sz="4"/>
-            </w:tcBorders>
-            <w:tcMar>
-              <w:top w:type="dxa" w:w="50"/>
-              <w:left w:type="dxa" w:w="80"/>
-              <w:bottom w:type="dxa" w:w="50"/>
-              <w:right w:type="dxa" w:w="80"/>
-            </w:tcMar>
-          </w:tcPr>
-          <w:p>
-            <w:pPr>
-              <w:jc w:val="left"/>
-            </w:pPr>
-            <w:r>
-              <w:rPr>
-                <w:rFonts w:ascii="Malgun Gothic" w:cs="Malgun Gothic" w:eastAsia="Malgun Gothic" w:hAnsi="Malgun Gothic"/>
-                <w:sz w:val="17"/>
-                <w:szCs w:val="17"/>
-              </w:rPr>
-              <w:t xml:space="preserve">UX/UI 개선 작업 프롬프트 작성 등 [팀 확인: 그 밖의 용도]</w:t>
-            </w:r>
-          </w:p>
-        </w:tc>
-        <w:tc>
-          <w:tcPr>
-            <w:tcW w:type="dxa" w:w="2229"/>
-            <w:tcBorders>
-              <w:top w:val="single" w:color="C9D3DF" w:sz="4"/>
-              <w:left w:val="single" w:color="C9D3DF" w:sz="4"/>
-              <w:bottom w:val="single" w:color="C9D3DF" w:sz="4"/>
-              <w:right w:val="single" w:color="C9D3DF" w:sz="4"/>
-            </w:tcBorders>
-            <w:tcMar>
-              <w:top w:type="dxa" w:w="50"/>
-              <w:left w:type="dxa" w:w="80"/>
-              <w:bottom w:type="dxa" w:w="50"/>
-              <w:right w:type="dxa" w:w="80"/>
-            </w:tcMar>
-          </w:tcPr>
-          <w:p>
-            <w:pPr>
-              <w:jc w:val="left"/>
-            </w:pPr>
-            <w:r>
-              <w:rPr>
-                <w:rFonts w:ascii="Malgun Gothic" w:cs="Malgun Gothic" w:eastAsia="Malgun Gothic" w:hAnsi="Malgun Gothic"/>
-                <w:sz w:val="17"/>
-                <w:szCs w:val="17"/>
-              </w:rPr>
-              <w:t xml:space="preserve">개선안 채택 여부 결정, 결과 검수</w:t>
+              <w:t xml:space="preserve">A 조준수(팀장)</w:t>
+            </w:r>
+          </w:p>
+        </w:tc>
+        <w:tc>
+          <w:tcPr>
+            <w:tcW w:type="dxa" w:w="1559"/>
+            <w:tcBorders>
+              <w:top w:val="single" w:color="C9D3DF" w:sz="4"/>
+              <w:left w:val="single" w:color="C9D3DF" w:sz="4"/>
+              <w:bottom w:val="single" w:color="C9D3DF" w:sz="4"/>
+              <w:right w:val="single" w:color="C9D3DF" w:sz="4"/>
+            </w:tcBorders>
+            <w:tcMar>
+              <w:top w:type="dxa" w:w="50"/>
+              <w:left w:type="dxa" w:w="80"/>
+              <w:bottom w:type="dxa" w:w="50"/>
+              <w:right w:type="dxa" w:w="80"/>
+            </w:tcMar>
+          </w:tcPr>
+          <w:p>
+            <w:pPr>
+              <w:jc w:val="left"/>
+            </w:pPr>
+            <w:r>
+              <w:rPr>
+                <w:rFonts w:ascii="Malgun Gothic" w:cs="Malgun Gothic" w:eastAsia="Malgun Gothic" w:hAnsi="Malgun Gothic"/>
+                <w:sz w:val="17"/>
+                <w:szCs w:val="17"/>
+              </w:rPr>
+              <w:t xml:space="preserve">10/5 UX/UI 개선</w:t>
+            </w:r>
+          </w:p>
+        </w:tc>
+        <w:tc>
+          <w:tcPr>
+            <w:tcW w:type="dxa" w:w="2513"/>
+            <w:tcBorders>
+              <w:top w:val="single" w:color="C9D3DF" w:sz="4"/>
+              <w:left w:val="single" w:color="C9D3DF" w:sz="4"/>
+              <w:bottom w:val="single" w:color="C9D3DF" w:sz="4"/>
+              <w:right w:val="single" w:color="C9D3DF" w:sz="4"/>
+            </w:tcBorders>
+            <w:tcMar>
+              <w:top w:type="dxa" w:w="50"/>
+              <w:left w:type="dxa" w:w="80"/>
+              <w:bottom w:type="dxa" w:w="50"/>
+              <w:right w:type="dxa" w:w="80"/>
+            </w:tcMar>
+          </w:tcPr>
+          <w:p>
+            <w:pPr>
+              <w:jc w:val="left"/>
+            </w:pPr>
+            <w:r>
+              <w:rPr>
+                <w:rFonts w:ascii="Malgun Gothic" w:cs="Malgun Gothic" w:eastAsia="Malgun Gothic" w:hAnsi="Malgun Gothic"/>
+                <w:sz w:val="17"/>
+                <w:szCs w:val="17"/>
+              </w:rPr>
+              <w:t xml:space="preserve">화면 코드(CSS·문구) 수정, 디버깅, 자동 테스트(127개) 실행, Git 커밋 보조</w:t>
+            </w:r>
+          </w:p>
+        </w:tc>
+        <w:tc>
+          <w:tcPr>
+            <w:tcW w:type="dxa" w:w="2097"/>
+            <w:tcBorders>
+              <w:top w:val="single" w:color="C9D3DF" w:sz="4"/>
+              <w:left w:val="single" w:color="C9D3DF" w:sz="4"/>
+              <w:bottom w:val="single" w:color="C9D3DF" w:sz="4"/>
+              <w:right w:val="single" w:color="C9D3DF" w:sz="4"/>
+            </w:tcBorders>
+            <w:tcMar>
+              <w:top w:type="dxa" w:w="50"/>
+              <w:left w:type="dxa" w:w="80"/>
+              <w:bottom w:type="dxa" w:w="50"/>
+              <w:right w:type="dxa" w:w="80"/>
+            </w:tcMar>
+          </w:tcPr>
+          <w:p>
+            <w:pPr>
+              <w:jc w:val="left"/>
+            </w:pPr>
+            <w:r>
+              <w:rPr>
+                <w:rFonts w:ascii="Malgun Gothic" w:cs="Malgun Gothic" w:eastAsia="Malgun Gothic" w:hAnsi="Malgun Gothic"/>
+                <w:sz w:val="17"/>
+                <w:szCs w:val="17"/>
+              </w:rPr>
+              <w:t xml:space="preserve">수정 범위와 금지사항(기능 변경 금지)을 먼저 지정하고 결과 재검토</w:t>
             </w:r>
           </w:p>
         </w:tc>
@@ -1825,7 +1921,163 @@
         </w:trPr>
         <w:tc>
           <w:tcPr>
-            <w:tcW w:type="dxa" w:w="1916"/>
+            <w:tcW w:type="dxa" w:w="1975"/>
+            <w:tcBorders>
+              <w:top w:val="single" w:color="C9D3DF" w:sz="4"/>
+              <w:left w:val="single" w:color="C9D3DF" w:sz="4"/>
+              <w:bottom w:val="single" w:color="C9D3DF" w:sz="4"/>
+              <w:right w:val="single" w:color="C9D3DF" w:sz="4"/>
+            </w:tcBorders>
+            <w:tcMar>
+              <w:top w:type="dxa" w:w="50"/>
+              <w:left w:type="dxa" w:w="80"/>
+              <w:bottom w:type="dxa" w:w="50"/>
+              <w:right w:type="dxa" w:w="80"/>
+            </w:tcMar>
+          </w:tcPr>
+          <w:p>
+            <w:pPr>
+              <w:jc w:val="left"/>
+            </w:pPr>
+            <w:r>
+              <w:rPr>
+                <w:rFonts w:ascii="Malgun Gothic" w:cs="Malgun Gothic" w:eastAsia="Malgun Gothic" w:hAnsi="Malgun Gothic"/>
+                <w:sz w:val="17"/>
+                <w:szCs w:val="17"/>
+              </w:rPr>
+              <w:t xml:space="preserve">Google Gemini</w:t>
+            </w:r>
+          </w:p>
+        </w:tc>
+        <w:tc>
+          <w:tcPr>
+            <w:tcW w:type="dxa" w:w="2060"/>
+            <w:tcBorders>
+              <w:top w:val="single" w:color="C9D3DF" w:sz="4"/>
+              <w:left w:val="single" w:color="C9D3DF" w:sz="4"/>
+              <w:bottom w:val="single" w:color="C9D3DF" w:sz="4"/>
+              <w:right w:val="single" w:color="C9D3DF" w:sz="4"/>
+            </w:tcBorders>
+            <w:tcMar>
+              <w:top w:type="dxa" w:w="50"/>
+              <w:left w:type="dxa" w:w="80"/>
+              <w:bottom w:type="dxa" w:w="50"/>
+              <w:right w:type="dxa" w:w="80"/>
+            </w:tcMar>
+          </w:tcPr>
+          <w:p>
+            <w:pPr>
+              <w:jc w:val="center"/>
+            </w:pPr>
+            <w:r>
+              <w:rPr>
+                <w:rFonts w:ascii="Malgun Gothic" w:cs="Malgun Gothic" w:eastAsia="Malgun Gothic" w:hAnsi="Malgun Gothic"/>
+                <w:sz w:val="17"/>
+                <w:szCs w:val="17"/>
+              </w:rPr>
+              <w:t xml:space="preserve">A 조준수(팀장)</w:t>
+            </w:r>
+          </w:p>
+        </w:tc>
+        <w:tc>
+          <w:tcPr>
+            <w:tcW w:type="dxa" w:w="1559"/>
+            <w:tcBorders>
+              <w:top w:val="single" w:color="C9D3DF" w:sz="4"/>
+              <w:left w:val="single" w:color="C9D3DF" w:sz="4"/>
+              <w:bottom w:val="single" w:color="C9D3DF" w:sz="4"/>
+              <w:right w:val="single" w:color="C9D3DF" w:sz="4"/>
+            </w:tcBorders>
+            <w:tcMar>
+              <w:top w:type="dxa" w:w="50"/>
+              <w:left w:type="dxa" w:w="80"/>
+              <w:bottom w:type="dxa" w:w="50"/>
+              <w:right w:type="dxa" w:w="80"/>
+            </w:tcMar>
+          </w:tcPr>
+          <w:p>
+            <w:pPr>
+              <w:jc w:val="left"/>
+            </w:pPr>
+            <w:r>
+              <w:rPr>
+                <w:rFonts w:ascii="Malgun Gothic" w:cs="Malgun Gothic" w:eastAsia="Malgun Gothic" w:hAnsi="Malgun Gothic"/>
+                <w:sz w:val="17"/>
+                <w:szCs w:val="17"/>
+              </w:rPr>
+              <w:t xml:space="preserve">자료 정리</w:t>
+            </w:r>
+          </w:p>
+        </w:tc>
+        <w:tc>
+          <w:tcPr>
+            <w:tcW w:type="dxa" w:w="2513"/>
+            <w:tcBorders>
+              <w:top w:val="single" w:color="C9D3DF" w:sz="4"/>
+              <w:left w:val="single" w:color="C9D3DF" w:sz="4"/>
+              <w:bottom w:val="single" w:color="C9D3DF" w:sz="4"/>
+              <w:right w:val="single" w:color="C9D3DF" w:sz="4"/>
+            </w:tcBorders>
+            <w:tcMar>
+              <w:top w:type="dxa" w:w="50"/>
+              <w:left w:type="dxa" w:w="80"/>
+              <w:bottom w:type="dxa" w:w="50"/>
+              <w:right w:type="dxa" w:w="80"/>
+            </w:tcMar>
+          </w:tcPr>
+          <w:p>
+            <w:pPr>
+              <w:jc w:val="left"/>
+            </w:pPr>
+            <w:r>
+              <w:rPr>
+                <w:rFonts w:ascii="Malgun Gothic" w:cs="Malgun Gothic" w:eastAsia="Malgun Gothic" w:hAnsi="Malgun Gothic"/>
+                <w:sz w:val="17"/>
+                <w:szCs w:val="17"/>
+              </w:rPr>
+              <w:t xml:space="preserve">[팀 확인: 모델명·실제 사용 범위 확인 후 기재]</w:t>
+            </w:r>
+          </w:p>
+        </w:tc>
+        <w:tc>
+          <w:tcPr>
+            <w:tcW w:type="dxa" w:w="2097"/>
+            <w:tcBorders>
+              <w:top w:val="single" w:color="C9D3DF" w:sz="4"/>
+              <w:left w:val="single" w:color="C9D3DF" w:sz="4"/>
+              <w:bottom w:val="single" w:color="C9D3DF" w:sz="4"/>
+              <w:right w:val="single" w:color="C9D3DF" w:sz="4"/>
+            </w:tcBorders>
+            <w:tcMar>
+              <w:top w:type="dxa" w:w="50"/>
+              <w:left w:type="dxa" w:w="80"/>
+              <w:bottom w:type="dxa" w:w="50"/>
+              <w:right w:type="dxa" w:w="80"/>
+            </w:tcMar>
+          </w:tcPr>
+          <w:p>
+            <w:pPr>
+              <w:jc w:val="left"/>
+            </w:pPr>
+            <w:r>
+              <w:rPr>
+                <w:rFonts w:ascii="Malgun Gothic" w:cs="Malgun Gothic" w:eastAsia="Malgun Gothic" w:hAnsi="Malgun Gothic"/>
+                <w:sz w:val="17"/>
+                <w:szCs w:val="17"/>
+              </w:rPr>
+              <w:t xml:space="preserve">—</w:t>
+            </w:r>
+          </w:p>
+        </w:tc>
+      </w:tr>
+      <w:tr>
+        <w:trPr>
+          <w:cantSplit/>
+          <w:tblHeader w:val="false"/>
+        </w:trPr>
+        <w:tc>
+          <w:tcPr>
+            <w:tcW w:type="dxa" w:w="1975"/>
             <w:tcBorders>
               <w:top w:val="single" w:color="C9D3DF" w:sz="4"/>
               <w:left w:val="single" w:color="C9D3DF" w:sz="4"/>
@@ -1879,97 +2131,253 @@
                 <w:sz w:val="17"/>
                 <w:szCs w:val="17"/>
               </w:rPr>
+              <w:t xml:space="preserve">B 이혜경</w:t>
+            </w:r>
+          </w:p>
+        </w:tc>
+        <w:tc>
+          <w:tcPr>
+            <w:tcW w:type="dxa" w:w="1559"/>
+            <w:tcBorders>
+              <w:top w:val="single" w:color="C9D3DF" w:sz="4"/>
+              <w:left w:val="single" w:color="C9D3DF" w:sz="4"/>
+              <w:bottom w:val="single" w:color="C9D3DF" w:sz="4"/>
+              <w:right w:val="single" w:color="C9D3DF" w:sz="4"/>
+            </w:tcBorders>
+            <w:tcMar>
+              <w:top w:type="dxa" w:w="50"/>
+              <w:left w:type="dxa" w:w="80"/>
+              <w:bottom w:type="dxa" w:w="50"/>
+              <w:right w:type="dxa" w:w="80"/>
+            </w:tcMar>
+          </w:tcPr>
+          <w:p>
+            <w:pPr>
+              <w:jc w:val="left"/>
+            </w:pPr>
+            <w:r>
+              <w:rPr>
+                <w:rFonts w:ascii="Malgun Gothic" w:cs="Malgun Gothic" w:eastAsia="Malgun Gothic" w:hAnsi="Malgun Gothic"/>
+                <w:sz w:val="17"/>
+                <w:szCs w:val="17"/>
+              </w:rPr>
+              <w:t xml:space="preserve">기획·데이터·문서, UX/UI 개선</w:t>
+            </w:r>
+          </w:p>
+        </w:tc>
+        <w:tc>
+          <w:tcPr>
+            <w:tcW w:type="dxa" w:w="2513"/>
+            <w:tcBorders>
+              <w:top w:val="single" w:color="C9D3DF" w:sz="4"/>
+              <w:left w:val="single" w:color="C9D3DF" w:sz="4"/>
+              <w:bottom w:val="single" w:color="C9D3DF" w:sz="4"/>
+              <w:right w:val="single" w:color="C9D3DF" w:sz="4"/>
+            </w:tcBorders>
+            <w:tcMar>
+              <w:top w:type="dxa" w:w="50"/>
+              <w:left w:type="dxa" w:w="80"/>
+              <w:bottom w:type="dxa" w:w="50"/>
+              <w:right w:type="dxa" w:w="80"/>
+            </w:tcMar>
+          </w:tcPr>
+          <w:p>
+            <w:pPr>
+              <w:jc w:val="left"/>
+            </w:pPr>
+            <w:r>
+              <w:rPr>
+                <w:rFonts w:ascii="Malgun Gothic" w:cs="Malgun Gothic" w:eastAsia="Malgun Gothic" w:hAnsi="Malgun Gothic"/>
+                <w:sz w:val="17"/>
+                <w:szCs w:val="17"/>
+              </w:rPr>
+              <w:t xml:space="preserve">UX/UI 개선 작업 프롬프트 작성 등 [팀 확인: 그 밖의 용도]</w:t>
+            </w:r>
+          </w:p>
+        </w:tc>
+        <w:tc>
+          <w:tcPr>
+            <w:tcW w:type="dxa" w:w="2097"/>
+            <w:tcBorders>
+              <w:top w:val="single" w:color="C9D3DF" w:sz="4"/>
+              <w:left w:val="single" w:color="C9D3DF" w:sz="4"/>
+              <w:bottom w:val="single" w:color="C9D3DF" w:sz="4"/>
+              <w:right w:val="single" w:color="C9D3DF" w:sz="4"/>
+            </w:tcBorders>
+            <w:tcMar>
+              <w:top w:type="dxa" w:w="50"/>
+              <w:left w:type="dxa" w:w="80"/>
+              <w:bottom w:type="dxa" w:w="50"/>
+              <w:right w:type="dxa" w:w="80"/>
+            </w:tcMar>
+          </w:tcPr>
+          <w:p>
+            <w:pPr>
+              <w:jc w:val="left"/>
+            </w:pPr>
+            <w:r>
+              <w:rPr>
+                <w:rFonts w:ascii="Malgun Gothic" w:cs="Malgun Gothic" w:eastAsia="Malgun Gothic" w:hAnsi="Malgun Gothic"/>
+                <w:sz w:val="17"/>
+                <w:szCs w:val="17"/>
+              </w:rPr>
+              <w:t xml:space="preserve">개선안 채택 여부 결정, 결과 검수</w:t>
+            </w:r>
+          </w:p>
+        </w:tc>
+      </w:tr>
+      <w:tr>
+        <w:trPr>
+          <w:cantSplit/>
+          <w:tblHeader w:val="false"/>
+        </w:trPr>
+        <w:tc>
+          <w:tcPr>
+            <w:tcW w:type="dxa" w:w="1975"/>
+            <w:tcBorders>
+              <w:top w:val="single" w:color="C9D3DF" w:sz="4"/>
+              <w:left w:val="single" w:color="C9D3DF" w:sz="4"/>
+              <w:bottom w:val="single" w:color="C9D3DF" w:sz="4"/>
+              <w:right w:val="single" w:color="C9D3DF" w:sz="4"/>
+            </w:tcBorders>
+            <w:tcMar>
+              <w:top w:type="dxa" w:w="50"/>
+              <w:left w:type="dxa" w:w="80"/>
+              <w:bottom w:type="dxa" w:w="50"/>
+              <w:right w:type="dxa" w:w="80"/>
+            </w:tcMar>
+          </w:tcPr>
+          <w:p>
+            <w:pPr>
+              <w:jc w:val="left"/>
+            </w:pPr>
+            <w:r>
+              <w:rPr>
+                <w:rFonts w:ascii="Malgun Gothic" w:cs="Malgun Gothic" w:eastAsia="Malgun Gothic" w:hAnsi="Malgun Gothic"/>
+                <w:sz w:val="17"/>
+                <w:szCs w:val="17"/>
+              </w:rPr>
+              <w:t xml:space="preserve">GPT(OpenAI)</w:t>
+            </w:r>
+          </w:p>
+        </w:tc>
+        <w:tc>
+          <w:tcPr>
+            <w:tcW w:type="dxa" w:w="2060"/>
+            <w:tcBorders>
+              <w:top w:val="single" w:color="C9D3DF" w:sz="4"/>
+              <w:left w:val="single" w:color="C9D3DF" w:sz="4"/>
+              <w:bottom w:val="single" w:color="C9D3DF" w:sz="4"/>
+              <w:right w:val="single" w:color="C9D3DF" w:sz="4"/>
+            </w:tcBorders>
+            <w:tcMar>
+              <w:top w:type="dxa" w:w="50"/>
+              <w:left w:type="dxa" w:w="80"/>
+              <w:bottom w:type="dxa" w:w="50"/>
+              <w:right w:type="dxa" w:w="80"/>
+            </w:tcMar>
+          </w:tcPr>
+          <w:p>
+            <w:pPr>
+              <w:jc w:val="center"/>
+            </w:pPr>
+            <w:r>
+              <w:rPr>
+                <w:rFonts w:ascii="Malgun Gothic" w:cs="Malgun Gothic" w:eastAsia="Malgun Gothic" w:hAnsi="Malgun Gothic"/>
+                <w:sz w:val="17"/>
+                <w:szCs w:val="17"/>
+              </w:rPr>
               <w:t xml:space="preserve">C 이미영</w:t>
             </w:r>
           </w:p>
         </w:tc>
         <w:tc>
           <w:tcPr>
-            <w:tcW w:type="dxa" w:w="1742"/>
-            <w:tcBorders>
-              <w:top w:val="single" w:color="C9D3DF" w:sz="4"/>
-              <w:left w:val="single" w:color="C9D3DF" w:sz="4"/>
-              <w:bottom w:val="single" w:color="C9D3DF" w:sz="4"/>
-              <w:right w:val="single" w:color="C9D3DF" w:sz="4"/>
-            </w:tcBorders>
-            <w:tcMar>
-              <w:top w:type="dxa" w:w="50"/>
-              <w:left w:type="dxa" w:w="80"/>
-              <w:bottom w:type="dxa" w:w="50"/>
-              <w:right w:type="dxa" w:w="80"/>
-            </w:tcMar>
-          </w:tcPr>
-          <w:p>
-            <w:pPr>
-              <w:jc w:val="left"/>
-            </w:pPr>
-            <w:r>
-              <w:rPr>
-                <w:rFonts w:ascii="Malgun Gothic" w:cs="Malgun Gothic" w:eastAsia="Malgun Gothic" w:hAnsi="Malgun Gothic"/>
-                <w:sz w:val="17"/>
-                <w:szCs w:val="17"/>
-              </w:rPr>
-              <w:t xml:space="preserve">기능별 화면 점검·개선 리포트</w:t>
-            </w:r>
-          </w:p>
-        </w:tc>
-        <w:tc>
-          <w:tcPr>
-            <w:tcW w:type="dxa" w:w="2257"/>
-            <w:tcBorders>
-              <w:top w:val="single" w:color="C9D3DF" w:sz="4"/>
-              <w:left w:val="single" w:color="C9D3DF" w:sz="4"/>
-              <w:bottom w:val="single" w:color="C9D3DF" w:sz="4"/>
-              <w:right w:val="single" w:color="C9D3DF" w:sz="4"/>
-            </w:tcBorders>
-            <w:tcMar>
-              <w:top w:type="dxa" w:w="50"/>
-              <w:left w:type="dxa" w:w="80"/>
-              <w:bottom w:type="dxa" w:w="50"/>
-              <w:right w:type="dxa" w:w="80"/>
-            </w:tcMar>
-          </w:tcPr>
-          <w:p>
-            <w:pPr>
-              <w:jc w:val="left"/>
-            </w:pPr>
-            <w:r>
-              <w:rPr>
-                <w:rFonts w:ascii="Malgun Gothic" w:cs="Malgun Gothic" w:eastAsia="Malgun Gothic" w:hAnsi="Malgun Gothic"/>
-                <w:sz w:val="17"/>
-                <w:szCs w:val="17"/>
-              </w:rPr>
-              <w:t xml:space="preserve">[팀 확인: 구체 용도]</w:t>
-            </w:r>
-          </w:p>
-        </w:tc>
-        <w:tc>
-          <w:tcPr>
-            <w:tcW w:type="dxa" w:w="2229"/>
-            <w:tcBorders>
-              <w:top w:val="single" w:color="C9D3DF" w:sz="4"/>
-              <w:left w:val="single" w:color="C9D3DF" w:sz="4"/>
-              <w:bottom w:val="single" w:color="C9D3DF" w:sz="4"/>
-              <w:right w:val="single" w:color="C9D3DF" w:sz="4"/>
-            </w:tcBorders>
-            <w:tcMar>
-              <w:top w:type="dxa" w:w="50"/>
-              <w:left w:type="dxa" w:w="80"/>
-              <w:bottom w:type="dxa" w:w="50"/>
-              <w:right w:type="dxa" w:w="80"/>
-            </w:tcMar>
-          </w:tcPr>
-          <w:p>
-            <w:pPr>
-              <w:jc w:val="left"/>
-            </w:pPr>
-            <w:r>
-              <w:rPr>
-                <w:rFonts w:ascii="Malgun Gothic" w:cs="Malgun Gothic" w:eastAsia="Malgun Gothic" w:hAnsi="Malgun Gothic"/>
-                <w:sz w:val="17"/>
-                <w:szCs w:val="17"/>
-              </w:rPr>
-              <w:t xml:space="preserve">화면 직접 점검, 지적 사항 판단</w:t>
+            <w:tcW w:type="dxa" w:w="1559"/>
+            <w:tcBorders>
+              <w:top w:val="single" w:color="C9D3DF" w:sz="4"/>
+              <w:left w:val="single" w:color="C9D3DF" w:sz="4"/>
+              <w:bottom w:val="single" w:color="C9D3DF" w:sz="4"/>
+              <w:right w:val="single" w:color="C9D3DF" w:sz="4"/>
+            </w:tcBorders>
+            <w:tcMar>
+              <w:top w:type="dxa" w:w="50"/>
+              <w:left w:type="dxa" w:w="80"/>
+              <w:bottom w:type="dxa" w:w="50"/>
+              <w:right w:type="dxa" w:w="80"/>
+            </w:tcMar>
+          </w:tcPr>
+          <w:p>
+            <w:pPr>
+              <w:jc w:val="left"/>
+            </w:pPr>
+            <w:r>
+              <w:rPr>
+                <w:rFonts w:ascii="Malgun Gothic" w:cs="Malgun Gothic" w:eastAsia="Malgun Gothic" w:hAnsi="Malgun Gothic"/>
+                <w:sz w:val="17"/>
+                <w:szCs w:val="17"/>
+              </w:rPr>
+              <w:t xml:space="preserve">발표자료(제출5)</w:t>
+            </w:r>
+          </w:p>
+        </w:tc>
+        <w:tc>
+          <w:tcPr>
+            <w:tcW w:type="dxa" w:w="2513"/>
+            <w:tcBorders>
+              <w:top w:val="single" w:color="C9D3DF" w:sz="4"/>
+              <w:left w:val="single" w:color="C9D3DF" w:sz="4"/>
+              <w:bottom w:val="single" w:color="C9D3DF" w:sz="4"/>
+              <w:right w:val="single" w:color="C9D3DF" w:sz="4"/>
+            </w:tcBorders>
+            <w:tcMar>
+              <w:top w:type="dxa" w:w="50"/>
+              <w:left w:type="dxa" w:w="80"/>
+              <w:bottom w:type="dxa" w:w="50"/>
+              <w:right w:type="dxa" w:w="80"/>
+            </w:tcMar>
+          </w:tcPr>
+          <w:p>
+            <w:pPr>
+              <w:jc w:val="left"/>
+            </w:pPr>
+            <w:r>
+              <w:rPr>
+                <w:rFonts w:ascii="Malgun Gothic" w:cs="Malgun Gothic" w:eastAsia="Malgun Gothic" w:hAnsi="Malgun Gothic"/>
+                <w:sz w:val="17"/>
+                <w:szCs w:val="17"/>
+              </w:rPr>
+              <w:t xml:space="preserve">발표 스크립트를 바탕으로 슬라이드 초안 생성(10/5) [팀 확인: 그 밖의 용도]</w:t>
+            </w:r>
+          </w:p>
+        </w:tc>
+        <w:tc>
+          <w:tcPr>
+            <w:tcW w:type="dxa" w:w="2097"/>
+            <w:tcBorders>
+              <w:top w:val="single" w:color="C9D3DF" w:sz="4"/>
+              <w:left w:val="single" w:color="C9D3DF" w:sz="4"/>
+              <w:bottom w:val="single" w:color="C9D3DF" w:sz="4"/>
+              <w:right w:val="single" w:color="C9D3DF" w:sz="4"/>
+            </w:tcBorders>
+            <w:tcMar>
+              <w:top w:type="dxa" w:w="50"/>
+              <w:left w:type="dxa" w:w="80"/>
+              <w:bottom w:type="dxa" w:w="50"/>
+              <w:right w:type="dxa" w:w="80"/>
+            </w:tcMar>
+          </w:tcPr>
+          <w:p>
+            <w:pPr>
+              <w:jc w:val="left"/>
+            </w:pPr>
+            <w:r>
+              <w:rPr>
+                <w:rFonts w:ascii="Malgun Gothic" w:cs="Malgun Gothic" w:eastAsia="Malgun Gothic" w:hAnsi="Malgun Gothic"/>
+                <w:sz w:val="17"/>
+                <w:szCs w:val="17"/>
+              </w:rPr>
+              <w:t xml:space="preserve">슬라이드 내용·숫자 검수</w:t>
             </w:r>
           </w:p>
         </w:tc>
@@ -2024,9 +2432,9 @@
         </w:tblBorders>
       </w:tblPr>
       <w:tblGrid>
-        <w:gridCol w:w="3299"/>
-        <w:gridCol w:w="3653"/>
-        <w:gridCol w:w="3252"/>
+        <w:gridCol w:w="3138"/>
+        <w:gridCol w:w="3718"/>
+        <w:gridCol w:w="3348"/>
       </w:tblGrid>
       <w:tr>
         <w:trPr>
@@ -2035,7 +2443,7 @@
         </w:trPr>
         <w:tc>
           <w:tcPr>
-            <w:tcW w:type="dxa" w:w="3299"/>
+            <w:tcW w:type="dxa" w:w="3138"/>
             <w:tcBorders>
               <w:top w:val="single" w:color="C9D3DF" w:sz="4"/>
               <w:left w:val="single" w:color="C9D3DF" w:sz="4"/>
@@ -2069,7 +2477,7 @@
         </w:tc>
         <w:tc>
           <w:tcPr>
-            <w:tcW w:type="dxa" w:w="3653"/>
+            <w:tcW w:type="dxa" w:w="3718"/>
             <w:tcBorders>
               <w:top w:val="single" w:color="C9D3DF" w:sz="4"/>
               <w:left w:val="single" w:color="C9D3DF" w:sz="4"/>
@@ -2103,7 +2511,7 @@
         </w:tc>
         <w:tc>
           <w:tcPr>
-            <w:tcW w:type="dxa" w:w="3252"/>
+            <w:tcW w:type="dxa" w:w="3348"/>
             <w:tcBorders>
               <w:top w:val="single" w:color="C9D3DF" w:sz="4"/>
               <w:left w:val="single" w:color="C9D3DF" w:sz="4"/>
@@ -2143,7 +2551,7 @@
         </w:trPr>
         <w:tc>
           <w:tcPr>
-            <w:tcW w:type="dxa" w:w="3299"/>
+            <w:tcW w:type="dxa" w:w="3138"/>
             <w:tcBorders>
               <w:top w:val="single" w:color="C9D3DF" w:sz="4"/>
               <w:left w:val="single" w:color="C9D3DF" w:sz="4"/>
@@ -2173,7 +2581,7 @@
         </w:tc>
         <w:tc>
           <w:tcPr>
-            <w:tcW w:type="dxa" w:w="3653"/>
+            <w:tcW w:type="dxa" w:w="3718"/>
             <w:tcBorders>
               <w:top w:val="single" w:color="C9D3DF" w:sz="4"/>
               <w:left w:val="single" w:color="C9D3DF" w:sz="4"/>
@@ -2203,7 +2611,7 @@
         </w:tc>
         <w:tc>
           <w:tcPr>
-            <w:tcW w:type="dxa" w:w="3252"/>
+            <w:tcW w:type="dxa" w:w="3348"/>
             <w:tcBorders>
               <w:top w:val="single" w:color="C9D3DF" w:sz="4"/>
               <w:left w:val="single" w:color="C9D3DF" w:sz="4"/>
@@ -2239,7 +2647,7 @@
         </w:trPr>
         <w:tc>
           <w:tcPr>
-            <w:tcW w:type="dxa" w:w="3299"/>
+            <w:tcW w:type="dxa" w:w="3138"/>
             <w:tcBorders>
               <w:top w:val="single" w:color="C9D3DF" w:sz="4"/>
               <w:left w:val="single" w:color="C9D3DF" w:sz="4"/>
@@ -2269,7 +2677,7 @@
         </w:tc>
         <w:tc>
           <w:tcPr>
-            <w:tcW w:type="dxa" w:w="3653"/>
+            <w:tcW w:type="dxa" w:w="3718"/>
             <w:tcBorders>
               <w:top w:val="single" w:color="C9D3DF" w:sz="4"/>
               <w:left w:val="single" w:color="C9D3DF" w:sz="4"/>
@@ -2299,7 +2707,7 @@
         </w:tc>
         <w:tc>
           <w:tcPr>
-            <w:tcW w:type="dxa" w:w="3252"/>
+            <w:tcW w:type="dxa" w:w="3348"/>
             <w:tcBorders>
               <w:top w:val="single" w:color="C9D3DF" w:sz="4"/>
               <w:left w:val="single" w:color="C9D3DF" w:sz="4"/>
@@ -2335,7 +2743,7 @@
         </w:trPr>
         <w:tc>
           <w:tcPr>
-            <w:tcW w:type="dxa" w:w="3299"/>
+            <w:tcW w:type="dxa" w:w="3138"/>
             <w:tcBorders>
               <w:top w:val="single" w:color="C9D3DF" w:sz="4"/>
               <w:left w:val="single" w:color="C9D3DF" w:sz="4"/>
@@ -2365,7 +2773,7 @@
         </w:tc>
         <w:tc>
           <w:tcPr>
-            <w:tcW w:type="dxa" w:w="3653"/>
+            <w:tcW w:type="dxa" w:w="3718"/>
             <w:tcBorders>
               <w:top w:val="single" w:color="C9D3DF" w:sz="4"/>
               <w:left w:val="single" w:color="C9D3DF" w:sz="4"/>
@@ -2395,7 +2803,7 @@
         </w:tc>
         <w:tc>
           <w:tcPr>
-            <w:tcW w:type="dxa" w:w="3252"/>
+            <w:tcW w:type="dxa" w:w="3348"/>
             <w:tcBorders>
               <w:top w:val="single" w:color="C9D3DF" w:sz="4"/>
               <w:left w:val="single" w:color="C9D3DF" w:sz="4"/>
@@ -2431,7 +2839,7 @@
         </w:trPr>
         <w:tc>
           <w:tcPr>
-            <w:tcW w:type="dxa" w:w="3299"/>
+            <w:tcW w:type="dxa" w:w="3138"/>
             <w:tcBorders>
               <w:top w:val="single" w:color="C9D3DF" w:sz="4"/>
               <w:left w:val="single" w:color="C9D3DF" w:sz="4"/>
@@ -2461,7 +2869,7 @@
         </w:tc>
         <w:tc>
           <w:tcPr>
-            <w:tcW w:type="dxa" w:w="3653"/>
+            <w:tcW w:type="dxa" w:w="3718"/>
             <w:tcBorders>
               <w:top w:val="single" w:color="C9D3DF" w:sz="4"/>
               <w:left w:val="single" w:color="C9D3DF" w:sz="4"/>
@@ -2491,7 +2899,7 @@
         </w:tc>
         <w:tc>
           <w:tcPr>
-            <w:tcW w:type="dxa" w:w="3252"/>
+            <w:tcW w:type="dxa" w:w="3348"/>
             <w:tcBorders>
               <w:top w:val="single" w:color="C9D3DF" w:sz="4"/>
               <w:left w:val="single" w:color="C9D3DF" w:sz="4"/>
@@ -2527,91 +2935,110 @@
         </w:trPr>
         <w:tc>
           <w:tcPr>
-            <w:tcW w:type="dxa" w:w="3299"/>
-            <w:tcBorders>
-              <w:top w:val="single" w:color="C9D3DF" w:sz="4"/>
-              <w:left w:val="single" w:color="C9D3DF" w:sz="4"/>
-              <w:bottom w:val="single" w:color="C9D3DF" w:sz="4"/>
-              <w:right w:val="single" w:color="C9D3DF" w:sz="4"/>
-            </w:tcBorders>
-            <w:tcMar>
-              <w:top w:type="dxa" w:w="50"/>
-              <w:left w:type="dxa" w:w="80"/>
-              <w:bottom w:type="dxa" w:w="50"/>
-              <w:right w:type="dxa" w:w="80"/>
-            </w:tcMar>
-          </w:tcPr>
-          <w:p>
-            <w:pPr>
-              <w:jc w:val="left"/>
-            </w:pPr>
-            <w:r>
-              <w:rPr>
-                <w:rFonts w:ascii="Malgun Gothic" w:cs="Malgun Gothic" w:eastAsia="Malgun Gothic" w:hAnsi="Malgun Gothic"/>
-                <w:sz w:val="17"/>
-                <w:szCs w:val="17"/>
-              </w:rPr>
-              <w:t xml:space="preserve">anthropic 1.11.0(Python SDK)</w:t>
-            </w:r>
-          </w:p>
-        </w:tc>
-        <w:tc>
-          <w:tcPr>
-            <w:tcW w:type="dxa" w:w="3653"/>
-            <w:tcBorders>
-              <w:top w:val="single" w:color="C9D3DF" w:sz="4"/>
-              <w:left w:val="single" w:color="C9D3DF" w:sz="4"/>
-              <w:bottom w:val="single" w:color="C9D3DF" w:sz="4"/>
-              <w:right w:val="single" w:color="C9D3DF" w:sz="4"/>
-            </w:tcBorders>
-            <w:tcMar>
-              <w:top w:type="dxa" w:w="50"/>
-              <w:left w:type="dxa" w:w="80"/>
-              <w:bottom w:type="dxa" w:w="50"/>
-              <w:right w:type="dxa" w:w="80"/>
-            </w:tcMar>
-          </w:tcPr>
-          <w:p>
-            <w:pPr>
-              <w:jc w:val="left"/>
-            </w:pPr>
-            <w:r>
-              <w:rPr>
-                <w:rFonts w:ascii="Malgun Gothic" w:cs="Malgun Gothic" w:eastAsia="Malgun Gothic" w:hAnsi="Malgun Gothic"/>
-                <w:sz w:val="17"/>
-                <w:szCs w:val="17"/>
-              </w:rPr>
-              <w:t xml:space="preserve">대체 LLM 연결 코드(배포는 OpenAI 사용)</w:t>
-            </w:r>
-          </w:p>
-        </w:tc>
-        <w:tc>
-          <w:tcPr>
-            <w:tcW w:type="dxa" w:w="3252"/>
-            <w:tcBorders>
-              <w:top w:val="single" w:color="C9D3DF" w:sz="4"/>
-              <w:left w:val="single" w:color="C9D3DF" w:sz="4"/>
-              <w:bottom w:val="single" w:color="C9D3DF" w:sz="4"/>
-              <w:right w:val="single" w:color="C9D3DF" w:sz="4"/>
-            </w:tcBorders>
-            <w:tcMar>
-              <w:top w:type="dxa" w:w="50"/>
-              <w:left w:type="dxa" w:w="80"/>
-              <w:bottom w:type="dxa" w:w="50"/>
-              <w:right w:type="dxa" w:w="80"/>
-            </w:tcMar>
-          </w:tcPr>
-          <w:p>
-            <w:pPr>
-              <w:jc w:val="left"/>
-            </w:pPr>
-            <w:r>
-              <w:rPr>
-                <w:rFonts w:ascii="Malgun Gothic" w:cs="Malgun Gothic" w:eastAsia="Malgun Gothic" w:hAnsi="Malgun Gothic"/>
-                <w:sz w:val="17"/>
-                <w:szCs w:val="17"/>
-              </w:rPr>
-              <w:t xml:space="preserve">MIT</w:t>
+            <w:tcW w:type="dxa" w:w="3138"/>
+            <w:tcBorders>
+              <w:top w:val="single" w:color="C9D3DF" w:sz="4"/>
+              <w:left w:val="single" w:color="C9D3DF" w:sz="4"/>
+              <w:bottom w:val="single" w:color="C9D3DF" w:sz="4"/>
+              <w:right w:val="single" w:color="C9D3DF" w:sz="4"/>
+            </w:tcBorders>
+            <w:tcMar>
+              <w:top w:type="dxa" w:w="50"/>
+              <w:left w:type="dxa" w:w="80"/>
+              <w:bottom w:type="dxa" w:w="50"/>
+              <w:right w:type="dxa" w:w="80"/>
+            </w:tcMar>
+          </w:tcPr>
+          <w:p>
+            <w:pPr>
+              <w:jc w:val="left"/>
+            </w:pPr>
+            <w:r>
+              <w:rPr>
+                <w:rFonts w:ascii="Malgun Gothic" w:cs="Malgun Gothic" w:eastAsia="Malgun Gothic" w:hAnsi="Malgun Gothic"/>
+                <w:sz w:val="17"/>
+                <w:szCs w:val="17"/>
+              </w:rPr>
+              <w:t xml:space="preserve">OpenAI GPT-4.1 mini(외부 API 모델)</w:t>
+            </w:r>
+          </w:p>
+        </w:tc>
+        <w:tc>
+          <w:tcPr>
+            <w:tcW w:type="dxa" w:w="3718"/>
+            <w:tcBorders>
+              <w:top w:val="single" w:color="C9D3DF" w:sz="4"/>
+              <w:left w:val="single" w:color="C9D3DF" w:sz="4"/>
+              <w:bottom w:val="single" w:color="C9D3DF" w:sz="4"/>
+              <w:right w:val="single" w:color="C9D3DF" w:sz="4"/>
+            </w:tcBorders>
+            <w:tcMar>
+              <w:top w:type="dxa" w:w="50"/>
+              <w:left w:type="dxa" w:w="80"/>
+              <w:bottom w:type="dxa" w:w="50"/>
+              <w:right w:type="dxa" w:w="80"/>
+            </w:tcMar>
+          </w:tcPr>
+          <w:p>
+            <w:pPr>
+              <w:jc w:val="left"/>
+            </w:pPr>
+            <w:r>
+              <w:rPr>
+                <w:rFonts w:ascii="Malgun Gothic" w:cs="Malgun Gothic" w:eastAsia="Malgun Gothic" w:hAnsi="Malgun Gothic"/>
+                <w:sz w:val="17"/>
+                <w:szCs w:val="17"/>
+              </w:rPr>
+              <w:t xml:space="preserve">모델 ID gpt-4.1-mini, 출처 OpenAI(</w:t>
+            </w:r>
+            <w:hyperlink w:history="1" r:id="rIdktzbnpchzownjipdgzekz">
+              <w:r>
+                <w:rPr>
+                  <w:rStyle w:val="Hyperlink"/>
+                  <w:rFonts w:ascii="Malgun Gothic" w:cs="Malgun Gothic" w:eastAsia="Malgun Gothic" w:hAnsi="Malgun Gothic"/>
+                  <w:sz w:val="17"/>
+                  <w:szCs w:val="17"/>
+                </w:rPr>
+                <w:t xml:space="preserve">https://platform.openai.com/docs/models</w:t>
+              </w:r>
+            </w:hyperlink>
+            <w:r>
+              <w:rPr>
+                <w:rFonts w:ascii="Malgun Gothic" w:cs="Malgun Gothic" w:eastAsia="Malgun Gothic" w:hAnsi="Malgun Gothic"/>
+                <w:sz w:val="17"/>
+                <w:szCs w:val="17"/>
+              </w:rPr>
+              <w:t xml:space="preserve">), 활용 범위: 질문 분석·도구 선택·답 문장 작성</w:t>
+            </w:r>
+          </w:p>
+        </w:tc>
+        <w:tc>
+          <w:tcPr>
+            <w:tcW w:type="dxa" w:w="3348"/>
+            <w:tcBorders>
+              <w:top w:val="single" w:color="C9D3DF" w:sz="4"/>
+              <w:left w:val="single" w:color="C9D3DF" w:sz="4"/>
+              <w:bottom w:val="single" w:color="C9D3DF" w:sz="4"/>
+              <w:right w:val="single" w:color="C9D3DF" w:sz="4"/>
+            </w:tcBorders>
+            <w:tcMar>
+              <w:top w:type="dxa" w:w="50"/>
+              <w:left w:type="dxa" w:w="80"/>
+              <w:bottom w:type="dxa" w:w="50"/>
+              <w:right w:type="dxa" w:w="80"/>
+            </w:tcMar>
+          </w:tcPr>
+          <w:p>
+            <w:pPr>
+              <w:jc w:val="left"/>
+            </w:pPr>
+            <w:r>
+              <w:rPr>
+                <w:rFonts w:ascii="Malgun Gothic" w:cs="Malgun Gothic" w:eastAsia="Malgun Gothic" w:hAnsi="Malgun Gothic"/>
+                <w:sz w:val="17"/>
+                <w:szCs w:val="17"/>
+              </w:rPr>
+              <w:t xml:space="preserve">OpenAI API 이용약관(Services Agreement·Usage Policies). 공개 API 모델이라 가중치는 제출하지 않음(대회 안내)</w:t>
             </w:r>
           </w:p>
         </w:tc>
@@ -2623,91 +3050,91 @@
         </w:trPr>
         <w:tc>
           <w:tcPr>
-            <w:tcW w:type="dxa" w:w="3299"/>
-            <w:tcBorders>
-              <w:top w:val="single" w:color="C9D3DF" w:sz="4"/>
-              <w:left w:val="single" w:color="C9D3DF" w:sz="4"/>
-              <w:bottom w:val="single" w:color="C9D3DF" w:sz="4"/>
-              <w:right w:val="single" w:color="C9D3DF" w:sz="4"/>
-            </w:tcBorders>
-            <w:tcMar>
-              <w:top w:type="dxa" w:w="50"/>
-              <w:left w:type="dxa" w:w="80"/>
-              <w:bottom w:type="dxa" w:w="50"/>
-              <w:right w:type="dxa" w:w="80"/>
-            </w:tcMar>
-          </w:tcPr>
-          <w:p>
-            <w:pPr>
-              <w:jc w:val="left"/>
-            </w:pPr>
-            <w:r>
-              <w:rPr>
-                <w:rFonts w:ascii="Malgun Gothic" w:cs="Malgun Gothic" w:eastAsia="Malgun Gothic" w:hAnsi="Malgun Gothic"/>
-                <w:sz w:val="17"/>
-                <w:szCs w:val="17"/>
-              </w:rPr>
-              <w:t xml:space="preserve">SQLite(Python 표준 라이브러리)</w:t>
-            </w:r>
-          </w:p>
-        </w:tc>
-        <w:tc>
-          <w:tcPr>
-            <w:tcW w:type="dxa" w:w="3653"/>
-            <w:tcBorders>
-              <w:top w:val="single" w:color="C9D3DF" w:sz="4"/>
-              <w:left w:val="single" w:color="C9D3DF" w:sz="4"/>
-              <w:bottom w:val="single" w:color="C9D3DF" w:sz="4"/>
-              <w:right w:val="single" w:color="C9D3DF" w:sz="4"/>
-            </w:tcBorders>
-            <w:tcMar>
-              <w:top w:type="dxa" w:w="50"/>
-              <w:left w:type="dxa" w:w="80"/>
-              <w:bottom w:type="dxa" w:w="50"/>
-              <w:right w:type="dxa" w:w="80"/>
-            </w:tcMar>
-          </w:tcPr>
-          <w:p>
-            <w:pPr>
-              <w:jc w:val="left"/>
-            </w:pPr>
-            <w:r>
-              <w:rPr>
-                <w:rFonts w:ascii="Malgun Gothic" w:cs="Malgun Gothic" w:eastAsia="Malgun Gothic" w:hAnsi="Malgun Gothic"/>
-                <w:sz w:val="17"/>
-                <w:szCs w:val="17"/>
-              </w:rPr>
-              <w:t xml:space="preserve">할 일 체크·기록, 이메일 신청 저장</w:t>
-            </w:r>
-          </w:p>
-        </w:tc>
-        <w:tc>
-          <w:tcPr>
-            <w:tcW w:type="dxa" w:w="3252"/>
-            <w:tcBorders>
-              <w:top w:val="single" w:color="C9D3DF" w:sz="4"/>
-              <w:left w:val="single" w:color="C9D3DF" w:sz="4"/>
-              <w:bottom w:val="single" w:color="C9D3DF" w:sz="4"/>
-              <w:right w:val="single" w:color="C9D3DF" w:sz="4"/>
-            </w:tcBorders>
-            <w:tcMar>
-              <w:top w:type="dxa" w:w="50"/>
-              <w:left w:type="dxa" w:w="80"/>
-              <w:bottom w:type="dxa" w:w="50"/>
-              <w:right w:type="dxa" w:w="80"/>
-            </w:tcMar>
-          </w:tcPr>
-          <w:p>
-            <w:pPr>
-              <w:jc w:val="left"/>
-            </w:pPr>
-            <w:r>
-              <w:rPr>
-                <w:rFonts w:ascii="Malgun Gothic" w:cs="Malgun Gothic" w:eastAsia="Malgun Gothic" w:hAnsi="Malgun Gothic"/>
-                <w:sz w:val="17"/>
-                <w:szCs w:val="17"/>
-              </w:rPr>
-              <w:t xml:space="preserve">Public Domain</w:t>
+            <w:tcW w:type="dxa" w:w="3138"/>
+            <w:tcBorders>
+              <w:top w:val="single" w:color="C9D3DF" w:sz="4"/>
+              <w:left w:val="single" w:color="C9D3DF" w:sz="4"/>
+              <w:bottom w:val="single" w:color="C9D3DF" w:sz="4"/>
+              <w:right w:val="single" w:color="C9D3DF" w:sz="4"/>
+            </w:tcBorders>
+            <w:tcMar>
+              <w:top w:type="dxa" w:w="50"/>
+              <w:left w:type="dxa" w:w="80"/>
+              <w:bottom w:type="dxa" w:w="50"/>
+              <w:right w:type="dxa" w:w="80"/>
+            </w:tcMar>
+          </w:tcPr>
+          <w:p>
+            <w:pPr>
+              <w:jc w:val="left"/>
+            </w:pPr>
+            <w:r>
+              <w:rPr>
+                <w:rFonts w:ascii="Malgun Gothic" w:cs="Malgun Gothic" w:eastAsia="Malgun Gothic" w:hAnsi="Malgun Gothic"/>
+                <w:sz w:val="17"/>
+                <w:szCs w:val="17"/>
+              </w:rPr>
+              <w:t xml:space="preserve">anthropic 1.11.0(Python SDK)</w:t>
+            </w:r>
+          </w:p>
+        </w:tc>
+        <w:tc>
+          <w:tcPr>
+            <w:tcW w:type="dxa" w:w="3718"/>
+            <w:tcBorders>
+              <w:top w:val="single" w:color="C9D3DF" w:sz="4"/>
+              <w:left w:val="single" w:color="C9D3DF" w:sz="4"/>
+              <w:bottom w:val="single" w:color="C9D3DF" w:sz="4"/>
+              <w:right w:val="single" w:color="C9D3DF" w:sz="4"/>
+            </w:tcBorders>
+            <w:tcMar>
+              <w:top w:type="dxa" w:w="50"/>
+              <w:left w:type="dxa" w:w="80"/>
+              <w:bottom w:type="dxa" w:w="50"/>
+              <w:right w:type="dxa" w:w="80"/>
+            </w:tcMar>
+          </w:tcPr>
+          <w:p>
+            <w:pPr>
+              <w:jc w:val="left"/>
+            </w:pPr>
+            <w:r>
+              <w:rPr>
+                <w:rFonts w:ascii="Malgun Gothic" w:cs="Malgun Gothic" w:eastAsia="Malgun Gothic" w:hAnsi="Malgun Gothic"/>
+                <w:sz w:val="17"/>
+                <w:szCs w:val="17"/>
+              </w:rPr>
+              <w:t xml:space="preserve">대체 LLM 연결 코드(배포는 OpenAI 사용)</w:t>
+            </w:r>
+          </w:p>
+        </w:tc>
+        <w:tc>
+          <w:tcPr>
+            <w:tcW w:type="dxa" w:w="3348"/>
+            <w:tcBorders>
+              <w:top w:val="single" w:color="C9D3DF" w:sz="4"/>
+              <w:left w:val="single" w:color="C9D3DF" w:sz="4"/>
+              <w:bottom w:val="single" w:color="C9D3DF" w:sz="4"/>
+              <w:right w:val="single" w:color="C9D3DF" w:sz="4"/>
+            </w:tcBorders>
+            <w:tcMar>
+              <w:top w:type="dxa" w:w="50"/>
+              <w:left w:type="dxa" w:w="80"/>
+              <w:bottom w:type="dxa" w:w="50"/>
+              <w:right w:type="dxa" w:w="80"/>
+            </w:tcMar>
+          </w:tcPr>
+          <w:p>
+            <w:pPr>
+              <w:jc w:val="left"/>
+            </w:pPr>
+            <w:r>
+              <w:rPr>
+                <w:rFonts w:ascii="Malgun Gothic" w:cs="Malgun Gothic" w:eastAsia="Malgun Gothic" w:hAnsi="Malgun Gothic"/>
+                <w:sz w:val="17"/>
+                <w:szCs w:val="17"/>
+              </w:rPr>
+              <w:t xml:space="preserve">MIT</w:t>
             </w:r>
           </w:p>
         </w:tc>
@@ -2719,91 +3146,91 @@
         </w:trPr>
         <w:tc>
           <w:tcPr>
-            <w:tcW w:type="dxa" w:w="3299"/>
-            <w:tcBorders>
-              <w:top w:val="single" w:color="C9D3DF" w:sz="4"/>
-              <w:left w:val="single" w:color="C9D3DF" w:sz="4"/>
-              <w:bottom w:val="single" w:color="C9D3DF" w:sz="4"/>
-              <w:right w:val="single" w:color="C9D3DF" w:sz="4"/>
-            </w:tcBorders>
-            <w:tcMar>
-              <w:top w:type="dxa" w:w="50"/>
-              <w:left w:type="dxa" w:w="80"/>
-              <w:bottom w:type="dxa" w:w="50"/>
-              <w:right w:type="dxa" w:w="80"/>
-            </w:tcMar>
-          </w:tcPr>
-          <w:p>
-            <w:pPr>
-              <w:jc w:val="left"/>
-            </w:pPr>
-            <w:r>
-              <w:rPr>
-                <w:rFonts w:ascii="Malgun Gothic" w:cs="Malgun Gothic" w:eastAsia="Malgun Gothic" w:hAnsi="Malgun Gothic"/>
-                <w:sz w:val="17"/>
-                <w:szCs w:val="17"/>
-              </w:rPr>
-              <w:t xml:space="preserve">Gmail SMTP</w:t>
-            </w:r>
-          </w:p>
-        </w:tc>
-        <w:tc>
-          <w:tcPr>
-            <w:tcW w:type="dxa" w:w="3653"/>
-            <w:tcBorders>
-              <w:top w:val="single" w:color="C9D3DF" w:sz="4"/>
-              <w:left w:val="single" w:color="C9D3DF" w:sz="4"/>
-              <w:bottom w:val="single" w:color="C9D3DF" w:sz="4"/>
-              <w:right w:val="single" w:color="C9D3DF" w:sz="4"/>
-            </w:tcBorders>
-            <w:tcMar>
-              <w:top w:type="dxa" w:w="50"/>
-              <w:left w:type="dxa" w:w="80"/>
-              <w:bottom w:type="dxa" w:w="50"/>
-              <w:right w:type="dxa" w:w="80"/>
-            </w:tcMar>
-          </w:tcPr>
-          <w:p>
-            <w:pPr>
-              <w:jc w:val="left"/>
-            </w:pPr>
-            <w:r>
-              <w:rPr>
-                <w:rFonts w:ascii="Malgun Gothic" w:cs="Malgun Gothic" w:eastAsia="Malgun Gothic" w:hAnsi="Malgun Gothic"/>
-                <w:sz w:val="17"/>
-                <w:szCs w:val="17"/>
-              </w:rPr>
-              <w:t xml:space="preserve">이메일 알림 발송(사용자 동의 시). 신청 즉시 일정 메일(캘린더 파일 첨부)·하루 전 알림 메일, 10/4 22:10 발송·수신 확인</w:t>
-            </w:r>
-          </w:p>
-        </w:tc>
-        <w:tc>
-          <w:tcPr>
-            <w:tcW w:type="dxa" w:w="3252"/>
-            <w:tcBorders>
-              <w:top w:val="single" w:color="C9D3DF" w:sz="4"/>
-              <w:left w:val="single" w:color="C9D3DF" w:sz="4"/>
-              <w:bottom w:val="single" w:color="C9D3DF" w:sz="4"/>
-              <w:right w:val="single" w:color="C9D3DF" w:sz="4"/>
-            </w:tcBorders>
-            <w:tcMar>
-              <w:top w:type="dxa" w:w="50"/>
-              <w:left w:type="dxa" w:w="80"/>
-              <w:bottom w:type="dxa" w:w="50"/>
-              <w:right w:type="dxa" w:w="80"/>
-            </w:tcMar>
-          </w:tcPr>
-          <w:p>
-            <w:pPr>
-              <w:jc w:val="left"/>
-            </w:pPr>
-            <w:r>
-              <w:rPr>
-                <w:rFonts w:ascii="Malgun Gothic" w:cs="Malgun Gothic" w:eastAsia="Malgun Gothic" w:hAnsi="Malgun Gothic"/>
-                <w:sz w:val="17"/>
-                <w:szCs w:val="17"/>
-              </w:rPr>
-              <w:t xml:space="preserve">Google 이용약관, 계정 정보는 Streamlit Secrets에만 보관</w:t>
+            <w:tcW w:type="dxa" w:w="3138"/>
+            <w:tcBorders>
+              <w:top w:val="single" w:color="C9D3DF" w:sz="4"/>
+              <w:left w:val="single" w:color="C9D3DF" w:sz="4"/>
+              <w:bottom w:val="single" w:color="C9D3DF" w:sz="4"/>
+              <w:right w:val="single" w:color="C9D3DF" w:sz="4"/>
+            </w:tcBorders>
+            <w:tcMar>
+              <w:top w:type="dxa" w:w="50"/>
+              <w:left w:type="dxa" w:w="80"/>
+              <w:bottom w:type="dxa" w:w="50"/>
+              <w:right w:type="dxa" w:w="80"/>
+            </w:tcMar>
+          </w:tcPr>
+          <w:p>
+            <w:pPr>
+              <w:jc w:val="left"/>
+            </w:pPr>
+            <w:r>
+              <w:rPr>
+                <w:rFonts w:ascii="Malgun Gothic" w:cs="Malgun Gothic" w:eastAsia="Malgun Gothic" w:hAnsi="Malgun Gothic"/>
+                <w:sz w:val="17"/>
+                <w:szCs w:val="17"/>
+              </w:rPr>
+              <w:t xml:space="preserve">SQLite(Python 표준 라이브러리)</w:t>
+            </w:r>
+          </w:p>
+        </w:tc>
+        <w:tc>
+          <w:tcPr>
+            <w:tcW w:type="dxa" w:w="3718"/>
+            <w:tcBorders>
+              <w:top w:val="single" w:color="C9D3DF" w:sz="4"/>
+              <w:left w:val="single" w:color="C9D3DF" w:sz="4"/>
+              <w:bottom w:val="single" w:color="C9D3DF" w:sz="4"/>
+              <w:right w:val="single" w:color="C9D3DF" w:sz="4"/>
+            </w:tcBorders>
+            <w:tcMar>
+              <w:top w:type="dxa" w:w="50"/>
+              <w:left w:type="dxa" w:w="80"/>
+              <w:bottom w:type="dxa" w:w="50"/>
+              <w:right w:type="dxa" w:w="80"/>
+            </w:tcMar>
+          </w:tcPr>
+          <w:p>
+            <w:pPr>
+              <w:jc w:val="left"/>
+            </w:pPr>
+            <w:r>
+              <w:rPr>
+                <w:rFonts w:ascii="Malgun Gothic" w:cs="Malgun Gothic" w:eastAsia="Malgun Gothic" w:hAnsi="Malgun Gothic"/>
+                <w:sz w:val="17"/>
+                <w:szCs w:val="17"/>
+              </w:rPr>
+              <w:t xml:space="preserve">할 일 체크·기록, 이메일 신청 저장</w:t>
+            </w:r>
+          </w:p>
+        </w:tc>
+        <w:tc>
+          <w:tcPr>
+            <w:tcW w:type="dxa" w:w="3348"/>
+            <w:tcBorders>
+              <w:top w:val="single" w:color="C9D3DF" w:sz="4"/>
+              <w:left w:val="single" w:color="C9D3DF" w:sz="4"/>
+              <w:bottom w:val="single" w:color="C9D3DF" w:sz="4"/>
+              <w:right w:val="single" w:color="C9D3DF" w:sz="4"/>
+            </w:tcBorders>
+            <w:tcMar>
+              <w:top w:type="dxa" w:w="50"/>
+              <w:left w:type="dxa" w:w="80"/>
+              <w:bottom w:type="dxa" w:w="50"/>
+              <w:right w:type="dxa" w:w="80"/>
+            </w:tcMar>
+          </w:tcPr>
+          <w:p>
+            <w:pPr>
+              <w:jc w:val="left"/>
+            </w:pPr>
+            <w:r>
+              <w:rPr>
+                <w:rFonts w:ascii="Malgun Gothic" w:cs="Malgun Gothic" w:eastAsia="Malgun Gothic" w:hAnsi="Malgun Gothic"/>
+                <w:sz w:val="17"/>
+                <w:szCs w:val="17"/>
+              </w:rPr>
+              <w:t xml:space="preserve">Public Domain</w:t>
             </w:r>
           </w:p>
         </w:tc>
@@ -2815,91 +3242,91 @@
         </w:trPr>
         <w:tc>
           <w:tcPr>
-            <w:tcW w:type="dxa" w:w="3299"/>
-            <w:tcBorders>
-              <w:top w:val="single" w:color="C9D3DF" w:sz="4"/>
-              <w:left w:val="single" w:color="C9D3DF" w:sz="4"/>
-              <w:bottom w:val="single" w:color="C9D3DF" w:sz="4"/>
-              <w:right w:val="single" w:color="C9D3DF" w:sz="4"/>
-            </w:tcBorders>
-            <w:tcMar>
-              <w:top w:type="dxa" w:w="50"/>
-              <w:left w:type="dxa" w:w="80"/>
-              <w:bottom w:type="dxa" w:w="50"/>
-              <w:right w:type="dxa" w:w="80"/>
-            </w:tcMar>
-          </w:tcPr>
-          <w:p>
-            <w:pPr>
-              <w:jc w:val="left"/>
-            </w:pPr>
-            <w:r>
-              <w:rPr>
-                <w:rFonts w:ascii="Malgun Gothic" w:cs="Malgun Gothic" w:eastAsia="Malgun Gothic" w:hAnsi="Malgun Gothic"/>
-                <w:sz w:val="17"/>
-                <w:szCs w:val="17"/>
-              </w:rPr>
-              <w:t xml:space="preserve">네이버 지도 검색 링크</w:t>
-            </w:r>
-          </w:p>
-        </w:tc>
-        <w:tc>
-          <w:tcPr>
-            <w:tcW w:type="dxa" w:w="3653"/>
-            <w:tcBorders>
-              <w:top w:val="single" w:color="C9D3DF" w:sz="4"/>
-              <w:left w:val="single" w:color="C9D3DF" w:sz="4"/>
-              <w:bottom w:val="single" w:color="C9D3DF" w:sz="4"/>
-              <w:right w:val="single" w:color="C9D3DF" w:sz="4"/>
-            </w:tcBorders>
-            <w:tcMar>
-              <w:top w:type="dxa" w:w="50"/>
-              <w:left w:type="dxa" w:w="80"/>
-              <w:bottom w:type="dxa" w:w="50"/>
-              <w:right w:type="dxa" w:w="80"/>
-            </w:tcMar>
-          </w:tcPr>
-          <w:p>
-            <w:pPr>
-              <w:jc w:val="left"/>
-            </w:pPr>
-            <w:r>
-              <w:rPr>
-                <w:rFonts w:ascii="Malgun Gothic" w:cs="Malgun Gothic" w:eastAsia="Malgun Gothic" w:hAnsi="Malgun Gothic"/>
-                <w:sz w:val="17"/>
-                <w:szCs w:val="17"/>
-              </w:rPr>
-              <w:t xml:space="preserve">장소 검색 화면으로 연결(링크만, API 미사용)</w:t>
-            </w:r>
-          </w:p>
-        </w:tc>
-        <w:tc>
-          <w:tcPr>
-            <w:tcW w:type="dxa" w:w="3252"/>
-            <w:tcBorders>
-              <w:top w:val="single" w:color="C9D3DF" w:sz="4"/>
-              <w:left w:val="single" w:color="C9D3DF" w:sz="4"/>
-              <w:bottom w:val="single" w:color="C9D3DF" w:sz="4"/>
-              <w:right w:val="single" w:color="C9D3DF" w:sz="4"/>
-            </w:tcBorders>
-            <w:tcMar>
-              <w:top w:type="dxa" w:w="50"/>
-              <w:left w:type="dxa" w:w="80"/>
-              <w:bottom w:type="dxa" w:w="50"/>
-              <w:right w:type="dxa" w:w="80"/>
-            </w:tcMar>
-          </w:tcPr>
-          <w:p>
-            <w:pPr>
-              <w:jc w:val="left"/>
-            </w:pPr>
-            <w:r>
-              <w:rPr>
-                <w:rFonts w:ascii="Malgun Gothic" w:cs="Malgun Gothic" w:eastAsia="Malgun Gothic" w:hAnsi="Malgun Gothic"/>
-                <w:sz w:val="17"/>
-                <w:szCs w:val="17"/>
-              </w:rPr>
-              <w:t xml:space="preserve">네이버 이용약관</w:t>
+            <w:tcW w:type="dxa" w:w="3138"/>
+            <w:tcBorders>
+              <w:top w:val="single" w:color="C9D3DF" w:sz="4"/>
+              <w:left w:val="single" w:color="C9D3DF" w:sz="4"/>
+              <w:bottom w:val="single" w:color="C9D3DF" w:sz="4"/>
+              <w:right w:val="single" w:color="C9D3DF" w:sz="4"/>
+            </w:tcBorders>
+            <w:tcMar>
+              <w:top w:type="dxa" w:w="50"/>
+              <w:left w:type="dxa" w:w="80"/>
+              <w:bottom w:type="dxa" w:w="50"/>
+              <w:right w:type="dxa" w:w="80"/>
+            </w:tcMar>
+          </w:tcPr>
+          <w:p>
+            <w:pPr>
+              <w:jc w:val="left"/>
+            </w:pPr>
+            <w:r>
+              <w:rPr>
+                <w:rFonts w:ascii="Malgun Gothic" w:cs="Malgun Gothic" w:eastAsia="Malgun Gothic" w:hAnsi="Malgun Gothic"/>
+                <w:sz w:val="17"/>
+                <w:szCs w:val="17"/>
+              </w:rPr>
+              <w:t xml:space="preserve">Gmail SMTP</w:t>
+            </w:r>
+          </w:p>
+        </w:tc>
+        <w:tc>
+          <w:tcPr>
+            <w:tcW w:type="dxa" w:w="3718"/>
+            <w:tcBorders>
+              <w:top w:val="single" w:color="C9D3DF" w:sz="4"/>
+              <w:left w:val="single" w:color="C9D3DF" w:sz="4"/>
+              <w:bottom w:val="single" w:color="C9D3DF" w:sz="4"/>
+              <w:right w:val="single" w:color="C9D3DF" w:sz="4"/>
+            </w:tcBorders>
+            <w:tcMar>
+              <w:top w:type="dxa" w:w="50"/>
+              <w:left w:type="dxa" w:w="80"/>
+              <w:bottom w:type="dxa" w:w="50"/>
+              <w:right w:type="dxa" w:w="80"/>
+            </w:tcMar>
+          </w:tcPr>
+          <w:p>
+            <w:pPr>
+              <w:jc w:val="left"/>
+            </w:pPr>
+            <w:r>
+              <w:rPr>
+                <w:rFonts w:ascii="Malgun Gothic" w:cs="Malgun Gothic" w:eastAsia="Malgun Gothic" w:hAnsi="Malgun Gothic"/>
+                <w:sz w:val="17"/>
+                <w:szCs w:val="17"/>
+              </w:rPr>
+              <w:t xml:space="preserve">이메일 알림 발송(사용자 동의 시). 신청 즉시 일정 메일(캘린더 파일 첨부)·하루 전 알림 메일, 10/4 22:10 발송·수신 확인</w:t>
+            </w:r>
+          </w:p>
+        </w:tc>
+        <w:tc>
+          <w:tcPr>
+            <w:tcW w:type="dxa" w:w="3348"/>
+            <w:tcBorders>
+              <w:top w:val="single" w:color="C9D3DF" w:sz="4"/>
+              <w:left w:val="single" w:color="C9D3DF" w:sz="4"/>
+              <w:bottom w:val="single" w:color="C9D3DF" w:sz="4"/>
+              <w:right w:val="single" w:color="C9D3DF" w:sz="4"/>
+            </w:tcBorders>
+            <w:tcMar>
+              <w:top w:type="dxa" w:w="50"/>
+              <w:left w:type="dxa" w:w="80"/>
+              <w:bottom w:type="dxa" w:w="50"/>
+              <w:right w:type="dxa" w:w="80"/>
+            </w:tcMar>
+          </w:tcPr>
+          <w:p>
+            <w:pPr>
+              <w:jc w:val="left"/>
+            </w:pPr>
+            <w:r>
+              <w:rPr>
+                <w:rFonts w:ascii="Malgun Gothic" w:cs="Malgun Gothic" w:eastAsia="Malgun Gothic" w:hAnsi="Malgun Gothic"/>
+                <w:sz w:val="17"/>
+                <w:szCs w:val="17"/>
+              </w:rPr>
+              <w:t xml:space="preserve">Google 이용약관, 계정 정보는 Streamlit Secrets에만 보관</w:t>
             </w:r>
           </w:p>
         </w:tc>
@@ -2911,91 +3338,91 @@
         </w:trPr>
         <w:tc>
           <w:tcPr>
-            <w:tcW w:type="dxa" w:w="3299"/>
-            <w:tcBorders>
-              <w:top w:val="single" w:color="C9D3DF" w:sz="4"/>
-              <w:left w:val="single" w:color="C9D3DF" w:sz="4"/>
-              <w:bottom w:val="single" w:color="C9D3DF" w:sz="4"/>
-              <w:right w:val="single" w:color="C9D3DF" w:sz="4"/>
-            </w:tcBorders>
-            <w:tcMar>
-              <w:top w:type="dxa" w:w="50"/>
-              <w:left w:type="dxa" w:w="80"/>
-              <w:bottom w:type="dxa" w:w="50"/>
-              <w:right w:type="dxa" w:w="80"/>
-            </w:tcMar>
-          </w:tcPr>
-          <w:p>
-            <w:pPr>
-              <w:jc w:val="left"/>
-            </w:pPr>
-            <w:r>
-              <w:rPr>
-                <w:rFonts w:ascii="Malgun Gothic" w:cs="Malgun Gothic" w:eastAsia="Malgun Gothic" w:hAnsi="Malgun Gothic"/>
-                <w:sz w:val="17"/>
-                <w:szCs w:val="17"/>
-              </w:rPr>
-              <w:t xml:space="preserve">Playwright(개발용)</w:t>
-            </w:r>
-          </w:p>
-        </w:tc>
-        <w:tc>
-          <w:tcPr>
-            <w:tcW w:type="dxa" w:w="3653"/>
-            <w:tcBorders>
-              <w:top w:val="single" w:color="C9D3DF" w:sz="4"/>
-              <w:left w:val="single" w:color="C9D3DF" w:sz="4"/>
-              <w:bottom w:val="single" w:color="C9D3DF" w:sz="4"/>
-              <w:right w:val="single" w:color="C9D3DF" w:sz="4"/>
-            </w:tcBorders>
-            <w:tcMar>
-              <w:top w:type="dxa" w:w="50"/>
-              <w:left w:type="dxa" w:w="80"/>
-              <w:bottom w:type="dxa" w:w="50"/>
-              <w:right w:type="dxa" w:w="80"/>
-            </w:tcMar>
-          </w:tcPr>
-          <w:p>
-            <w:pPr>
-              <w:jc w:val="left"/>
-            </w:pPr>
-            <w:r>
-              <w:rPr>
-                <w:rFonts w:ascii="Malgun Gothic" w:cs="Malgun Gothic" w:eastAsia="Malgun Gothic" w:hAnsi="Malgun Gothic"/>
-                <w:sz w:val="17"/>
-                <w:szCs w:val="17"/>
-              </w:rPr>
-              <w:t xml:space="preserve">자동 화면 캡처·Test Case 자동 실행</w:t>
-            </w:r>
-          </w:p>
-        </w:tc>
-        <w:tc>
-          <w:tcPr>
-            <w:tcW w:type="dxa" w:w="3252"/>
-            <w:tcBorders>
-              <w:top w:val="single" w:color="C9D3DF" w:sz="4"/>
-              <w:left w:val="single" w:color="C9D3DF" w:sz="4"/>
-              <w:bottom w:val="single" w:color="C9D3DF" w:sz="4"/>
-              <w:right w:val="single" w:color="C9D3DF" w:sz="4"/>
-            </w:tcBorders>
-            <w:tcMar>
-              <w:top w:type="dxa" w:w="50"/>
-              <w:left w:type="dxa" w:w="80"/>
-              <w:bottom w:type="dxa" w:w="50"/>
-              <w:right w:type="dxa" w:w="80"/>
-            </w:tcMar>
-          </w:tcPr>
-          <w:p>
-            <w:pPr>
-              <w:jc w:val="left"/>
-            </w:pPr>
-            <w:r>
-              <w:rPr>
-                <w:rFonts w:ascii="Malgun Gothic" w:cs="Malgun Gothic" w:eastAsia="Malgun Gothic" w:hAnsi="Malgun Gothic"/>
-                <w:sz w:val="17"/>
-                <w:szCs w:val="17"/>
-              </w:rPr>
-              <w:t xml:space="preserve">Apache-2.0, 배포 앱에는 포함 안 됨</w:t>
+            <w:tcW w:type="dxa" w:w="3138"/>
+            <w:tcBorders>
+              <w:top w:val="single" w:color="C9D3DF" w:sz="4"/>
+              <w:left w:val="single" w:color="C9D3DF" w:sz="4"/>
+              <w:bottom w:val="single" w:color="C9D3DF" w:sz="4"/>
+              <w:right w:val="single" w:color="C9D3DF" w:sz="4"/>
+            </w:tcBorders>
+            <w:tcMar>
+              <w:top w:type="dxa" w:w="50"/>
+              <w:left w:type="dxa" w:w="80"/>
+              <w:bottom w:type="dxa" w:w="50"/>
+              <w:right w:type="dxa" w:w="80"/>
+            </w:tcMar>
+          </w:tcPr>
+          <w:p>
+            <w:pPr>
+              <w:jc w:val="left"/>
+            </w:pPr>
+            <w:r>
+              <w:rPr>
+                <w:rFonts w:ascii="Malgun Gothic" w:cs="Malgun Gothic" w:eastAsia="Malgun Gothic" w:hAnsi="Malgun Gothic"/>
+                <w:sz w:val="17"/>
+                <w:szCs w:val="17"/>
+              </w:rPr>
+              <w:t xml:space="preserve">네이버 지도 검색 링크</w:t>
+            </w:r>
+          </w:p>
+        </w:tc>
+        <w:tc>
+          <w:tcPr>
+            <w:tcW w:type="dxa" w:w="3718"/>
+            <w:tcBorders>
+              <w:top w:val="single" w:color="C9D3DF" w:sz="4"/>
+              <w:left w:val="single" w:color="C9D3DF" w:sz="4"/>
+              <w:bottom w:val="single" w:color="C9D3DF" w:sz="4"/>
+              <w:right w:val="single" w:color="C9D3DF" w:sz="4"/>
+            </w:tcBorders>
+            <w:tcMar>
+              <w:top w:type="dxa" w:w="50"/>
+              <w:left w:type="dxa" w:w="80"/>
+              <w:bottom w:type="dxa" w:w="50"/>
+              <w:right w:type="dxa" w:w="80"/>
+            </w:tcMar>
+          </w:tcPr>
+          <w:p>
+            <w:pPr>
+              <w:jc w:val="left"/>
+            </w:pPr>
+            <w:r>
+              <w:rPr>
+                <w:rFonts w:ascii="Malgun Gothic" w:cs="Malgun Gothic" w:eastAsia="Malgun Gothic" w:hAnsi="Malgun Gothic"/>
+                <w:sz w:val="17"/>
+                <w:szCs w:val="17"/>
+              </w:rPr>
+              <w:t xml:space="preserve">장소 검색 화면으로 연결(링크만, API 미사용)</w:t>
+            </w:r>
+          </w:p>
+        </w:tc>
+        <w:tc>
+          <w:tcPr>
+            <w:tcW w:type="dxa" w:w="3348"/>
+            <w:tcBorders>
+              <w:top w:val="single" w:color="C9D3DF" w:sz="4"/>
+              <w:left w:val="single" w:color="C9D3DF" w:sz="4"/>
+              <w:bottom w:val="single" w:color="C9D3DF" w:sz="4"/>
+              <w:right w:val="single" w:color="C9D3DF" w:sz="4"/>
+            </w:tcBorders>
+            <w:tcMar>
+              <w:top w:type="dxa" w:w="50"/>
+              <w:left w:type="dxa" w:w="80"/>
+              <w:bottom w:type="dxa" w:w="50"/>
+              <w:right w:type="dxa" w:w="80"/>
+            </w:tcMar>
+          </w:tcPr>
+          <w:p>
+            <w:pPr>
+              <w:jc w:val="left"/>
+            </w:pPr>
+            <w:r>
+              <w:rPr>
+                <w:rFonts w:ascii="Malgun Gothic" w:cs="Malgun Gothic" w:eastAsia="Malgun Gothic" w:hAnsi="Malgun Gothic"/>
+                <w:sz w:val="17"/>
+                <w:szCs w:val="17"/>
+              </w:rPr>
+              <w:t xml:space="preserve">네이버 이용약관</w:t>
             </w:r>
           </w:p>
         </w:tc>
@@ -3007,7 +3434,103 @@
         </w:trPr>
         <w:tc>
           <w:tcPr>
-            <w:tcW w:type="dxa" w:w="3299"/>
+            <w:tcW w:type="dxa" w:w="3138"/>
+            <w:tcBorders>
+              <w:top w:val="single" w:color="C9D3DF" w:sz="4"/>
+              <w:left w:val="single" w:color="C9D3DF" w:sz="4"/>
+              <w:bottom w:val="single" w:color="C9D3DF" w:sz="4"/>
+              <w:right w:val="single" w:color="C9D3DF" w:sz="4"/>
+            </w:tcBorders>
+            <w:tcMar>
+              <w:top w:type="dxa" w:w="50"/>
+              <w:left w:type="dxa" w:w="80"/>
+              <w:bottom w:type="dxa" w:w="50"/>
+              <w:right w:type="dxa" w:w="80"/>
+            </w:tcMar>
+          </w:tcPr>
+          <w:p>
+            <w:pPr>
+              <w:jc w:val="left"/>
+            </w:pPr>
+            <w:r>
+              <w:rPr>
+                <w:rFonts w:ascii="Malgun Gothic" w:cs="Malgun Gothic" w:eastAsia="Malgun Gothic" w:hAnsi="Malgun Gothic"/>
+                <w:sz w:val="17"/>
+                <w:szCs w:val="17"/>
+              </w:rPr>
+              <w:t xml:space="preserve">Playwright(개발용)</w:t>
+            </w:r>
+          </w:p>
+        </w:tc>
+        <w:tc>
+          <w:tcPr>
+            <w:tcW w:type="dxa" w:w="3718"/>
+            <w:tcBorders>
+              <w:top w:val="single" w:color="C9D3DF" w:sz="4"/>
+              <w:left w:val="single" w:color="C9D3DF" w:sz="4"/>
+              <w:bottom w:val="single" w:color="C9D3DF" w:sz="4"/>
+              <w:right w:val="single" w:color="C9D3DF" w:sz="4"/>
+            </w:tcBorders>
+            <w:tcMar>
+              <w:top w:type="dxa" w:w="50"/>
+              <w:left w:type="dxa" w:w="80"/>
+              <w:bottom w:type="dxa" w:w="50"/>
+              <w:right w:type="dxa" w:w="80"/>
+            </w:tcMar>
+          </w:tcPr>
+          <w:p>
+            <w:pPr>
+              <w:jc w:val="left"/>
+            </w:pPr>
+            <w:r>
+              <w:rPr>
+                <w:rFonts w:ascii="Malgun Gothic" w:cs="Malgun Gothic" w:eastAsia="Malgun Gothic" w:hAnsi="Malgun Gothic"/>
+                <w:sz w:val="17"/>
+                <w:szCs w:val="17"/>
+              </w:rPr>
+              <w:t xml:space="preserve">자동 화면 캡처·Test Case 자동 실행</w:t>
+            </w:r>
+          </w:p>
+        </w:tc>
+        <w:tc>
+          <w:tcPr>
+            <w:tcW w:type="dxa" w:w="3348"/>
+            <w:tcBorders>
+              <w:top w:val="single" w:color="C9D3DF" w:sz="4"/>
+              <w:left w:val="single" w:color="C9D3DF" w:sz="4"/>
+              <w:bottom w:val="single" w:color="C9D3DF" w:sz="4"/>
+              <w:right w:val="single" w:color="C9D3DF" w:sz="4"/>
+            </w:tcBorders>
+            <w:tcMar>
+              <w:top w:type="dxa" w:w="50"/>
+              <w:left w:type="dxa" w:w="80"/>
+              <w:bottom w:type="dxa" w:w="50"/>
+              <w:right w:type="dxa" w:w="80"/>
+            </w:tcMar>
+          </w:tcPr>
+          <w:p>
+            <w:pPr>
+              <w:jc w:val="left"/>
+            </w:pPr>
+            <w:r>
+              <w:rPr>
+                <w:rFonts w:ascii="Malgun Gothic" w:cs="Malgun Gothic" w:eastAsia="Malgun Gothic" w:hAnsi="Malgun Gothic"/>
+                <w:sz w:val="17"/>
+                <w:szCs w:val="17"/>
+              </w:rPr>
+              <w:t xml:space="preserve">Apache-2.0, 배포 앱에는 포함 안 됨</w:t>
+            </w:r>
+          </w:p>
+        </w:tc>
+      </w:tr>
+      <w:tr>
+        <w:trPr>
+          <w:cantSplit/>
+          <w:tblHeader w:val="false"/>
+        </w:trPr>
+        <w:tc>
+          <w:tcPr>
+            <w:tcW w:type="dxa" w:w="3138"/>
             <w:tcBorders>
               <w:top w:val="single" w:color="C9D3DF" w:sz="4"/>
               <w:left w:val="single" w:color="C9D3DF" w:sz="4"/>
@@ -3037,7 +3560,7 @@
         </w:tc>
         <w:tc>
           <w:tcPr>
-            <w:tcW w:type="dxa" w:w="3653"/>
+            <w:tcW w:type="dxa" w:w="3718"/>
             <w:tcBorders>
               <w:top w:val="single" w:color="C9D3DF" w:sz="4"/>
               <w:left w:val="single" w:color="C9D3DF" w:sz="4"/>
@@ -3067,7 +3590,7 @@
         </w:tc>
         <w:tc>
           <w:tcPr>
-            <w:tcW w:type="dxa" w:w="3252"/>
+            <w:tcW w:type="dxa" w:w="3348"/>
             <w:tcBorders>
               <w:top w:val="single" w:color="C9D3DF" w:sz="4"/>
               <w:left w:val="single" w:color="C9D3DF" w:sz="4"/>
@@ -4283,7 +4806,7 @@
             <w:pPr>
               <w:jc w:val="left"/>
             </w:pPr>
-            <w:hyperlink w:history="1" r:id="rIdvhpaljzzysajbhthqfcnj">
+            <w:hyperlink w:history="1" r:id="rIdi_vuucgtzixqenhpfk64y">
               <w:r>
                 <w:rPr>
                   <w:rStyle w:val="Hyperlink"/>
@@ -4382,7 +4905,7 @@
             <w:pPr>
               <w:jc w:val="left"/>
             </w:pPr>
-            <w:hyperlink w:history="1" r:id="rIdi_bvsjwngjnq_ploqjtny">
+            <w:hyperlink w:history="1" r:id="rIdvyb6hax3hd9v-icf2qnlo">
               <w:r>
                 <w:rPr>
                   <w:rStyle w:val="Hyperlink"/>
@@ -4481,7 +5004,7 @@
             <w:pPr>
               <w:jc w:val="left"/>
             </w:pPr>
-            <w:hyperlink w:history="1" r:id="rIdgisaro5spoj8o1vylso6f">
+            <w:hyperlink w:history="1" r:id="rIdeels9otvrqxja0ib7epcz">
               <w:r>
                 <w:rPr>
                   <w:rStyle w:val="Hyperlink"/>
@@ -4580,7 +5103,7 @@
             <w:pPr>
               <w:jc w:val="left"/>
             </w:pPr>
-            <w:hyperlink w:history="1" r:id="rIdqmorfh_wnzaqh48zfif8s">
+            <w:hyperlink w:history="1" r:id="rIdtq-vcekvbrk_cdfdvcali">
               <w:r>
                 <w:rPr>
                   <w:rStyle w:val="Hyperlink"/>
@@ -4679,7 +5202,7 @@
             <w:pPr>
               <w:jc w:val="left"/>
             </w:pPr>
-            <w:hyperlink w:history="1" r:id="rIdovcp4ikyxlpdsplznlbte">
+            <w:hyperlink w:history="1" r:id="rIdl5gmlwredgywxac4zw16l">
               <w:r>
                 <w:rPr>
                   <w:rStyle w:val="Hyperlink"/>
@@ -4778,7 +5301,7 @@
             <w:pPr>
               <w:jc w:val="left"/>
             </w:pPr>
-            <w:hyperlink w:history="1" r:id="rIdzyjv-wcxua5ylk096ieee">
+            <w:hyperlink w:history="1" r:id="rIdfbfw7qc97cv78lauhj9pg">
               <w:r>
                 <w:rPr>
                   <w:rStyle w:val="Hyperlink"/>
@@ -4973,7 +5496,7 @@
             <w:pPr>
               <w:jc w:val="left"/>
             </w:pPr>
-            <w:hyperlink w:history="1" r:id="rIdfg6cjc7jql360btsmkd_v">
+            <w:hyperlink w:history="1" r:id="rIdz5bxlcnxf64_5aeq0xuxc">
               <w:r>
                 <w:rPr>
                   <w:rStyle w:val="Hyperlink"/>
@@ -5072,7 +5595,7 @@
             <w:pPr>
               <w:jc w:val="left"/>
             </w:pPr>
-            <w:hyperlink w:history="1" r:id="rIdvkubvq5el5achfojom8lr">
+            <w:hyperlink w:history="1" r:id="rIdzdxzwspsgs0w6syrllfxb">
               <w:r>
                 <w:rPr>
                   <w:rStyle w:val="Hyperlink"/>
@@ -5171,7 +5694,7 @@
             <w:pPr>
               <w:jc w:val="left"/>
             </w:pPr>
-            <w:hyperlink w:history="1" r:id="rIdr_tcaniu7kvjr32vbsf9g">
+            <w:hyperlink w:history="1" r:id="rIdfd5zbp1pfczcxfsdizzvu">
               <w:r>
                 <w:rPr>
                   <w:rStyle w:val="Hyperlink"/>
@@ -5270,7 +5793,7 @@
             <w:pPr>
               <w:jc w:val="left"/>
             </w:pPr>
-            <w:hyperlink w:history="1" r:id="rIda1vlajkbwjvawmlnavvvw">
+            <w:hyperlink w:history="1" r:id="rIdtcj90t63lby03-exo4pv0">
               <w:r>
                 <w:rPr>
                   <w:rStyle w:val="Hyperlink"/>
@@ -5369,7 +5892,7 @@
             <w:pPr>
               <w:jc w:val="left"/>
             </w:pPr>
-            <w:hyperlink w:history="1" r:id="rIdg3ujhurge-skcupkqxiln">
+            <w:hyperlink w:history="1" r:id="rIdly14jxapzqqfbiwswmpo5">
               <w:r>
                 <w:rPr>
                   <w:rStyle w:val="Hyperlink"/>
@@ -5468,7 +5991,7 @@
             <w:pPr>
               <w:jc w:val="left"/>
             </w:pPr>
-            <w:hyperlink w:history="1" r:id="rId9zrdmdmlqxy3rqur25vwl">
+            <w:hyperlink w:history="1" r:id="rIdr4ywulqd9xetnra84fcuv">
               <w:r>
                 <w:rPr>
                   <w:rStyle w:val="Hyperlink"/>
@@ -5567,7 +6090,7 @@
             <w:pPr>
               <w:jc w:val="left"/>
             </w:pPr>
-            <w:hyperlink w:history="1" r:id="rIdkl4sk1duhqihfleqk7pgn">
+            <w:hyperlink w:history="1" r:id="rIdkxxknrvclmyzvw6plr79b">
               <w:r>
                 <w:rPr>
                   <w:rStyle w:val="Hyperlink"/>
@@ -5666,7 +6189,7 @@
             <w:pPr>
               <w:jc w:val="left"/>
             </w:pPr>
-            <w:hyperlink w:history="1" r:id="rIdyiwunhaqlxci6a86nqfgz">
+            <w:hyperlink w:history="1" r:id="rId_qaneuno1qcm3rgyp590n">
               <w:r>
                 <w:rPr>
                   <w:rStyle w:val="Hyperlink"/>
@@ -6053,7 +6576,7 @@
             <w:pPr>
               <w:jc w:val="left"/>
             </w:pPr>
-            <w:hyperlink w:history="1" r:id="rIdlttmyh5hl6jc9wid7ttsb">
+            <w:hyperlink w:history="1" r:id="rId2vyn_9b6xdzpxvajy-ar3">
               <w:r>
                 <w:rPr>
                   <w:rStyle w:val="Hyperlink"/>
@@ -6392,8 +6915,8 @@
         </w:tblBorders>
       </w:tblPr>
       <w:tblGrid>
-        <w:gridCol w:w="3340"/>
-        <w:gridCol w:w="6864"/>
+        <w:gridCol w:w="3261"/>
+        <w:gridCol w:w="6943"/>
       </w:tblGrid>
       <w:tr>
         <w:trPr>
@@ -6402,7 +6925,7 @@
         </w:trPr>
         <w:tc>
           <w:tcPr>
-            <w:tcW w:type="dxa" w:w="3340"/>
+            <w:tcW w:type="dxa" w:w="3261"/>
             <w:tcBorders>
               <w:top w:val="single" w:color="C9D3DF" w:sz="4"/>
               <w:left w:val="single" w:color="C9D3DF" w:sz="4"/>
@@ -6436,7 +6959,7 @@
         </w:tc>
         <w:tc>
           <w:tcPr>
-            <w:tcW w:type="dxa" w:w="6864"/>
+            <w:tcW w:type="dxa" w:w="6943"/>
             <w:tcBorders>
               <w:top w:val="single" w:color="C9D3DF" w:sz="4"/>
               <w:left w:val="single" w:color="C9D3DF" w:sz="4"/>
@@ -6476,7 +6999,7 @@
         </w:trPr>
         <w:tc>
           <w:tcPr>
-            <w:tcW w:type="dxa" w:w="3340"/>
+            <w:tcW w:type="dxa" w:w="3261"/>
             <w:tcBorders>
               <w:top w:val="single" w:color="C9D3DF" w:sz="4"/>
               <w:left w:val="single" w:color="C9D3DF" w:sz="4"/>
@@ -6506,7 +7029,7 @@
         </w:tc>
         <w:tc>
           <w:tcPr>
-            <w:tcW w:type="dxa" w:w="6864"/>
+            <w:tcW w:type="dxa" w:w="6943"/>
             <w:tcBorders>
               <w:top w:val="single" w:color="C9D3DF" w:sz="4"/>
               <w:left w:val="single" w:color="C9D3DF" w:sz="4"/>
@@ -6542,7 +7065,7 @@
         </w:trPr>
         <w:tc>
           <w:tcPr>
-            <w:tcW w:type="dxa" w:w="3340"/>
+            <w:tcW w:type="dxa" w:w="3261"/>
             <w:tcBorders>
               <w:top w:val="single" w:color="C9D3DF" w:sz="4"/>
               <w:left w:val="single" w:color="C9D3DF" w:sz="4"/>
@@ -6572,7 +7095,7 @@
         </w:tc>
         <w:tc>
           <w:tcPr>
-            <w:tcW w:type="dxa" w:w="6864"/>
+            <w:tcW w:type="dxa" w:w="6943"/>
             <w:tcBorders>
               <w:top w:val="single" w:color="C9D3DF" w:sz="4"/>
               <w:left w:val="single" w:color="C9D3DF" w:sz="4"/>
@@ -6608,7 +7131,7 @@
         </w:trPr>
         <w:tc>
           <w:tcPr>
-            <w:tcW w:type="dxa" w:w="3340"/>
+            <w:tcW w:type="dxa" w:w="3261"/>
             <w:tcBorders>
               <w:top w:val="single" w:color="C9D3DF" w:sz="4"/>
               <w:left w:val="single" w:color="C9D3DF" w:sz="4"/>
@@ -6638,7 +7161,7 @@
         </w:tc>
         <w:tc>
           <w:tcPr>
-            <w:tcW w:type="dxa" w:w="6864"/>
+            <w:tcW w:type="dxa" w:w="6943"/>
             <w:tcBorders>
               <w:top w:val="single" w:color="C9D3DF" w:sz="4"/>
               <w:left w:val="single" w:color="C9D3DF" w:sz="4"/>
@@ -6674,7 +7197,7 @@
         </w:trPr>
         <w:tc>
           <w:tcPr>
-            <w:tcW w:type="dxa" w:w="3340"/>
+            <w:tcW w:type="dxa" w:w="3261"/>
             <w:tcBorders>
               <w:top w:val="single" w:color="C9D3DF" w:sz="4"/>
               <w:left w:val="single" w:color="C9D3DF" w:sz="4"/>
@@ -6704,31 +7227,31 @@
         </w:tc>
         <w:tc>
           <w:tcPr>
-            <w:tcW w:type="dxa" w:w="6864"/>
-            <w:tcBorders>
-              <w:top w:val="single" w:color="C9D3DF" w:sz="4"/>
-              <w:left w:val="single" w:color="C9D3DF" w:sz="4"/>
-              <w:bottom w:val="single" w:color="C9D3DF" w:sz="4"/>
-              <w:right w:val="single" w:color="C9D3DF" w:sz="4"/>
-            </w:tcBorders>
-            <w:tcMar>
-              <w:top w:type="dxa" w:w="50"/>
-              <w:left w:type="dxa" w:w="80"/>
-              <w:bottom w:type="dxa" w:w="50"/>
-              <w:right w:type="dxa" w:w="80"/>
-            </w:tcMar>
-          </w:tcPr>
-          <w:p>
-            <w:pPr>
-              <w:jc w:val="left"/>
-            </w:pPr>
-            <w:r>
-              <w:rPr>
-                <w:rFonts w:ascii="Malgun Gothic" w:cs="Malgun Gothic" w:eastAsia="Malgun Gothic" w:hAnsi="Malgun Gothic"/>
-                <w:sz w:val="17"/>
-                <w:szCs w:val="17"/>
-              </w:rPr>
-              <w:t xml:space="preserve">이혜경 25번 — 지적 68건 중 68건 반영, 이미영 2번 — PC 5건·휴대폰 4건 모두 반영, 조준수 6번 — 6건 모두 반영</w:t>
+            <w:tcW w:type="dxa" w:w="6943"/>
+            <w:tcBorders>
+              <w:top w:val="single" w:color="C9D3DF" w:sz="4"/>
+              <w:left w:val="single" w:color="C9D3DF" w:sz="4"/>
+              <w:bottom w:val="single" w:color="C9D3DF" w:sz="4"/>
+              <w:right w:val="single" w:color="C9D3DF" w:sz="4"/>
+            </w:tcBorders>
+            <w:tcMar>
+              <w:top w:type="dxa" w:w="50"/>
+              <w:left w:type="dxa" w:w="80"/>
+              <w:bottom w:type="dxa" w:w="50"/>
+              <w:right w:type="dxa" w:w="80"/>
+            </w:tcMar>
+          </w:tcPr>
+          <w:p>
+            <w:pPr>
+              <w:jc w:val="left"/>
+            </w:pPr>
+            <w:r>
+              <w:rPr>
+                <w:rFonts w:ascii="Malgun Gothic" w:cs="Malgun Gothic" w:eastAsia="Malgun Gothic" w:hAnsi="Malgun Gothic"/>
+                <w:sz w:val="17"/>
+                <w:szCs w:val="17"/>
+              </w:rPr>
+              <w:t xml:space="preserve">이혜경 25번 — 지적 68건 중 68건 반영, 이미영 2번 — PC 5건·휴대폰 4건 모두 반영, 조준수 10번 — 10건 모두 반영(10/5 노트북·휴대폰 검수·UX/UI 개선 4번 포함)</w:t>
             </w:r>
           </w:p>
         </w:tc>
@@ -6740,7 +7263,7 @@
         </w:trPr>
         <w:tc>
           <w:tcPr>
-            <w:tcW w:type="dxa" w:w="3340"/>
+            <w:tcW w:type="dxa" w:w="3261"/>
             <w:tcBorders>
               <w:top w:val="single" w:color="C9D3DF" w:sz="4"/>
               <w:left w:val="single" w:color="C9D3DF" w:sz="4"/>
@@ -6770,7 +7293,7 @@
         </w:tc>
         <w:tc>
           <w:tcPr>
-            <w:tcW w:type="dxa" w:w="6864"/>
+            <w:tcW w:type="dxa" w:w="6943"/>
             <w:tcBorders>
               <w:top w:val="single" w:color="C9D3DF" w:sz="4"/>
               <w:left w:val="single" w:color="C9D3DF" w:sz="4"/>
@@ -6820,7 +7343,7 @@
           <w:sz w:val="24"/>
           <w:szCs w:val="24"/>
         </w:rPr>
-        <w:t xml:space="preserve">6. 시연영상·발표자료(10/5 제작)</w:t>
+        <w:t xml:space="preserve">6. 시연동영상(제출4)·발표자료(제출5) — 10/5 제작</w:t>
       </w:r>
     </w:p>
     <w:tbl>
@@ -6836,8 +7359,8 @@
         </w:tblBorders>
       </w:tblPr>
       <w:tblGrid>
-        <w:gridCol w:w="1060"/>
-        <w:gridCol w:w="9144"/>
+        <w:gridCol w:w="1260"/>
+        <w:gridCol w:w="8944"/>
       </w:tblGrid>
       <w:tr>
         <w:trPr>
@@ -6846,7 +7369,7 @@
         </w:trPr>
         <w:tc>
           <w:tcPr>
-            <w:tcW w:type="dxa" w:w="1060"/>
+            <w:tcW w:type="dxa" w:w="1260"/>
             <w:tcBorders>
               <w:top w:val="single" w:color="C9D3DF" w:sz="4"/>
               <w:left w:val="single" w:color="C9D3DF" w:sz="4"/>
@@ -6880,7 +7403,7 @@
         </w:tc>
         <w:tc>
           <w:tcPr>
-            <w:tcW w:type="dxa" w:w="9144"/>
+            <w:tcW w:type="dxa" w:w="8944"/>
             <w:tcBorders>
               <w:top w:val="single" w:color="C9D3DF" w:sz="4"/>
               <w:left w:val="single" w:color="C9D3DF" w:sz="4"/>
@@ -6920,7 +7443,7 @@
         </w:trPr>
         <w:tc>
           <w:tcPr>
-            <w:tcW w:type="dxa" w:w="1060"/>
+            <w:tcW w:type="dxa" w:w="1260"/>
             <w:tcBorders>
               <w:top w:val="single" w:color="C9D3DF" w:sz="4"/>
               <w:left w:val="single" w:color="C9D3DF" w:sz="4"/>
@@ -6944,13 +7467,13 @@
                 <w:sz w:val="17"/>
                 <w:szCs w:val="17"/>
               </w:rPr>
-              <w:t xml:space="preserve">시연영상</w:t>
-            </w:r>
-          </w:p>
-        </w:tc>
-        <w:tc>
-          <w:tcPr>
-            <w:tcW w:type="dxa" w:w="9144"/>
+              <w:t xml:space="preserve">시연동영상</w:t>
+            </w:r>
+          </w:p>
+        </w:tc>
+        <w:tc>
+          <w:tcPr>
+            <w:tcW w:type="dxa" w:w="8944"/>
             <w:tcBorders>
               <w:top w:val="single" w:color="C9D3DF" w:sz="4"/>
               <w:left w:val="single" w:color="C9D3DF" w:sz="4"/>
@@ -6986,7 +7509,7 @@
         </w:trPr>
         <w:tc>
           <w:tcPr>
-            <w:tcW w:type="dxa" w:w="1060"/>
+            <w:tcW w:type="dxa" w:w="1260"/>
             <w:tcBorders>
               <w:top w:val="single" w:color="C9D3DF" w:sz="4"/>
               <w:left w:val="single" w:color="C9D3DF" w:sz="4"/>
@@ -7016,7 +7539,7 @@
         </w:tc>
         <w:tc>
           <w:tcPr>
-            <w:tcW w:type="dxa" w:w="9144"/>
+            <w:tcW w:type="dxa" w:w="8944"/>
             <w:tcBorders>
               <w:top w:val="single" w:color="C9D3DF" w:sz="4"/>
               <w:left w:val="single" w:color="C9D3DF" w:sz="4"/>

--- a/deliverables/submission/오이소창원_출처_AI활용_신고서_20261004.docx
+++ b/deliverables/submission/오이소창원_출처_AI활용_신고서_20261004.docx
@@ -908,7 +908,7 @@
                 <w:sz w:val="17"/>
                 <w:szCs w:val="17"/>
               </w:rPr>
-              <w:t xml:space="preserve">UX/UI 개선 4번(조준수, 노트북·휴대폰 검수 후 여백·정렬·카드 높이·입력 폼·질문/답변 배치 정리, 1~6개월 정착 일정 단계 기본 접힘 — 기능 변경 없음, 자동 테스트 127개 통과), 시연동영상(제출4)·발표자료(제출5)</w:t>
+              <w:t xml:space="preserve">UX/UI 개선 5번(조준수, 노트북·휴대폰 검수 후 여백·정렬·카드 높이·입력 폼·질문/답변 배치 정리, 1~6개월 정착 일정 단계 기본 접힘 — 기능 변경 없음, 자동 테스트 127개 통과), 시연동영상(제출4)·발표자료(제출5)</w:t>
             </w:r>
           </w:p>
         </w:tc>
@@ -1057,7 +1057,7 @@
         </w:rPr>
         <w:t xml:space="preserve">날짜별 상세 내역: 저장소 README ‘개발 작업 과정’, GitHub 커밋 기록(</w:t>
       </w:r>
-      <w:hyperlink w:history="1" r:id="rIdi4g7wwtyw724wtp6iaigd">
+      <w:hyperlink w:history="1" r:id="rIdbukqdwztzcg8-bpa6bzfp">
         <w:r>
           <w:rPr>
             <w:rStyle w:val="Hyperlink"/>
@@ -2991,7 +2991,7 @@
               </w:rPr>
               <w:t xml:space="preserve">모델 ID gpt-4.1-mini, 출처 OpenAI(</w:t>
             </w:r>
-            <w:hyperlink w:history="1" r:id="rIdktzbnpchzownjipdgzekz">
+            <w:hyperlink w:history="1" r:id="rIdcsgqc_mp3lwqxv-v4xfbp">
               <w:r>
                 <w:rPr>
                   <w:rStyle w:val="Hyperlink"/>
@@ -4806,7 +4806,7 @@
             <w:pPr>
               <w:jc w:val="left"/>
             </w:pPr>
-            <w:hyperlink w:history="1" r:id="rIdi_vuucgtzixqenhpfk64y">
+            <w:hyperlink w:history="1" r:id="rId1cvaqw5ftszdmy_q3v6w5">
               <w:r>
                 <w:rPr>
                   <w:rStyle w:val="Hyperlink"/>
@@ -4905,7 +4905,7 @@
             <w:pPr>
               <w:jc w:val="left"/>
             </w:pPr>
-            <w:hyperlink w:history="1" r:id="rIdvyb6hax3hd9v-icf2qnlo">
+            <w:hyperlink w:history="1" r:id="rIdp3zl1vkrcnur-9nncunou">
               <w:r>
                 <w:rPr>
                   <w:rStyle w:val="Hyperlink"/>
@@ -5004,7 +5004,7 @@
             <w:pPr>
               <w:jc w:val="left"/>
             </w:pPr>
-            <w:hyperlink w:history="1" r:id="rIdeels9otvrqxja0ib7epcz">
+            <w:hyperlink w:history="1" r:id="rIdsmgk9lx_9ibwrwaouqoif">
               <w:r>
                 <w:rPr>
                   <w:rStyle w:val="Hyperlink"/>
@@ -5103,7 +5103,7 @@
             <w:pPr>
               <w:jc w:val="left"/>
             </w:pPr>
-            <w:hyperlink w:history="1" r:id="rIdtq-vcekvbrk_cdfdvcali">
+            <w:hyperlink w:history="1" r:id="rIdbtxbofxqyuqamzfpj82h8">
               <w:r>
                 <w:rPr>
                   <w:rStyle w:val="Hyperlink"/>
@@ -5202,7 +5202,7 @@
             <w:pPr>
               <w:jc w:val="left"/>
             </w:pPr>
-            <w:hyperlink w:history="1" r:id="rIdl5gmlwredgywxac4zw16l">
+            <w:hyperlink w:history="1" r:id="rIdul-edgbve9vjsw5rvaqel">
               <w:r>
                 <w:rPr>
                   <w:rStyle w:val="Hyperlink"/>
@@ -5301,7 +5301,7 @@
             <w:pPr>
               <w:jc w:val="left"/>
             </w:pPr>
-            <w:hyperlink w:history="1" r:id="rIdfbfw7qc97cv78lauhj9pg">
+            <w:hyperlink w:history="1" r:id="rIdbu4bp2sp10irw8d_hyz1o">
               <w:r>
                 <w:rPr>
                   <w:rStyle w:val="Hyperlink"/>
@@ -5496,7 +5496,7 @@
             <w:pPr>
               <w:jc w:val="left"/>
             </w:pPr>
-            <w:hyperlink w:history="1" r:id="rIdz5bxlcnxf64_5aeq0xuxc">
+            <w:hyperlink w:history="1" r:id="rId3q_v8uef3ktmkfvhkfjk3">
               <w:r>
                 <w:rPr>
                   <w:rStyle w:val="Hyperlink"/>
@@ -5595,7 +5595,7 @@
             <w:pPr>
               <w:jc w:val="left"/>
             </w:pPr>
-            <w:hyperlink w:history="1" r:id="rIdzdxzwspsgs0w6syrllfxb">
+            <w:hyperlink w:history="1" r:id="rIdkmqsnm7ptj7amon9tgybg">
               <w:r>
                 <w:rPr>
                   <w:rStyle w:val="Hyperlink"/>
@@ -5694,7 +5694,7 @@
             <w:pPr>
               <w:jc w:val="left"/>
             </w:pPr>
-            <w:hyperlink w:history="1" r:id="rIdfd5zbp1pfczcxfsdizzvu">
+            <w:hyperlink w:history="1" r:id="rIdljf5yic1vhjksmfqda4-u">
               <w:r>
                 <w:rPr>
                   <w:rStyle w:val="Hyperlink"/>
@@ -5793,7 +5793,7 @@
             <w:pPr>
               <w:jc w:val="left"/>
             </w:pPr>
-            <w:hyperlink w:history="1" r:id="rIdtcj90t63lby03-exo4pv0">
+            <w:hyperlink w:history="1" r:id="rIddr9bgjzpvriipovcmzpqf">
               <w:r>
                 <w:rPr>
                   <w:rStyle w:val="Hyperlink"/>
@@ -5892,7 +5892,7 @@
             <w:pPr>
               <w:jc w:val="left"/>
             </w:pPr>
-            <w:hyperlink w:history="1" r:id="rIdly14jxapzqqfbiwswmpo5">
+            <w:hyperlink w:history="1" r:id="rId0b2efl_e6yuudrpnzhzt8">
               <w:r>
                 <w:rPr>
                   <w:rStyle w:val="Hyperlink"/>
@@ -5991,7 +5991,7 @@
             <w:pPr>
               <w:jc w:val="left"/>
             </w:pPr>
-            <w:hyperlink w:history="1" r:id="rIdr4ywulqd9xetnra84fcuv">
+            <w:hyperlink w:history="1" r:id="rIdzbhahponjswli4h2xpziq">
               <w:r>
                 <w:rPr>
                   <w:rStyle w:val="Hyperlink"/>
@@ -6090,7 +6090,7 @@
             <w:pPr>
               <w:jc w:val="left"/>
             </w:pPr>
-            <w:hyperlink w:history="1" r:id="rIdkxxknrvclmyzvw6plr79b">
+            <w:hyperlink w:history="1" r:id="rId9amnctq8bknwaye4yzqgx">
               <w:r>
                 <w:rPr>
                   <w:rStyle w:val="Hyperlink"/>
@@ -6189,7 +6189,7 @@
             <w:pPr>
               <w:jc w:val="left"/>
             </w:pPr>
-            <w:hyperlink w:history="1" r:id="rId_qaneuno1qcm3rgyp590n">
+            <w:hyperlink w:history="1" r:id="rIdswmmawbm7akymyvdwxnub">
               <w:r>
                 <w:rPr>
                   <w:rStyle w:val="Hyperlink"/>
@@ -6576,7 +6576,7 @@
             <w:pPr>
               <w:jc w:val="left"/>
             </w:pPr>
-            <w:hyperlink w:history="1" r:id="rId2vyn_9b6xdzpxvajy-ar3">
+            <w:hyperlink w:history="1" r:id="rIdfvmctscwzxv7yv48_al5e">
               <w:r>
                 <w:rPr>
                   <w:rStyle w:val="Hyperlink"/>
@@ -7251,7 +7251,7 @@
                 <w:sz w:val="17"/>
                 <w:szCs w:val="17"/>
               </w:rPr>
-              <w:t xml:space="preserve">이혜경 25번 — 지적 68건 중 68건 반영, 이미영 2번 — PC 5건·휴대폰 4건 모두 반영, 조준수 10번 — 10건 모두 반영(10/5 노트북·휴대폰 검수·UX/UI 개선 4번 포함)</w:t>
+              <w:t xml:space="preserve">이혜경 25번 — 지적 68건 중 68건 반영, 이미영 2번 — PC 5건·휴대폰 4건 모두 반영, 조준수 11번 — 11건 모두 반영(10/5 노트북·휴대폰 검수·UX/UI 개선 5번 포함)</w:t>
             </w:r>
           </w:p>
         </w:tc>
